--- a/documents/templates/6_bs(ДКП (Универсальный)).docx
+++ b/documents/templates/6_bs(ДКП (Универсальный)).docx
@@ -3971,7 +3971,23 @@
           <w:sz w:val="20"/>
           <w:szCs w:val="20"/>
         </w:rPr>
-        <w:t>7.2. Настоящий Договор составлен в двух экземплярах, имеющих одинаковую юридическую силу, по одному для каждой Стороны.</w:t>
+        <w:t>7.2. Настоящий Договор составлен в трех экземплярах, имеющих одинаковую юридическую силу, по одному для каждой из Сторон, и один экземпляр для представления в ГИБДД.</w:t>
+      </w:r>
+    </w:p>
+    <w:p>
+      <w:pPr>
+        <w:jc w:val="both"/>
+        <w:rPr>
+          <w:sz w:val="20"/>
+          <w:szCs w:val="20"/>
+        </w:rPr>
+      </w:pPr>
+      <w:r>
+        <w:rPr>
+          <w:sz w:val="20"/>
+          <w:szCs w:val="20"/>
+        </w:rPr>
+        <w:t>7.3. Стороны признают юридическую силу документов (договор, акт, дополнительное соглашение), подписанных с использованием факсимильного воспроизведения подписи уполномоченных лиц.</w:t>
       </w:r>
     </w:p>
     <w:p>
@@ -4056,6 +4072,9 @@
         <w:tc>
           <w:tcPr>
             <w:tcW w:w="5154" w:type="dxa"/>
+            <w:tcBorders>
+              <w:bottom w:val="single" w:sz="4" w:space="0" w:color="auto"/>
+            </w:tcBorders>
             <w:hideMark/>
           </w:tcPr>
           <w:p>
@@ -5066,6 +5085,9 @@
         <w:tc>
           <w:tcPr>
             <w:tcW w:w="5323" w:type="dxa"/>
+            <w:tcBorders>
+              <w:bottom w:val="single" w:sz="4" w:space="0" w:color="auto"/>
+            </w:tcBorders>
             <w:hideMark/>
           </w:tcPr>
           <w:p>
@@ -6061,6 +6083,548 @@
                 <w:lang w:val="en-US"/>
               </w:rPr>
               <w:t>{% endif %}</w:t>
+            </w:r>
+          </w:p>
+        </w:tc>
+      </w:tr>
+      <w:tr>
+        <w:trPr>
+          <w:trHeight w:val="988"/>
+          <w:jc w:val="center"/>
+        </w:trPr>
+        <w:tc>
+          <w:tcPr>
+            <w:tcW w:w="5154" w:type="dxa"/>
+            <w:tcBorders>
+              <w:top w:val="single" w:sz="4" w:space="0" w:color="auto"/>
+              <w:left w:val="nil"/>
+              <w:bottom w:val="nil"/>
+              <w:right w:val="nil"/>
+            </w:tcBorders>
+          </w:tcPr>
+          <w:p>
+            <w:pPr>
+              <w:ind w:left="708" w:hanging="708"/>
+              <w:rPr>
+                <w:sz w:val="18"/>
+                <w:szCs w:val="18"/>
+                <w:lang w:val="en-US"/>
+              </w:rPr>
+            </w:pPr>
+            <w:r>
+              <w:rPr>
+                <w:sz w:val="18"/>
+                <w:szCs w:val="18"/>
+                <w:lang w:val="en-US"/>
+              </w:rPr>
+              <w:t xml:space="preserve">    </w:t>
+            </w:r>
+          </w:p>
+          <w:p>
+            <w:pPr>
+              <w:ind w:left="708" w:hanging="708"/>
+              <w:jc w:val="center"/>
+              <w:rPr>
+                <w:bCs/>
+                <w:sz w:val="20"/>
+                <w:szCs w:val="20"/>
+                <w:lang w:val="en-US"/>
+              </w:rPr>
+            </w:pPr>
+            <w:r>
+              <w:rPr>
+                <w:bCs/>
+                <w:sz w:val="20"/>
+                <w:szCs w:val="20"/>
+                <w:lang w:val="en-US"/>
+              </w:rPr>
+              <w:t xml:space="preserve">{% if </w:t>
+            </w:r>
+            <w:proofErr w:type="spellStart"/>
+            <w:r>
+              <w:rPr>
+                <w:bCs/>
+                <w:sz w:val="20"/>
+                <w:szCs w:val="20"/>
+                <w:lang w:val="en-US"/>
+              </w:rPr>
+              <w:t>seller</w:t>
+            </w:r>
+            <w:r>
+              <w:rPr>
+                <w:bCs/>
+                <w:sz w:val="20"/>
+                <w:szCs w:val="20"/>
+                <w:lang w:val="en-US"/>
+              </w:rPr>
+              <w:t>_type</w:t>
+            </w:r>
+            <w:proofErr w:type="spellEnd"/>
+            <w:r>
+              <w:rPr>
+                <w:bCs/>
+                <w:sz w:val="20"/>
+                <w:szCs w:val="20"/>
+                <w:lang w:val="en-US"/>
+              </w:rPr>
+              <w:t xml:space="preserve"> in ['</w:t>
+            </w:r>
+            <w:proofErr w:type="spellStart"/>
+            <w:r>
+              <w:rPr>
+                <w:bCs/>
+                <w:sz w:val="20"/>
+                <w:szCs w:val="20"/>
+                <w:lang w:val="en-US"/>
+              </w:rPr>
+              <w:t>internal_company</w:t>
+            </w:r>
+            <w:proofErr w:type="spellEnd"/>
+            <w:r>
+              <w:rPr>
+                <w:bCs/>
+                <w:sz w:val="20"/>
+                <w:szCs w:val="20"/>
+                <w:lang w:val="en-US"/>
+              </w:rPr>
+              <w:t>', '</w:t>
+            </w:r>
+            <w:proofErr w:type="spellStart"/>
+            <w:r>
+              <w:rPr>
+                <w:bCs/>
+                <w:sz w:val="20"/>
+                <w:szCs w:val="20"/>
+                <w:lang w:val="en-US"/>
+              </w:rPr>
+              <w:t>external_company</w:t>
+            </w:r>
+            <w:proofErr w:type="spellEnd"/>
+            <w:r>
+              <w:rPr>
+                <w:bCs/>
+                <w:sz w:val="20"/>
+                <w:szCs w:val="20"/>
+                <w:lang w:val="en-US"/>
+              </w:rPr>
+              <w:t xml:space="preserve">'] </w:t>
+            </w:r>
+            <w:proofErr w:type="gramStart"/>
+            <w:r>
+              <w:rPr>
+                <w:bCs/>
+                <w:sz w:val="20"/>
+                <w:szCs w:val="20"/>
+                <w:lang w:val="en-US"/>
+              </w:rPr>
+              <w:t>%}{</w:t>
+            </w:r>
+            <w:proofErr w:type="gramEnd"/>
+            <w:r>
+              <w:rPr>
+                <w:bCs/>
+                <w:sz w:val="20"/>
+                <w:szCs w:val="20"/>
+                <w:lang w:val="en-US"/>
+              </w:rPr>
+              <w:t>{</w:t>
+            </w:r>
+            <w:proofErr w:type="spellStart"/>
+            <w:r>
+              <w:rPr>
+                <w:bCs/>
+                <w:sz w:val="20"/>
+                <w:szCs w:val="20"/>
+                <w:lang w:val="en-US"/>
+              </w:rPr>
+              <w:t>seller</w:t>
+            </w:r>
+            <w:r>
+              <w:rPr>
+                <w:bCs/>
+                <w:sz w:val="20"/>
+                <w:szCs w:val="20"/>
+                <w:lang w:val="en-US"/>
+              </w:rPr>
+              <w:t>_director_position</w:t>
+            </w:r>
+            <w:proofErr w:type="spellEnd"/>
+          </w:p>
+          <w:p>
+            <w:pPr>
+              <w:pStyle w:val="ConsPlusNonformat"/>
+              <w:rPr>
+                <w:rFonts w:ascii="Times New Roman" w:hAnsi="Times New Roman" w:cs="Times New Roman"/>
+              </w:rPr>
+            </w:pPr>
+            <w:proofErr w:type="gramStart"/>
+            <w:r>
+              <w:rPr>
+                <w:rFonts w:ascii="Times New Roman" w:hAnsi="Times New Roman" w:cs="Times New Roman"/>
+                <w:bCs/>
+                <w:lang w:val="en-US"/>
+              </w:rPr>
+              <w:t>}}{</w:t>
+            </w:r>
+            <w:proofErr w:type="gramEnd"/>
+            <w:r>
+              <w:rPr>
+                <w:rFonts w:ascii="Times New Roman" w:hAnsi="Times New Roman" w:cs="Times New Roman"/>
+                <w:bCs/>
+                <w:lang w:val="en-US"/>
+              </w:rPr>
+              <w:t xml:space="preserve">% endif %} </w:t>
+            </w:r>
+            <w:r>
+              <w:rPr>
+                <w:rFonts w:ascii="Times New Roman" w:hAnsi="Times New Roman" w:cs="Times New Roman"/>
+                <w:lang w:val="en-US"/>
+              </w:rPr>
+              <w:t>____________________/</w:t>
+            </w:r>
+            <w:r>
+              <w:rPr>
+                <w:rFonts w:ascii="Times New Roman" w:hAnsi="Times New Roman" w:cs="Times New Roman"/>
+                <w:bCs/>
+                <w:lang w:val="en-US"/>
+              </w:rPr>
+              <w:t>{{</w:t>
+            </w:r>
+            <w:proofErr w:type="spellStart"/>
+            <w:r>
+              <w:rPr>
+                <w:rFonts w:ascii="Times New Roman" w:hAnsi="Times New Roman" w:cs="Times New Roman"/>
+                <w:bCs/>
+                <w:lang w:val="en-US"/>
+              </w:rPr>
+              <w:t>seller</w:t>
+            </w:r>
+            <w:r>
+              <w:rPr>
+                <w:rFonts w:ascii="Times New Roman" w:hAnsi="Times New Roman" w:cs="Times New Roman"/>
+                <w:bCs/>
+                <w:lang w:val="en-US"/>
+              </w:rPr>
+              <w:t>_initials</w:t>
+            </w:r>
+            <w:proofErr w:type="spellEnd"/>
+            <w:r>
+              <w:rPr>
+                <w:rFonts w:ascii="Times New Roman" w:hAnsi="Times New Roman" w:cs="Times New Roman"/>
+                <w:bCs/>
+                <w:lang w:val="en-US"/>
+              </w:rPr>
+              <w:t>}}</w:t>
+            </w:r>
+            <w:r>
+              <w:rPr>
+                <w:rFonts w:ascii="Times New Roman" w:hAnsi="Times New Roman" w:cs="Times New Roman"/>
+                <w:lang w:val="en-US"/>
+              </w:rPr>
+              <w:t>/</w:t>
+            </w:r>
+          </w:p>
+        </w:tc>
+        <w:tc>
+          <w:tcPr>
+            <w:tcW w:w="5323" w:type="dxa"/>
+            <w:tcBorders>
+              <w:top w:val="single" w:sz="4" w:space="0" w:color="auto"/>
+              <w:left w:val="nil"/>
+              <w:bottom w:val="nil"/>
+              <w:right w:val="nil"/>
+            </w:tcBorders>
+          </w:tcPr>
+          <w:p>
+            <w:pPr>
+              <w:ind w:left="708" w:hanging="708"/>
+              <w:rPr>
+                <w:sz w:val="18"/>
+                <w:szCs w:val="18"/>
+                <w:lang w:val="en-US"/>
+              </w:rPr>
+            </w:pPr>
+            <w:r>
+              <w:rPr>
+                <w:sz w:val="18"/>
+                <w:szCs w:val="18"/>
+                <w:lang w:val="en-US"/>
+              </w:rPr>
+              <w:t xml:space="preserve">    </w:t>
+            </w:r>
+          </w:p>
+          <w:p>
+            <w:pPr>
+              <w:ind w:left="708" w:hanging="708"/>
+              <w:jc w:val="center"/>
+              <w:rPr>
+                <w:bCs/>
+                <w:sz w:val="20"/>
+                <w:szCs w:val="20"/>
+                <w:lang w:val="en-US"/>
+              </w:rPr>
+            </w:pPr>
+            <w:r>
+              <w:rPr>
+                <w:bCs/>
+                <w:sz w:val="20"/>
+                <w:szCs w:val="20"/>
+                <w:lang w:val="en-US"/>
+              </w:rPr>
+              <w:t xml:space="preserve">{% if </w:t>
+            </w:r>
+            <w:proofErr w:type="spellStart"/>
+            <w:r>
+              <w:rPr>
+                <w:bCs/>
+                <w:sz w:val="20"/>
+                <w:szCs w:val="20"/>
+                <w:lang w:val="en-US"/>
+              </w:rPr>
+              <w:t>buyer_type</w:t>
+            </w:r>
+            <w:proofErr w:type="spellEnd"/>
+            <w:r>
+              <w:rPr>
+                <w:bCs/>
+                <w:sz w:val="20"/>
+                <w:szCs w:val="20"/>
+                <w:lang w:val="en-US"/>
+              </w:rPr>
+              <w:t xml:space="preserve"> in ['</w:t>
+            </w:r>
+            <w:proofErr w:type="spellStart"/>
+            <w:r>
+              <w:rPr>
+                <w:bCs/>
+                <w:sz w:val="20"/>
+                <w:szCs w:val="20"/>
+                <w:lang w:val="en-US"/>
+              </w:rPr>
+              <w:t>internal_company</w:t>
+            </w:r>
+            <w:proofErr w:type="spellEnd"/>
+            <w:r>
+              <w:rPr>
+                <w:bCs/>
+                <w:sz w:val="20"/>
+                <w:szCs w:val="20"/>
+                <w:lang w:val="en-US"/>
+              </w:rPr>
+              <w:t>', '</w:t>
+            </w:r>
+            <w:proofErr w:type="spellStart"/>
+            <w:r>
+              <w:rPr>
+                <w:bCs/>
+                <w:sz w:val="20"/>
+                <w:szCs w:val="20"/>
+                <w:lang w:val="en-US"/>
+              </w:rPr>
+              <w:t>external_company</w:t>
+            </w:r>
+            <w:proofErr w:type="spellEnd"/>
+            <w:r>
+              <w:rPr>
+                <w:bCs/>
+                <w:sz w:val="20"/>
+                <w:szCs w:val="20"/>
+                <w:lang w:val="en-US"/>
+              </w:rPr>
+              <w:t xml:space="preserve">'] </w:t>
+            </w:r>
+            <w:proofErr w:type="gramStart"/>
+            <w:r>
+              <w:rPr>
+                <w:bCs/>
+                <w:sz w:val="20"/>
+                <w:szCs w:val="20"/>
+                <w:lang w:val="en-US"/>
+              </w:rPr>
+              <w:t>%}{</w:t>
+            </w:r>
+            <w:proofErr w:type="gramEnd"/>
+            <w:r>
+              <w:rPr>
+                <w:bCs/>
+                <w:sz w:val="20"/>
+                <w:szCs w:val="20"/>
+                <w:lang w:val="en-US"/>
+              </w:rPr>
+              <w:t>{</w:t>
+            </w:r>
+            <w:proofErr w:type="spellStart"/>
+            <w:r>
+              <w:rPr>
+                <w:bCs/>
+                <w:sz w:val="20"/>
+                <w:szCs w:val="20"/>
+                <w:lang w:val="en-US"/>
+              </w:rPr>
+              <w:t>buyer_director_position</w:t>
+            </w:r>
+            <w:proofErr w:type="spellEnd"/>
+          </w:p>
+          <w:p>
+            <w:pPr>
+              <w:pStyle w:val="ConsPlusNonformat"/>
+              <w:rPr>
+                <w:rFonts w:ascii="Times New Roman" w:hAnsi="Times New Roman" w:cs="Times New Roman"/>
+                <w:lang w:val="en-US"/>
+              </w:rPr>
+            </w:pPr>
+            <w:proofErr w:type="gramStart"/>
+            <w:r>
+              <w:rPr>
+                <w:rFonts w:ascii="Times New Roman" w:hAnsi="Times New Roman" w:cs="Times New Roman"/>
+                <w:bCs/>
+                <w:lang w:val="en-US"/>
+              </w:rPr>
+              <w:t>}}{</w:t>
+            </w:r>
+            <w:proofErr w:type="gramEnd"/>
+            <w:r>
+              <w:rPr>
+                <w:rFonts w:ascii="Times New Roman" w:hAnsi="Times New Roman" w:cs="Times New Roman"/>
+                <w:bCs/>
+                <w:lang w:val="en-US"/>
+              </w:rPr>
+              <w:t xml:space="preserve">% endif %} </w:t>
+            </w:r>
+            <w:r>
+              <w:rPr>
+                <w:rFonts w:ascii="Times New Roman" w:hAnsi="Times New Roman" w:cs="Times New Roman"/>
+                <w:lang w:val="en-US"/>
+              </w:rPr>
+              <w:t>____________________/</w:t>
+            </w:r>
+            <w:r>
+              <w:rPr>
+                <w:rFonts w:ascii="Times New Roman" w:hAnsi="Times New Roman" w:cs="Times New Roman"/>
+                <w:bCs/>
+                <w:lang w:val="en-US"/>
+              </w:rPr>
+              <w:t>{{</w:t>
+            </w:r>
+            <w:proofErr w:type="spellStart"/>
+            <w:r>
+              <w:rPr>
+                <w:rFonts w:ascii="Times New Roman" w:hAnsi="Times New Roman" w:cs="Times New Roman"/>
+                <w:bCs/>
+                <w:lang w:val="en-US"/>
+              </w:rPr>
+              <w:t>buyer_initials</w:t>
+            </w:r>
+            <w:proofErr w:type="spellEnd"/>
+            <w:r>
+              <w:rPr>
+                <w:rFonts w:ascii="Times New Roman" w:hAnsi="Times New Roman" w:cs="Times New Roman"/>
+                <w:bCs/>
+                <w:lang w:val="en-US"/>
+              </w:rPr>
+              <w:t>}}</w:t>
+            </w:r>
+            <w:r>
+              <w:rPr>
+                <w:rFonts w:ascii="Times New Roman" w:hAnsi="Times New Roman" w:cs="Times New Roman"/>
+                <w:lang w:val="en-US"/>
+              </w:rPr>
+              <w:t>/</w:t>
+            </w:r>
+          </w:p>
+        </w:tc>
+      </w:tr>
+      <w:tr>
+        <w:trPr>
+          <w:trHeight w:val="147"/>
+          <w:jc w:val="center"/>
+        </w:trPr>
+        <w:tc>
+          <w:tcPr>
+            <w:tcW w:w="5154" w:type="dxa"/>
+            <w:tcBorders>
+              <w:top w:val="nil"/>
+              <w:left w:val="nil"/>
+              <w:bottom w:val="nil"/>
+              <w:right w:val="nil"/>
+            </w:tcBorders>
+          </w:tcPr>
+          <w:p>
+            <w:pPr>
+              <w:ind w:left="708" w:hanging="708"/>
+              <w:jc w:val="center"/>
+              <w:rPr>
+                <w:sz w:val="18"/>
+                <w:szCs w:val="18"/>
+                <w:lang w:val="en-US"/>
+              </w:rPr>
+            </w:pPr>
+            <w:r>
+              <w:rPr>
+                <w:sz w:val="18"/>
+                <w:szCs w:val="18"/>
+              </w:rPr>
+              <w:t xml:space="preserve">                          (</w:t>
+            </w:r>
+            <w:proofErr w:type="gramStart"/>
+            <w:r>
+              <w:rPr>
+                <w:sz w:val="18"/>
+                <w:szCs w:val="18"/>
+              </w:rPr>
+              <w:t xml:space="preserve">Подпись)   </w:t>
+            </w:r>
+            <w:proofErr w:type="gramEnd"/>
+            <w:r>
+              <w:rPr>
+                <w:sz w:val="18"/>
+                <w:szCs w:val="18"/>
+              </w:rPr>
+              <w:t xml:space="preserve">             (Ф.И.О)</w:t>
+            </w:r>
+          </w:p>
+        </w:tc>
+        <w:tc>
+          <w:tcPr>
+            <w:tcW w:w="5323" w:type="dxa"/>
+            <w:tcBorders>
+              <w:top w:val="nil"/>
+              <w:left w:val="nil"/>
+              <w:bottom w:val="nil"/>
+              <w:right w:val="nil"/>
+            </w:tcBorders>
+          </w:tcPr>
+          <w:p>
+            <w:pPr>
+              <w:ind w:left="708" w:hanging="708"/>
+              <w:jc w:val="center"/>
+              <w:rPr>
+                <w:sz w:val="18"/>
+                <w:szCs w:val="18"/>
+              </w:rPr>
+            </w:pPr>
+            <w:r>
+              <w:rPr>
+                <w:sz w:val="18"/>
+                <w:szCs w:val="18"/>
+              </w:rPr>
+              <w:t xml:space="preserve">                          (</w:t>
+            </w:r>
+            <w:proofErr w:type="gramStart"/>
+            <w:r>
+              <w:rPr>
+                <w:sz w:val="18"/>
+                <w:szCs w:val="18"/>
+              </w:rPr>
+              <w:t xml:space="preserve">Подпись)   </w:t>
+            </w:r>
+            <w:proofErr w:type="gramEnd"/>
+            <w:r>
+              <w:rPr>
+                <w:sz w:val="18"/>
+                <w:szCs w:val="18"/>
+              </w:rPr>
+              <w:t xml:space="preserve">             (Ф.И.О)</w:t>
             </w:r>
           </w:p>
         </w:tc>
@@ -6068,338 +6632,26 @@
     </w:tbl>
     <w:p>
       <w:pPr>
-        <w:widowControl w:val="0"/>
-        <w:autoSpaceDE w:val="0"/>
-        <w:autoSpaceDN w:val="0"/>
-        <w:adjustRightInd w:val="0"/>
-        <w:jc w:val="both"/>
+        <w:jc w:val="right"/>
+        <w:rPr>
+          <w:i/>
+          <w:iCs/>
+          <w:sz w:val="20"/>
+          <w:szCs w:val="20"/>
+        </w:rPr>
+      </w:pPr>
+      <w:r>
         <w:rPr>
           <w:color w:val="000000"/>
           <w:sz w:val="20"/>
           <w:szCs w:val="20"/>
-          <w:lang w:val="en-US"/>
-        </w:rPr>
-      </w:pPr>
-      <w:r>
-        <w:rPr>
-          <w:color w:val="000000"/>
-          <w:sz w:val="20"/>
-          <w:szCs w:val="20"/>
-          <w:lang w:val="en-US"/>
-        </w:rPr>
-        <w:t xml:space="preserve">    </w:t>
-      </w:r>
-    </w:p>
-    <w:p>
-      <w:pPr>
-        <w:widowControl w:val="0"/>
-        <w:autoSpaceDE w:val="0"/>
-        <w:autoSpaceDN w:val="0"/>
-        <w:adjustRightInd w:val="0"/>
-        <w:jc w:val="both"/>
-        <w:rPr>
-          <w:color w:val="000000"/>
-          <w:sz w:val="20"/>
-          <w:szCs w:val="20"/>
-          <w:lang w:val="en-US"/>
-        </w:rPr>
-      </w:pPr>
-      <w:r>
-        <w:rPr>
-          <w:color w:val="000000"/>
-          <w:sz w:val="20"/>
-          <w:szCs w:val="20"/>
-          <w:lang w:val="en-US"/>
-        </w:rPr>
-        <w:t>____________________________/</w:t>
-      </w:r>
-      <w:r>
-        <w:rPr>
-          <w:color w:val="000000"/>
-          <w:sz w:val="20"/>
-          <w:szCs w:val="20"/>
-          <w:lang w:val="en-US"/>
-        </w:rPr>
-        <w:t>{{</w:t>
-      </w:r>
-      <w:proofErr w:type="spellStart"/>
-      <w:r>
-        <w:rPr>
-          <w:color w:val="000000"/>
-          <w:sz w:val="20"/>
-          <w:szCs w:val="20"/>
-          <w:lang w:val="en-US"/>
-        </w:rPr>
-        <w:t>seller_initials</w:t>
-      </w:r>
-      <w:proofErr w:type="spellEnd"/>
-      <w:r>
-        <w:rPr>
-          <w:color w:val="000000"/>
-          <w:sz w:val="20"/>
-          <w:szCs w:val="20"/>
-          <w:lang w:val="en-US"/>
-        </w:rPr>
-        <w:t>}}</w:t>
-      </w:r>
-      <w:r>
-        <w:rPr>
-          <w:color w:val="000000"/>
-          <w:sz w:val="20"/>
-          <w:szCs w:val="20"/>
-          <w:lang w:val="en-US"/>
-        </w:rPr>
-        <w:t xml:space="preserve">/             </w:t>
-      </w:r>
-      <w:r>
-        <w:rPr>
-          <w:color w:val="000000"/>
-          <w:sz w:val="20"/>
-          <w:szCs w:val="20"/>
-          <w:lang w:val="en-US"/>
-        </w:rPr>
-        <w:t xml:space="preserve">    </w:t>
-      </w:r>
-      <w:r>
-        <w:rPr>
-          <w:color w:val="000000"/>
-          <w:sz w:val="20"/>
-          <w:szCs w:val="20"/>
-          <w:lang w:val="en-US"/>
-        </w:rPr>
-        <w:t>_____________________________/</w:t>
-      </w:r>
-      <w:r>
-        <w:rPr>
-          <w:color w:val="000000"/>
-          <w:sz w:val="20"/>
-          <w:szCs w:val="20"/>
-          <w:lang w:val="en-US"/>
-        </w:rPr>
-        <w:t>{{</w:t>
-      </w:r>
-      <w:proofErr w:type="spellStart"/>
-      <w:r>
-        <w:rPr>
-          <w:color w:val="000000"/>
-          <w:sz w:val="20"/>
-          <w:szCs w:val="20"/>
-          <w:lang w:val="en-US"/>
-        </w:rPr>
-        <w:t>buyer_initials</w:t>
-      </w:r>
-      <w:proofErr w:type="spellEnd"/>
-      <w:r>
-        <w:rPr>
-          <w:color w:val="000000"/>
-          <w:sz w:val="20"/>
-          <w:szCs w:val="20"/>
-          <w:lang w:val="en-US"/>
-        </w:rPr>
-        <w:t>}}</w:t>
-      </w:r>
-      <w:r>
-        <w:rPr>
-          <w:color w:val="000000"/>
-          <w:sz w:val="20"/>
-          <w:szCs w:val="20"/>
-          <w:lang w:val="en-US"/>
-        </w:rPr>
-        <w:t>/</w:t>
-      </w:r>
-    </w:p>
-    <w:p>
-      <w:pPr>
-        <w:jc w:val="both"/>
-        <w:rPr>
-          <w:color w:val="000000"/>
-          <w:sz w:val="20"/>
-          <w:szCs w:val="20"/>
-        </w:rPr>
-      </w:pPr>
-      <w:r>
-        <w:rPr>
-          <w:color w:val="000000"/>
-          <w:sz w:val="20"/>
-          <w:szCs w:val="20"/>
-        </w:rPr>
-        <w:t xml:space="preserve">                           </w:t>
-      </w:r>
-      <w:r>
-        <w:rPr>
-          <w:color w:val="000000"/>
-          <w:sz w:val="20"/>
-          <w:szCs w:val="20"/>
-        </w:rPr>
-        <w:t>(</w:t>
-      </w:r>
-      <w:proofErr w:type="gramStart"/>
-      <w:r>
-        <w:rPr>
-          <w:color w:val="000000"/>
-          <w:sz w:val="20"/>
-          <w:szCs w:val="20"/>
-        </w:rPr>
-        <w:t>подпись</w:t>
-      </w:r>
-      <w:r>
-        <w:rPr>
-          <w:color w:val="000000"/>
-          <w:sz w:val="20"/>
-          <w:szCs w:val="20"/>
-        </w:rPr>
-        <w:t xml:space="preserve">)   </w:t>
-      </w:r>
-      <w:proofErr w:type="gramEnd"/>
-      <w:r>
-        <w:rPr>
-          <w:color w:val="000000"/>
-          <w:sz w:val="20"/>
-          <w:szCs w:val="20"/>
-        </w:rPr>
-        <w:t xml:space="preserve">                   (</w:t>
-      </w:r>
-      <w:r>
-        <w:rPr>
-          <w:color w:val="000000"/>
-          <w:sz w:val="20"/>
-          <w:szCs w:val="20"/>
-        </w:rPr>
-        <w:t>Ф</w:t>
-      </w:r>
-      <w:r>
-        <w:rPr>
-          <w:color w:val="000000"/>
-          <w:sz w:val="20"/>
-          <w:szCs w:val="20"/>
-        </w:rPr>
-        <w:t>.</w:t>
-      </w:r>
-      <w:r>
-        <w:rPr>
-          <w:color w:val="000000"/>
-          <w:sz w:val="20"/>
-          <w:szCs w:val="20"/>
-        </w:rPr>
-        <w:t>И</w:t>
-      </w:r>
-      <w:r>
-        <w:rPr>
-          <w:color w:val="000000"/>
-          <w:sz w:val="20"/>
-          <w:szCs w:val="20"/>
-        </w:rPr>
-        <w:t>.</w:t>
-      </w:r>
-      <w:r>
-        <w:rPr>
-          <w:color w:val="000000"/>
-          <w:sz w:val="20"/>
-          <w:szCs w:val="20"/>
-        </w:rPr>
-        <w:t>О</w:t>
-      </w:r>
-      <w:r>
-        <w:rPr>
-          <w:color w:val="000000"/>
-          <w:sz w:val="20"/>
-          <w:szCs w:val="20"/>
-        </w:rPr>
-        <w:t xml:space="preserve">.)            </w:t>
-      </w:r>
-      <w:r>
-        <w:rPr>
-          <w:color w:val="000000"/>
-          <w:sz w:val="20"/>
-          <w:szCs w:val="20"/>
-        </w:rPr>
-        <w:t xml:space="preserve"> </w:t>
-      </w:r>
-      <w:r>
-        <w:rPr>
-          <w:color w:val="000000"/>
-          <w:sz w:val="20"/>
-          <w:szCs w:val="20"/>
-        </w:rPr>
-        <w:t xml:space="preserve">               </w:t>
-      </w:r>
-      <w:r>
-        <w:rPr>
-          <w:color w:val="000000"/>
-          <w:sz w:val="20"/>
-          <w:szCs w:val="20"/>
-        </w:rPr>
-        <w:t xml:space="preserve">                      </w:t>
-      </w:r>
-      <w:r>
-        <w:rPr>
-          <w:color w:val="000000"/>
-          <w:sz w:val="20"/>
-          <w:szCs w:val="20"/>
-        </w:rPr>
-        <w:t xml:space="preserve">  </w:t>
-      </w:r>
-      <w:r>
-        <w:rPr>
-          <w:color w:val="000000"/>
-          <w:sz w:val="20"/>
-          <w:szCs w:val="20"/>
-        </w:rPr>
-        <w:t>(</w:t>
-      </w:r>
-      <w:proofErr w:type="gramStart"/>
-      <w:r>
-        <w:rPr>
-          <w:color w:val="000000"/>
-          <w:sz w:val="20"/>
-          <w:szCs w:val="20"/>
-        </w:rPr>
-        <w:t xml:space="preserve">подпись)   </w:t>
-      </w:r>
-      <w:proofErr w:type="gramEnd"/>
-      <w:r>
-        <w:rPr>
-          <w:color w:val="000000"/>
-          <w:sz w:val="20"/>
-          <w:szCs w:val="20"/>
-        </w:rPr>
-        <w:t xml:space="preserve">               </w:t>
-      </w:r>
-      <w:r>
-        <w:rPr>
-          <w:color w:val="000000"/>
-          <w:sz w:val="20"/>
-          <w:szCs w:val="20"/>
-        </w:rPr>
-        <w:t xml:space="preserve">    </w:t>
-      </w:r>
-      <w:r>
-        <w:rPr>
-          <w:color w:val="000000"/>
-          <w:sz w:val="20"/>
-          <w:szCs w:val="20"/>
-        </w:rPr>
-        <w:t>(Ф.И.О.)</w:t>
-      </w:r>
-    </w:p>
-    <w:p>
-      <w:pPr>
-        <w:jc w:val="right"/>
-        <w:rPr>
-          <w:sz w:val="20"/>
-          <w:szCs w:val="20"/>
-        </w:rPr>
-      </w:pPr>
-      <w:r>
-        <w:rPr>
-          <w:color w:val="000000"/>
-          <w:sz w:val="20"/>
-          <w:szCs w:val="20"/>
         </w:rPr>
         <w:br w:type="page"/>
       </w:r>
       <w:r>
         <w:rPr>
+          <w:i/>
+          <w:iCs/>
           <w:sz w:val="20"/>
           <w:szCs w:val="20"/>
         </w:rPr>
@@ -6409,6 +6661,8 @@
       <w:hyperlink r:id="rId7" w:tooltip="Форма: Договор купли-продажи транспортных средств между юридическими лицами (Подготовлен для системы КонсультантПлюс, 2017){КонсультантПлюс}" w:history="1">
         <w:r>
           <w:rPr>
+            <w:i/>
+            <w:iCs/>
             <w:color w:val="0000FF"/>
             <w:sz w:val="20"/>
             <w:szCs w:val="20"/>
@@ -6419,6 +6673,8 @@
       </w:hyperlink>
       <w:r>
         <w:rPr>
+          <w:i/>
+          <w:iCs/>
           <w:sz w:val="20"/>
           <w:szCs w:val="20"/>
         </w:rPr>
@@ -6433,12 +6689,16 @@
         <w:adjustRightInd w:val="0"/>
         <w:jc w:val="right"/>
         <w:rPr>
+          <w:i/>
+          <w:iCs/>
           <w:sz w:val="20"/>
           <w:szCs w:val="20"/>
         </w:rPr>
       </w:pPr>
       <w:r>
         <w:rPr>
+          <w:i/>
+          <w:iCs/>
           <w:sz w:val="20"/>
           <w:szCs w:val="20"/>
         </w:rPr>
@@ -6446,6 +6706,8 @@
       </w:r>
       <w:r>
         <w:rPr>
+          <w:i/>
+          <w:iCs/>
           <w:sz w:val="20"/>
           <w:szCs w:val="20"/>
         </w:rPr>
@@ -6453,6 +6715,8 @@
       </w:r>
       <w:r>
         <w:rPr>
+          <w:i/>
+          <w:iCs/>
           <w:sz w:val="20"/>
           <w:szCs w:val="20"/>
         </w:rPr>
@@ -6460,6 +6724,8 @@
       </w:r>
       <w:r>
         <w:rPr>
+          <w:i/>
+          <w:iCs/>
           <w:sz w:val="20"/>
           <w:szCs w:val="20"/>
           <w:lang w:val="en-US"/>
@@ -6468,6 +6734,8 @@
       </w:r>
       <w:r>
         <w:rPr>
+          <w:i/>
+          <w:iCs/>
           <w:sz w:val="20"/>
           <w:szCs w:val="20"/>
         </w:rPr>
@@ -6475,6 +6743,8 @@
       </w:r>
       <w:r>
         <w:rPr>
+          <w:i/>
+          <w:iCs/>
           <w:sz w:val="20"/>
           <w:szCs w:val="20"/>
           <w:lang w:val="en-US"/>
@@ -6483,6 +6753,8 @@
       </w:r>
       <w:r>
         <w:rPr>
+          <w:i/>
+          <w:iCs/>
           <w:sz w:val="20"/>
           <w:szCs w:val="20"/>
         </w:rPr>
@@ -6490,6 +6762,8 @@
       </w:r>
       <w:r>
         <w:rPr>
+          <w:i/>
+          <w:iCs/>
           <w:sz w:val="20"/>
           <w:szCs w:val="20"/>
         </w:rPr>
@@ -6497,7 +6771,8 @@
       </w:r>
       <w:r>
         <w:rPr>
-          <w:b/>
+          <w:i/>
+          <w:iCs/>
           <w:sz w:val="20"/>
           <w:szCs w:val="20"/>
         </w:rPr>
@@ -6505,7 +6780,8 @@
       </w:r>
       <w:r>
         <w:rPr>
-          <w:b/>
+          <w:i/>
+          <w:iCs/>
           <w:sz w:val="20"/>
           <w:szCs w:val="20"/>
         </w:rPr>
@@ -6513,7 +6789,8 @@
       </w:r>
       <w:r>
         <w:rPr>
-          <w:b/>
+          <w:i/>
+          <w:iCs/>
           <w:sz w:val="20"/>
           <w:szCs w:val="20"/>
           <w:lang w:val="en-US"/>
@@ -6522,7 +6799,8 @@
       </w:r>
       <w:r>
         <w:rPr>
-          <w:b/>
+          <w:i/>
+          <w:iCs/>
           <w:sz w:val="20"/>
           <w:szCs w:val="20"/>
         </w:rPr>
@@ -6530,7 +6808,8 @@
       </w:r>
       <w:r>
         <w:rPr>
-          <w:b/>
+          <w:i/>
+          <w:iCs/>
           <w:sz w:val="20"/>
           <w:szCs w:val="20"/>
           <w:lang w:val="en-US"/>
@@ -6539,7 +6818,8 @@
       </w:r>
       <w:r>
         <w:rPr>
-          <w:b/>
+          <w:i/>
+          <w:iCs/>
           <w:sz w:val="20"/>
           <w:szCs w:val="20"/>
         </w:rPr>
@@ -6778,7 +7058,6 @@
           <w:bCs/>
           <w:sz w:val="20"/>
           <w:szCs w:val="20"/>
-          <w:lang w:val="en-US"/>
         </w:rPr>
       </w:pPr>
       <w:r>
@@ -6786,7 +7065,6 @@
           <w:bCs/>
           <w:sz w:val="20"/>
           <w:szCs w:val="20"/>
-          <w:lang w:val="en-US"/>
         </w:rPr>
         <w:t xml:space="preserve">{% </w:t>
       </w:r>
@@ -6804,10 +7082,519 @@
           <w:bCs/>
           <w:sz w:val="20"/>
           <w:szCs w:val="20"/>
-          <w:lang w:val="en-US"/>
         </w:rPr>
         <w:t xml:space="preserve"> </w:t>
       </w:r>
+      <w:r>
+        <w:rPr>
+          <w:bCs/>
+          <w:sz w:val="20"/>
+          <w:szCs w:val="20"/>
+          <w:lang w:val="en-US"/>
+        </w:rPr>
+        <w:t>seller</w:t>
+      </w:r>
+      <w:r>
+        <w:rPr>
+          <w:bCs/>
+          <w:sz w:val="20"/>
+          <w:szCs w:val="20"/>
+        </w:rPr>
+        <w:t>_</w:t>
+      </w:r>
+      <w:r>
+        <w:rPr>
+          <w:bCs/>
+          <w:sz w:val="20"/>
+          <w:szCs w:val="20"/>
+          <w:lang w:val="en-US"/>
+        </w:rPr>
+        <w:t>type</w:t>
+      </w:r>
+      <w:r>
+        <w:rPr>
+          <w:bCs/>
+          <w:sz w:val="20"/>
+          <w:szCs w:val="20"/>
+        </w:rPr>
+        <w:t xml:space="preserve"> </w:t>
+      </w:r>
+      <w:r>
+        <w:rPr>
+          <w:bCs/>
+          <w:sz w:val="20"/>
+          <w:szCs w:val="20"/>
+          <w:lang w:val="en-US"/>
+        </w:rPr>
+        <w:t>in</w:t>
+      </w:r>
+      <w:r>
+        <w:rPr>
+          <w:bCs/>
+          <w:sz w:val="20"/>
+          <w:szCs w:val="20"/>
+        </w:rPr>
+        <w:t xml:space="preserve"> ['</w:t>
+      </w:r>
+      <w:r>
+        <w:rPr>
+          <w:bCs/>
+          <w:sz w:val="20"/>
+          <w:szCs w:val="20"/>
+          <w:lang w:val="en-US"/>
+        </w:rPr>
+        <w:t>internal</w:t>
+      </w:r>
+      <w:r>
+        <w:rPr>
+          <w:bCs/>
+          <w:sz w:val="20"/>
+          <w:szCs w:val="20"/>
+        </w:rPr>
+        <w:t>_</w:t>
+      </w:r>
+      <w:r>
+        <w:rPr>
+          <w:bCs/>
+          <w:sz w:val="20"/>
+          <w:szCs w:val="20"/>
+          <w:lang w:val="en-US"/>
+        </w:rPr>
+        <w:t>company</w:t>
+      </w:r>
+      <w:r>
+        <w:rPr>
+          <w:bCs/>
+          <w:sz w:val="20"/>
+          <w:szCs w:val="20"/>
+        </w:rPr>
+        <w:t>', '</w:t>
+      </w:r>
+      <w:r>
+        <w:rPr>
+          <w:bCs/>
+          <w:sz w:val="20"/>
+          <w:szCs w:val="20"/>
+          <w:lang w:val="en-US"/>
+        </w:rPr>
+        <w:t>external</w:t>
+      </w:r>
+      <w:r>
+        <w:rPr>
+          <w:bCs/>
+          <w:sz w:val="20"/>
+          <w:szCs w:val="20"/>
+        </w:rPr>
+        <w:t>_</w:t>
+      </w:r>
+      <w:r>
+        <w:rPr>
+          <w:bCs/>
+          <w:sz w:val="20"/>
+          <w:szCs w:val="20"/>
+          <w:lang w:val="en-US"/>
+        </w:rPr>
+        <w:t>company</w:t>
+      </w:r>
+      <w:r>
+        <w:rPr>
+          <w:bCs/>
+          <w:sz w:val="20"/>
+          <w:szCs w:val="20"/>
+        </w:rPr>
+        <w:t>'] %}</w:t>
+      </w:r>
+      <w:r>
+        <w:rPr>
+          <w:b/>
+          <w:sz w:val="20"/>
+          <w:szCs w:val="20"/>
+        </w:rPr>
+        <w:t>Общество</w:t>
+      </w:r>
+      <w:r>
+        <w:rPr>
+          <w:b/>
+          <w:sz w:val="20"/>
+          <w:szCs w:val="20"/>
+        </w:rPr>
+        <w:t xml:space="preserve"> </w:t>
+      </w:r>
+      <w:r>
+        <w:rPr>
+          <w:b/>
+          <w:sz w:val="20"/>
+          <w:szCs w:val="20"/>
+        </w:rPr>
+        <w:t>с</w:t>
+      </w:r>
+      <w:r>
+        <w:rPr>
+          <w:b/>
+          <w:sz w:val="20"/>
+          <w:szCs w:val="20"/>
+        </w:rPr>
+        <w:t xml:space="preserve"> </w:t>
+      </w:r>
+      <w:r>
+        <w:rPr>
+          <w:b/>
+          <w:sz w:val="20"/>
+          <w:szCs w:val="20"/>
+        </w:rPr>
+        <w:t>ограниченной</w:t>
+      </w:r>
+      <w:r>
+        <w:rPr>
+          <w:b/>
+          <w:sz w:val="20"/>
+          <w:szCs w:val="20"/>
+        </w:rPr>
+        <w:t xml:space="preserve"> </w:t>
+      </w:r>
+      <w:r>
+        <w:rPr>
+          <w:b/>
+          <w:sz w:val="20"/>
+          <w:szCs w:val="20"/>
+        </w:rPr>
+        <w:t>ответственностью</w:t>
+      </w:r>
+      <w:r>
+        <w:rPr>
+          <w:bCs/>
+          <w:sz w:val="20"/>
+          <w:szCs w:val="20"/>
+        </w:rPr>
+        <w:t xml:space="preserve"> </w:t>
+      </w:r>
+      <w:r>
+        <w:rPr>
+          <w:b/>
+          <w:sz w:val="20"/>
+          <w:szCs w:val="20"/>
+        </w:rPr>
+        <w:t xml:space="preserve">«{{ </w:t>
+      </w:r>
+      <w:r>
+        <w:rPr>
+          <w:b/>
+          <w:sz w:val="20"/>
+          <w:szCs w:val="20"/>
+          <w:lang w:val="en-US"/>
+        </w:rPr>
+        <w:t>seller</w:t>
+      </w:r>
+      <w:r>
+        <w:rPr>
+          <w:b/>
+          <w:sz w:val="20"/>
+          <w:szCs w:val="20"/>
+        </w:rPr>
+        <w:t>_</w:t>
+      </w:r>
+      <w:r>
+        <w:rPr>
+          <w:b/>
+          <w:sz w:val="20"/>
+          <w:szCs w:val="20"/>
+          <w:lang w:val="en-US"/>
+        </w:rPr>
+        <w:t>short</w:t>
+      </w:r>
+      <w:r>
+        <w:rPr>
+          <w:b/>
+          <w:sz w:val="20"/>
+          <w:szCs w:val="20"/>
+        </w:rPr>
+        <w:t>_</w:t>
+      </w:r>
+      <w:r>
+        <w:rPr>
+          <w:b/>
+          <w:sz w:val="20"/>
+          <w:szCs w:val="20"/>
+          <w:lang w:val="en-US"/>
+        </w:rPr>
+        <w:t>name</w:t>
+      </w:r>
+      <w:r>
+        <w:rPr>
+          <w:b/>
+          <w:sz w:val="20"/>
+          <w:szCs w:val="20"/>
+        </w:rPr>
+        <w:t xml:space="preserve"> }}»</w:t>
+      </w:r>
+      <w:r>
+        <w:rPr>
+          <w:bCs/>
+          <w:sz w:val="20"/>
+          <w:szCs w:val="20"/>
+        </w:rPr>
+        <w:t xml:space="preserve">, </w:t>
+      </w:r>
+      <w:r>
+        <w:rPr>
+          <w:bCs/>
+          <w:sz w:val="20"/>
+          <w:szCs w:val="20"/>
+        </w:rPr>
+        <w:t>именуемое</w:t>
+      </w:r>
+      <w:r>
+        <w:rPr>
+          <w:bCs/>
+          <w:sz w:val="20"/>
+          <w:szCs w:val="20"/>
+        </w:rPr>
+        <w:t xml:space="preserve"> </w:t>
+      </w:r>
+      <w:r>
+        <w:rPr>
+          <w:bCs/>
+          <w:sz w:val="20"/>
+          <w:szCs w:val="20"/>
+        </w:rPr>
+        <w:t>в</w:t>
+      </w:r>
+      <w:r>
+        <w:rPr>
+          <w:bCs/>
+          <w:sz w:val="20"/>
+          <w:szCs w:val="20"/>
+        </w:rPr>
+        <w:t xml:space="preserve"> </w:t>
+      </w:r>
+      <w:r>
+        <w:rPr>
+          <w:bCs/>
+          <w:sz w:val="20"/>
+          <w:szCs w:val="20"/>
+        </w:rPr>
+        <w:t>дальнейшем</w:t>
+      </w:r>
+      <w:r>
+        <w:rPr>
+          <w:bCs/>
+          <w:sz w:val="20"/>
+          <w:szCs w:val="20"/>
+        </w:rPr>
+        <w:t xml:space="preserve"> «</w:t>
+      </w:r>
+      <w:r>
+        <w:rPr>
+          <w:bCs/>
+          <w:sz w:val="20"/>
+          <w:szCs w:val="20"/>
+        </w:rPr>
+        <w:t>Продавец</w:t>
+      </w:r>
+      <w:r>
+        <w:rPr>
+          <w:bCs/>
+          <w:sz w:val="20"/>
+          <w:szCs w:val="20"/>
+        </w:rPr>
+        <w:t xml:space="preserve">», </w:t>
+      </w:r>
+      <w:r>
+        <w:rPr>
+          <w:bCs/>
+          <w:sz w:val="20"/>
+          <w:szCs w:val="20"/>
+        </w:rPr>
+        <w:t>в</w:t>
+      </w:r>
+      <w:r>
+        <w:rPr>
+          <w:bCs/>
+          <w:sz w:val="20"/>
+          <w:szCs w:val="20"/>
+        </w:rPr>
+        <w:t xml:space="preserve"> </w:t>
+      </w:r>
+      <w:r>
+        <w:rPr>
+          <w:bCs/>
+          <w:sz w:val="20"/>
+          <w:szCs w:val="20"/>
+        </w:rPr>
+        <w:t>лице</w:t>
+      </w:r>
+      <w:r>
+        <w:rPr>
+          <w:bCs/>
+          <w:sz w:val="20"/>
+          <w:szCs w:val="20"/>
+        </w:rPr>
+        <w:t xml:space="preserve"> </w:t>
+      </w:r>
+      <w:r>
+        <w:rPr>
+          <w:bCs/>
+          <w:sz w:val="20"/>
+          <w:szCs w:val="20"/>
+        </w:rPr>
+        <w:t>Генерального</w:t>
+      </w:r>
+      <w:r>
+        <w:rPr>
+          <w:bCs/>
+          <w:sz w:val="20"/>
+          <w:szCs w:val="20"/>
+        </w:rPr>
+        <w:t xml:space="preserve"> </w:t>
+      </w:r>
+      <w:r>
+        <w:rPr>
+          <w:bCs/>
+          <w:sz w:val="20"/>
+          <w:szCs w:val="20"/>
+        </w:rPr>
+        <w:t>директора</w:t>
+      </w:r>
+      <w:r>
+        <w:rPr>
+          <w:bCs/>
+          <w:sz w:val="20"/>
+          <w:szCs w:val="20"/>
+        </w:rPr>
+        <w:t xml:space="preserve"> {{ </w:t>
+      </w:r>
+      <w:r>
+        <w:rPr>
+          <w:bCs/>
+          <w:sz w:val="20"/>
+          <w:szCs w:val="20"/>
+          <w:lang w:val="en-US"/>
+        </w:rPr>
+        <w:t>gent</w:t>
+      </w:r>
+      <w:r>
+        <w:rPr>
+          <w:bCs/>
+          <w:sz w:val="20"/>
+          <w:szCs w:val="20"/>
+        </w:rPr>
+        <w:t>_</w:t>
+      </w:r>
+      <w:r>
+        <w:rPr>
+          <w:bCs/>
+          <w:sz w:val="20"/>
+          <w:szCs w:val="20"/>
+          <w:lang w:val="en-US"/>
+        </w:rPr>
+        <w:t>seller</w:t>
+      </w:r>
+      <w:r>
+        <w:rPr>
+          <w:bCs/>
+          <w:sz w:val="20"/>
+          <w:szCs w:val="20"/>
+        </w:rPr>
+        <w:t>_</w:t>
+      </w:r>
+      <w:r>
+        <w:rPr>
+          <w:bCs/>
+          <w:sz w:val="20"/>
+          <w:szCs w:val="20"/>
+          <w:lang w:val="en-US"/>
+        </w:rPr>
+        <w:t>director</w:t>
+      </w:r>
+      <w:r>
+        <w:rPr>
+          <w:bCs/>
+          <w:sz w:val="20"/>
+          <w:szCs w:val="20"/>
+        </w:rPr>
+        <w:t>_</w:t>
+      </w:r>
+      <w:r>
+        <w:rPr>
+          <w:bCs/>
+          <w:sz w:val="20"/>
+          <w:szCs w:val="20"/>
+          <w:lang w:val="en-US"/>
+        </w:rPr>
+        <w:t>name</w:t>
+      </w:r>
+      <w:r>
+        <w:rPr>
+          <w:bCs/>
+          <w:sz w:val="20"/>
+          <w:szCs w:val="20"/>
+        </w:rPr>
+        <w:t xml:space="preserve"> }}, </w:t>
+      </w:r>
+      <w:r>
+        <w:rPr>
+          <w:bCs/>
+          <w:sz w:val="20"/>
+          <w:szCs w:val="20"/>
+        </w:rPr>
+        <w:t>действующего</w:t>
+      </w:r>
+      <w:r>
+        <w:rPr>
+          <w:bCs/>
+          <w:sz w:val="20"/>
+          <w:szCs w:val="20"/>
+        </w:rPr>
+        <w:t xml:space="preserve"> </w:t>
+      </w:r>
+      <w:r>
+        <w:rPr>
+          <w:bCs/>
+          <w:sz w:val="20"/>
+          <w:szCs w:val="20"/>
+        </w:rPr>
+        <w:t>на</w:t>
+      </w:r>
+      <w:r>
+        <w:rPr>
+          <w:bCs/>
+          <w:sz w:val="20"/>
+          <w:szCs w:val="20"/>
+        </w:rPr>
+        <w:t xml:space="preserve"> </w:t>
+      </w:r>
+      <w:r>
+        <w:rPr>
+          <w:bCs/>
+          <w:sz w:val="20"/>
+          <w:szCs w:val="20"/>
+        </w:rPr>
+        <w:t>основании</w:t>
+      </w:r>
+      <w:r>
+        <w:rPr>
+          <w:bCs/>
+          <w:sz w:val="20"/>
+          <w:szCs w:val="20"/>
+        </w:rPr>
+        <w:t xml:space="preserve"> </w:t>
+      </w:r>
+      <w:r>
+        <w:rPr>
+          <w:bCs/>
+          <w:sz w:val="20"/>
+          <w:szCs w:val="20"/>
+        </w:rPr>
+        <w:t>Устава</w:t>
+      </w:r>
+      <w:r>
+        <w:rPr>
+          <w:bCs/>
+          <w:sz w:val="20"/>
+          <w:szCs w:val="20"/>
+        </w:rPr>
+        <w:t xml:space="preserve">, {% </w:t>
+      </w:r>
       <w:proofErr w:type="spellStart"/>
       <w:r>
         <w:rPr>
@@ -6816,6 +7603,24 @@
           <w:szCs w:val="20"/>
           <w:lang w:val="en-US"/>
         </w:rPr>
+        <w:t>elif</w:t>
+      </w:r>
+      <w:proofErr w:type="spellEnd"/>
+      <w:r>
+        <w:rPr>
+          <w:bCs/>
+          <w:sz w:val="20"/>
+          <w:szCs w:val="20"/>
+        </w:rPr>
+        <w:t xml:space="preserve"> </w:t>
+      </w:r>
+      <w:r>
+        <w:rPr>
+          <w:bCs/>
+          <w:sz w:val="20"/>
+          <w:szCs w:val="20"/>
+          <w:lang w:val="en-US"/>
+        </w:rPr>
         <w:t>seller</w:t>
       </w:r>
       <w:r>
@@ -6823,7 +7628,6 @@
           <w:bCs/>
           <w:sz w:val="20"/>
           <w:szCs w:val="20"/>
-          <w:lang w:val="en-US"/>
         </w:rPr>
         <w:t>_</w:t>
       </w:r>
@@ -6836,13 +7640,263 @@
         </w:rPr>
         <w:t>type</w:t>
       </w:r>
+      <w:r>
+        <w:rPr>
+          <w:bCs/>
+          <w:sz w:val="20"/>
+          <w:szCs w:val="20"/>
+        </w:rPr>
+        <w:t xml:space="preserve"> </w:t>
+      </w:r>
+      <w:r>
+        <w:rPr>
+          <w:bCs/>
+          <w:sz w:val="20"/>
+          <w:szCs w:val="20"/>
+        </w:rPr>
+        <w:t>== ‘</w:t>
+      </w:r>
+      <w:r>
+        <w:rPr>
+          <w:bCs/>
+          <w:sz w:val="20"/>
+          <w:szCs w:val="20"/>
+          <w:lang w:val="en-US"/>
+        </w:rPr>
+        <w:t>person</w:t>
+      </w:r>
+      <w:r>
+        <w:rPr>
+          <w:bCs/>
+          <w:sz w:val="20"/>
+          <w:szCs w:val="20"/>
+        </w:rPr>
+        <w:t>’</w:t>
+      </w:r>
+      <w:r>
+        <w:rPr>
+          <w:bCs/>
+          <w:sz w:val="20"/>
+          <w:szCs w:val="20"/>
+        </w:rPr>
+        <w:t>%}</w:t>
+      </w:r>
+      <w:r>
+        <w:rPr>
+          <w:b/>
+          <w:sz w:val="20"/>
+          <w:szCs w:val="20"/>
+        </w:rPr>
+        <w:t xml:space="preserve">{{ </w:t>
+      </w:r>
+      <w:r>
+        <w:rPr>
+          <w:b/>
+          <w:sz w:val="20"/>
+          <w:szCs w:val="20"/>
+          <w:lang w:val="en-US"/>
+        </w:rPr>
+        <w:t>seller</w:t>
+      </w:r>
+      <w:r>
+        <w:rPr>
+          <w:b/>
+          <w:sz w:val="20"/>
+          <w:szCs w:val="20"/>
+        </w:rPr>
+        <w:t>_</w:t>
+      </w:r>
+      <w:r>
+        <w:rPr>
+          <w:b/>
+          <w:sz w:val="20"/>
+          <w:szCs w:val="20"/>
+          <w:lang w:val="en-US"/>
+        </w:rPr>
+        <w:t>last</w:t>
+      </w:r>
+      <w:r>
+        <w:rPr>
+          <w:b/>
+          <w:sz w:val="20"/>
+          <w:szCs w:val="20"/>
+        </w:rPr>
+        <w:t>_</w:t>
+      </w:r>
+      <w:r>
+        <w:rPr>
+          <w:b/>
+          <w:sz w:val="20"/>
+          <w:szCs w:val="20"/>
+          <w:lang w:val="en-US"/>
+        </w:rPr>
+        <w:t>name</w:t>
+      </w:r>
+      <w:r>
+        <w:rPr>
+          <w:b/>
+          <w:sz w:val="20"/>
+          <w:szCs w:val="20"/>
+        </w:rPr>
+        <w:t xml:space="preserve"> }} {{ </w:t>
+      </w:r>
+      <w:r>
+        <w:rPr>
+          <w:b/>
+          <w:sz w:val="20"/>
+          <w:szCs w:val="20"/>
+          <w:lang w:val="en-US"/>
+        </w:rPr>
+        <w:t>seller</w:t>
+      </w:r>
+      <w:r>
+        <w:rPr>
+          <w:b/>
+          <w:sz w:val="20"/>
+          <w:szCs w:val="20"/>
+        </w:rPr>
+        <w:t>_</w:t>
+      </w:r>
+      <w:r>
+        <w:rPr>
+          <w:b/>
+          <w:sz w:val="20"/>
+          <w:szCs w:val="20"/>
+          <w:lang w:val="en-US"/>
+        </w:rPr>
+        <w:t>first</w:t>
+      </w:r>
+      <w:r>
+        <w:rPr>
+          <w:b/>
+          <w:sz w:val="20"/>
+          <w:szCs w:val="20"/>
+        </w:rPr>
+        <w:t>_</w:t>
+      </w:r>
+      <w:r>
+        <w:rPr>
+          <w:b/>
+          <w:sz w:val="20"/>
+          <w:szCs w:val="20"/>
+          <w:lang w:val="en-US"/>
+        </w:rPr>
+        <w:t>name</w:t>
+      </w:r>
+      <w:r>
+        <w:rPr>
+          <w:b/>
+          <w:sz w:val="20"/>
+          <w:szCs w:val="20"/>
+        </w:rPr>
+        <w:t xml:space="preserve"> }} {{ </w:t>
+      </w:r>
+      <w:r>
+        <w:rPr>
+          <w:b/>
+          <w:sz w:val="20"/>
+          <w:szCs w:val="20"/>
+          <w:lang w:val="en-US"/>
+        </w:rPr>
+        <w:t>seller</w:t>
+      </w:r>
+      <w:r>
+        <w:rPr>
+          <w:b/>
+          <w:sz w:val="20"/>
+          <w:szCs w:val="20"/>
+        </w:rPr>
+        <w:t>_</w:t>
+      </w:r>
+      <w:r>
+        <w:rPr>
+          <w:b/>
+          <w:sz w:val="20"/>
+          <w:szCs w:val="20"/>
+          <w:lang w:val="en-US"/>
+        </w:rPr>
+        <w:t>middle</w:t>
+      </w:r>
+      <w:r>
+        <w:rPr>
+          <w:b/>
+          <w:sz w:val="20"/>
+          <w:szCs w:val="20"/>
+        </w:rPr>
+        <w:t>_</w:t>
+      </w:r>
+      <w:r>
+        <w:rPr>
+          <w:b/>
+          <w:sz w:val="20"/>
+          <w:szCs w:val="20"/>
+          <w:lang w:val="en-US"/>
+        </w:rPr>
+        <w:t>name</w:t>
+      </w:r>
+      <w:r>
+        <w:rPr>
+          <w:b/>
+          <w:sz w:val="20"/>
+          <w:szCs w:val="20"/>
+        </w:rPr>
+        <w:t xml:space="preserve"> }}</w:t>
+      </w:r>
+      <w:r>
+        <w:rPr>
+          <w:bCs/>
+          <w:sz w:val="20"/>
+          <w:szCs w:val="20"/>
+        </w:rPr>
+        <w:t xml:space="preserve">, </w:t>
+      </w:r>
+      <w:r>
+        <w:rPr>
+          <w:bCs/>
+          <w:sz w:val="20"/>
+          <w:szCs w:val="20"/>
+        </w:rPr>
+        <w:t>именуемый</w:t>
+      </w:r>
+      <w:r>
+        <w:rPr>
+          <w:bCs/>
+          <w:sz w:val="20"/>
+          <w:szCs w:val="20"/>
+        </w:rPr>
+        <w:t>(</w:t>
+      </w:r>
+      <w:proofErr w:type="spellStart"/>
+      <w:r>
+        <w:rPr>
+          <w:bCs/>
+          <w:sz w:val="20"/>
+          <w:szCs w:val="20"/>
+        </w:rPr>
+        <w:t>ая</w:t>
+      </w:r>
       <w:proofErr w:type="spellEnd"/>
       <w:r>
         <w:rPr>
           <w:bCs/>
           <w:sz w:val="20"/>
           <w:szCs w:val="20"/>
-          <w:lang w:val="en-US"/>
+        </w:rPr>
+        <w:t xml:space="preserve">) </w:t>
+      </w:r>
+      <w:r>
+        <w:rPr>
+          <w:bCs/>
+          <w:sz w:val="20"/>
+          <w:szCs w:val="20"/>
+        </w:rPr>
+        <w:t>в</w:t>
+      </w:r>
+      <w:r>
+        <w:rPr>
+          <w:bCs/>
+          <w:sz w:val="20"/>
+          <w:szCs w:val="20"/>
         </w:rPr>
         <w:t xml:space="preserve"> </w:t>
       </w:r>
@@ -6851,938 +7905,84 @@
           <w:bCs/>
           <w:sz w:val="20"/>
           <w:szCs w:val="20"/>
-          <w:lang w:val="en-US"/>
-        </w:rPr>
-        <w:t>in</w:t>
-      </w:r>
-      <w:r>
-        <w:rPr>
-          <w:bCs/>
-          <w:sz w:val="20"/>
-          <w:szCs w:val="20"/>
-          <w:lang w:val="en-US"/>
-        </w:rPr>
-        <w:t xml:space="preserve"> ['</w:t>
-      </w:r>
-      <w:proofErr w:type="spellStart"/>
-      <w:r>
-        <w:rPr>
-          <w:bCs/>
-          <w:sz w:val="20"/>
-          <w:szCs w:val="20"/>
-          <w:lang w:val="en-US"/>
-        </w:rPr>
-        <w:t>internal</w:t>
-      </w:r>
-      <w:r>
-        <w:rPr>
-          <w:bCs/>
-          <w:sz w:val="20"/>
-          <w:szCs w:val="20"/>
-          <w:lang w:val="en-US"/>
-        </w:rPr>
-        <w:t>_</w:t>
-      </w:r>
-      <w:r>
-        <w:rPr>
-          <w:bCs/>
-          <w:sz w:val="20"/>
-          <w:szCs w:val="20"/>
-          <w:lang w:val="en-US"/>
-        </w:rPr>
-        <w:t>company</w:t>
-      </w:r>
-      <w:proofErr w:type="spellEnd"/>
-      <w:r>
-        <w:rPr>
-          <w:bCs/>
-          <w:sz w:val="20"/>
-          <w:szCs w:val="20"/>
-          <w:lang w:val="en-US"/>
-        </w:rPr>
-        <w:t>', '</w:t>
-      </w:r>
-      <w:proofErr w:type="spellStart"/>
-      <w:r>
-        <w:rPr>
-          <w:bCs/>
-          <w:sz w:val="20"/>
-          <w:szCs w:val="20"/>
-          <w:lang w:val="en-US"/>
-        </w:rPr>
-        <w:t>external</w:t>
-      </w:r>
-      <w:r>
-        <w:rPr>
-          <w:bCs/>
-          <w:sz w:val="20"/>
-          <w:szCs w:val="20"/>
-          <w:lang w:val="en-US"/>
-        </w:rPr>
-        <w:t>_</w:t>
-      </w:r>
-      <w:r>
-        <w:rPr>
-          <w:bCs/>
-          <w:sz w:val="20"/>
-          <w:szCs w:val="20"/>
-          <w:lang w:val="en-US"/>
-        </w:rPr>
-        <w:t>company</w:t>
-      </w:r>
-      <w:proofErr w:type="spellEnd"/>
-      <w:r>
-        <w:rPr>
-          <w:bCs/>
-          <w:sz w:val="20"/>
-          <w:szCs w:val="20"/>
-          <w:lang w:val="en-US"/>
-        </w:rPr>
-        <w:t xml:space="preserve">'] </w:t>
-      </w:r>
-      <w:proofErr w:type="gramStart"/>
-      <w:r>
-        <w:rPr>
-          <w:bCs/>
-          <w:sz w:val="20"/>
-          <w:szCs w:val="20"/>
-          <w:lang w:val="en-US"/>
-        </w:rPr>
-        <w:t>%}</w:t>
-      </w:r>
-      <w:r>
-        <w:rPr>
-          <w:b/>
-          <w:sz w:val="20"/>
-          <w:szCs w:val="20"/>
-        </w:rPr>
-        <w:t>Общество</w:t>
-      </w:r>
-      <w:proofErr w:type="gramEnd"/>
-      <w:r>
-        <w:rPr>
-          <w:b/>
-          <w:sz w:val="20"/>
-          <w:szCs w:val="20"/>
-          <w:lang w:val="en-US"/>
+        </w:rPr>
+        <w:t>дальнейшем</w:t>
+      </w:r>
+      <w:r>
+        <w:rPr>
+          <w:bCs/>
+          <w:sz w:val="20"/>
+          <w:szCs w:val="20"/>
+        </w:rPr>
+        <w:t xml:space="preserve"> «</w:t>
+      </w:r>
+      <w:r>
+        <w:rPr>
+          <w:bCs/>
+          <w:sz w:val="20"/>
+          <w:szCs w:val="20"/>
+        </w:rPr>
+        <w:t>Продавец</w:t>
+      </w:r>
+      <w:r>
+        <w:rPr>
+          <w:bCs/>
+          <w:sz w:val="20"/>
+          <w:szCs w:val="20"/>
+        </w:rPr>
+        <w:t xml:space="preserve">», {% </w:t>
+      </w:r>
+      <w:r>
+        <w:rPr>
+          <w:bCs/>
+          <w:sz w:val="20"/>
+          <w:szCs w:val="20"/>
+          <w:lang w:val="en-US"/>
+        </w:rPr>
+        <w:t>endif</w:t>
+      </w:r>
+      <w:r>
+        <w:rPr>
+          <w:bCs/>
+          <w:sz w:val="20"/>
+          <w:szCs w:val="20"/>
+        </w:rPr>
+        <w:t xml:space="preserve"> %} </w:t>
+      </w:r>
+      <w:r>
+        <w:rPr>
+          <w:bCs/>
+          <w:sz w:val="20"/>
+          <w:szCs w:val="20"/>
+        </w:rPr>
+        <w:t>с</w:t>
+      </w:r>
+      <w:r>
+        <w:rPr>
+          <w:bCs/>
+          <w:sz w:val="20"/>
+          <w:szCs w:val="20"/>
         </w:rPr>
         <w:t xml:space="preserve"> </w:t>
       </w:r>
       <w:r>
         <w:rPr>
-          <w:b/>
-          <w:sz w:val="20"/>
-          <w:szCs w:val="20"/>
-        </w:rPr>
-        <w:t>с</w:t>
-      </w:r>
-      <w:r>
-        <w:rPr>
-          <w:b/>
-          <w:sz w:val="20"/>
-          <w:szCs w:val="20"/>
-          <w:lang w:val="en-US"/>
+          <w:bCs/>
+          <w:sz w:val="20"/>
+          <w:szCs w:val="20"/>
+        </w:rPr>
+        <w:t>одной</w:t>
+      </w:r>
+      <w:r>
+        <w:rPr>
+          <w:bCs/>
+          <w:sz w:val="20"/>
+          <w:szCs w:val="20"/>
         </w:rPr>
         <w:t xml:space="preserve"> </w:t>
       </w:r>
       <w:r>
         <w:rPr>
-          <w:b/>
-          <w:sz w:val="20"/>
-          <w:szCs w:val="20"/>
-        </w:rPr>
-        <w:t>ограниченной</w:t>
-      </w:r>
-      <w:r>
-        <w:rPr>
-          <w:b/>
-          <w:sz w:val="20"/>
-          <w:szCs w:val="20"/>
-          <w:lang w:val="en-US"/>
-        </w:rPr>
-        <w:t xml:space="preserve"> </w:t>
-      </w:r>
-      <w:r>
-        <w:rPr>
-          <w:b/>
-          <w:sz w:val="20"/>
-          <w:szCs w:val="20"/>
-        </w:rPr>
-        <w:t>ответственностью</w:t>
-      </w:r>
-      <w:r>
-        <w:rPr>
-          <w:bCs/>
-          <w:sz w:val="20"/>
-          <w:szCs w:val="20"/>
-          <w:lang w:val="en-US"/>
-        </w:rPr>
-        <w:t xml:space="preserve"> </w:t>
-      </w:r>
-      <w:r>
-        <w:rPr>
-          <w:b/>
-          <w:sz w:val="20"/>
-          <w:szCs w:val="20"/>
-          <w:lang w:val="en-US"/>
-        </w:rPr>
-        <w:t xml:space="preserve">«{{ </w:t>
-      </w:r>
-      <w:proofErr w:type="spellStart"/>
-      <w:r>
-        <w:rPr>
-          <w:b/>
-          <w:sz w:val="20"/>
-          <w:szCs w:val="20"/>
-          <w:lang w:val="en-US"/>
-        </w:rPr>
-        <w:t>seller</w:t>
-      </w:r>
-      <w:r>
-        <w:rPr>
-          <w:b/>
-          <w:sz w:val="20"/>
-          <w:szCs w:val="20"/>
-          <w:lang w:val="en-US"/>
-        </w:rPr>
-        <w:t>_</w:t>
-      </w:r>
-      <w:r>
-        <w:rPr>
-          <w:b/>
-          <w:sz w:val="20"/>
-          <w:szCs w:val="20"/>
-          <w:lang w:val="en-US"/>
-        </w:rPr>
-        <w:t>short</w:t>
-      </w:r>
-      <w:r>
-        <w:rPr>
-          <w:b/>
-          <w:sz w:val="20"/>
-          <w:szCs w:val="20"/>
-          <w:lang w:val="en-US"/>
-        </w:rPr>
-        <w:t>_</w:t>
-      </w:r>
-      <w:r>
-        <w:rPr>
-          <w:b/>
-          <w:sz w:val="20"/>
-          <w:szCs w:val="20"/>
-          <w:lang w:val="en-US"/>
-        </w:rPr>
-        <w:t>name</w:t>
-      </w:r>
-      <w:proofErr w:type="spellEnd"/>
-      <w:r>
-        <w:rPr>
-          <w:b/>
-          <w:sz w:val="20"/>
-          <w:szCs w:val="20"/>
-          <w:lang w:val="en-US"/>
-        </w:rPr>
-        <w:t xml:space="preserve"> }}»</w:t>
-      </w:r>
-      <w:r>
-        <w:rPr>
-          <w:bCs/>
-          <w:sz w:val="20"/>
-          <w:szCs w:val="20"/>
-          <w:lang w:val="en-US"/>
-        </w:rPr>
-        <w:t xml:space="preserve">, </w:t>
-      </w:r>
-      <w:r>
-        <w:rPr>
-          <w:bCs/>
-          <w:sz w:val="20"/>
-          <w:szCs w:val="20"/>
-        </w:rPr>
-        <w:t>именуемое</w:t>
-      </w:r>
-      <w:r>
-        <w:rPr>
-          <w:bCs/>
-          <w:sz w:val="20"/>
-          <w:szCs w:val="20"/>
-          <w:lang w:val="en-US"/>
-        </w:rPr>
-        <w:t xml:space="preserve"> </w:t>
-      </w:r>
-      <w:r>
-        <w:rPr>
-          <w:bCs/>
-          <w:sz w:val="20"/>
-          <w:szCs w:val="20"/>
-        </w:rPr>
-        <w:t>в</w:t>
-      </w:r>
-      <w:r>
-        <w:rPr>
-          <w:bCs/>
-          <w:sz w:val="20"/>
-          <w:szCs w:val="20"/>
-          <w:lang w:val="en-US"/>
-        </w:rPr>
-        <w:t xml:space="preserve"> </w:t>
-      </w:r>
-      <w:r>
-        <w:rPr>
-          <w:bCs/>
-          <w:sz w:val="20"/>
-          <w:szCs w:val="20"/>
-        </w:rPr>
-        <w:t>дальнейшем</w:t>
-      </w:r>
-      <w:r>
-        <w:rPr>
-          <w:bCs/>
-          <w:sz w:val="20"/>
-          <w:szCs w:val="20"/>
-          <w:lang w:val="en-US"/>
-        </w:rPr>
-        <w:t xml:space="preserve"> «</w:t>
-      </w:r>
-      <w:r>
-        <w:rPr>
-          <w:bCs/>
-          <w:sz w:val="20"/>
-          <w:szCs w:val="20"/>
-        </w:rPr>
-        <w:t>Продавец</w:t>
-      </w:r>
-      <w:r>
-        <w:rPr>
-          <w:bCs/>
-          <w:sz w:val="20"/>
-          <w:szCs w:val="20"/>
-          <w:lang w:val="en-US"/>
-        </w:rPr>
-        <w:t xml:space="preserve">», </w:t>
-      </w:r>
-      <w:r>
-        <w:rPr>
-          <w:bCs/>
-          <w:sz w:val="20"/>
-          <w:szCs w:val="20"/>
-        </w:rPr>
-        <w:t>в</w:t>
-      </w:r>
-      <w:r>
-        <w:rPr>
-          <w:bCs/>
-          <w:sz w:val="20"/>
-          <w:szCs w:val="20"/>
-          <w:lang w:val="en-US"/>
-        </w:rPr>
-        <w:t xml:space="preserve"> </w:t>
-      </w:r>
-      <w:r>
-        <w:rPr>
-          <w:bCs/>
-          <w:sz w:val="20"/>
-          <w:szCs w:val="20"/>
-        </w:rPr>
-        <w:t>лице</w:t>
-      </w:r>
-      <w:r>
-        <w:rPr>
-          <w:bCs/>
-          <w:sz w:val="20"/>
-          <w:szCs w:val="20"/>
-          <w:lang w:val="en-US"/>
-        </w:rPr>
-        <w:t xml:space="preserve"> </w:t>
-      </w:r>
-      <w:r>
-        <w:rPr>
-          <w:bCs/>
-          <w:sz w:val="20"/>
-          <w:szCs w:val="20"/>
-        </w:rPr>
-        <w:t>Генерального</w:t>
-      </w:r>
-      <w:r>
-        <w:rPr>
-          <w:bCs/>
-          <w:sz w:val="20"/>
-          <w:szCs w:val="20"/>
-          <w:lang w:val="en-US"/>
-        </w:rPr>
-        <w:t xml:space="preserve"> </w:t>
-      </w:r>
-      <w:r>
-        <w:rPr>
-          <w:bCs/>
-          <w:sz w:val="20"/>
-          <w:szCs w:val="20"/>
-        </w:rPr>
-        <w:t>директора</w:t>
-      </w:r>
-      <w:r>
-        <w:rPr>
-          <w:bCs/>
-          <w:sz w:val="20"/>
-          <w:szCs w:val="20"/>
-          <w:lang w:val="en-US"/>
-        </w:rPr>
-        <w:t xml:space="preserve"> {{ </w:t>
-      </w:r>
-      <w:proofErr w:type="spellStart"/>
-      <w:r>
-        <w:rPr>
-          <w:bCs/>
-          <w:sz w:val="20"/>
-          <w:szCs w:val="20"/>
-          <w:lang w:val="en-US"/>
-        </w:rPr>
-        <w:t>gent_</w:t>
-      </w:r>
-      <w:r>
-        <w:rPr>
-          <w:bCs/>
-          <w:sz w:val="20"/>
-          <w:szCs w:val="20"/>
-          <w:lang w:val="en-US"/>
-        </w:rPr>
-        <w:t>seller</w:t>
-      </w:r>
-      <w:r>
-        <w:rPr>
-          <w:bCs/>
-          <w:sz w:val="20"/>
-          <w:szCs w:val="20"/>
-          <w:lang w:val="en-US"/>
-        </w:rPr>
-        <w:t>_</w:t>
-      </w:r>
-      <w:r>
-        <w:rPr>
-          <w:bCs/>
-          <w:sz w:val="20"/>
-          <w:szCs w:val="20"/>
-          <w:lang w:val="en-US"/>
-        </w:rPr>
-        <w:t>director</w:t>
-      </w:r>
-      <w:r>
-        <w:rPr>
-          <w:bCs/>
-          <w:sz w:val="20"/>
-          <w:szCs w:val="20"/>
-          <w:lang w:val="en-US"/>
-        </w:rPr>
-        <w:t>_</w:t>
-      </w:r>
-      <w:r>
-        <w:rPr>
-          <w:bCs/>
-          <w:sz w:val="20"/>
-          <w:szCs w:val="20"/>
-          <w:lang w:val="en-US"/>
-        </w:rPr>
-        <w:t>name</w:t>
-      </w:r>
-      <w:proofErr w:type="spellEnd"/>
-      <w:r>
-        <w:rPr>
-          <w:bCs/>
-          <w:sz w:val="20"/>
-          <w:szCs w:val="20"/>
-          <w:lang w:val="en-US"/>
-        </w:rPr>
-        <w:t xml:space="preserve"> }}, </w:t>
-      </w:r>
-      <w:r>
-        <w:rPr>
-          <w:bCs/>
-          <w:sz w:val="20"/>
-          <w:szCs w:val="20"/>
-        </w:rPr>
-        <w:t>действующего</w:t>
-      </w:r>
-      <w:r>
-        <w:rPr>
-          <w:bCs/>
-          <w:sz w:val="20"/>
-          <w:szCs w:val="20"/>
-          <w:lang w:val="en-US"/>
-        </w:rPr>
-        <w:t xml:space="preserve"> </w:t>
-      </w:r>
-      <w:r>
-        <w:rPr>
-          <w:bCs/>
-          <w:sz w:val="20"/>
-          <w:szCs w:val="20"/>
-        </w:rPr>
-        <w:t>на</w:t>
-      </w:r>
-      <w:r>
-        <w:rPr>
-          <w:bCs/>
-          <w:sz w:val="20"/>
-          <w:szCs w:val="20"/>
-          <w:lang w:val="en-US"/>
-        </w:rPr>
-        <w:t xml:space="preserve"> </w:t>
-      </w:r>
-      <w:r>
-        <w:rPr>
-          <w:bCs/>
-          <w:sz w:val="20"/>
-          <w:szCs w:val="20"/>
-        </w:rPr>
-        <w:t>основании</w:t>
-      </w:r>
-      <w:r>
-        <w:rPr>
-          <w:bCs/>
-          <w:sz w:val="20"/>
-          <w:szCs w:val="20"/>
-          <w:lang w:val="en-US"/>
-        </w:rPr>
-        <w:t xml:space="preserve"> </w:t>
-      </w:r>
-      <w:r>
-        <w:rPr>
-          <w:bCs/>
-          <w:sz w:val="20"/>
-          <w:szCs w:val="20"/>
-        </w:rPr>
-        <w:t>Устава</w:t>
-      </w:r>
-      <w:r>
-        <w:rPr>
-          <w:bCs/>
-          <w:sz w:val="20"/>
-          <w:szCs w:val="20"/>
-          <w:lang w:val="en-US"/>
-        </w:rPr>
-        <w:t xml:space="preserve">, {% </w:t>
-      </w:r>
-      <w:proofErr w:type="spellStart"/>
-      <w:r>
-        <w:rPr>
-          <w:bCs/>
-          <w:sz w:val="20"/>
-          <w:szCs w:val="20"/>
-          <w:lang w:val="en-US"/>
-        </w:rPr>
-        <w:t>elif</w:t>
-      </w:r>
-      <w:proofErr w:type="spellEnd"/>
-      <w:r>
-        <w:rPr>
-          <w:bCs/>
-          <w:sz w:val="20"/>
-          <w:szCs w:val="20"/>
-          <w:lang w:val="en-US"/>
-        </w:rPr>
-        <w:t xml:space="preserve"> </w:t>
-      </w:r>
-      <w:proofErr w:type="spellStart"/>
-      <w:r>
-        <w:rPr>
-          <w:bCs/>
-          <w:sz w:val="20"/>
-          <w:szCs w:val="20"/>
-          <w:lang w:val="en-US"/>
-        </w:rPr>
-        <w:t>seller</w:t>
-      </w:r>
-      <w:r>
-        <w:rPr>
-          <w:bCs/>
-          <w:sz w:val="20"/>
-          <w:szCs w:val="20"/>
-          <w:lang w:val="en-US"/>
-        </w:rPr>
-        <w:t>_</w:t>
-      </w:r>
-      <w:r>
-        <w:rPr>
-          <w:bCs/>
-          <w:sz w:val="20"/>
-          <w:szCs w:val="20"/>
-          <w:lang w:val="en-US"/>
-        </w:rPr>
-        <w:t>type</w:t>
-      </w:r>
-      <w:proofErr w:type="spellEnd"/>
-      <w:r>
-        <w:rPr>
-          <w:bCs/>
-          <w:sz w:val="20"/>
-          <w:szCs w:val="20"/>
-          <w:lang w:val="en-US"/>
-        </w:rPr>
-        <w:t xml:space="preserve"> </w:t>
-      </w:r>
-      <w:r>
-        <w:rPr>
-          <w:bCs/>
-          <w:sz w:val="20"/>
-          <w:szCs w:val="20"/>
-          <w:lang w:val="en-US"/>
-        </w:rPr>
-        <w:t>== ‘</w:t>
-      </w:r>
-      <w:r>
-        <w:rPr>
-          <w:bCs/>
-          <w:sz w:val="20"/>
-          <w:szCs w:val="20"/>
-          <w:lang w:val="en-US"/>
-        </w:rPr>
-        <w:t>person</w:t>
-      </w:r>
-      <w:r>
-        <w:rPr>
-          <w:bCs/>
-          <w:sz w:val="20"/>
-          <w:szCs w:val="20"/>
-          <w:lang w:val="en-US"/>
-        </w:rPr>
-        <w:t>’</w:t>
-      </w:r>
-      <w:r>
-        <w:rPr>
-          <w:bCs/>
-          <w:sz w:val="20"/>
-          <w:szCs w:val="20"/>
-          <w:lang w:val="en-US"/>
-        </w:rPr>
-        <w:t>%}</w:t>
-      </w:r>
-      <w:r>
-        <w:rPr>
-          <w:b/>
-          <w:sz w:val="20"/>
-          <w:szCs w:val="20"/>
-          <w:lang w:val="en-US"/>
-        </w:rPr>
-        <w:t xml:space="preserve">{{ </w:t>
-      </w:r>
-      <w:proofErr w:type="spellStart"/>
-      <w:r>
-        <w:rPr>
-          <w:b/>
-          <w:sz w:val="20"/>
-          <w:szCs w:val="20"/>
-          <w:lang w:val="en-US"/>
-        </w:rPr>
-        <w:t>seller</w:t>
-      </w:r>
-      <w:r>
-        <w:rPr>
-          <w:b/>
-          <w:sz w:val="20"/>
-          <w:szCs w:val="20"/>
-          <w:lang w:val="en-US"/>
-        </w:rPr>
-        <w:t>_</w:t>
-      </w:r>
-      <w:r>
-        <w:rPr>
-          <w:b/>
-          <w:sz w:val="20"/>
-          <w:szCs w:val="20"/>
-          <w:lang w:val="en-US"/>
-        </w:rPr>
-        <w:t>last</w:t>
-      </w:r>
-      <w:r>
-        <w:rPr>
-          <w:b/>
-          <w:sz w:val="20"/>
-          <w:szCs w:val="20"/>
-          <w:lang w:val="en-US"/>
-        </w:rPr>
-        <w:t>_</w:t>
-      </w:r>
-      <w:r>
-        <w:rPr>
-          <w:b/>
-          <w:sz w:val="20"/>
-          <w:szCs w:val="20"/>
-          <w:lang w:val="en-US"/>
-        </w:rPr>
-        <w:t>name</w:t>
-      </w:r>
-      <w:proofErr w:type="spellEnd"/>
-      <w:r>
-        <w:rPr>
-          <w:b/>
-          <w:sz w:val="20"/>
-          <w:szCs w:val="20"/>
-          <w:lang w:val="en-US"/>
-        </w:rPr>
-        <w:t xml:space="preserve"> }} {{ </w:t>
-      </w:r>
-      <w:proofErr w:type="spellStart"/>
-      <w:r>
-        <w:rPr>
-          <w:b/>
-          <w:sz w:val="20"/>
-          <w:szCs w:val="20"/>
-          <w:lang w:val="en-US"/>
-        </w:rPr>
-        <w:t>seller</w:t>
-      </w:r>
-      <w:r>
-        <w:rPr>
-          <w:b/>
-          <w:sz w:val="20"/>
-          <w:szCs w:val="20"/>
-          <w:lang w:val="en-US"/>
-        </w:rPr>
-        <w:t>_</w:t>
-      </w:r>
-      <w:r>
-        <w:rPr>
-          <w:b/>
-          <w:sz w:val="20"/>
-          <w:szCs w:val="20"/>
-          <w:lang w:val="en-US"/>
-        </w:rPr>
-        <w:t>first</w:t>
-      </w:r>
-      <w:r>
-        <w:rPr>
-          <w:b/>
-          <w:sz w:val="20"/>
-          <w:szCs w:val="20"/>
-          <w:lang w:val="en-US"/>
-        </w:rPr>
-        <w:t>_</w:t>
-      </w:r>
-      <w:r>
-        <w:rPr>
-          <w:b/>
-          <w:sz w:val="20"/>
-          <w:szCs w:val="20"/>
-          <w:lang w:val="en-US"/>
-        </w:rPr>
-        <w:t>name</w:t>
-      </w:r>
-      <w:proofErr w:type="spellEnd"/>
-      <w:r>
-        <w:rPr>
-          <w:b/>
-          <w:sz w:val="20"/>
-          <w:szCs w:val="20"/>
-          <w:lang w:val="en-US"/>
-        </w:rPr>
-        <w:t xml:space="preserve"> }} {{ </w:t>
-      </w:r>
-      <w:proofErr w:type="spellStart"/>
-      <w:r>
-        <w:rPr>
-          <w:b/>
-          <w:sz w:val="20"/>
-          <w:szCs w:val="20"/>
-          <w:lang w:val="en-US"/>
-        </w:rPr>
-        <w:t>seller</w:t>
-      </w:r>
-      <w:r>
-        <w:rPr>
-          <w:b/>
-          <w:sz w:val="20"/>
-          <w:szCs w:val="20"/>
-          <w:lang w:val="en-US"/>
-        </w:rPr>
-        <w:t>_</w:t>
-      </w:r>
-      <w:r>
-        <w:rPr>
-          <w:b/>
-          <w:sz w:val="20"/>
-          <w:szCs w:val="20"/>
-          <w:lang w:val="en-US"/>
-        </w:rPr>
-        <w:t>middle</w:t>
-      </w:r>
-      <w:r>
-        <w:rPr>
-          <w:b/>
-          <w:sz w:val="20"/>
-          <w:szCs w:val="20"/>
-          <w:lang w:val="en-US"/>
-        </w:rPr>
-        <w:t>_</w:t>
-      </w:r>
-      <w:r>
-        <w:rPr>
-          <w:b/>
-          <w:sz w:val="20"/>
-          <w:szCs w:val="20"/>
-          <w:lang w:val="en-US"/>
-        </w:rPr>
-        <w:t>name</w:t>
-      </w:r>
-      <w:proofErr w:type="spellEnd"/>
-      <w:r>
-        <w:rPr>
-          <w:b/>
-          <w:sz w:val="20"/>
-          <w:szCs w:val="20"/>
-          <w:lang w:val="en-US"/>
-        </w:rPr>
-        <w:t xml:space="preserve"> }}</w:t>
-      </w:r>
-      <w:r>
-        <w:rPr>
-          <w:bCs/>
-          <w:sz w:val="20"/>
-          <w:szCs w:val="20"/>
-          <w:lang w:val="en-US"/>
-        </w:rPr>
-        <w:t xml:space="preserve">, </w:t>
-      </w:r>
-      <w:r>
-        <w:rPr>
-          <w:bCs/>
-          <w:sz w:val="20"/>
-          <w:szCs w:val="20"/>
-        </w:rPr>
-        <w:t>именуемый</w:t>
-      </w:r>
-      <w:r>
-        <w:rPr>
-          <w:bCs/>
-          <w:sz w:val="20"/>
-          <w:szCs w:val="20"/>
-          <w:lang w:val="en-US"/>
-        </w:rPr>
-        <w:t>(</w:t>
-      </w:r>
-      <w:proofErr w:type="spellStart"/>
-      <w:r>
-        <w:rPr>
-          <w:bCs/>
-          <w:sz w:val="20"/>
-          <w:szCs w:val="20"/>
-        </w:rPr>
-        <w:t>ая</w:t>
-      </w:r>
-      <w:proofErr w:type="spellEnd"/>
-      <w:r>
-        <w:rPr>
-          <w:bCs/>
-          <w:sz w:val="20"/>
-          <w:szCs w:val="20"/>
-          <w:lang w:val="en-US"/>
-        </w:rPr>
-        <w:t xml:space="preserve">) </w:t>
-      </w:r>
-      <w:r>
-        <w:rPr>
-          <w:bCs/>
-          <w:sz w:val="20"/>
-          <w:szCs w:val="20"/>
-        </w:rPr>
-        <w:t>в</w:t>
-      </w:r>
-      <w:r>
-        <w:rPr>
-          <w:bCs/>
-          <w:sz w:val="20"/>
-          <w:szCs w:val="20"/>
-          <w:lang w:val="en-US"/>
-        </w:rPr>
-        <w:t xml:space="preserve"> </w:t>
-      </w:r>
-      <w:r>
-        <w:rPr>
-          <w:bCs/>
-          <w:sz w:val="20"/>
-          <w:szCs w:val="20"/>
-        </w:rPr>
-        <w:t>дальнейшем</w:t>
-      </w:r>
-      <w:r>
-        <w:rPr>
-          <w:bCs/>
-          <w:sz w:val="20"/>
-          <w:szCs w:val="20"/>
-          <w:lang w:val="en-US"/>
-        </w:rPr>
-        <w:t xml:space="preserve"> «</w:t>
-      </w:r>
-      <w:r>
-        <w:rPr>
-          <w:bCs/>
-          <w:sz w:val="20"/>
-          <w:szCs w:val="20"/>
-        </w:rPr>
-        <w:t>Продавец</w:t>
-      </w:r>
-      <w:r>
-        <w:rPr>
-          <w:bCs/>
-          <w:sz w:val="20"/>
-          <w:szCs w:val="20"/>
-          <w:lang w:val="en-US"/>
-        </w:rPr>
-        <w:t xml:space="preserve">», {% </w:t>
-      </w:r>
-      <w:r>
-        <w:rPr>
-          <w:bCs/>
-          <w:sz w:val="20"/>
-          <w:szCs w:val="20"/>
-          <w:lang w:val="en-US"/>
-        </w:rPr>
-        <w:t>endif</w:t>
-      </w:r>
-      <w:r>
-        <w:rPr>
-          <w:bCs/>
-          <w:sz w:val="20"/>
-          <w:szCs w:val="20"/>
-          <w:lang w:val="en-US"/>
-        </w:rPr>
-        <w:t xml:space="preserve"> %} </w:t>
-      </w:r>
-      <w:r>
-        <w:rPr>
-          <w:bCs/>
-          <w:sz w:val="20"/>
-          <w:szCs w:val="20"/>
-        </w:rPr>
-        <w:t>с</w:t>
-      </w:r>
-      <w:r>
-        <w:rPr>
-          <w:bCs/>
-          <w:sz w:val="20"/>
-          <w:szCs w:val="20"/>
-          <w:lang w:val="en-US"/>
-        </w:rPr>
-        <w:t xml:space="preserve"> </w:t>
-      </w:r>
-      <w:r>
-        <w:rPr>
-          <w:bCs/>
-          <w:sz w:val="20"/>
-          <w:szCs w:val="20"/>
-        </w:rPr>
-        <w:t>одной</w:t>
-      </w:r>
-      <w:r>
-        <w:rPr>
-          <w:bCs/>
-          <w:sz w:val="20"/>
-          <w:szCs w:val="20"/>
-          <w:lang w:val="en-US"/>
-        </w:rPr>
-        <w:t xml:space="preserve"> </w:t>
-      </w:r>
-      <w:r>
-        <w:rPr>
           <w:bCs/>
           <w:sz w:val="20"/>
           <w:szCs w:val="20"/>
@@ -7794,7 +7994,6 @@
           <w:bCs/>
           <w:sz w:val="20"/>
           <w:szCs w:val="20"/>
-          <w:lang w:val="en-US"/>
         </w:rPr>
         <w:t xml:space="preserve">, </w:t>
       </w:r>
@@ -10283,6 +10482,9 @@
         <w:tc>
           <w:tcPr>
             <w:tcW w:w="5154" w:type="dxa"/>
+            <w:tcBorders>
+              <w:bottom w:val="single" w:sz="4" w:space="0" w:color="auto"/>
+            </w:tcBorders>
             <w:hideMark/>
           </w:tcPr>
           <w:p>
@@ -11285,6 +11487,9 @@
         <w:tc>
           <w:tcPr>
             <w:tcW w:w="5323" w:type="dxa"/>
+            <w:tcBorders>
+              <w:bottom w:val="single" w:sz="4" w:space="0" w:color="auto"/>
+            </w:tcBorders>
             <w:hideMark/>
           </w:tcPr>
           <w:p>
@@ -12291,6 +12496,550 @@
                 <w:lang w:val="en-US"/>
               </w:rPr>
               <w:t>{% endif %}</w:t>
+            </w:r>
+          </w:p>
+        </w:tc>
+      </w:tr>
+      <w:tr>
+        <w:trPr>
+          <w:trHeight w:val="990"/>
+          <w:jc w:val="center"/>
+        </w:trPr>
+        <w:tc>
+          <w:tcPr>
+            <w:tcW w:w="5154" w:type="dxa"/>
+            <w:tcBorders>
+              <w:top w:val="single" w:sz="4" w:space="0" w:color="auto"/>
+              <w:left w:val="nil"/>
+              <w:bottom w:val="nil"/>
+              <w:right w:val="nil"/>
+            </w:tcBorders>
+          </w:tcPr>
+          <w:p>
+            <w:pPr>
+              <w:ind w:left="708" w:hanging="708"/>
+              <w:rPr>
+                <w:sz w:val="18"/>
+                <w:szCs w:val="18"/>
+                <w:lang w:val="en-US"/>
+              </w:rPr>
+            </w:pPr>
+            <w:r>
+              <w:rPr>
+                <w:sz w:val="18"/>
+                <w:szCs w:val="18"/>
+                <w:lang w:val="en-US"/>
+              </w:rPr>
+              <w:lastRenderedPageBreak/>
+              <w:t xml:space="preserve">    </w:t>
+            </w:r>
+          </w:p>
+          <w:p>
+            <w:pPr>
+              <w:ind w:left="708" w:hanging="708"/>
+              <w:jc w:val="center"/>
+              <w:rPr>
+                <w:bCs/>
+                <w:sz w:val="20"/>
+                <w:szCs w:val="20"/>
+                <w:lang w:val="en-US"/>
+              </w:rPr>
+            </w:pPr>
+            <w:r>
+              <w:rPr>
+                <w:bCs/>
+                <w:sz w:val="20"/>
+                <w:szCs w:val="20"/>
+                <w:lang w:val="en-US"/>
+              </w:rPr>
+              <w:t xml:space="preserve">{% if </w:t>
+            </w:r>
+            <w:proofErr w:type="spellStart"/>
+            <w:r>
+              <w:rPr>
+                <w:bCs/>
+                <w:sz w:val="20"/>
+                <w:szCs w:val="20"/>
+                <w:lang w:val="en-US"/>
+              </w:rPr>
+              <w:t>seller</w:t>
+            </w:r>
+            <w:r>
+              <w:rPr>
+                <w:bCs/>
+                <w:sz w:val="20"/>
+                <w:szCs w:val="20"/>
+                <w:lang w:val="en-US"/>
+              </w:rPr>
+              <w:t>_type</w:t>
+            </w:r>
+            <w:proofErr w:type="spellEnd"/>
+            <w:r>
+              <w:rPr>
+                <w:bCs/>
+                <w:sz w:val="20"/>
+                <w:szCs w:val="20"/>
+                <w:lang w:val="en-US"/>
+              </w:rPr>
+              <w:t xml:space="preserve"> in ['</w:t>
+            </w:r>
+            <w:proofErr w:type="spellStart"/>
+            <w:r>
+              <w:rPr>
+                <w:bCs/>
+                <w:sz w:val="20"/>
+                <w:szCs w:val="20"/>
+                <w:lang w:val="en-US"/>
+              </w:rPr>
+              <w:t>internal_company</w:t>
+            </w:r>
+            <w:proofErr w:type="spellEnd"/>
+            <w:r>
+              <w:rPr>
+                <w:bCs/>
+                <w:sz w:val="20"/>
+                <w:szCs w:val="20"/>
+                <w:lang w:val="en-US"/>
+              </w:rPr>
+              <w:t>', '</w:t>
+            </w:r>
+            <w:proofErr w:type="spellStart"/>
+            <w:r>
+              <w:rPr>
+                <w:bCs/>
+                <w:sz w:val="20"/>
+                <w:szCs w:val="20"/>
+                <w:lang w:val="en-US"/>
+              </w:rPr>
+              <w:t>external_company</w:t>
+            </w:r>
+            <w:proofErr w:type="spellEnd"/>
+            <w:r>
+              <w:rPr>
+                <w:bCs/>
+                <w:sz w:val="20"/>
+                <w:szCs w:val="20"/>
+                <w:lang w:val="en-US"/>
+              </w:rPr>
+              <w:t xml:space="preserve">'] </w:t>
+            </w:r>
+            <w:proofErr w:type="gramStart"/>
+            <w:r>
+              <w:rPr>
+                <w:bCs/>
+                <w:sz w:val="20"/>
+                <w:szCs w:val="20"/>
+                <w:lang w:val="en-US"/>
+              </w:rPr>
+              <w:t>%}{</w:t>
+            </w:r>
+            <w:proofErr w:type="gramEnd"/>
+            <w:r>
+              <w:rPr>
+                <w:bCs/>
+                <w:sz w:val="20"/>
+                <w:szCs w:val="20"/>
+                <w:lang w:val="en-US"/>
+              </w:rPr>
+              <w:t>{</w:t>
+            </w:r>
+            <w:proofErr w:type="spellStart"/>
+            <w:r>
+              <w:rPr>
+                <w:bCs/>
+                <w:sz w:val="20"/>
+                <w:szCs w:val="20"/>
+                <w:lang w:val="en-US"/>
+              </w:rPr>
+              <w:t>seller</w:t>
+            </w:r>
+            <w:r>
+              <w:rPr>
+                <w:bCs/>
+                <w:sz w:val="20"/>
+                <w:szCs w:val="20"/>
+                <w:lang w:val="en-US"/>
+              </w:rPr>
+              <w:t>_director_position</w:t>
+            </w:r>
+            <w:proofErr w:type="spellEnd"/>
+          </w:p>
+          <w:p>
+            <w:pPr>
+              <w:pStyle w:val="ConsPlusNonformat"/>
+              <w:rPr>
+                <w:rFonts w:ascii="Times New Roman" w:hAnsi="Times New Roman" w:cs="Times New Roman"/>
+                <w:lang w:val="en-US"/>
+              </w:rPr>
+            </w:pPr>
+            <w:proofErr w:type="gramStart"/>
+            <w:r>
+              <w:rPr>
+                <w:rFonts w:ascii="Times New Roman" w:hAnsi="Times New Roman" w:cs="Times New Roman"/>
+                <w:bCs/>
+                <w:lang w:val="en-US"/>
+              </w:rPr>
+              <w:t>}}{</w:t>
+            </w:r>
+            <w:proofErr w:type="gramEnd"/>
+            <w:r>
+              <w:rPr>
+                <w:rFonts w:ascii="Times New Roman" w:hAnsi="Times New Roman" w:cs="Times New Roman"/>
+                <w:bCs/>
+                <w:lang w:val="en-US"/>
+              </w:rPr>
+              <w:t xml:space="preserve">% endif %} </w:t>
+            </w:r>
+            <w:r>
+              <w:rPr>
+                <w:rFonts w:ascii="Times New Roman" w:hAnsi="Times New Roman" w:cs="Times New Roman"/>
+                <w:lang w:val="en-US"/>
+              </w:rPr>
+              <w:t>____________________/</w:t>
+            </w:r>
+            <w:r>
+              <w:rPr>
+                <w:rFonts w:ascii="Times New Roman" w:hAnsi="Times New Roman" w:cs="Times New Roman"/>
+                <w:bCs/>
+                <w:lang w:val="en-US"/>
+              </w:rPr>
+              <w:t>{{</w:t>
+            </w:r>
+            <w:proofErr w:type="spellStart"/>
+            <w:r>
+              <w:rPr>
+                <w:rFonts w:ascii="Times New Roman" w:hAnsi="Times New Roman" w:cs="Times New Roman"/>
+                <w:bCs/>
+                <w:lang w:val="en-US"/>
+              </w:rPr>
+              <w:t>seller</w:t>
+            </w:r>
+            <w:r>
+              <w:rPr>
+                <w:rFonts w:ascii="Times New Roman" w:hAnsi="Times New Roman" w:cs="Times New Roman"/>
+                <w:bCs/>
+                <w:lang w:val="en-US"/>
+              </w:rPr>
+              <w:t>_initials</w:t>
+            </w:r>
+            <w:proofErr w:type="spellEnd"/>
+            <w:r>
+              <w:rPr>
+                <w:rFonts w:ascii="Times New Roman" w:hAnsi="Times New Roman" w:cs="Times New Roman"/>
+                <w:bCs/>
+                <w:lang w:val="en-US"/>
+              </w:rPr>
+              <w:t>}}</w:t>
+            </w:r>
+            <w:r>
+              <w:rPr>
+                <w:rFonts w:ascii="Times New Roman" w:hAnsi="Times New Roman" w:cs="Times New Roman"/>
+                <w:lang w:val="en-US"/>
+              </w:rPr>
+              <w:t>/</w:t>
+            </w:r>
+          </w:p>
+        </w:tc>
+        <w:tc>
+          <w:tcPr>
+            <w:tcW w:w="5323" w:type="dxa"/>
+            <w:tcBorders>
+              <w:top w:val="single" w:sz="4" w:space="0" w:color="auto"/>
+              <w:left w:val="nil"/>
+              <w:bottom w:val="nil"/>
+              <w:right w:val="nil"/>
+            </w:tcBorders>
+          </w:tcPr>
+          <w:p>
+            <w:pPr>
+              <w:ind w:left="708" w:hanging="708"/>
+              <w:rPr>
+                <w:sz w:val="18"/>
+                <w:szCs w:val="18"/>
+                <w:lang w:val="en-US"/>
+              </w:rPr>
+            </w:pPr>
+            <w:r>
+              <w:rPr>
+                <w:sz w:val="18"/>
+                <w:szCs w:val="18"/>
+                <w:lang w:val="en-US"/>
+              </w:rPr>
+              <w:t xml:space="preserve">    </w:t>
+            </w:r>
+          </w:p>
+          <w:p>
+            <w:pPr>
+              <w:ind w:left="708" w:hanging="708"/>
+              <w:jc w:val="center"/>
+              <w:rPr>
+                <w:bCs/>
+                <w:sz w:val="20"/>
+                <w:szCs w:val="20"/>
+                <w:lang w:val="en-US"/>
+              </w:rPr>
+            </w:pPr>
+            <w:r>
+              <w:rPr>
+                <w:bCs/>
+                <w:sz w:val="20"/>
+                <w:szCs w:val="20"/>
+                <w:lang w:val="en-US"/>
+              </w:rPr>
+              <w:t xml:space="preserve">{% if </w:t>
+            </w:r>
+            <w:proofErr w:type="spellStart"/>
+            <w:r>
+              <w:rPr>
+                <w:bCs/>
+                <w:sz w:val="20"/>
+                <w:szCs w:val="20"/>
+                <w:lang w:val="en-US"/>
+              </w:rPr>
+              <w:t>buyer_type</w:t>
+            </w:r>
+            <w:proofErr w:type="spellEnd"/>
+            <w:r>
+              <w:rPr>
+                <w:bCs/>
+                <w:sz w:val="20"/>
+                <w:szCs w:val="20"/>
+                <w:lang w:val="en-US"/>
+              </w:rPr>
+              <w:t xml:space="preserve"> in ['</w:t>
+            </w:r>
+            <w:proofErr w:type="spellStart"/>
+            <w:r>
+              <w:rPr>
+                <w:bCs/>
+                <w:sz w:val="20"/>
+                <w:szCs w:val="20"/>
+                <w:lang w:val="en-US"/>
+              </w:rPr>
+              <w:t>internal_company</w:t>
+            </w:r>
+            <w:proofErr w:type="spellEnd"/>
+            <w:r>
+              <w:rPr>
+                <w:bCs/>
+                <w:sz w:val="20"/>
+                <w:szCs w:val="20"/>
+                <w:lang w:val="en-US"/>
+              </w:rPr>
+              <w:t>', '</w:t>
+            </w:r>
+            <w:proofErr w:type="spellStart"/>
+            <w:r>
+              <w:rPr>
+                <w:bCs/>
+                <w:sz w:val="20"/>
+                <w:szCs w:val="20"/>
+                <w:lang w:val="en-US"/>
+              </w:rPr>
+              <w:t>external_company</w:t>
+            </w:r>
+            <w:proofErr w:type="spellEnd"/>
+            <w:r>
+              <w:rPr>
+                <w:bCs/>
+                <w:sz w:val="20"/>
+                <w:szCs w:val="20"/>
+                <w:lang w:val="en-US"/>
+              </w:rPr>
+              <w:t xml:space="preserve">'] </w:t>
+            </w:r>
+            <w:proofErr w:type="gramStart"/>
+            <w:r>
+              <w:rPr>
+                <w:bCs/>
+                <w:sz w:val="20"/>
+                <w:szCs w:val="20"/>
+                <w:lang w:val="en-US"/>
+              </w:rPr>
+              <w:t>%}{</w:t>
+            </w:r>
+            <w:proofErr w:type="gramEnd"/>
+            <w:r>
+              <w:rPr>
+                <w:bCs/>
+                <w:sz w:val="20"/>
+                <w:szCs w:val="20"/>
+                <w:lang w:val="en-US"/>
+              </w:rPr>
+              <w:t>{</w:t>
+            </w:r>
+            <w:proofErr w:type="spellStart"/>
+            <w:r>
+              <w:rPr>
+                <w:bCs/>
+                <w:sz w:val="20"/>
+                <w:szCs w:val="20"/>
+                <w:lang w:val="en-US"/>
+              </w:rPr>
+              <w:t>buyer_director_position</w:t>
+            </w:r>
+            <w:proofErr w:type="spellEnd"/>
+          </w:p>
+          <w:p>
+            <w:pPr>
+              <w:pStyle w:val="ConsPlusNonformat"/>
+              <w:rPr>
+                <w:rFonts w:ascii="Times New Roman" w:hAnsi="Times New Roman" w:cs="Times New Roman"/>
+                <w:lang w:val="en-US"/>
+              </w:rPr>
+            </w:pPr>
+            <w:proofErr w:type="gramStart"/>
+            <w:r>
+              <w:rPr>
+                <w:rFonts w:ascii="Times New Roman" w:hAnsi="Times New Roman" w:cs="Times New Roman"/>
+                <w:bCs/>
+                <w:lang w:val="en-US"/>
+              </w:rPr>
+              <w:t>}}{</w:t>
+            </w:r>
+            <w:proofErr w:type="gramEnd"/>
+            <w:r>
+              <w:rPr>
+                <w:rFonts w:ascii="Times New Roman" w:hAnsi="Times New Roman" w:cs="Times New Roman"/>
+                <w:bCs/>
+                <w:lang w:val="en-US"/>
+              </w:rPr>
+              <w:t xml:space="preserve">% endif %} </w:t>
+            </w:r>
+            <w:r>
+              <w:rPr>
+                <w:rFonts w:ascii="Times New Roman" w:hAnsi="Times New Roman" w:cs="Times New Roman"/>
+                <w:lang w:val="en-US"/>
+              </w:rPr>
+              <w:t>____________________/</w:t>
+            </w:r>
+            <w:r>
+              <w:rPr>
+                <w:rFonts w:ascii="Times New Roman" w:hAnsi="Times New Roman" w:cs="Times New Roman"/>
+                <w:bCs/>
+                <w:lang w:val="en-US"/>
+              </w:rPr>
+              <w:t>{{</w:t>
+            </w:r>
+            <w:proofErr w:type="spellStart"/>
+            <w:r>
+              <w:rPr>
+                <w:rFonts w:ascii="Times New Roman" w:hAnsi="Times New Roman" w:cs="Times New Roman"/>
+                <w:bCs/>
+                <w:lang w:val="en-US"/>
+              </w:rPr>
+              <w:t>buyer_initials</w:t>
+            </w:r>
+            <w:proofErr w:type="spellEnd"/>
+            <w:r>
+              <w:rPr>
+                <w:rFonts w:ascii="Times New Roman" w:hAnsi="Times New Roman" w:cs="Times New Roman"/>
+                <w:bCs/>
+                <w:lang w:val="en-US"/>
+              </w:rPr>
+              <w:t>}}</w:t>
+            </w:r>
+            <w:r>
+              <w:rPr>
+                <w:rFonts w:ascii="Times New Roman" w:hAnsi="Times New Roman" w:cs="Times New Roman"/>
+                <w:lang w:val="en-US"/>
+              </w:rPr>
+              <w:t>/</w:t>
+            </w:r>
+          </w:p>
+        </w:tc>
+      </w:tr>
+      <w:tr>
+        <w:trPr>
+          <w:trHeight w:val="135"/>
+          <w:jc w:val="center"/>
+        </w:trPr>
+        <w:tc>
+          <w:tcPr>
+            <w:tcW w:w="5154" w:type="dxa"/>
+            <w:tcBorders>
+              <w:top w:val="nil"/>
+              <w:left w:val="nil"/>
+              <w:bottom w:val="nil"/>
+              <w:right w:val="nil"/>
+            </w:tcBorders>
+          </w:tcPr>
+          <w:p>
+            <w:pPr>
+              <w:ind w:left="708" w:hanging="708"/>
+              <w:jc w:val="center"/>
+              <w:rPr>
+                <w:sz w:val="18"/>
+                <w:szCs w:val="18"/>
+              </w:rPr>
+            </w:pPr>
+            <w:r>
+              <w:rPr>
+                <w:sz w:val="18"/>
+                <w:szCs w:val="18"/>
+              </w:rPr>
+              <w:t xml:space="preserve">                          (</w:t>
+            </w:r>
+            <w:proofErr w:type="gramStart"/>
+            <w:r>
+              <w:rPr>
+                <w:sz w:val="18"/>
+                <w:szCs w:val="18"/>
+              </w:rPr>
+              <w:t xml:space="preserve">Подпись)   </w:t>
+            </w:r>
+            <w:proofErr w:type="gramEnd"/>
+            <w:r>
+              <w:rPr>
+                <w:sz w:val="18"/>
+                <w:szCs w:val="18"/>
+              </w:rPr>
+              <w:t xml:space="preserve">             (Ф.И.О)</w:t>
+            </w:r>
+          </w:p>
+        </w:tc>
+        <w:tc>
+          <w:tcPr>
+            <w:tcW w:w="5323" w:type="dxa"/>
+            <w:tcBorders>
+              <w:top w:val="nil"/>
+              <w:left w:val="nil"/>
+              <w:bottom w:val="nil"/>
+              <w:right w:val="nil"/>
+            </w:tcBorders>
+          </w:tcPr>
+          <w:p>
+            <w:pPr>
+              <w:ind w:left="708" w:hanging="708"/>
+              <w:jc w:val="center"/>
+              <w:rPr>
+                <w:sz w:val="18"/>
+                <w:szCs w:val="18"/>
+                <w:lang w:val="en-US"/>
+              </w:rPr>
+            </w:pPr>
+            <w:r>
+              <w:rPr>
+                <w:sz w:val="18"/>
+                <w:szCs w:val="18"/>
+              </w:rPr>
+              <w:t xml:space="preserve">                          (</w:t>
+            </w:r>
+            <w:proofErr w:type="gramStart"/>
+            <w:r>
+              <w:rPr>
+                <w:sz w:val="18"/>
+                <w:szCs w:val="18"/>
+              </w:rPr>
+              <w:t xml:space="preserve">Подпись)   </w:t>
+            </w:r>
+            <w:proofErr w:type="gramEnd"/>
+            <w:r>
+              <w:rPr>
+                <w:sz w:val="18"/>
+                <w:szCs w:val="18"/>
+              </w:rPr>
+              <w:t xml:space="preserve">             (Ф.И.О)</w:t>
             </w:r>
           </w:p>
         </w:tc>
@@ -12298,312 +13047,19 @@
     </w:tbl>
     <w:p>
       <w:pPr>
-        <w:widowControl w:val="0"/>
-        <w:autoSpaceDE w:val="0"/>
-        <w:autoSpaceDN w:val="0"/>
-        <w:adjustRightInd w:val="0"/>
-        <w:jc w:val="both"/>
-        <w:rPr>
-          <w:color w:val="000000"/>
-          <w:sz w:val="20"/>
-          <w:szCs w:val="20"/>
-          <w:lang w:val="en-US"/>
-        </w:rPr>
-      </w:pPr>
-      <w:r>
-        <w:rPr>
-          <w:color w:val="000000"/>
-          <w:sz w:val="20"/>
-          <w:szCs w:val="20"/>
-          <w:lang w:val="en-US"/>
-        </w:rPr>
-        <w:lastRenderedPageBreak/>
-        <w:t xml:space="preserve">    </w:t>
-      </w:r>
-    </w:p>
-    <w:p>
-      <w:pPr>
-        <w:widowControl w:val="0"/>
-        <w:autoSpaceDE w:val="0"/>
-        <w:autoSpaceDN w:val="0"/>
-        <w:adjustRightInd w:val="0"/>
-        <w:jc w:val="both"/>
-        <w:rPr>
-          <w:color w:val="000000"/>
-          <w:sz w:val="20"/>
-          <w:szCs w:val="20"/>
-          <w:lang w:val="en-US"/>
-        </w:rPr>
-      </w:pPr>
-      <w:r>
-        <w:rPr>
-          <w:color w:val="000000"/>
-          <w:sz w:val="20"/>
-          <w:szCs w:val="20"/>
-          <w:lang w:val="en-US"/>
-        </w:rPr>
-        <w:t xml:space="preserve"> </w:t>
-      </w:r>
-      <w:r>
-        <w:rPr>
-          <w:color w:val="000000"/>
-          <w:sz w:val="20"/>
-          <w:szCs w:val="20"/>
-          <w:lang w:val="en-US"/>
-        </w:rPr>
-        <w:t xml:space="preserve">   </w:t>
-      </w:r>
-      <w:r>
-        <w:rPr>
-          <w:color w:val="000000"/>
-          <w:sz w:val="20"/>
-          <w:szCs w:val="20"/>
-          <w:lang w:val="en-US"/>
-        </w:rPr>
-        <w:t>____________________________/</w:t>
-      </w:r>
-      <w:r>
-        <w:rPr>
-          <w:color w:val="000000"/>
-          <w:sz w:val="20"/>
-          <w:szCs w:val="20"/>
-          <w:lang w:val="en-US"/>
-        </w:rPr>
-        <w:t>{{</w:t>
-      </w:r>
-      <w:proofErr w:type="spellStart"/>
-      <w:r>
-        <w:rPr>
-          <w:color w:val="000000"/>
-          <w:sz w:val="20"/>
-          <w:szCs w:val="20"/>
-          <w:lang w:val="en-US"/>
-        </w:rPr>
-        <w:t>seller_initials</w:t>
-      </w:r>
-      <w:proofErr w:type="spellEnd"/>
-      <w:r>
-        <w:rPr>
-          <w:color w:val="000000"/>
-          <w:sz w:val="20"/>
-          <w:szCs w:val="20"/>
-          <w:lang w:val="en-US"/>
-        </w:rPr>
-        <w:t>}}</w:t>
-      </w:r>
-      <w:r>
-        <w:rPr>
-          <w:color w:val="000000"/>
-          <w:sz w:val="20"/>
-          <w:szCs w:val="20"/>
-          <w:lang w:val="en-US"/>
-        </w:rPr>
-        <w:t xml:space="preserve">/             </w:t>
-      </w:r>
-      <w:r>
-        <w:rPr>
-          <w:color w:val="000000"/>
-          <w:sz w:val="20"/>
-          <w:szCs w:val="20"/>
-          <w:lang w:val="en-US"/>
-        </w:rPr>
-        <w:t xml:space="preserve">    </w:t>
-      </w:r>
-      <w:r>
-        <w:rPr>
-          <w:color w:val="000000"/>
-          <w:sz w:val="20"/>
-          <w:szCs w:val="20"/>
-          <w:lang w:val="en-US"/>
-        </w:rPr>
-        <w:t>_____________________________/</w:t>
-      </w:r>
-      <w:r>
-        <w:rPr>
-          <w:color w:val="000000"/>
-          <w:sz w:val="20"/>
-          <w:szCs w:val="20"/>
-          <w:lang w:val="en-US"/>
-        </w:rPr>
-        <w:t>{{</w:t>
-      </w:r>
-      <w:proofErr w:type="spellStart"/>
-      <w:r>
-        <w:rPr>
-          <w:color w:val="000000"/>
-          <w:sz w:val="20"/>
-          <w:szCs w:val="20"/>
-          <w:lang w:val="en-US"/>
-        </w:rPr>
-        <w:t>buyer_initials</w:t>
-      </w:r>
-      <w:proofErr w:type="spellEnd"/>
-      <w:r>
-        <w:rPr>
-          <w:color w:val="000000"/>
-          <w:sz w:val="20"/>
-          <w:szCs w:val="20"/>
-          <w:lang w:val="en-US"/>
-        </w:rPr>
-        <w:t>}}</w:t>
-      </w:r>
-      <w:r>
-        <w:rPr>
-          <w:color w:val="000000"/>
-          <w:sz w:val="20"/>
-          <w:szCs w:val="20"/>
-          <w:lang w:val="en-US"/>
-        </w:rPr>
-        <w:t>/</w:t>
-      </w:r>
-    </w:p>
-    <w:p>
-      <w:pPr>
         <w:jc w:val="both"/>
         <w:rPr>
           <w:sz w:val="22"/>
           <w:szCs w:val="22"/>
         </w:rPr>
       </w:pPr>
-      <w:r>
-        <w:rPr>
-          <w:color w:val="000000"/>
-          <w:sz w:val="20"/>
-          <w:szCs w:val="20"/>
-        </w:rPr>
-        <w:t xml:space="preserve">                       (</w:t>
-      </w:r>
-      <w:proofErr w:type="gramStart"/>
-      <w:r>
-        <w:rPr>
-          <w:color w:val="000000"/>
-          <w:sz w:val="20"/>
-          <w:szCs w:val="20"/>
-        </w:rPr>
-        <w:t>подпись</w:t>
-      </w:r>
-      <w:r>
-        <w:rPr>
-          <w:color w:val="000000"/>
-          <w:sz w:val="20"/>
-          <w:szCs w:val="20"/>
-        </w:rPr>
-        <w:t xml:space="preserve">)   </w:t>
-      </w:r>
-      <w:proofErr w:type="gramEnd"/>
-      <w:r>
-        <w:rPr>
-          <w:color w:val="000000"/>
-          <w:sz w:val="20"/>
-          <w:szCs w:val="20"/>
-        </w:rPr>
-        <w:t xml:space="preserve">                         (</w:t>
-      </w:r>
-      <w:r>
-        <w:rPr>
-          <w:color w:val="000000"/>
-          <w:sz w:val="20"/>
-          <w:szCs w:val="20"/>
-        </w:rPr>
-        <w:t>Ф</w:t>
-      </w:r>
-      <w:r>
-        <w:rPr>
-          <w:color w:val="000000"/>
-          <w:sz w:val="20"/>
-          <w:szCs w:val="20"/>
-        </w:rPr>
-        <w:t>.</w:t>
-      </w:r>
-      <w:r>
-        <w:rPr>
-          <w:color w:val="000000"/>
-          <w:sz w:val="20"/>
-          <w:szCs w:val="20"/>
-        </w:rPr>
-        <w:t>И</w:t>
-      </w:r>
-      <w:r>
-        <w:rPr>
-          <w:color w:val="000000"/>
-          <w:sz w:val="20"/>
-          <w:szCs w:val="20"/>
-        </w:rPr>
-        <w:t>.</w:t>
-      </w:r>
-      <w:r>
-        <w:rPr>
-          <w:color w:val="000000"/>
-          <w:sz w:val="20"/>
-          <w:szCs w:val="20"/>
-        </w:rPr>
-        <w:t>О</w:t>
-      </w:r>
-      <w:r>
-        <w:rPr>
-          <w:color w:val="000000"/>
-          <w:sz w:val="20"/>
-          <w:szCs w:val="20"/>
-        </w:rPr>
-        <w:t xml:space="preserve">.)                             </w:t>
-      </w:r>
-      <w:r>
-        <w:rPr>
-          <w:color w:val="000000"/>
-          <w:sz w:val="20"/>
-          <w:szCs w:val="20"/>
-        </w:rPr>
-        <w:t xml:space="preserve">                   </w:t>
-      </w:r>
-      <w:r>
-        <w:rPr>
-          <w:color w:val="000000"/>
-          <w:sz w:val="20"/>
-          <w:szCs w:val="20"/>
-        </w:rPr>
-        <w:t xml:space="preserve">  </w:t>
-      </w:r>
-      <w:r>
-        <w:rPr>
-          <w:color w:val="000000"/>
-          <w:sz w:val="20"/>
-          <w:szCs w:val="20"/>
-        </w:rPr>
-        <w:t xml:space="preserve"> </w:t>
-      </w:r>
-      <w:r>
-        <w:rPr>
-          <w:color w:val="000000"/>
-          <w:sz w:val="20"/>
-          <w:szCs w:val="20"/>
-        </w:rPr>
-        <w:t>(</w:t>
-      </w:r>
-      <w:proofErr w:type="gramStart"/>
-      <w:r>
-        <w:rPr>
-          <w:color w:val="000000"/>
-          <w:sz w:val="20"/>
-          <w:szCs w:val="20"/>
-        </w:rPr>
-        <w:t xml:space="preserve">подпись)   </w:t>
-      </w:r>
-      <w:proofErr w:type="gramEnd"/>
-      <w:r>
-        <w:rPr>
-          <w:color w:val="000000"/>
-          <w:sz w:val="20"/>
-          <w:szCs w:val="20"/>
-        </w:rPr>
-        <w:t xml:space="preserve">                       (Ф.И.О.)        </w:t>
-      </w:r>
       <w:r>
         <w:rPr>
           <w:color w:val="000000"/>
           <w:sz w:val="22"/>
           <w:szCs w:val="22"/>
         </w:rPr>
-        <w:t xml:space="preserve">             </w:t>
+        <w:t xml:space="preserve"> </w:t>
       </w:r>
     </w:p>
     <w:sectPr>
@@ -13301,7 +13757,7 @@
   <w:style w:type="paragraph" w:default="1" w:styleId="a">
     <w:name w:val="Normal"/>
     <w:qFormat/>
-    <w:rsid w:val="00083F6C"/>
+    <w:rsid w:val="00853FC0"/>
     <w:rPr>
       <w:sz w:val="24"/>
       <w:szCs w:val="24"/>

--- a/documents/templates/6_bs(ДКП (Универсальный)).docx
+++ b/documents/templates/6_bs(ДКП (Универсальный)).docx
@@ -2923,7 +2923,7 @@
                 <w:szCs w:val="20"/>
                 <w:lang w:val="en-US"/>
               </w:rPr>
-              <w:t>{{</w:t>
+              <w:t xml:space="preserve">{% if </w:t>
             </w:r>
             <w:proofErr w:type="spellStart"/>
             <w:r>
@@ -2941,7 +2941,79 @@
                 <w:szCs w:val="20"/>
                 <w:lang w:val="en-US"/>
               </w:rPr>
-              <w:t xml:space="preserve">}} </w:t>
+              <w:t xml:space="preserve"> </w:t>
+            </w:r>
+            <w:proofErr w:type="gramStart"/>
+            <w:r>
+              <w:rPr>
+                <w:sz w:val="20"/>
+                <w:szCs w:val="20"/>
+                <w:lang w:val="en-US"/>
+              </w:rPr>
+              <w:t>%}{</w:t>
+            </w:r>
+            <w:proofErr w:type="gramEnd"/>
+            <w:r>
+              <w:rPr>
+                <w:sz w:val="20"/>
+                <w:szCs w:val="20"/>
+                <w:lang w:val="en-US"/>
+              </w:rPr>
+              <w:t xml:space="preserve">{ </w:t>
+            </w:r>
+            <w:proofErr w:type="spellStart"/>
+            <w:r>
+              <w:rPr>
+                <w:sz w:val="20"/>
+                <w:szCs w:val="20"/>
+                <w:lang w:val="en-US"/>
+              </w:rPr>
+              <w:t>pts_id</w:t>
+            </w:r>
+            <w:proofErr w:type="spellEnd"/>
+            <w:r>
+              <w:rPr>
+                <w:sz w:val="20"/>
+                <w:szCs w:val="20"/>
+                <w:lang w:val="en-US"/>
+              </w:rPr>
+              <w:t xml:space="preserve"> }}{% endif %}{% if </w:t>
+            </w:r>
+            <w:proofErr w:type="spellStart"/>
+            <w:r>
+              <w:rPr>
+                <w:sz w:val="20"/>
+                <w:szCs w:val="20"/>
+                <w:lang w:val="en-US"/>
+              </w:rPr>
+              <w:t>pts_date</w:t>
+            </w:r>
+            <w:proofErr w:type="spellEnd"/>
+            <w:r>
+              <w:rPr>
+                <w:sz w:val="20"/>
+                <w:szCs w:val="20"/>
+                <w:lang w:val="en-US"/>
+              </w:rPr>
+              <w:t xml:space="preserve"> and </w:t>
+            </w:r>
+            <w:proofErr w:type="spellStart"/>
+            <w:r>
+              <w:rPr>
+                <w:sz w:val="20"/>
+                <w:szCs w:val="20"/>
+                <w:lang w:val="en-US"/>
+              </w:rPr>
+              <w:t>pts_id</w:t>
+            </w:r>
+            <w:proofErr w:type="spellEnd"/>
+            <w:r>
+              <w:rPr>
+                <w:sz w:val="20"/>
+                <w:szCs w:val="20"/>
+                <w:lang w:val="en-US"/>
+              </w:rPr>
+              <w:t xml:space="preserve"> %} </w:t>
             </w:r>
             <w:r>
               <w:rPr>
@@ -2956,7 +3028,7 @@
                 <w:szCs w:val="20"/>
                 <w:lang w:val="en-US"/>
               </w:rPr>
-              <w:t xml:space="preserve"> {{</w:t>
+              <w:t xml:space="preserve"> {{ </w:t>
             </w:r>
             <w:proofErr w:type="spellStart"/>
             <w:r>
@@ -2974,7 +3046,40 @@
                 <w:szCs w:val="20"/>
                 <w:lang w:val="en-US"/>
               </w:rPr>
-              <w:t>}}</w:t>
+              <w:t xml:space="preserve"> }}{% endif %}{% if not </w:t>
+            </w:r>
+            <w:proofErr w:type="spellStart"/>
+            <w:r>
+              <w:rPr>
+                <w:sz w:val="20"/>
+                <w:szCs w:val="20"/>
+                <w:lang w:val="en-US"/>
+              </w:rPr>
+              <w:t>pts_id</w:t>
+            </w:r>
+            <w:proofErr w:type="spellEnd"/>
+            <w:r>
+              <w:rPr>
+                <w:sz w:val="20"/>
+                <w:szCs w:val="20"/>
+                <w:lang w:val="en-US"/>
+              </w:rPr>
+              <w:t xml:space="preserve"> %}</w:t>
+            </w:r>
+            <w:r>
+              <w:rPr>
+                <w:sz w:val="20"/>
+                <w:szCs w:val="20"/>
+              </w:rPr>
+              <w:t>Отсутствует</w:t>
+            </w:r>
+            <w:r>
+              <w:rPr>
+                <w:sz w:val="20"/>
+                <w:szCs w:val="20"/>
+                <w:lang w:val="en-US"/>
+              </w:rPr>
+              <w:t>{% endif %}</w:t>
             </w:r>
           </w:p>
         </w:tc>
@@ -3041,43 +3146,7 @@
                 <w:szCs w:val="20"/>
                 <w:lang w:val="en-US"/>
               </w:rPr>
-              <w:t xml:space="preserve">{% if </w:t>
-            </w:r>
-            <w:proofErr w:type="spellStart"/>
-            <w:r>
-              <w:rPr>
-                <w:sz w:val="20"/>
-                <w:szCs w:val="20"/>
-                <w:lang w:val="en-US"/>
-              </w:rPr>
-              <w:t>sts_id</w:t>
-            </w:r>
-            <w:proofErr w:type="spellEnd"/>
-            <w:r>
-              <w:rPr>
-                <w:sz w:val="20"/>
-                <w:szCs w:val="20"/>
-                <w:lang w:val="en-US"/>
-              </w:rPr>
-              <w:t xml:space="preserve"> and </w:t>
-            </w:r>
-            <w:proofErr w:type="spellStart"/>
-            <w:r>
-              <w:rPr>
-                <w:sz w:val="20"/>
-                <w:szCs w:val="20"/>
-                <w:lang w:val="en-US"/>
-              </w:rPr>
-              <w:t>sts_date</w:t>
-            </w:r>
-            <w:proofErr w:type="spellEnd"/>
-            <w:r>
-              <w:rPr>
-                <w:sz w:val="20"/>
-                <w:szCs w:val="20"/>
-                <w:lang w:val="en-US"/>
-              </w:rPr>
-              <w:t xml:space="preserve"> </w:t>
+              <w:t xml:space="preserve">{% if sts_id </w:t>
             </w:r>
             <w:proofErr w:type="gramStart"/>
             <w:r>
@@ -3095,25 +3164,7 @@
                 <w:szCs w:val="20"/>
                 <w:lang w:val="en-US"/>
               </w:rPr>
-              <w:t xml:space="preserve">{ </w:t>
-            </w:r>
-            <w:proofErr w:type="spellStart"/>
-            <w:r>
-              <w:rPr>
-                <w:sz w:val="20"/>
-                <w:szCs w:val="20"/>
-                <w:lang w:val="en-US"/>
-              </w:rPr>
-              <w:t>sts_id</w:t>
-            </w:r>
-            <w:proofErr w:type="spellEnd"/>
-            <w:r>
-              <w:rPr>
-                <w:sz w:val="20"/>
-                <w:szCs w:val="20"/>
-                <w:lang w:val="en-US"/>
-              </w:rPr>
-              <w:t xml:space="preserve"> }} </w:t>
+              <w:t xml:space="preserve">{ sts_id }}{% endif %}{% if sts_date and sts_id %} </w:t>
             </w:r>
             <w:r>
               <w:rPr>
@@ -3128,25 +3179,7 @@
                 <w:szCs w:val="20"/>
                 <w:lang w:val="en-US"/>
               </w:rPr>
-              <w:t xml:space="preserve"> {{ </w:t>
-            </w:r>
-            <w:proofErr w:type="spellStart"/>
-            <w:r>
-              <w:rPr>
-                <w:sz w:val="20"/>
-                <w:szCs w:val="20"/>
-                <w:lang w:val="en-US"/>
-              </w:rPr>
-              <w:t>sts_date</w:t>
-            </w:r>
-            <w:proofErr w:type="spellEnd"/>
-            <w:r>
-              <w:rPr>
-                <w:sz w:val="20"/>
-                <w:szCs w:val="20"/>
-                <w:lang w:val="en-US"/>
-              </w:rPr>
-              <w:t xml:space="preserve"> }}{% else %}</w:t>
+              <w:t xml:space="preserve"> {{ sts_date }}{% endif %}{% if not sts_id %}</w:t>
             </w:r>
             <w:r>
               <w:rPr>
@@ -3761,6 +3794,7 @@
           <w:sz w:val="20"/>
           <w:szCs w:val="20"/>
         </w:rPr>
+        <w:lastRenderedPageBreak/>
         <w:t>5.1. Договор вступает в силу с момента его подписания и действует до полного исполнения Сторонами своих обязательств.</w:t>
       </w:r>
     </w:p>
@@ -3777,7 +3811,6 @@
           <w:sz w:val="20"/>
           <w:szCs w:val="20"/>
         </w:rPr>
-        <w:lastRenderedPageBreak/>
         <w:t>5.2. Настоящий Договор может быть расторгнут в следующих случаях:</w:t>
       </w:r>
     </w:p>
@@ -6089,7 +6122,7 @@
       </w:tr>
       <w:tr>
         <w:trPr>
-          <w:trHeight w:val="988"/>
+          <w:trHeight w:val="325"/>
           <w:jc w:val="center"/>
         </w:trPr>
         <w:tc>
@@ -6105,154 +6138,108 @@
           <w:p>
             <w:pPr>
               <w:ind w:left="708" w:hanging="708"/>
+              <w:jc w:val="center"/>
               <w:rPr>
                 <w:sz w:val="18"/>
                 <w:szCs w:val="18"/>
                 <w:lang w:val="en-US"/>
               </w:rPr>
             </w:pPr>
-            <w:r>
-              <w:rPr>
-                <w:sz w:val="18"/>
-                <w:szCs w:val="18"/>
-                <w:lang w:val="en-US"/>
-              </w:rPr>
-              <w:t xml:space="preserve">    </w:t>
-            </w:r>
-          </w:p>
-          <w:p>
-            <w:pPr>
-              <w:ind w:left="708" w:hanging="708"/>
-              <w:jc w:val="center"/>
-              <w:rPr>
-                <w:bCs/>
-                <w:sz w:val="20"/>
-                <w:szCs w:val="20"/>
-                <w:lang w:val="en-US"/>
-              </w:rPr>
-            </w:pPr>
-            <w:r>
-              <w:rPr>
-                <w:bCs/>
-                <w:sz w:val="20"/>
-                <w:szCs w:val="20"/>
-                <w:lang w:val="en-US"/>
-              </w:rPr>
-              <w:t xml:space="preserve">{% if </w:t>
-            </w:r>
-            <w:proofErr w:type="spellStart"/>
-            <w:r>
-              <w:rPr>
-                <w:bCs/>
-                <w:sz w:val="20"/>
-                <w:szCs w:val="20"/>
-                <w:lang w:val="en-US"/>
-              </w:rPr>
-              <w:t>seller</w:t>
-            </w:r>
-            <w:r>
-              <w:rPr>
-                <w:bCs/>
-                <w:sz w:val="20"/>
-                <w:szCs w:val="20"/>
-                <w:lang w:val="en-US"/>
-              </w:rPr>
-              <w:t>_type</w:t>
-            </w:r>
-            <w:proofErr w:type="spellEnd"/>
-            <w:r>
-              <w:rPr>
-                <w:bCs/>
-                <w:sz w:val="20"/>
-                <w:szCs w:val="20"/>
-                <w:lang w:val="en-US"/>
-              </w:rPr>
-              <w:t xml:space="preserve"> in ['</w:t>
-            </w:r>
-            <w:proofErr w:type="spellStart"/>
-            <w:r>
-              <w:rPr>
-                <w:bCs/>
-                <w:sz w:val="20"/>
-                <w:szCs w:val="20"/>
-                <w:lang w:val="en-US"/>
-              </w:rPr>
-              <w:t>internal_company</w:t>
-            </w:r>
-            <w:proofErr w:type="spellEnd"/>
-            <w:r>
-              <w:rPr>
-                <w:bCs/>
-                <w:sz w:val="20"/>
-                <w:szCs w:val="20"/>
-                <w:lang w:val="en-US"/>
-              </w:rPr>
-              <w:t>', '</w:t>
-            </w:r>
-            <w:proofErr w:type="spellStart"/>
-            <w:r>
-              <w:rPr>
-                <w:bCs/>
-                <w:sz w:val="20"/>
-                <w:szCs w:val="20"/>
-                <w:lang w:val="en-US"/>
-              </w:rPr>
-              <w:t>external_company</w:t>
-            </w:r>
-            <w:proofErr w:type="spellEnd"/>
-            <w:r>
-              <w:rPr>
-                <w:bCs/>
-                <w:sz w:val="20"/>
-                <w:szCs w:val="20"/>
-                <w:lang w:val="en-US"/>
-              </w:rPr>
-              <w:t xml:space="preserve">'] </w:t>
-            </w:r>
-            <w:proofErr w:type="gramStart"/>
-            <w:r>
-              <w:rPr>
-                <w:bCs/>
-                <w:sz w:val="20"/>
-                <w:szCs w:val="20"/>
-                <w:lang w:val="en-US"/>
-              </w:rPr>
-              <w:t>%}{</w:t>
-            </w:r>
-            <w:proofErr w:type="gramEnd"/>
-            <w:r>
-              <w:rPr>
-                <w:bCs/>
-                <w:sz w:val="20"/>
-                <w:szCs w:val="20"/>
-                <w:lang w:val="en-US"/>
-              </w:rPr>
-              <w:t>{</w:t>
-            </w:r>
-            <w:proofErr w:type="spellStart"/>
-            <w:r>
-              <w:rPr>
-                <w:bCs/>
-                <w:sz w:val="20"/>
-                <w:szCs w:val="20"/>
-                <w:lang w:val="en-US"/>
-              </w:rPr>
-              <w:t>seller</w:t>
-            </w:r>
-            <w:r>
-              <w:rPr>
-                <w:bCs/>
-                <w:sz w:val="20"/>
-                <w:szCs w:val="20"/>
-                <w:lang w:val="en-US"/>
-              </w:rPr>
-              <w:t>_director_position</w:t>
-            </w:r>
-            <w:proofErr w:type="spellEnd"/>
           </w:p>
           <w:p>
             <w:pPr>
               <w:pStyle w:val="ConsPlusNonformat"/>
+              <w:jc w:val="center"/>
+              <w:rPr>
+                <w:rFonts w:ascii="Times New Roman" w:hAnsi="Times New Roman" w:cs="Times New Roman"/>
+                <w:lang w:val="en-US"/>
+              </w:rPr>
+            </w:pPr>
+            <w:r>
+              <w:rPr>
+                <w:rFonts w:ascii="Times New Roman" w:hAnsi="Times New Roman" w:cs="Times New Roman"/>
+                <w:lang w:val="en-US"/>
+              </w:rPr>
+              <w:t xml:space="preserve">{% if </w:t>
+            </w:r>
+            <w:proofErr w:type="spellStart"/>
+            <w:r>
+              <w:rPr>
+                <w:rFonts w:ascii="Times New Roman" w:hAnsi="Times New Roman" w:cs="Times New Roman"/>
+                <w:lang w:val="en-US"/>
+              </w:rPr>
+              <w:t>seller_type</w:t>
+            </w:r>
+            <w:proofErr w:type="spellEnd"/>
+            <w:r>
+              <w:rPr>
+                <w:rFonts w:ascii="Times New Roman" w:hAnsi="Times New Roman" w:cs="Times New Roman"/>
+                <w:lang w:val="en-US"/>
+              </w:rPr>
+              <w:t xml:space="preserve"> in ['</w:t>
+            </w:r>
+            <w:proofErr w:type="spellStart"/>
+            <w:r>
+              <w:rPr>
+                <w:rFonts w:ascii="Times New Roman" w:hAnsi="Times New Roman" w:cs="Times New Roman"/>
+                <w:lang w:val="en-US"/>
+              </w:rPr>
+              <w:t>internal_company</w:t>
+            </w:r>
+            <w:proofErr w:type="spellEnd"/>
+            <w:r>
+              <w:rPr>
+                <w:rFonts w:ascii="Times New Roman" w:hAnsi="Times New Roman" w:cs="Times New Roman"/>
+                <w:lang w:val="en-US"/>
+              </w:rPr>
+              <w:t>', '</w:t>
+            </w:r>
+            <w:proofErr w:type="spellStart"/>
+            <w:r>
+              <w:rPr>
+                <w:rFonts w:ascii="Times New Roman" w:hAnsi="Times New Roman" w:cs="Times New Roman"/>
+                <w:lang w:val="en-US"/>
+              </w:rPr>
+              <w:t>external_company</w:t>
+            </w:r>
+            <w:proofErr w:type="spellEnd"/>
+            <w:r>
+              <w:rPr>
+                <w:rFonts w:ascii="Times New Roman" w:hAnsi="Times New Roman" w:cs="Times New Roman"/>
+                <w:lang w:val="en-US"/>
+              </w:rPr>
+              <w:t xml:space="preserve">'] </w:t>
+            </w:r>
+            <w:proofErr w:type="gramStart"/>
+            <w:r>
+              <w:rPr>
+                <w:rFonts w:ascii="Times New Roman" w:hAnsi="Times New Roman" w:cs="Times New Roman"/>
+                <w:lang w:val="en-US"/>
+              </w:rPr>
+              <w:t>%}{</w:t>
+            </w:r>
+            <w:proofErr w:type="gramEnd"/>
+            <w:r>
+              <w:rPr>
+                <w:rFonts w:ascii="Times New Roman" w:hAnsi="Times New Roman" w:cs="Times New Roman"/>
+                <w:lang w:val="en-US"/>
+              </w:rPr>
+              <w:t>{</w:t>
+            </w:r>
+            <w:proofErr w:type="spellStart"/>
+            <w:r>
+              <w:rPr>
+                <w:rFonts w:ascii="Times New Roman" w:hAnsi="Times New Roman" w:cs="Times New Roman"/>
+                <w:lang w:val="en-US"/>
+              </w:rPr>
+              <w:t>seller_director_position</w:t>
+            </w:r>
+            <w:proofErr w:type="spellEnd"/>
+          </w:p>
+          <w:p>
+            <w:pPr>
+              <w:pStyle w:val="ConsPlusNonformat"/>
+              <w:jc w:val="center"/>
               <w:rPr>
                 <w:rFonts w:ascii="Times New Roman" w:hAnsi="Times New Roman" w:cs="Times New Roman"/>
               </w:rPr>
@@ -6261,7 +6248,6 @@
             <w:r>
               <w:rPr>
                 <w:rFonts w:ascii="Times New Roman" w:hAnsi="Times New Roman" w:cs="Times New Roman"/>
-                <w:bCs/>
                 <w:lang w:val="en-US"/>
               </w:rPr>
               <w:t>}}{</w:t>
@@ -6270,7 +6256,6 @@
             <w:r>
               <w:rPr>
                 <w:rFonts w:ascii="Times New Roman" w:hAnsi="Times New Roman" w:cs="Times New Roman"/>
-                <w:bCs/>
                 <w:lang w:val="en-US"/>
               </w:rPr>
               <w:t xml:space="preserve">% endif %} </w:t>
@@ -6285,7 +6270,6 @@
             <w:r>
               <w:rPr>
                 <w:rFonts w:ascii="Times New Roman" w:hAnsi="Times New Roman" w:cs="Times New Roman"/>
-                <w:bCs/>
                 <w:lang w:val="en-US"/>
               </w:rPr>
               <w:t>{{</w:t>
@@ -6294,24 +6278,14 @@
             <w:r>
               <w:rPr>
                 <w:rFonts w:ascii="Times New Roman" w:hAnsi="Times New Roman" w:cs="Times New Roman"/>
-                <w:bCs/>
-                <w:lang w:val="en-US"/>
-              </w:rPr>
-              <w:t>seller</w:t>
-            </w:r>
-            <w:r>
-              <w:rPr>
-                <w:rFonts w:ascii="Times New Roman" w:hAnsi="Times New Roman" w:cs="Times New Roman"/>
-                <w:bCs/>
-                <w:lang w:val="en-US"/>
-              </w:rPr>
-              <w:t>_initials</w:t>
-            </w:r>
-            <w:proofErr w:type="spellEnd"/>
-            <w:r>
-              <w:rPr>
-                <w:rFonts w:ascii="Times New Roman" w:hAnsi="Times New Roman" w:cs="Times New Roman"/>
-                <w:bCs/>
+                <w:lang w:val="en-US"/>
+              </w:rPr>
+              <w:t>seller_initials</w:t>
+            </w:r>
+            <w:proofErr w:type="spellEnd"/>
+            <w:r>
+              <w:rPr>
+                <w:rFonts w:ascii="Times New Roman" w:hAnsi="Times New Roman" w:cs="Times New Roman"/>
                 <w:lang w:val="en-US"/>
               </w:rPr>
               <w:t>}}</w:t>
@@ -6338,136 +6312,108 @@
           <w:p>
             <w:pPr>
               <w:ind w:left="708" w:hanging="708"/>
+              <w:jc w:val="center"/>
               <w:rPr>
                 <w:sz w:val="18"/>
                 <w:szCs w:val="18"/>
                 <w:lang w:val="en-US"/>
               </w:rPr>
             </w:pPr>
-            <w:r>
-              <w:rPr>
-                <w:sz w:val="18"/>
-                <w:szCs w:val="18"/>
-                <w:lang w:val="en-US"/>
-              </w:rPr>
-              <w:t xml:space="preserve">    </w:t>
-            </w:r>
-          </w:p>
-          <w:p>
-            <w:pPr>
-              <w:ind w:left="708" w:hanging="708"/>
-              <w:jc w:val="center"/>
-              <w:rPr>
-                <w:bCs/>
-                <w:sz w:val="20"/>
-                <w:szCs w:val="20"/>
-                <w:lang w:val="en-US"/>
-              </w:rPr>
-            </w:pPr>
-            <w:r>
-              <w:rPr>
-                <w:bCs/>
-                <w:sz w:val="20"/>
-                <w:szCs w:val="20"/>
-                <w:lang w:val="en-US"/>
-              </w:rPr>
-              <w:t xml:space="preserve">{% if </w:t>
-            </w:r>
-            <w:proofErr w:type="spellStart"/>
-            <w:r>
-              <w:rPr>
-                <w:bCs/>
-                <w:sz w:val="20"/>
-                <w:szCs w:val="20"/>
-                <w:lang w:val="en-US"/>
-              </w:rPr>
-              <w:t>buyer_type</w:t>
-            </w:r>
-            <w:proofErr w:type="spellEnd"/>
-            <w:r>
-              <w:rPr>
-                <w:bCs/>
-                <w:sz w:val="20"/>
-                <w:szCs w:val="20"/>
-                <w:lang w:val="en-US"/>
-              </w:rPr>
-              <w:t xml:space="preserve"> in ['</w:t>
-            </w:r>
-            <w:proofErr w:type="spellStart"/>
-            <w:r>
-              <w:rPr>
-                <w:bCs/>
-                <w:sz w:val="20"/>
-                <w:szCs w:val="20"/>
-                <w:lang w:val="en-US"/>
-              </w:rPr>
-              <w:t>internal_company</w:t>
-            </w:r>
-            <w:proofErr w:type="spellEnd"/>
-            <w:r>
-              <w:rPr>
-                <w:bCs/>
-                <w:sz w:val="20"/>
-                <w:szCs w:val="20"/>
-                <w:lang w:val="en-US"/>
-              </w:rPr>
-              <w:t>', '</w:t>
-            </w:r>
-            <w:proofErr w:type="spellStart"/>
-            <w:r>
-              <w:rPr>
-                <w:bCs/>
-                <w:sz w:val="20"/>
-                <w:szCs w:val="20"/>
-                <w:lang w:val="en-US"/>
-              </w:rPr>
-              <w:t>external_company</w:t>
-            </w:r>
-            <w:proofErr w:type="spellEnd"/>
-            <w:r>
-              <w:rPr>
-                <w:bCs/>
-                <w:sz w:val="20"/>
-                <w:szCs w:val="20"/>
-                <w:lang w:val="en-US"/>
-              </w:rPr>
-              <w:t xml:space="preserve">'] </w:t>
-            </w:r>
-            <w:proofErr w:type="gramStart"/>
-            <w:r>
-              <w:rPr>
-                <w:bCs/>
-                <w:sz w:val="20"/>
-                <w:szCs w:val="20"/>
-                <w:lang w:val="en-US"/>
-              </w:rPr>
-              <w:t>%}{</w:t>
-            </w:r>
-            <w:proofErr w:type="gramEnd"/>
-            <w:r>
-              <w:rPr>
-                <w:bCs/>
-                <w:sz w:val="20"/>
-                <w:szCs w:val="20"/>
-                <w:lang w:val="en-US"/>
-              </w:rPr>
-              <w:t>{</w:t>
-            </w:r>
-            <w:proofErr w:type="spellStart"/>
-            <w:r>
-              <w:rPr>
-                <w:bCs/>
-                <w:sz w:val="20"/>
-                <w:szCs w:val="20"/>
-                <w:lang w:val="en-US"/>
-              </w:rPr>
-              <w:t>buyer_director_position</w:t>
-            </w:r>
-            <w:proofErr w:type="spellEnd"/>
           </w:p>
           <w:p>
             <w:pPr>
               <w:pStyle w:val="ConsPlusNonformat"/>
+              <w:jc w:val="center"/>
+              <w:rPr>
+                <w:rFonts w:ascii="Times New Roman" w:hAnsi="Times New Roman" w:cs="Times New Roman"/>
+                <w:lang w:val="en-US"/>
+              </w:rPr>
+            </w:pPr>
+            <w:r>
+              <w:rPr>
+                <w:rFonts w:ascii="Times New Roman" w:hAnsi="Times New Roman" w:cs="Times New Roman"/>
+                <w:lang w:val="en-US"/>
+              </w:rPr>
+              <w:t xml:space="preserve">{% if </w:t>
+            </w:r>
+            <w:proofErr w:type="spellStart"/>
+            <w:r>
+              <w:rPr>
+                <w:rFonts w:ascii="Times New Roman" w:hAnsi="Times New Roman" w:cs="Times New Roman"/>
+                <w:lang w:val="en-US"/>
+              </w:rPr>
+              <w:t>buyer_type</w:t>
+            </w:r>
+            <w:proofErr w:type="spellEnd"/>
+            <w:r>
+              <w:rPr>
+                <w:rFonts w:ascii="Times New Roman" w:hAnsi="Times New Roman" w:cs="Times New Roman"/>
+                <w:lang w:val="en-US"/>
+              </w:rPr>
+              <w:t xml:space="preserve"> in ['</w:t>
+            </w:r>
+            <w:proofErr w:type="spellStart"/>
+            <w:r>
+              <w:rPr>
+                <w:rFonts w:ascii="Times New Roman" w:hAnsi="Times New Roman" w:cs="Times New Roman"/>
+                <w:lang w:val="en-US"/>
+              </w:rPr>
+              <w:t>internal_company</w:t>
+            </w:r>
+            <w:proofErr w:type="spellEnd"/>
+            <w:r>
+              <w:rPr>
+                <w:rFonts w:ascii="Times New Roman" w:hAnsi="Times New Roman" w:cs="Times New Roman"/>
+                <w:lang w:val="en-US"/>
+              </w:rPr>
+              <w:t>', '</w:t>
+            </w:r>
+            <w:proofErr w:type="spellStart"/>
+            <w:r>
+              <w:rPr>
+                <w:rFonts w:ascii="Times New Roman" w:hAnsi="Times New Roman" w:cs="Times New Roman"/>
+                <w:lang w:val="en-US"/>
+              </w:rPr>
+              <w:t>external_company</w:t>
+            </w:r>
+            <w:proofErr w:type="spellEnd"/>
+            <w:r>
+              <w:rPr>
+                <w:rFonts w:ascii="Times New Roman" w:hAnsi="Times New Roman" w:cs="Times New Roman"/>
+                <w:lang w:val="en-US"/>
+              </w:rPr>
+              <w:t xml:space="preserve">'] </w:t>
+            </w:r>
+            <w:proofErr w:type="gramStart"/>
+            <w:r>
+              <w:rPr>
+                <w:rFonts w:ascii="Times New Roman" w:hAnsi="Times New Roman" w:cs="Times New Roman"/>
+                <w:lang w:val="en-US"/>
+              </w:rPr>
+              <w:t>%}{</w:t>
+            </w:r>
+            <w:proofErr w:type="gramEnd"/>
+            <w:r>
+              <w:rPr>
+                <w:rFonts w:ascii="Times New Roman" w:hAnsi="Times New Roman" w:cs="Times New Roman"/>
+                <w:lang w:val="en-US"/>
+              </w:rPr>
+              <w:t>{</w:t>
+            </w:r>
+            <w:proofErr w:type="spellStart"/>
+            <w:r>
+              <w:rPr>
+                <w:rFonts w:ascii="Times New Roman" w:hAnsi="Times New Roman" w:cs="Times New Roman"/>
+                <w:lang w:val="en-US"/>
+              </w:rPr>
+              <w:t>buyer_director_position</w:t>
+            </w:r>
+            <w:proofErr w:type="spellEnd"/>
+          </w:p>
+          <w:p>
+            <w:pPr>
+              <w:pStyle w:val="ConsPlusNonformat"/>
+              <w:jc w:val="center"/>
               <w:rPr>
                 <w:rFonts w:ascii="Times New Roman" w:hAnsi="Times New Roman" w:cs="Times New Roman"/>
                 <w:lang w:val="en-US"/>
@@ -6477,7 +6423,6 @@
             <w:r>
               <w:rPr>
                 <w:rFonts w:ascii="Times New Roman" w:hAnsi="Times New Roman" w:cs="Times New Roman"/>
-                <w:bCs/>
                 <w:lang w:val="en-US"/>
               </w:rPr>
               <w:t>}}{</w:t>
@@ -6486,7 +6431,6 @@
             <w:r>
               <w:rPr>
                 <w:rFonts w:ascii="Times New Roman" w:hAnsi="Times New Roman" w:cs="Times New Roman"/>
-                <w:bCs/>
                 <w:lang w:val="en-US"/>
               </w:rPr>
               <w:t xml:space="preserve">% endif %} </w:t>
@@ -6501,7 +6445,6 @@
             <w:r>
               <w:rPr>
                 <w:rFonts w:ascii="Times New Roman" w:hAnsi="Times New Roman" w:cs="Times New Roman"/>
-                <w:bCs/>
                 <w:lang w:val="en-US"/>
               </w:rPr>
               <w:t>{{</w:t>
@@ -6510,7 +6453,6 @@
             <w:r>
               <w:rPr>
                 <w:rFonts w:ascii="Times New Roman" w:hAnsi="Times New Roman" w:cs="Times New Roman"/>
-                <w:bCs/>
                 <w:lang w:val="en-US"/>
               </w:rPr>
               <w:t>buyer_initials</w:t>
@@ -6519,7 +6461,6 @@
             <w:r>
               <w:rPr>
                 <w:rFonts w:ascii="Times New Roman" w:hAnsi="Times New Roman" w:cs="Times New Roman"/>
-                <w:bCs/>
                 <w:lang w:val="en-US"/>
               </w:rPr>
               <w:t>}}</w:t>
@@ -8791,7 +8732,58 @@
           <w:sz w:val="20"/>
           <w:szCs w:val="20"/>
         </w:rPr>
-        <w:t>Договор</w:t>
+        <w:t>Акт</w:t>
+      </w:r>
+      <w:r>
+        <w:rPr>
+          <w:bCs/>
+          <w:sz w:val="20"/>
+          <w:szCs w:val="20"/>
+          <w:lang w:val="en-US"/>
+        </w:rPr>
+        <w:t xml:space="preserve"> </w:t>
+      </w:r>
+      <w:r>
+        <w:rPr>
+          <w:bCs/>
+          <w:sz w:val="20"/>
+          <w:szCs w:val="20"/>
+        </w:rPr>
+        <w:t>приема</w:t>
+      </w:r>
+      <w:r>
+        <w:rPr>
+          <w:bCs/>
+          <w:sz w:val="20"/>
+          <w:szCs w:val="20"/>
+          <w:lang w:val="en-US"/>
+        </w:rPr>
+        <w:t>-</w:t>
+      </w:r>
+      <w:r>
+        <w:rPr>
+          <w:bCs/>
+          <w:sz w:val="20"/>
+          <w:szCs w:val="20"/>
+        </w:rPr>
+        <w:t>передачи</w:t>
+      </w:r>
+      <w:r>
+        <w:rPr>
+          <w:bCs/>
+          <w:sz w:val="20"/>
+          <w:szCs w:val="20"/>
+          <w:lang w:val="en-US"/>
+        </w:rPr>
+        <w:t xml:space="preserve"> </w:t>
+      </w:r>
+      <w:r>
+        <w:rPr>
+          <w:bCs/>
+          <w:sz w:val="20"/>
+          <w:szCs w:val="20"/>
+        </w:rPr>
+        <w:t>ТС</w:t>
       </w:r>
       <w:r>
         <w:rPr>
@@ -8825,7 +8817,7 @@
           <w:sz w:val="20"/>
           <w:szCs w:val="20"/>
         </w:rPr>
-        <w:t>Договор</w:t>
+        <w:t>Акт</w:t>
       </w:r>
       <w:r>
         <w:rPr>
@@ -9682,43 +9674,97 @@
                 <w:szCs w:val="20"/>
                 <w:lang w:val="en-US"/>
               </w:rPr>
-              <w:t>{{</w:t>
-            </w:r>
-            <w:proofErr w:type="spellStart"/>
-            <w:r>
-              <w:rPr>
-                <w:sz w:val="20"/>
-                <w:szCs w:val="20"/>
-                <w:lang w:val="en-US"/>
-              </w:rPr>
-              <w:t>pts</w:t>
-            </w:r>
-            <w:r>
-              <w:rPr>
-                <w:b/>
-                <w:bCs/>
-                <w:sz w:val="20"/>
-                <w:szCs w:val="20"/>
-                <w:lang w:val="en-US"/>
-              </w:rPr>
-              <w:t>_</w:t>
-            </w:r>
-            <w:r>
-              <w:rPr>
-                <w:sz w:val="20"/>
-                <w:szCs w:val="20"/>
-                <w:lang w:val="en-US"/>
-              </w:rPr>
-              <w:t>id</w:t>
-            </w:r>
-            <w:proofErr w:type="spellEnd"/>
-            <w:r>
-              <w:rPr>
-                <w:sz w:val="20"/>
-                <w:szCs w:val="20"/>
-                <w:lang w:val="en-US"/>
-              </w:rPr>
-              <w:t xml:space="preserve">}} </w:t>
+              <w:t xml:space="preserve">{% if </w:t>
+            </w:r>
+            <w:proofErr w:type="spellStart"/>
+            <w:r>
+              <w:rPr>
+                <w:sz w:val="20"/>
+                <w:szCs w:val="20"/>
+                <w:lang w:val="en-US"/>
+              </w:rPr>
+              <w:t>pts_id</w:t>
+            </w:r>
+            <w:proofErr w:type="spellEnd"/>
+            <w:r>
+              <w:rPr>
+                <w:sz w:val="20"/>
+                <w:szCs w:val="20"/>
+                <w:lang w:val="en-US"/>
+              </w:rPr>
+              <w:t xml:space="preserve"> </w:t>
+            </w:r>
+            <w:proofErr w:type="gramStart"/>
+            <w:r>
+              <w:rPr>
+                <w:sz w:val="20"/>
+                <w:szCs w:val="20"/>
+                <w:lang w:val="en-US"/>
+              </w:rPr>
+              <w:t>%}{</w:t>
+            </w:r>
+            <w:proofErr w:type="gramEnd"/>
+            <w:r>
+              <w:rPr>
+                <w:sz w:val="20"/>
+                <w:szCs w:val="20"/>
+                <w:lang w:val="en-US"/>
+              </w:rPr>
+              <w:t xml:space="preserve">{ </w:t>
+            </w:r>
+            <w:proofErr w:type="spellStart"/>
+            <w:r>
+              <w:rPr>
+                <w:sz w:val="20"/>
+                <w:szCs w:val="20"/>
+                <w:lang w:val="en-US"/>
+              </w:rPr>
+              <w:t>pts_id</w:t>
+            </w:r>
+            <w:proofErr w:type="spellEnd"/>
+            <w:r>
+              <w:rPr>
+                <w:sz w:val="20"/>
+                <w:szCs w:val="20"/>
+                <w:lang w:val="en-US"/>
+              </w:rPr>
+              <w:t xml:space="preserve"> }}{% endif %}{% if </w:t>
+            </w:r>
+            <w:proofErr w:type="spellStart"/>
+            <w:r>
+              <w:rPr>
+                <w:sz w:val="20"/>
+                <w:szCs w:val="20"/>
+                <w:lang w:val="en-US"/>
+              </w:rPr>
+              <w:t>pts_date</w:t>
+            </w:r>
+            <w:proofErr w:type="spellEnd"/>
+            <w:r>
+              <w:rPr>
+                <w:sz w:val="20"/>
+                <w:szCs w:val="20"/>
+                <w:lang w:val="en-US"/>
+              </w:rPr>
+              <w:t xml:space="preserve"> and </w:t>
+            </w:r>
+            <w:proofErr w:type="spellStart"/>
+            <w:r>
+              <w:rPr>
+                <w:sz w:val="20"/>
+                <w:szCs w:val="20"/>
+                <w:lang w:val="en-US"/>
+              </w:rPr>
+              <w:t>pts_id</w:t>
+            </w:r>
+            <w:proofErr w:type="spellEnd"/>
+            <w:r>
+              <w:rPr>
+                <w:sz w:val="20"/>
+                <w:szCs w:val="20"/>
+                <w:lang w:val="en-US"/>
+              </w:rPr>
+              <w:t xml:space="preserve"> %} </w:t>
             </w:r>
             <w:r>
               <w:rPr>
@@ -9733,7 +9779,7 @@
                 <w:szCs w:val="20"/>
                 <w:lang w:val="en-US"/>
               </w:rPr>
-              <w:t xml:space="preserve"> {{</w:t>
+              <w:t xml:space="preserve"> {{ </w:t>
             </w:r>
             <w:proofErr w:type="spellStart"/>
             <w:r>
@@ -9751,7 +9797,40 @@
                 <w:szCs w:val="20"/>
                 <w:lang w:val="en-US"/>
               </w:rPr>
-              <w:t>}}</w:t>
+              <w:t xml:space="preserve"> }}{% endif %}{% if not </w:t>
+            </w:r>
+            <w:proofErr w:type="spellStart"/>
+            <w:r>
+              <w:rPr>
+                <w:sz w:val="20"/>
+                <w:szCs w:val="20"/>
+                <w:lang w:val="en-US"/>
+              </w:rPr>
+              <w:t>pts_id</w:t>
+            </w:r>
+            <w:proofErr w:type="spellEnd"/>
+            <w:r>
+              <w:rPr>
+                <w:sz w:val="20"/>
+                <w:szCs w:val="20"/>
+                <w:lang w:val="en-US"/>
+              </w:rPr>
+              <w:t xml:space="preserve"> %}</w:t>
+            </w:r>
+            <w:r>
+              <w:rPr>
+                <w:sz w:val="20"/>
+                <w:szCs w:val="20"/>
+              </w:rPr>
+              <w:t>Отсутствует</w:t>
+            </w:r>
+            <w:r>
+              <w:rPr>
+                <w:sz w:val="20"/>
+                <w:szCs w:val="20"/>
+                <w:lang w:val="en-US"/>
+              </w:rPr>
+              <w:t>{% endif %}</w:t>
             </w:r>
           </w:p>
         </w:tc>
@@ -9826,43 +9905,7 @@
                 <w:szCs w:val="20"/>
                 <w:lang w:val="en-US"/>
               </w:rPr>
-              <w:t xml:space="preserve">{% if </w:t>
-            </w:r>
-            <w:proofErr w:type="spellStart"/>
-            <w:r>
-              <w:rPr>
-                <w:sz w:val="20"/>
-                <w:szCs w:val="20"/>
-                <w:lang w:val="en-US"/>
-              </w:rPr>
-              <w:t>sts_id</w:t>
-            </w:r>
-            <w:proofErr w:type="spellEnd"/>
-            <w:r>
-              <w:rPr>
-                <w:sz w:val="20"/>
-                <w:szCs w:val="20"/>
-                <w:lang w:val="en-US"/>
-              </w:rPr>
-              <w:t xml:space="preserve"> and </w:t>
-            </w:r>
-            <w:proofErr w:type="spellStart"/>
-            <w:r>
-              <w:rPr>
-                <w:sz w:val="20"/>
-                <w:szCs w:val="20"/>
-                <w:lang w:val="en-US"/>
-              </w:rPr>
-              <w:t>sts_date</w:t>
-            </w:r>
-            <w:proofErr w:type="spellEnd"/>
-            <w:r>
-              <w:rPr>
-                <w:sz w:val="20"/>
-                <w:szCs w:val="20"/>
-                <w:lang w:val="en-US"/>
-              </w:rPr>
-              <w:t xml:space="preserve"> </w:t>
+              <w:t xml:space="preserve">{% if sts_id </w:t>
             </w:r>
             <w:proofErr w:type="gramStart"/>
             <w:r>
@@ -9880,25 +9923,7 @@
                 <w:szCs w:val="20"/>
                 <w:lang w:val="en-US"/>
               </w:rPr>
-              <w:t xml:space="preserve">{ </w:t>
-            </w:r>
-            <w:proofErr w:type="spellStart"/>
-            <w:r>
-              <w:rPr>
-                <w:sz w:val="20"/>
-                <w:szCs w:val="20"/>
-                <w:lang w:val="en-US"/>
-              </w:rPr>
-              <w:t>sts_id</w:t>
-            </w:r>
-            <w:proofErr w:type="spellEnd"/>
-            <w:r>
-              <w:rPr>
-                <w:sz w:val="20"/>
-                <w:szCs w:val="20"/>
-                <w:lang w:val="en-US"/>
-              </w:rPr>
-              <w:t xml:space="preserve"> }} </w:t>
+              <w:t xml:space="preserve">{ sts_id }}{% endif %}{% if sts_date and sts_id %} </w:t>
             </w:r>
             <w:r>
               <w:rPr>
@@ -9913,25 +9938,7 @@
                 <w:szCs w:val="20"/>
                 <w:lang w:val="en-US"/>
               </w:rPr>
-              <w:t xml:space="preserve"> {{ </w:t>
-            </w:r>
-            <w:proofErr w:type="spellStart"/>
-            <w:r>
-              <w:rPr>
-                <w:sz w:val="20"/>
-                <w:szCs w:val="20"/>
-                <w:lang w:val="en-US"/>
-              </w:rPr>
-              <w:t>sts_date</w:t>
-            </w:r>
-            <w:proofErr w:type="spellEnd"/>
-            <w:r>
-              <w:rPr>
-                <w:sz w:val="20"/>
-                <w:szCs w:val="20"/>
-                <w:lang w:val="en-US"/>
-              </w:rPr>
-              <w:t xml:space="preserve"> }}{% else %}</w:t>
+              <w:t xml:space="preserve"> {{ sts_date }}{% endif %}{% if not sts_id %}</w:t>
             </w:r>
             <w:r>
               <w:rPr>
@@ -11212,6 +11219,7 @@
                 <w:rFonts w:ascii="Times New Roman" w:hAnsi="Times New Roman" w:cs="Times New Roman"/>
                 <w:lang w:val="en-US"/>
               </w:rPr>
+              <w:lastRenderedPageBreak/>
               <w:t xml:space="preserve">ОГРН </w:t>
             </w:r>
             <w:proofErr w:type="gramStart"/>
@@ -11260,7 +11268,6 @@
                 <w:rFonts w:ascii="Times New Roman" w:hAnsi="Times New Roman" w:cs="Times New Roman"/>
                 <w:lang w:val="en-US"/>
               </w:rPr>
-              <w:lastRenderedPageBreak/>
               <w:t xml:space="preserve">ИНН </w:t>
             </w:r>
             <w:proofErr w:type="gramStart"/>
@@ -12227,6 +12234,7 @@
                 <w:rFonts w:ascii="Times New Roman" w:hAnsi="Times New Roman" w:cs="Times New Roman"/>
                 <w:lang w:val="en-US"/>
               </w:rPr>
+              <w:lastRenderedPageBreak/>
               <w:t xml:space="preserve">ОГРН </w:t>
             </w:r>
             <w:proofErr w:type="gramStart"/>
@@ -12275,7 +12283,6 @@
                 <w:rFonts w:ascii="Times New Roman" w:hAnsi="Times New Roman" w:cs="Times New Roman"/>
                 <w:lang w:val="en-US"/>
               </w:rPr>
-              <w:lastRenderedPageBreak/>
               <w:t xml:space="preserve">ИНН </w:t>
             </w:r>
             <w:proofErr w:type="gramStart"/>
@@ -12502,7 +12509,7 @@
       </w:tr>
       <w:tr>
         <w:trPr>
-          <w:trHeight w:val="990"/>
+          <w:trHeight w:val="423"/>
           <w:jc w:val="center"/>
         </w:trPr>
         <w:tc>
@@ -12518,155 +12525,108 @@
           <w:p>
             <w:pPr>
               <w:ind w:left="708" w:hanging="708"/>
+              <w:jc w:val="center"/>
               <w:rPr>
                 <w:sz w:val="18"/>
                 <w:szCs w:val="18"/>
                 <w:lang w:val="en-US"/>
               </w:rPr>
             </w:pPr>
-            <w:r>
-              <w:rPr>
-                <w:sz w:val="18"/>
-                <w:szCs w:val="18"/>
-                <w:lang w:val="en-US"/>
-              </w:rPr>
-              <w:lastRenderedPageBreak/>
-              <w:t xml:space="preserve">    </w:t>
-            </w:r>
-          </w:p>
-          <w:p>
-            <w:pPr>
-              <w:ind w:left="708" w:hanging="708"/>
-              <w:jc w:val="center"/>
-              <w:rPr>
-                <w:bCs/>
-                <w:sz w:val="20"/>
-                <w:szCs w:val="20"/>
-                <w:lang w:val="en-US"/>
-              </w:rPr>
-            </w:pPr>
-            <w:r>
-              <w:rPr>
-                <w:bCs/>
-                <w:sz w:val="20"/>
-                <w:szCs w:val="20"/>
-                <w:lang w:val="en-US"/>
-              </w:rPr>
-              <w:t xml:space="preserve">{% if </w:t>
-            </w:r>
-            <w:proofErr w:type="spellStart"/>
-            <w:r>
-              <w:rPr>
-                <w:bCs/>
-                <w:sz w:val="20"/>
-                <w:szCs w:val="20"/>
-                <w:lang w:val="en-US"/>
-              </w:rPr>
-              <w:t>seller</w:t>
-            </w:r>
-            <w:r>
-              <w:rPr>
-                <w:bCs/>
-                <w:sz w:val="20"/>
-                <w:szCs w:val="20"/>
-                <w:lang w:val="en-US"/>
-              </w:rPr>
-              <w:t>_type</w:t>
-            </w:r>
-            <w:proofErr w:type="spellEnd"/>
-            <w:r>
-              <w:rPr>
-                <w:bCs/>
-                <w:sz w:val="20"/>
-                <w:szCs w:val="20"/>
-                <w:lang w:val="en-US"/>
-              </w:rPr>
-              <w:t xml:space="preserve"> in ['</w:t>
-            </w:r>
-            <w:proofErr w:type="spellStart"/>
-            <w:r>
-              <w:rPr>
-                <w:bCs/>
-                <w:sz w:val="20"/>
-                <w:szCs w:val="20"/>
-                <w:lang w:val="en-US"/>
-              </w:rPr>
-              <w:t>internal_company</w:t>
-            </w:r>
-            <w:proofErr w:type="spellEnd"/>
-            <w:r>
-              <w:rPr>
-                <w:bCs/>
-                <w:sz w:val="20"/>
-                <w:szCs w:val="20"/>
-                <w:lang w:val="en-US"/>
-              </w:rPr>
-              <w:t>', '</w:t>
-            </w:r>
-            <w:proofErr w:type="spellStart"/>
-            <w:r>
-              <w:rPr>
-                <w:bCs/>
-                <w:sz w:val="20"/>
-                <w:szCs w:val="20"/>
-                <w:lang w:val="en-US"/>
-              </w:rPr>
-              <w:t>external_company</w:t>
-            </w:r>
-            <w:proofErr w:type="spellEnd"/>
-            <w:r>
-              <w:rPr>
-                <w:bCs/>
-                <w:sz w:val="20"/>
-                <w:szCs w:val="20"/>
-                <w:lang w:val="en-US"/>
-              </w:rPr>
-              <w:t xml:space="preserve">'] </w:t>
-            </w:r>
-            <w:proofErr w:type="gramStart"/>
-            <w:r>
-              <w:rPr>
-                <w:bCs/>
-                <w:sz w:val="20"/>
-                <w:szCs w:val="20"/>
-                <w:lang w:val="en-US"/>
-              </w:rPr>
-              <w:t>%}{</w:t>
-            </w:r>
-            <w:proofErr w:type="gramEnd"/>
-            <w:r>
-              <w:rPr>
-                <w:bCs/>
-                <w:sz w:val="20"/>
-                <w:szCs w:val="20"/>
-                <w:lang w:val="en-US"/>
-              </w:rPr>
-              <w:t>{</w:t>
-            </w:r>
-            <w:proofErr w:type="spellStart"/>
-            <w:r>
-              <w:rPr>
-                <w:bCs/>
-                <w:sz w:val="20"/>
-                <w:szCs w:val="20"/>
-                <w:lang w:val="en-US"/>
-              </w:rPr>
-              <w:t>seller</w:t>
-            </w:r>
-            <w:r>
-              <w:rPr>
-                <w:bCs/>
-                <w:sz w:val="20"/>
-                <w:szCs w:val="20"/>
-                <w:lang w:val="en-US"/>
-              </w:rPr>
-              <w:t>_director_position</w:t>
-            </w:r>
-            <w:proofErr w:type="spellEnd"/>
           </w:p>
           <w:p>
             <w:pPr>
               <w:pStyle w:val="ConsPlusNonformat"/>
+              <w:jc w:val="center"/>
+              <w:rPr>
+                <w:rFonts w:ascii="Times New Roman" w:hAnsi="Times New Roman" w:cs="Times New Roman"/>
+                <w:lang w:val="en-US"/>
+              </w:rPr>
+            </w:pPr>
+            <w:r>
+              <w:rPr>
+                <w:rFonts w:ascii="Times New Roman" w:hAnsi="Times New Roman" w:cs="Times New Roman"/>
+                <w:lang w:val="en-US"/>
+              </w:rPr>
+              <w:t xml:space="preserve">{% if </w:t>
+            </w:r>
+            <w:proofErr w:type="spellStart"/>
+            <w:r>
+              <w:rPr>
+                <w:rFonts w:ascii="Times New Roman" w:hAnsi="Times New Roman" w:cs="Times New Roman"/>
+                <w:lang w:val="en-US"/>
+              </w:rPr>
+              <w:t>seller_type</w:t>
+            </w:r>
+            <w:proofErr w:type="spellEnd"/>
+            <w:r>
+              <w:rPr>
+                <w:rFonts w:ascii="Times New Roman" w:hAnsi="Times New Roman" w:cs="Times New Roman"/>
+                <w:lang w:val="en-US"/>
+              </w:rPr>
+              <w:t xml:space="preserve"> in ['</w:t>
+            </w:r>
+            <w:proofErr w:type="spellStart"/>
+            <w:r>
+              <w:rPr>
+                <w:rFonts w:ascii="Times New Roman" w:hAnsi="Times New Roman" w:cs="Times New Roman"/>
+                <w:lang w:val="en-US"/>
+              </w:rPr>
+              <w:t>internal_company</w:t>
+            </w:r>
+            <w:proofErr w:type="spellEnd"/>
+            <w:r>
+              <w:rPr>
+                <w:rFonts w:ascii="Times New Roman" w:hAnsi="Times New Roman" w:cs="Times New Roman"/>
+                <w:lang w:val="en-US"/>
+              </w:rPr>
+              <w:t>', '</w:t>
+            </w:r>
+            <w:proofErr w:type="spellStart"/>
+            <w:r>
+              <w:rPr>
+                <w:rFonts w:ascii="Times New Roman" w:hAnsi="Times New Roman" w:cs="Times New Roman"/>
+                <w:lang w:val="en-US"/>
+              </w:rPr>
+              <w:t>external_company</w:t>
+            </w:r>
+            <w:proofErr w:type="spellEnd"/>
+            <w:r>
+              <w:rPr>
+                <w:rFonts w:ascii="Times New Roman" w:hAnsi="Times New Roman" w:cs="Times New Roman"/>
+                <w:lang w:val="en-US"/>
+              </w:rPr>
+              <w:t xml:space="preserve">'] </w:t>
+            </w:r>
+            <w:proofErr w:type="gramStart"/>
+            <w:r>
+              <w:rPr>
+                <w:rFonts w:ascii="Times New Roman" w:hAnsi="Times New Roman" w:cs="Times New Roman"/>
+                <w:lang w:val="en-US"/>
+              </w:rPr>
+              <w:t>%}{</w:t>
+            </w:r>
+            <w:proofErr w:type="gramEnd"/>
+            <w:r>
+              <w:rPr>
+                <w:rFonts w:ascii="Times New Roman" w:hAnsi="Times New Roman" w:cs="Times New Roman"/>
+                <w:lang w:val="en-US"/>
+              </w:rPr>
+              <w:t>{</w:t>
+            </w:r>
+            <w:proofErr w:type="spellStart"/>
+            <w:r>
+              <w:rPr>
+                <w:rFonts w:ascii="Times New Roman" w:hAnsi="Times New Roman" w:cs="Times New Roman"/>
+                <w:lang w:val="en-US"/>
+              </w:rPr>
+              <w:t>seller_director_position</w:t>
+            </w:r>
+            <w:proofErr w:type="spellEnd"/>
+          </w:p>
+          <w:p>
+            <w:pPr>
+              <w:pStyle w:val="ConsPlusNonformat"/>
+              <w:jc w:val="center"/>
               <w:rPr>
                 <w:rFonts w:ascii="Times New Roman" w:hAnsi="Times New Roman" w:cs="Times New Roman"/>
                 <w:lang w:val="en-US"/>
@@ -12676,7 +12636,6 @@
             <w:r>
               <w:rPr>
                 <w:rFonts w:ascii="Times New Roman" w:hAnsi="Times New Roman" w:cs="Times New Roman"/>
-                <w:bCs/>
                 <w:lang w:val="en-US"/>
               </w:rPr>
               <w:t>}}{</w:t>
@@ -12685,7 +12644,6 @@
             <w:r>
               <w:rPr>
                 <w:rFonts w:ascii="Times New Roman" w:hAnsi="Times New Roman" w:cs="Times New Roman"/>
-                <w:bCs/>
                 <w:lang w:val="en-US"/>
               </w:rPr>
               <w:t xml:space="preserve">% endif %} </w:t>
@@ -12700,7 +12658,6 @@
             <w:r>
               <w:rPr>
                 <w:rFonts w:ascii="Times New Roman" w:hAnsi="Times New Roman" w:cs="Times New Roman"/>
-                <w:bCs/>
                 <w:lang w:val="en-US"/>
               </w:rPr>
               <w:t>{{</w:t>
@@ -12709,24 +12666,14 @@
             <w:r>
               <w:rPr>
                 <w:rFonts w:ascii="Times New Roman" w:hAnsi="Times New Roman" w:cs="Times New Roman"/>
-                <w:bCs/>
-                <w:lang w:val="en-US"/>
-              </w:rPr>
-              <w:t>seller</w:t>
-            </w:r>
-            <w:r>
-              <w:rPr>
-                <w:rFonts w:ascii="Times New Roman" w:hAnsi="Times New Roman" w:cs="Times New Roman"/>
-                <w:bCs/>
-                <w:lang w:val="en-US"/>
-              </w:rPr>
-              <w:t>_initials</w:t>
-            </w:r>
-            <w:proofErr w:type="spellEnd"/>
-            <w:r>
-              <w:rPr>
-                <w:rFonts w:ascii="Times New Roman" w:hAnsi="Times New Roman" w:cs="Times New Roman"/>
-                <w:bCs/>
+                <w:lang w:val="en-US"/>
+              </w:rPr>
+              <w:t>seller_initials</w:t>
+            </w:r>
+            <w:proofErr w:type="spellEnd"/>
+            <w:r>
+              <w:rPr>
+                <w:rFonts w:ascii="Times New Roman" w:hAnsi="Times New Roman" w:cs="Times New Roman"/>
                 <w:lang w:val="en-US"/>
               </w:rPr>
               <w:t>}}</w:t>
@@ -12753,136 +12700,108 @@
           <w:p>
             <w:pPr>
               <w:ind w:left="708" w:hanging="708"/>
+              <w:jc w:val="center"/>
               <w:rPr>
                 <w:sz w:val="18"/>
                 <w:szCs w:val="18"/>
                 <w:lang w:val="en-US"/>
               </w:rPr>
             </w:pPr>
-            <w:r>
-              <w:rPr>
-                <w:sz w:val="18"/>
-                <w:szCs w:val="18"/>
-                <w:lang w:val="en-US"/>
-              </w:rPr>
-              <w:t xml:space="preserve">    </w:t>
-            </w:r>
-          </w:p>
-          <w:p>
-            <w:pPr>
-              <w:ind w:left="708" w:hanging="708"/>
-              <w:jc w:val="center"/>
-              <w:rPr>
-                <w:bCs/>
-                <w:sz w:val="20"/>
-                <w:szCs w:val="20"/>
-                <w:lang w:val="en-US"/>
-              </w:rPr>
-            </w:pPr>
-            <w:r>
-              <w:rPr>
-                <w:bCs/>
-                <w:sz w:val="20"/>
-                <w:szCs w:val="20"/>
-                <w:lang w:val="en-US"/>
-              </w:rPr>
-              <w:t xml:space="preserve">{% if </w:t>
-            </w:r>
-            <w:proofErr w:type="spellStart"/>
-            <w:r>
-              <w:rPr>
-                <w:bCs/>
-                <w:sz w:val="20"/>
-                <w:szCs w:val="20"/>
-                <w:lang w:val="en-US"/>
-              </w:rPr>
-              <w:t>buyer_type</w:t>
-            </w:r>
-            <w:proofErr w:type="spellEnd"/>
-            <w:r>
-              <w:rPr>
-                <w:bCs/>
-                <w:sz w:val="20"/>
-                <w:szCs w:val="20"/>
-                <w:lang w:val="en-US"/>
-              </w:rPr>
-              <w:t xml:space="preserve"> in ['</w:t>
-            </w:r>
-            <w:proofErr w:type="spellStart"/>
-            <w:r>
-              <w:rPr>
-                <w:bCs/>
-                <w:sz w:val="20"/>
-                <w:szCs w:val="20"/>
-                <w:lang w:val="en-US"/>
-              </w:rPr>
-              <w:t>internal_company</w:t>
-            </w:r>
-            <w:proofErr w:type="spellEnd"/>
-            <w:r>
-              <w:rPr>
-                <w:bCs/>
-                <w:sz w:val="20"/>
-                <w:szCs w:val="20"/>
-                <w:lang w:val="en-US"/>
-              </w:rPr>
-              <w:t>', '</w:t>
-            </w:r>
-            <w:proofErr w:type="spellStart"/>
-            <w:r>
-              <w:rPr>
-                <w:bCs/>
-                <w:sz w:val="20"/>
-                <w:szCs w:val="20"/>
-                <w:lang w:val="en-US"/>
-              </w:rPr>
-              <w:t>external_company</w:t>
-            </w:r>
-            <w:proofErr w:type="spellEnd"/>
-            <w:r>
-              <w:rPr>
-                <w:bCs/>
-                <w:sz w:val="20"/>
-                <w:szCs w:val="20"/>
-                <w:lang w:val="en-US"/>
-              </w:rPr>
-              <w:t xml:space="preserve">'] </w:t>
-            </w:r>
-            <w:proofErr w:type="gramStart"/>
-            <w:r>
-              <w:rPr>
-                <w:bCs/>
-                <w:sz w:val="20"/>
-                <w:szCs w:val="20"/>
-                <w:lang w:val="en-US"/>
-              </w:rPr>
-              <w:t>%}{</w:t>
-            </w:r>
-            <w:proofErr w:type="gramEnd"/>
-            <w:r>
-              <w:rPr>
-                <w:bCs/>
-                <w:sz w:val="20"/>
-                <w:szCs w:val="20"/>
-                <w:lang w:val="en-US"/>
-              </w:rPr>
-              <w:t>{</w:t>
-            </w:r>
-            <w:proofErr w:type="spellStart"/>
-            <w:r>
-              <w:rPr>
-                <w:bCs/>
-                <w:sz w:val="20"/>
-                <w:szCs w:val="20"/>
-                <w:lang w:val="en-US"/>
-              </w:rPr>
-              <w:t>buyer_director_position</w:t>
-            </w:r>
-            <w:proofErr w:type="spellEnd"/>
           </w:p>
           <w:p>
             <w:pPr>
               <w:pStyle w:val="ConsPlusNonformat"/>
+              <w:jc w:val="center"/>
+              <w:rPr>
+                <w:rFonts w:ascii="Times New Roman" w:hAnsi="Times New Roman" w:cs="Times New Roman"/>
+                <w:lang w:val="en-US"/>
+              </w:rPr>
+            </w:pPr>
+            <w:r>
+              <w:rPr>
+                <w:rFonts w:ascii="Times New Roman" w:hAnsi="Times New Roman" w:cs="Times New Roman"/>
+                <w:lang w:val="en-US"/>
+              </w:rPr>
+              <w:t xml:space="preserve">{% if </w:t>
+            </w:r>
+            <w:proofErr w:type="spellStart"/>
+            <w:r>
+              <w:rPr>
+                <w:rFonts w:ascii="Times New Roman" w:hAnsi="Times New Roman" w:cs="Times New Roman"/>
+                <w:lang w:val="en-US"/>
+              </w:rPr>
+              <w:t>buyer_type</w:t>
+            </w:r>
+            <w:proofErr w:type="spellEnd"/>
+            <w:r>
+              <w:rPr>
+                <w:rFonts w:ascii="Times New Roman" w:hAnsi="Times New Roman" w:cs="Times New Roman"/>
+                <w:lang w:val="en-US"/>
+              </w:rPr>
+              <w:t xml:space="preserve"> in ['</w:t>
+            </w:r>
+            <w:proofErr w:type="spellStart"/>
+            <w:r>
+              <w:rPr>
+                <w:rFonts w:ascii="Times New Roman" w:hAnsi="Times New Roman" w:cs="Times New Roman"/>
+                <w:lang w:val="en-US"/>
+              </w:rPr>
+              <w:t>internal_company</w:t>
+            </w:r>
+            <w:proofErr w:type="spellEnd"/>
+            <w:r>
+              <w:rPr>
+                <w:rFonts w:ascii="Times New Roman" w:hAnsi="Times New Roman" w:cs="Times New Roman"/>
+                <w:lang w:val="en-US"/>
+              </w:rPr>
+              <w:t>', '</w:t>
+            </w:r>
+            <w:proofErr w:type="spellStart"/>
+            <w:r>
+              <w:rPr>
+                <w:rFonts w:ascii="Times New Roman" w:hAnsi="Times New Roman" w:cs="Times New Roman"/>
+                <w:lang w:val="en-US"/>
+              </w:rPr>
+              <w:t>external_company</w:t>
+            </w:r>
+            <w:proofErr w:type="spellEnd"/>
+            <w:r>
+              <w:rPr>
+                <w:rFonts w:ascii="Times New Roman" w:hAnsi="Times New Roman" w:cs="Times New Roman"/>
+                <w:lang w:val="en-US"/>
+              </w:rPr>
+              <w:t xml:space="preserve">'] </w:t>
+            </w:r>
+            <w:proofErr w:type="gramStart"/>
+            <w:r>
+              <w:rPr>
+                <w:rFonts w:ascii="Times New Roman" w:hAnsi="Times New Roman" w:cs="Times New Roman"/>
+                <w:lang w:val="en-US"/>
+              </w:rPr>
+              <w:t>%}{</w:t>
+            </w:r>
+            <w:proofErr w:type="gramEnd"/>
+            <w:r>
+              <w:rPr>
+                <w:rFonts w:ascii="Times New Roman" w:hAnsi="Times New Roman" w:cs="Times New Roman"/>
+                <w:lang w:val="en-US"/>
+              </w:rPr>
+              <w:t>{</w:t>
+            </w:r>
+            <w:proofErr w:type="spellStart"/>
+            <w:r>
+              <w:rPr>
+                <w:rFonts w:ascii="Times New Roman" w:hAnsi="Times New Roman" w:cs="Times New Roman"/>
+                <w:lang w:val="en-US"/>
+              </w:rPr>
+              <w:t>buyer_director_position</w:t>
+            </w:r>
+            <w:proofErr w:type="spellEnd"/>
+          </w:p>
+          <w:p>
+            <w:pPr>
+              <w:pStyle w:val="ConsPlusNonformat"/>
+              <w:jc w:val="center"/>
               <w:rPr>
                 <w:rFonts w:ascii="Times New Roman" w:hAnsi="Times New Roman" w:cs="Times New Roman"/>
                 <w:lang w:val="en-US"/>
@@ -12892,7 +12811,6 @@
             <w:r>
               <w:rPr>
                 <w:rFonts w:ascii="Times New Roman" w:hAnsi="Times New Roman" w:cs="Times New Roman"/>
-                <w:bCs/>
                 <w:lang w:val="en-US"/>
               </w:rPr>
               <w:t>}}{</w:t>
@@ -12901,7 +12819,6 @@
             <w:r>
               <w:rPr>
                 <w:rFonts w:ascii="Times New Roman" w:hAnsi="Times New Roman" w:cs="Times New Roman"/>
-                <w:bCs/>
                 <w:lang w:val="en-US"/>
               </w:rPr>
               <w:t xml:space="preserve">% endif %} </w:t>
@@ -12916,7 +12833,6 @@
             <w:r>
               <w:rPr>
                 <w:rFonts w:ascii="Times New Roman" w:hAnsi="Times New Roman" w:cs="Times New Roman"/>
-                <w:bCs/>
                 <w:lang w:val="en-US"/>
               </w:rPr>
               <w:t>{{</w:t>
@@ -12925,7 +12841,6 @@
             <w:r>
               <w:rPr>
                 <w:rFonts w:ascii="Times New Roman" w:hAnsi="Times New Roman" w:cs="Times New Roman"/>
-                <w:bCs/>
                 <w:lang w:val="en-US"/>
               </w:rPr>
               <w:t>buyer_initials</w:t>
@@ -12934,7 +12849,6 @@
             <w:r>
               <w:rPr>
                 <w:rFonts w:ascii="Times New Roman" w:hAnsi="Times New Roman" w:cs="Times New Roman"/>
-                <w:bCs/>
                 <w:lang w:val="en-US"/>
               </w:rPr>
               <w:t>}}</w:t>

--- a/documents/templates/6_bs(ДКП (Универсальный)).docx
+++ b/documents/templates/6_bs(ДКП (Универсальный)).docx
@@ -210,15 +210,7 @@
           <w:sz w:val="20"/>
           <w:szCs w:val="20"/>
         </w:rPr>
-        <w:t xml:space="preserve">                 </w:t>
-      </w:r>
-      <w:proofErr w:type="gramStart"/>
-      <w:r>
-        <w:rPr>
-          <w:sz w:val="20"/>
-          <w:szCs w:val="20"/>
-        </w:rPr>
-        <w:t xml:space="preserve">  </w:t>
+        <w:t xml:space="preserve">                   </w:t>
       </w:r>
       <w:r>
         <w:rPr>
@@ -232,15 +224,7 @@
           <w:sz w:val="20"/>
           <w:szCs w:val="20"/>
         </w:rPr>
-        <w:t>{</w:t>
-      </w:r>
-      <w:proofErr w:type="gramEnd"/>
-      <w:r>
-        <w:rPr>
-          <w:sz w:val="20"/>
-          <w:szCs w:val="20"/>
-        </w:rPr>
-        <w:t>{</w:t>
+        <w:t>{{</w:t>
       </w:r>
       <w:r>
         <w:rPr>
@@ -835,7 +819,6 @@
         </w:rPr>
         <w:t xml:space="preserve">, {% </w:t>
       </w:r>
-      <w:proofErr w:type="spellStart"/>
       <w:r>
         <w:rPr>
           <w:bCs/>
@@ -845,7 +828,6 @@
         </w:rPr>
         <w:t>elif</w:t>
       </w:r>
-      <w:proofErr w:type="spellEnd"/>
       <w:r>
         <w:rPr>
           <w:bCs/>
@@ -1106,7 +1088,6 @@
         </w:rPr>
         <w:t>(</w:t>
       </w:r>
-      <w:proofErr w:type="spellStart"/>
       <w:r>
         <w:rPr>
           <w:bCs/>
@@ -1115,7 +1096,6 @@
         </w:rPr>
         <w:t>ая</w:t>
       </w:r>
-      <w:proofErr w:type="spellEnd"/>
       <w:r>
         <w:rPr>
           <w:bCs/>
@@ -1265,67 +1245,7 @@
           <w:szCs w:val="20"/>
           <w:lang w:val="en-US"/>
         </w:rPr>
-        <w:t xml:space="preserve">{% if </w:t>
-      </w:r>
-      <w:proofErr w:type="spellStart"/>
-      <w:r>
-        <w:rPr>
-          <w:bCs/>
-          <w:sz w:val="20"/>
-          <w:szCs w:val="20"/>
-          <w:lang w:val="en-US"/>
-        </w:rPr>
-        <w:t>buyer_type</w:t>
-      </w:r>
-      <w:proofErr w:type="spellEnd"/>
-      <w:r>
-        <w:rPr>
-          <w:bCs/>
-          <w:sz w:val="20"/>
-          <w:szCs w:val="20"/>
-          <w:lang w:val="en-US"/>
-        </w:rPr>
-        <w:t xml:space="preserve"> in ['</w:t>
-      </w:r>
-      <w:proofErr w:type="spellStart"/>
-      <w:r>
-        <w:rPr>
-          <w:bCs/>
-          <w:sz w:val="20"/>
-          <w:szCs w:val="20"/>
-          <w:lang w:val="en-US"/>
-        </w:rPr>
-        <w:t>internal_company</w:t>
-      </w:r>
-      <w:proofErr w:type="spellEnd"/>
-      <w:r>
-        <w:rPr>
-          <w:bCs/>
-          <w:sz w:val="20"/>
-          <w:szCs w:val="20"/>
-          <w:lang w:val="en-US"/>
-        </w:rPr>
-        <w:t>', '</w:t>
-      </w:r>
-      <w:proofErr w:type="spellStart"/>
-      <w:r>
-        <w:rPr>
-          <w:bCs/>
-          <w:sz w:val="20"/>
-          <w:szCs w:val="20"/>
-          <w:lang w:val="en-US"/>
-        </w:rPr>
-        <w:t>external_company</w:t>
-      </w:r>
-      <w:proofErr w:type="spellEnd"/>
-      <w:r>
-        <w:rPr>
-          <w:bCs/>
-          <w:sz w:val="20"/>
-          <w:szCs w:val="20"/>
-          <w:lang w:val="en-US"/>
-        </w:rPr>
-        <w:t>'] %}</w:t>
+        <w:t>{% if buyer_type in ['internal_company', 'external_company'] %}</w:t>
       </w:r>
       <w:r>
         <w:rPr>
@@ -1402,27 +1322,7 @@
           <w:szCs w:val="20"/>
           <w:lang w:val="en-US"/>
         </w:rPr>
-        <w:t xml:space="preserve">«{{ </w:t>
-      </w:r>
-      <w:proofErr w:type="spellStart"/>
-      <w:r>
-        <w:rPr>
-          <w:b/>
-          <w:sz w:val="20"/>
-          <w:szCs w:val="20"/>
-          <w:lang w:val="en-US"/>
-        </w:rPr>
-        <w:t>buyer_short_name</w:t>
-      </w:r>
-      <w:proofErr w:type="spellEnd"/>
-      <w:r>
-        <w:rPr>
-          <w:b/>
-          <w:sz w:val="20"/>
-          <w:szCs w:val="20"/>
-          <w:lang w:val="en-US"/>
-        </w:rPr>
-        <w:t xml:space="preserve"> }}»</w:t>
+        <w:t>«{{ buyer_short_name }}»</w:t>
       </w:r>
       <w:r>
         <w:rPr>
@@ -1578,7 +1478,6 @@
         </w:rPr>
         <w:t xml:space="preserve"> </w:t>
       </w:r>
-      <w:proofErr w:type="spellStart"/>
       <w:r>
         <w:rPr>
           <w:bCs/>
@@ -1595,17 +1494,7 @@
           <w:szCs w:val="20"/>
           <w:lang w:val="en-US"/>
         </w:rPr>
-        <w:t>buyer_director_name</w:t>
-      </w:r>
-      <w:proofErr w:type="spellEnd"/>
-      <w:r>
-        <w:rPr>
-          <w:bCs/>
-          <w:sz w:val="20"/>
-          <w:szCs w:val="20"/>
-          <w:lang w:val="en-US"/>
-        </w:rPr>
-        <w:t xml:space="preserve"> }}, </w:t>
+        <w:t xml:space="preserve">buyer_director_name }}, </w:t>
       </w:r>
       <w:r>
         <w:rPr>
@@ -1673,47 +1562,7 @@
           <w:szCs w:val="20"/>
           <w:lang w:val="en-US"/>
         </w:rPr>
-        <w:t xml:space="preserve">, {% </w:t>
-      </w:r>
-      <w:proofErr w:type="spellStart"/>
-      <w:r>
-        <w:rPr>
-          <w:bCs/>
-          <w:sz w:val="20"/>
-          <w:szCs w:val="20"/>
-          <w:lang w:val="en-US"/>
-        </w:rPr>
-        <w:t>elif</w:t>
-      </w:r>
-      <w:proofErr w:type="spellEnd"/>
-      <w:r>
-        <w:rPr>
-          <w:bCs/>
-          <w:sz w:val="20"/>
-          <w:szCs w:val="20"/>
-          <w:lang w:val="en-US"/>
-        </w:rPr>
-        <w:t xml:space="preserve"> </w:t>
-      </w:r>
-      <w:proofErr w:type="spellStart"/>
-      <w:r>
-        <w:rPr>
-          <w:bCs/>
-          <w:sz w:val="20"/>
-          <w:szCs w:val="20"/>
-          <w:lang w:val="en-US"/>
-        </w:rPr>
-        <w:t>buyer_type</w:t>
-      </w:r>
-      <w:proofErr w:type="spellEnd"/>
-      <w:r>
-        <w:rPr>
-          <w:bCs/>
-          <w:sz w:val="20"/>
-          <w:szCs w:val="20"/>
-          <w:lang w:val="en-US"/>
-        </w:rPr>
-        <w:t xml:space="preserve"> </w:t>
+        <w:t xml:space="preserve">, {% elif buyer_type </w:t>
       </w:r>
       <w:r>
         <w:rPr>
@@ -1740,67 +1589,7 @@
           <w:szCs w:val="20"/>
           <w:lang w:val="en-US"/>
         </w:rPr>
-        <w:t xml:space="preserve">{{ </w:t>
-      </w:r>
-      <w:proofErr w:type="spellStart"/>
-      <w:r>
-        <w:rPr>
-          <w:b/>
-          <w:sz w:val="20"/>
-          <w:szCs w:val="20"/>
-          <w:lang w:val="en-US"/>
-        </w:rPr>
-        <w:t>buyer_last_name</w:t>
-      </w:r>
-      <w:proofErr w:type="spellEnd"/>
-      <w:r>
-        <w:rPr>
-          <w:b/>
-          <w:sz w:val="20"/>
-          <w:szCs w:val="20"/>
-          <w:lang w:val="en-US"/>
-        </w:rPr>
-        <w:t xml:space="preserve"> }} {{ </w:t>
-      </w:r>
-      <w:proofErr w:type="spellStart"/>
-      <w:r>
-        <w:rPr>
-          <w:b/>
-          <w:sz w:val="20"/>
-          <w:szCs w:val="20"/>
-          <w:lang w:val="en-US"/>
-        </w:rPr>
-        <w:t>buyer_first_name</w:t>
-      </w:r>
-      <w:proofErr w:type="spellEnd"/>
-      <w:r>
-        <w:rPr>
-          <w:b/>
-          <w:sz w:val="20"/>
-          <w:szCs w:val="20"/>
-          <w:lang w:val="en-US"/>
-        </w:rPr>
-        <w:t xml:space="preserve"> }} {{ </w:t>
-      </w:r>
-      <w:proofErr w:type="spellStart"/>
-      <w:r>
-        <w:rPr>
-          <w:b/>
-          <w:sz w:val="20"/>
-          <w:szCs w:val="20"/>
-          <w:lang w:val="en-US"/>
-        </w:rPr>
-        <w:t>buyer_middle_name</w:t>
-      </w:r>
-      <w:proofErr w:type="spellEnd"/>
-      <w:r>
-        <w:rPr>
-          <w:b/>
-          <w:sz w:val="20"/>
-          <w:szCs w:val="20"/>
-          <w:lang w:val="en-US"/>
-        </w:rPr>
-        <w:t xml:space="preserve"> }}</w:t>
+        <w:t>{{ buyer_last_name }} {{ buyer_first_name }} {{ buyer_middle_name }}</w:t>
       </w:r>
       <w:r>
         <w:rPr>
@@ -1828,7 +1617,6 @@
         </w:rPr>
         <w:t>(</w:t>
       </w:r>
-      <w:proofErr w:type="spellStart"/>
       <w:r>
         <w:rPr>
           <w:bCs/>
@@ -1837,7 +1625,6 @@
         </w:rPr>
         <w:t>ая</w:t>
       </w:r>
-      <w:proofErr w:type="spellEnd"/>
       <w:r>
         <w:rPr>
           <w:bCs/>
@@ -2368,25 +2155,7 @@
                 <w:szCs w:val="20"/>
                 <w:lang w:val="en-US"/>
               </w:rPr>
-              <w:t>{{</w:t>
-            </w:r>
-            <w:proofErr w:type="spellStart"/>
-            <w:r>
-              <w:rPr>
-                <w:sz w:val="20"/>
-                <w:szCs w:val="20"/>
-                <w:lang w:val="en-US"/>
-              </w:rPr>
-              <w:t>make_model</w:t>
-            </w:r>
-            <w:proofErr w:type="spellEnd"/>
-            <w:r>
-              <w:rPr>
-                <w:sz w:val="20"/>
-                <w:szCs w:val="20"/>
-                <w:lang w:val="en-US"/>
-              </w:rPr>
-              <w:t>}}</w:t>
+              <w:t>{{make_model}}</w:t>
             </w:r>
           </w:p>
         </w:tc>
@@ -2923,97 +2692,7 @@
                 <w:szCs w:val="20"/>
                 <w:lang w:val="en-US"/>
               </w:rPr>
-              <w:t xml:space="preserve">{% if </w:t>
-            </w:r>
-            <w:proofErr w:type="spellStart"/>
-            <w:r>
-              <w:rPr>
-                <w:sz w:val="20"/>
-                <w:szCs w:val="20"/>
-                <w:lang w:val="en-US"/>
-              </w:rPr>
-              <w:t>pts_id</w:t>
-            </w:r>
-            <w:proofErr w:type="spellEnd"/>
-            <w:r>
-              <w:rPr>
-                <w:sz w:val="20"/>
-                <w:szCs w:val="20"/>
-                <w:lang w:val="en-US"/>
-              </w:rPr>
-              <w:t xml:space="preserve"> </w:t>
-            </w:r>
-            <w:proofErr w:type="gramStart"/>
-            <w:r>
-              <w:rPr>
-                <w:sz w:val="20"/>
-                <w:szCs w:val="20"/>
-                <w:lang w:val="en-US"/>
-              </w:rPr>
-              <w:t>%}{</w:t>
-            </w:r>
-            <w:proofErr w:type="gramEnd"/>
-            <w:r>
-              <w:rPr>
-                <w:sz w:val="20"/>
-                <w:szCs w:val="20"/>
-                <w:lang w:val="en-US"/>
-              </w:rPr>
-              <w:t xml:space="preserve">{ </w:t>
-            </w:r>
-            <w:proofErr w:type="spellStart"/>
-            <w:r>
-              <w:rPr>
-                <w:sz w:val="20"/>
-                <w:szCs w:val="20"/>
-                <w:lang w:val="en-US"/>
-              </w:rPr>
-              <w:t>pts_id</w:t>
-            </w:r>
-            <w:proofErr w:type="spellEnd"/>
-            <w:r>
-              <w:rPr>
-                <w:sz w:val="20"/>
-                <w:szCs w:val="20"/>
-                <w:lang w:val="en-US"/>
-              </w:rPr>
-              <w:t xml:space="preserve"> }}{% endif %}{% if </w:t>
-            </w:r>
-            <w:proofErr w:type="spellStart"/>
-            <w:r>
-              <w:rPr>
-                <w:sz w:val="20"/>
-                <w:szCs w:val="20"/>
-                <w:lang w:val="en-US"/>
-              </w:rPr>
-              <w:t>pts_date</w:t>
-            </w:r>
-            <w:proofErr w:type="spellEnd"/>
-            <w:r>
-              <w:rPr>
-                <w:sz w:val="20"/>
-                <w:szCs w:val="20"/>
-                <w:lang w:val="en-US"/>
-              </w:rPr>
-              <w:t xml:space="preserve"> and </w:t>
-            </w:r>
-            <w:proofErr w:type="spellStart"/>
-            <w:r>
-              <w:rPr>
-                <w:sz w:val="20"/>
-                <w:szCs w:val="20"/>
-                <w:lang w:val="en-US"/>
-              </w:rPr>
-              <w:t>pts_id</w:t>
-            </w:r>
-            <w:proofErr w:type="spellEnd"/>
-            <w:r>
-              <w:rPr>
-                <w:sz w:val="20"/>
-                <w:szCs w:val="20"/>
-                <w:lang w:val="en-US"/>
-              </w:rPr>
-              <w:t xml:space="preserve"> %} </w:t>
+              <w:t xml:space="preserve">{% if pts_id %}{{ pts_id }}{% endif %}{% if pts_date and pts_id %} </w:t>
             </w:r>
             <w:r>
               <w:rPr>
@@ -3028,43 +2707,7 @@
                 <w:szCs w:val="20"/>
                 <w:lang w:val="en-US"/>
               </w:rPr>
-              <w:t xml:space="preserve"> {{ </w:t>
-            </w:r>
-            <w:proofErr w:type="spellStart"/>
-            <w:r>
-              <w:rPr>
-                <w:sz w:val="20"/>
-                <w:szCs w:val="20"/>
-                <w:lang w:val="en-US"/>
-              </w:rPr>
-              <w:t>pts_date</w:t>
-            </w:r>
-            <w:proofErr w:type="spellEnd"/>
-            <w:r>
-              <w:rPr>
-                <w:sz w:val="20"/>
-                <w:szCs w:val="20"/>
-                <w:lang w:val="en-US"/>
-              </w:rPr>
-              <w:t xml:space="preserve"> }}{% endif %}{% if not </w:t>
-            </w:r>
-            <w:proofErr w:type="spellStart"/>
-            <w:r>
-              <w:rPr>
-                <w:sz w:val="20"/>
-                <w:szCs w:val="20"/>
-                <w:lang w:val="en-US"/>
-              </w:rPr>
-              <w:t>pts_id</w:t>
-            </w:r>
-            <w:proofErr w:type="spellEnd"/>
-            <w:r>
-              <w:rPr>
-                <w:sz w:val="20"/>
-                <w:szCs w:val="20"/>
-                <w:lang w:val="en-US"/>
-              </w:rPr>
-              <w:t xml:space="preserve"> %}</w:t>
+              <w:t xml:space="preserve"> {{ pts_date }}{% endif %}{% if not pts_id %}</w:t>
             </w:r>
             <w:r>
               <w:rPr>
@@ -3146,25 +2789,7 @@
                 <w:szCs w:val="20"/>
                 <w:lang w:val="en-US"/>
               </w:rPr>
-              <w:t xml:space="preserve">{% if sts_id </w:t>
-            </w:r>
-            <w:proofErr w:type="gramStart"/>
-            <w:r>
-              <w:rPr>
-                <w:sz w:val="20"/>
-                <w:szCs w:val="20"/>
-                <w:lang w:val="en-US"/>
-              </w:rPr>
-              <w:t>%}{</w:t>
-            </w:r>
-            <w:proofErr w:type="gramEnd"/>
-            <w:r>
-              <w:rPr>
-                <w:sz w:val="20"/>
-                <w:szCs w:val="20"/>
-                <w:lang w:val="en-US"/>
-              </w:rPr>
-              <w:t xml:space="preserve">{ sts_id }}{% endif %}{% if sts_date and sts_id %} </w:t>
+              <w:t xml:space="preserve">{% if sts_id %}{{ sts_id }}{% endif %}{% if sts_date and sts_id %} </w:t>
             </w:r>
             <w:r>
               <w:rPr>
@@ -3261,61 +2886,7 @@
                 <w:szCs w:val="20"/>
                 <w:lang w:val="en-US"/>
               </w:rPr>
-              <w:t xml:space="preserve">{% if </w:t>
-            </w:r>
-            <w:proofErr w:type="spellStart"/>
-            <w:r>
-              <w:rPr>
-                <w:sz w:val="20"/>
-                <w:szCs w:val="20"/>
-                <w:lang w:val="en-US"/>
-              </w:rPr>
-              <w:t>reg_number</w:t>
-            </w:r>
-            <w:proofErr w:type="spellEnd"/>
-            <w:r>
-              <w:rPr>
-                <w:sz w:val="20"/>
-                <w:szCs w:val="20"/>
-                <w:lang w:val="en-US"/>
-              </w:rPr>
-              <w:t xml:space="preserve"> </w:t>
-            </w:r>
-            <w:proofErr w:type="gramStart"/>
-            <w:r>
-              <w:rPr>
-                <w:sz w:val="20"/>
-                <w:szCs w:val="20"/>
-                <w:lang w:val="en-US"/>
-              </w:rPr>
-              <w:t>%}{</w:t>
-            </w:r>
-            <w:proofErr w:type="gramEnd"/>
-            <w:r>
-              <w:rPr>
-                <w:sz w:val="20"/>
-                <w:szCs w:val="20"/>
-                <w:lang w:val="en-US"/>
-              </w:rPr>
-              <w:t>{</w:t>
-            </w:r>
-            <w:proofErr w:type="spellStart"/>
-            <w:r>
-              <w:rPr>
-                <w:sz w:val="20"/>
-                <w:szCs w:val="20"/>
-                <w:lang w:val="en-US"/>
-              </w:rPr>
-              <w:t>reg_number</w:t>
-            </w:r>
-            <w:proofErr w:type="spellEnd"/>
-            <w:r>
-              <w:rPr>
-                <w:sz w:val="20"/>
-                <w:szCs w:val="20"/>
-                <w:lang w:val="en-US"/>
-              </w:rPr>
-              <w:t>}}{% else %}</w:t>
+              <w:t>{% if reg_number %}{{reg_number}}{% else %}</w:t>
             </w:r>
             <w:r>
               <w:rPr>
@@ -4123,23 +3694,7 @@
                 <w:rFonts w:ascii="Times New Roman" w:hAnsi="Times New Roman" w:cs="Times New Roman"/>
                 <w:lang w:val="en-US"/>
               </w:rPr>
-              <w:t xml:space="preserve">{% if </w:t>
-            </w:r>
-            <w:proofErr w:type="spellStart"/>
-            <w:r>
-              <w:rPr>
-                <w:rFonts w:ascii="Times New Roman" w:hAnsi="Times New Roman" w:cs="Times New Roman"/>
-                <w:lang w:val="en-US"/>
-              </w:rPr>
-              <w:t>seller_type</w:t>
-            </w:r>
-            <w:proofErr w:type="spellEnd"/>
-            <w:r>
-              <w:rPr>
-                <w:rFonts w:ascii="Times New Roman" w:hAnsi="Times New Roman" w:cs="Times New Roman"/>
-                <w:lang w:val="en-US"/>
-              </w:rPr>
-              <w:t xml:space="preserve"> </w:t>
+              <w:t xml:space="preserve">{% if seller_type </w:t>
             </w:r>
             <w:r>
               <w:rPr>
@@ -4148,7 +3703,6 @@
               </w:rPr>
               <w:t>== ‘person’</w:t>
             </w:r>
-            <w:proofErr w:type="gramStart"/>
             <w:r>
               <w:rPr>
                 <w:rFonts w:ascii="Times New Roman" w:hAnsi="Times New Roman" w:cs="Times New Roman"/>
@@ -4163,9 +3717,15 @@
                 <w:bCs/>
                 <w:lang w:val="en-US"/>
               </w:rPr>
-              <w:t>{</w:t>
-            </w:r>
-            <w:proofErr w:type="gramEnd"/>
+              <w:t>{{ seller_last_name }} {{ seller_first_name }} {{ seller_middle_name }}</w:t>
+            </w:r>
+            <w:r>
+              <w:rPr>
+                <w:rFonts w:ascii="Times New Roman" w:hAnsi="Times New Roman" w:cs="Times New Roman"/>
+                <w:lang w:val="en-US"/>
+              </w:rPr>
+              <w:t>,</w:t>
+            </w:r>
             <w:r>
               <w:rPr>
                 <w:rFonts w:ascii="Times New Roman" w:hAnsi="Times New Roman" w:cs="Times New Roman"/>
@@ -4173,9 +3733,79 @@
                 <w:bCs/>
                 <w:lang w:val="en-US"/>
               </w:rPr>
-              <w:t xml:space="preserve">{ </w:t>
-            </w:r>
-            <w:proofErr w:type="spellStart"/>
+              <w:t xml:space="preserve"> </w:t>
+            </w:r>
+            <w:r>
+              <w:rPr>
+                <w:rFonts w:ascii="Times New Roman" w:hAnsi="Times New Roman" w:cs="Times New Roman"/>
+                <w:lang w:val="en-US"/>
+              </w:rPr>
+              <w:t>{{ seller_birth_date }} г.р.</w:t>
+            </w:r>
+          </w:p>
+          <w:p>
+            <w:pPr>
+              <w:pStyle w:val="ConsPlusNonformat"/>
+              <w:rPr>
+                <w:rFonts w:ascii="Times New Roman" w:hAnsi="Times New Roman" w:cs="Times New Roman"/>
+                <w:lang w:val="en-US"/>
+              </w:rPr>
+            </w:pPr>
+            <w:r>
+              <w:rPr>
+                <w:rFonts w:ascii="Times New Roman" w:hAnsi="Times New Roman" w:cs="Times New Roman"/>
+                <w:lang w:val="en-US"/>
+              </w:rPr>
+              <w:t>Паспорт РФ {{ seller_licence_number }} выдан {{ seller_issue_date }} {{ seller_issue_organization }}</w:t>
+            </w:r>
+          </w:p>
+          <w:p>
+            <w:pPr>
+              <w:pStyle w:val="ConsPlusNonformat"/>
+              <w:rPr>
+                <w:rFonts w:ascii="Times New Roman" w:hAnsi="Times New Roman" w:cs="Times New Roman"/>
+                <w:lang w:val="en-US"/>
+              </w:rPr>
+            </w:pPr>
+            <w:r>
+              <w:rPr>
+                <w:rFonts w:ascii="Times New Roman" w:hAnsi="Times New Roman" w:cs="Times New Roman"/>
+                <w:lang w:val="en-US"/>
+              </w:rPr>
+              <w:t>Зарегистрирован: {{ seller_full_address }}</w:t>
+            </w:r>
+          </w:p>
+          <w:p>
+            <w:pPr>
+              <w:pStyle w:val="ConsPlusNonformat"/>
+              <w:rPr>
+                <w:rFonts w:ascii="Times New Roman" w:hAnsi="Times New Roman" w:cs="Times New Roman"/>
+                <w:lang w:val="en-US"/>
+              </w:rPr>
+            </w:pPr>
+            <w:r>
+              <w:rPr>
+                <w:rFonts w:ascii="Times New Roman" w:hAnsi="Times New Roman" w:cs="Times New Roman"/>
+                <w:lang w:val="en-US"/>
+              </w:rPr>
+              <w:t>ИНН: {{ seller_inn }}</w:t>
+            </w:r>
+          </w:p>
+          <w:p>
+            <w:pPr>
+              <w:pStyle w:val="ConsPlusNonformat"/>
+              <w:rPr>
+                <w:rFonts w:ascii="Times New Roman" w:hAnsi="Times New Roman" w:cs="Times New Roman"/>
+                <w:lang w:val="en-US"/>
+              </w:rPr>
+            </w:pPr>
+            <w:r>
+              <w:rPr>
+                <w:rFonts w:ascii="Times New Roman" w:hAnsi="Times New Roman" w:cs="Times New Roman"/>
+                <w:lang w:val="en-US"/>
+              </w:rPr>
+              <w:t>{% elif seller_type in ["external_company", "internal_company"] %}</w:t>
+            </w:r>
             <w:r>
               <w:rPr>
                 <w:rFonts w:ascii="Times New Roman" w:hAnsi="Times New Roman" w:cs="Times New Roman"/>
@@ -4183,112 +3813,7 @@
                 <w:bCs/>
                 <w:lang w:val="en-US"/>
               </w:rPr>
-              <w:t>seller_last_name</w:t>
-            </w:r>
-            <w:proofErr w:type="spellEnd"/>
-            <w:r>
-              <w:rPr>
-                <w:rFonts w:ascii="Times New Roman" w:hAnsi="Times New Roman" w:cs="Times New Roman"/>
-                <w:b/>
-                <w:bCs/>
-                <w:lang w:val="en-US"/>
-              </w:rPr>
-              <w:t xml:space="preserve"> }} {{ </w:t>
-            </w:r>
-            <w:proofErr w:type="spellStart"/>
-            <w:r>
-              <w:rPr>
-                <w:rFonts w:ascii="Times New Roman" w:hAnsi="Times New Roman" w:cs="Times New Roman"/>
-                <w:b/>
-                <w:bCs/>
-                <w:lang w:val="en-US"/>
-              </w:rPr>
-              <w:t>seller_first_name</w:t>
-            </w:r>
-            <w:proofErr w:type="spellEnd"/>
-            <w:r>
-              <w:rPr>
-                <w:rFonts w:ascii="Times New Roman" w:hAnsi="Times New Roman" w:cs="Times New Roman"/>
-                <w:b/>
-                <w:bCs/>
-                <w:lang w:val="en-US"/>
-              </w:rPr>
-              <w:t xml:space="preserve"> }} {{ </w:t>
-            </w:r>
-            <w:proofErr w:type="spellStart"/>
-            <w:r>
-              <w:rPr>
-                <w:rFonts w:ascii="Times New Roman" w:hAnsi="Times New Roman" w:cs="Times New Roman"/>
-                <w:b/>
-                <w:bCs/>
-                <w:lang w:val="en-US"/>
-              </w:rPr>
-              <w:t>seller_middle_name</w:t>
-            </w:r>
-            <w:proofErr w:type="spellEnd"/>
-            <w:r>
-              <w:rPr>
-                <w:rFonts w:ascii="Times New Roman" w:hAnsi="Times New Roman" w:cs="Times New Roman"/>
-                <w:b/>
-                <w:bCs/>
-                <w:lang w:val="en-US"/>
-              </w:rPr>
-              <w:t xml:space="preserve"> }}</w:t>
-            </w:r>
-            <w:r>
-              <w:rPr>
-                <w:rFonts w:ascii="Times New Roman" w:hAnsi="Times New Roman" w:cs="Times New Roman"/>
-                <w:lang w:val="en-US"/>
-              </w:rPr>
-              <w:t>,</w:t>
-            </w:r>
-            <w:r>
-              <w:rPr>
-                <w:rFonts w:ascii="Times New Roman" w:hAnsi="Times New Roman" w:cs="Times New Roman"/>
-                <w:b/>
-                <w:bCs/>
-                <w:lang w:val="en-US"/>
-              </w:rPr>
-              <w:t xml:space="preserve"> </w:t>
-            </w:r>
-            <w:r>
-              <w:rPr>
-                <w:rFonts w:ascii="Times New Roman" w:hAnsi="Times New Roman" w:cs="Times New Roman"/>
-                <w:lang w:val="en-US"/>
-              </w:rPr>
-              <w:t xml:space="preserve">{{ </w:t>
-            </w:r>
-            <w:proofErr w:type="spellStart"/>
-            <w:r>
-              <w:rPr>
-                <w:rFonts w:ascii="Times New Roman" w:hAnsi="Times New Roman" w:cs="Times New Roman"/>
-                <w:lang w:val="en-US"/>
-              </w:rPr>
-              <w:t>seller_birth_date</w:t>
-            </w:r>
-            <w:proofErr w:type="spellEnd"/>
-            <w:r>
-              <w:rPr>
-                <w:rFonts w:ascii="Times New Roman" w:hAnsi="Times New Roman" w:cs="Times New Roman"/>
-                <w:lang w:val="en-US"/>
-              </w:rPr>
-              <w:t xml:space="preserve"> }} </w:t>
-            </w:r>
-            <w:proofErr w:type="spellStart"/>
-            <w:r>
-              <w:rPr>
-                <w:rFonts w:ascii="Times New Roman" w:hAnsi="Times New Roman" w:cs="Times New Roman"/>
-                <w:lang w:val="en-US"/>
-              </w:rPr>
-              <w:t>г.р</w:t>
-            </w:r>
-            <w:proofErr w:type="spellEnd"/>
-            <w:r>
-              <w:rPr>
-                <w:rFonts w:ascii="Times New Roman" w:hAnsi="Times New Roman" w:cs="Times New Roman"/>
-                <w:lang w:val="en-US"/>
-              </w:rPr>
-              <w:t>.</w:t>
+              <w:t>{{ seller_name }}</w:t>
             </w:r>
           </w:p>
           <w:p>
@@ -4299,101 +3824,12 @@
                 <w:lang w:val="en-US"/>
               </w:rPr>
             </w:pPr>
-            <w:proofErr w:type="spellStart"/>
-            <w:r>
-              <w:rPr>
-                <w:rFonts w:ascii="Times New Roman" w:hAnsi="Times New Roman" w:cs="Times New Roman"/>
-                <w:lang w:val="en-US"/>
-              </w:rPr>
-              <w:t>Паспорт</w:t>
-            </w:r>
-            <w:proofErr w:type="spellEnd"/>
-            <w:r>
-              <w:rPr>
-                <w:rFonts w:ascii="Times New Roman" w:hAnsi="Times New Roman" w:cs="Times New Roman"/>
-                <w:lang w:val="en-US"/>
-              </w:rPr>
-              <w:t xml:space="preserve"> РФ </w:t>
-            </w:r>
-            <w:proofErr w:type="gramStart"/>
-            <w:r>
-              <w:rPr>
-                <w:rFonts w:ascii="Times New Roman" w:hAnsi="Times New Roman" w:cs="Times New Roman"/>
-                <w:lang w:val="en-US"/>
-              </w:rPr>
-              <w:t xml:space="preserve">{{ </w:t>
-            </w:r>
-            <w:proofErr w:type="spellStart"/>
-            <w:r>
-              <w:rPr>
-                <w:rFonts w:ascii="Times New Roman" w:hAnsi="Times New Roman" w:cs="Times New Roman"/>
-                <w:lang w:val="en-US"/>
-              </w:rPr>
-              <w:t>seller</w:t>
-            </w:r>
-            <w:proofErr w:type="gramEnd"/>
-            <w:r>
-              <w:rPr>
-                <w:rFonts w:ascii="Times New Roman" w:hAnsi="Times New Roman" w:cs="Times New Roman"/>
-                <w:lang w:val="en-US"/>
-              </w:rPr>
-              <w:t>_licence_number</w:t>
-            </w:r>
-            <w:proofErr w:type="spellEnd"/>
-            <w:r>
-              <w:rPr>
-                <w:rFonts w:ascii="Times New Roman" w:hAnsi="Times New Roman" w:cs="Times New Roman"/>
-                <w:lang w:val="en-US"/>
-              </w:rPr>
-              <w:t xml:space="preserve"> }} </w:t>
-            </w:r>
-            <w:proofErr w:type="spellStart"/>
-            <w:r>
-              <w:rPr>
-                <w:rFonts w:ascii="Times New Roman" w:hAnsi="Times New Roman" w:cs="Times New Roman"/>
-                <w:lang w:val="en-US"/>
-              </w:rPr>
-              <w:t>выдан</w:t>
-            </w:r>
-            <w:proofErr w:type="spellEnd"/>
-            <w:r>
-              <w:rPr>
-                <w:rFonts w:ascii="Times New Roman" w:hAnsi="Times New Roman" w:cs="Times New Roman"/>
-                <w:lang w:val="en-US"/>
-              </w:rPr>
-              <w:t xml:space="preserve"> {{ </w:t>
-            </w:r>
-            <w:proofErr w:type="spellStart"/>
-            <w:r>
-              <w:rPr>
-                <w:rFonts w:ascii="Times New Roman" w:hAnsi="Times New Roman" w:cs="Times New Roman"/>
-                <w:lang w:val="en-US"/>
-              </w:rPr>
-              <w:t>seller_issue_date</w:t>
-            </w:r>
-            <w:proofErr w:type="spellEnd"/>
-            <w:r>
-              <w:rPr>
-                <w:rFonts w:ascii="Times New Roman" w:hAnsi="Times New Roman" w:cs="Times New Roman"/>
-                <w:lang w:val="en-US"/>
-              </w:rPr>
-              <w:t xml:space="preserve"> }} {{ </w:t>
-            </w:r>
-            <w:proofErr w:type="spellStart"/>
-            <w:r>
-              <w:rPr>
-                <w:rFonts w:ascii="Times New Roman" w:hAnsi="Times New Roman" w:cs="Times New Roman"/>
-                <w:lang w:val="en-US"/>
-              </w:rPr>
-              <w:t>seller_issue_organization</w:t>
-            </w:r>
-            <w:proofErr w:type="spellEnd"/>
-            <w:r>
-              <w:rPr>
-                <w:rFonts w:ascii="Times New Roman" w:hAnsi="Times New Roman" w:cs="Times New Roman"/>
-                <w:lang w:val="en-US"/>
-              </w:rPr>
-              <w:t xml:space="preserve"> }}</w:t>
+            <w:r>
+              <w:rPr>
+                <w:rFonts w:ascii="Times New Roman" w:hAnsi="Times New Roman" w:cs="Times New Roman"/>
+                <w:lang w:val="en-US"/>
+              </w:rPr>
+              <w:t>Юр. адрес: {{ seller_legal_address }}</w:t>
             </w:r>
           </w:p>
           <w:p>
@@ -4404,53 +3840,12 @@
                 <w:lang w:val="en-US"/>
               </w:rPr>
             </w:pPr>
-            <w:proofErr w:type="spellStart"/>
-            <w:r>
-              <w:rPr>
-                <w:rFonts w:ascii="Times New Roman" w:hAnsi="Times New Roman" w:cs="Times New Roman"/>
-                <w:lang w:val="en-US"/>
-              </w:rPr>
-              <w:t>Зарегистрирован</w:t>
-            </w:r>
-            <w:proofErr w:type="spellEnd"/>
-            <w:r>
-              <w:rPr>
-                <w:rFonts w:ascii="Times New Roman" w:hAnsi="Times New Roman" w:cs="Times New Roman"/>
-                <w:lang w:val="en-US"/>
-              </w:rPr>
-              <w:t xml:space="preserve">: </w:t>
-            </w:r>
-            <w:proofErr w:type="gramStart"/>
-            <w:r>
-              <w:rPr>
-                <w:rFonts w:ascii="Times New Roman" w:hAnsi="Times New Roman" w:cs="Times New Roman"/>
-                <w:lang w:val="en-US"/>
-              </w:rPr>
-              <w:t xml:space="preserve">{{ </w:t>
-            </w:r>
-            <w:proofErr w:type="spellStart"/>
-            <w:r>
-              <w:rPr>
-                <w:rFonts w:ascii="Times New Roman" w:hAnsi="Times New Roman" w:cs="Times New Roman"/>
-                <w:lang w:val="en-US"/>
-              </w:rPr>
-              <w:t>seller</w:t>
-            </w:r>
-            <w:proofErr w:type="gramEnd"/>
-            <w:r>
-              <w:rPr>
-                <w:rFonts w:ascii="Times New Roman" w:hAnsi="Times New Roman" w:cs="Times New Roman"/>
-                <w:lang w:val="en-US"/>
-              </w:rPr>
-              <w:t>_full_address</w:t>
-            </w:r>
-            <w:proofErr w:type="spellEnd"/>
-            <w:r>
-              <w:rPr>
-                <w:rFonts w:ascii="Times New Roman" w:hAnsi="Times New Roman" w:cs="Times New Roman"/>
-                <w:lang w:val="en-US"/>
-              </w:rPr>
-              <w:t xml:space="preserve"> }}</w:t>
+            <w:r>
+              <w:rPr>
+                <w:rFonts w:ascii="Times New Roman" w:hAnsi="Times New Roman" w:cs="Times New Roman"/>
+                <w:lang w:val="en-US"/>
+              </w:rPr>
+              <w:t>эл. почта: {{ seller_email }}</w:t>
             </w:r>
           </w:p>
           <w:p>
@@ -4466,39 +3861,7 @@
                 <w:rFonts w:ascii="Times New Roman" w:hAnsi="Times New Roman" w:cs="Times New Roman"/>
                 <w:lang w:val="en-US"/>
               </w:rPr>
-              <w:t xml:space="preserve">ИНН: </w:t>
-            </w:r>
-            <w:proofErr w:type="gramStart"/>
-            <w:r>
-              <w:rPr>
-                <w:rFonts w:ascii="Times New Roman" w:hAnsi="Times New Roman" w:cs="Times New Roman"/>
-                <w:lang w:val="en-US"/>
-              </w:rPr>
-              <w:t xml:space="preserve">{{ </w:t>
-            </w:r>
-            <w:proofErr w:type="spellStart"/>
-            <w:r>
-              <w:rPr>
-                <w:rFonts w:ascii="Times New Roman" w:hAnsi="Times New Roman" w:cs="Times New Roman"/>
-                <w:lang w:val="en-US"/>
-              </w:rPr>
-              <w:t>seller</w:t>
-            </w:r>
-            <w:proofErr w:type="gramEnd"/>
-            <w:r>
-              <w:rPr>
-                <w:rFonts w:ascii="Times New Roman" w:hAnsi="Times New Roman" w:cs="Times New Roman"/>
-                <w:lang w:val="en-US"/>
-              </w:rPr>
-              <w:t>_inn</w:t>
-            </w:r>
-            <w:proofErr w:type="spellEnd"/>
-            <w:r>
-              <w:rPr>
-                <w:rFonts w:ascii="Times New Roman" w:hAnsi="Times New Roman" w:cs="Times New Roman"/>
-                <w:lang w:val="en-US"/>
-              </w:rPr>
-              <w:t xml:space="preserve"> }}</w:t>
+              <w:t>тел: {{ seller_phone }}</w:t>
             </w:r>
           </w:p>
           <w:p>
@@ -4514,118 +3877,7 @@
                 <w:rFonts w:ascii="Times New Roman" w:hAnsi="Times New Roman" w:cs="Times New Roman"/>
                 <w:lang w:val="en-US"/>
               </w:rPr>
-              <w:t xml:space="preserve">{% </w:t>
-            </w:r>
-            <w:proofErr w:type="spellStart"/>
-            <w:r>
-              <w:rPr>
-                <w:rFonts w:ascii="Times New Roman" w:hAnsi="Times New Roman" w:cs="Times New Roman"/>
-                <w:lang w:val="en-US"/>
-              </w:rPr>
-              <w:t>elif</w:t>
-            </w:r>
-            <w:proofErr w:type="spellEnd"/>
-            <w:r>
-              <w:rPr>
-                <w:rFonts w:ascii="Times New Roman" w:hAnsi="Times New Roman" w:cs="Times New Roman"/>
-                <w:lang w:val="en-US"/>
-              </w:rPr>
-              <w:t xml:space="preserve"> </w:t>
-            </w:r>
-            <w:proofErr w:type="spellStart"/>
-            <w:r>
-              <w:rPr>
-                <w:rFonts w:ascii="Times New Roman" w:hAnsi="Times New Roman" w:cs="Times New Roman"/>
-                <w:lang w:val="en-US"/>
-              </w:rPr>
-              <w:t>seller_type</w:t>
-            </w:r>
-            <w:proofErr w:type="spellEnd"/>
-            <w:r>
-              <w:rPr>
-                <w:rFonts w:ascii="Times New Roman" w:hAnsi="Times New Roman" w:cs="Times New Roman"/>
-                <w:lang w:val="en-US"/>
-              </w:rPr>
-              <w:t xml:space="preserve"> in ["</w:t>
-            </w:r>
-            <w:proofErr w:type="spellStart"/>
-            <w:r>
-              <w:rPr>
-                <w:rFonts w:ascii="Times New Roman" w:hAnsi="Times New Roman" w:cs="Times New Roman"/>
-                <w:lang w:val="en-US"/>
-              </w:rPr>
-              <w:t>external_company</w:t>
-            </w:r>
-            <w:proofErr w:type="spellEnd"/>
-            <w:r>
-              <w:rPr>
-                <w:rFonts w:ascii="Times New Roman" w:hAnsi="Times New Roman" w:cs="Times New Roman"/>
-                <w:lang w:val="en-US"/>
-              </w:rPr>
-              <w:t>", "</w:t>
-            </w:r>
-            <w:proofErr w:type="spellStart"/>
-            <w:r>
-              <w:rPr>
-                <w:rFonts w:ascii="Times New Roman" w:hAnsi="Times New Roman" w:cs="Times New Roman"/>
-                <w:lang w:val="en-US"/>
-              </w:rPr>
-              <w:t>internal_company</w:t>
-            </w:r>
-            <w:proofErr w:type="spellEnd"/>
-            <w:r>
-              <w:rPr>
-                <w:rFonts w:ascii="Times New Roman" w:hAnsi="Times New Roman" w:cs="Times New Roman"/>
-                <w:lang w:val="en-US"/>
-              </w:rPr>
-              <w:t xml:space="preserve">"] </w:t>
-            </w:r>
-            <w:proofErr w:type="gramStart"/>
-            <w:r>
-              <w:rPr>
-                <w:rFonts w:ascii="Times New Roman" w:hAnsi="Times New Roman" w:cs="Times New Roman"/>
-                <w:lang w:val="en-US"/>
-              </w:rPr>
-              <w:t>%}</w:t>
-            </w:r>
-            <w:r>
-              <w:rPr>
-                <w:rFonts w:ascii="Times New Roman" w:hAnsi="Times New Roman" w:cs="Times New Roman"/>
-                <w:b/>
-                <w:bCs/>
-                <w:lang w:val="en-US"/>
-              </w:rPr>
-              <w:t>{</w:t>
-            </w:r>
-            <w:proofErr w:type="gramEnd"/>
-            <w:r>
-              <w:rPr>
-                <w:rFonts w:ascii="Times New Roman" w:hAnsi="Times New Roman" w:cs="Times New Roman"/>
-                <w:b/>
-                <w:bCs/>
-                <w:lang w:val="en-US"/>
-              </w:rPr>
-              <w:t xml:space="preserve">{ </w:t>
-            </w:r>
-            <w:proofErr w:type="spellStart"/>
-            <w:r>
-              <w:rPr>
-                <w:rFonts w:ascii="Times New Roman" w:hAnsi="Times New Roman" w:cs="Times New Roman"/>
-                <w:b/>
-                <w:bCs/>
-                <w:lang w:val="en-US"/>
-              </w:rPr>
-              <w:t>seller_name</w:t>
-            </w:r>
-            <w:proofErr w:type="spellEnd"/>
-            <w:r>
-              <w:rPr>
-                <w:rFonts w:ascii="Times New Roman" w:hAnsi="Times New Roman" w:cs="Times New Roman"/>
-                <w:b/>
-                <w:bCs/>
-                <w:lang w:val="en-US"/>
-              </w:rPr>
-              <w:t xml:space="preserve"> }}</w:t>
+              <w:t>ОГРН {{ seller_ogrn }}</w:t>
             </w:r>
           </w:p>
           <w:p>
@@ -4636,69 +3888,12 @@
                 <w:lang w:val="en-US"/>
               </w:rPr>
             </w:pPr>
-            <w:proofErr w:type="spellStart"/>
-            <w:r>
-              <w:rPr>
-                <w:rFonts w:ascii="Times New Roman" w:hAnsi="Times New Roman" w:cs="Times New Roman"/>
-                <w:lang w:val="en-US"/>
-              </w:rPr>
-              <w:t>Юр</w:t>
-            </w:r>
-            <w:proofErr w:type="spellEnd"/>
-            <w:r>
-              <w:rPr>
-                <w:rFonts w:ascii="Times New Roman" w:hAnsi="Times New Roman" w:cs="Times New Roman"/>
-                <w:lang w:val="en-US"/>
-              </w:rPr>
-              <w:t xml:space="preserve">. </w:t>
-            </w:r>
-            <w:proofErr w:type="spellStart"/>
-            <w:r>
-              <w:rPr>
-                <w:rFonts w:ascii="Times New Roman" w:hAnsi="Times New Roman" w:cs="Times New Roman"/>
-                <w:lang w:val="en-US"/>
-              </w:rPr>
-              <w:t>адрес</w:t>
-            </w:r>
-            <w:proofErr w:type="spellEnd"/>
-            <w:r>
-              <w:rPr>
-                <w:rFonts w:ascii="Times New Roman" w:hAnsi="Times New Roman" w:cs="Times New Roman"/>
-                <w:lang w:val="en-US"/>
-              </w:rPr>
-              <w:t xml:space="preserve">: </w:t>
-            </w:r>
-            <w:proofErr w:type="gramStart"/>
-            <w:r>
-              <w:rPr>
-                <w:rFonts w:ascii="Times New Roman" w:hAnsi="Times New Roman" w:cs="Times New Roman"/>
-                <w:lang w:val="en-US"/>
-              </w:rPr>
-              <w:t xml:space="preserve">{{ </w:t>
-            </w:r>
-            <w:proofErr w:type="spellStart"/>
-            <w:r>
-              <w:rPr>
-                <w:rFonts w:ascii="Times New Roman" w:hAnsi="Times New Roman" w:cs="Times New Roman"/>
-                <w:lang w:val="en-US"/>
-              </w:rPr>
-              <w:t>seller</w:t>
-            </w:r>
-            <w:proofErr w:type="gramEnd"/>
-            <w:r>
-              <w:rPr>
-                <w:rFonts w:ascii="Times New Roman" w:hAnsi="Times New Roman" w:cs="Times New Roman"/>
-                <w:lang w:val="en-US"/>
-              </w:rPr>
-              <w:t>_legal_address</w:t>
-            </w:r>
-            <w:proofErr w:type="spellEnd"/>
-            <w:r>
-              <w:rPr>
-                <w:rFonts w:ascii="Times New Roman" w:hAnsi="Times New Roman" w:cs="Times New Roman"/>
-                <w:lang w:val="en-US"/>
-              </w:rPr>
-              <w:t xml:space="preserve"> }}</w:t>
+            <w:r>
+              <w:rPr>
+                <w:rFonts w:ascii="Times New Roman" w:hAnsi="Times New Roman" w:cs="Times New Roman"/>
+                <w:lang w:val="en-US"/>
+              </w:rPr>
+              <w:t>ИНН {{ seller_inn }} КПП {{ seller_kpp }}</w:t>
             </w:r>
           </w:p>
           <w:p>
@@ -4709,69 +3904,12 @@
                 <w:lang w:val="en-US"/>
               </w:rPr>
             </w:pPr>
-            <w:proofErr w:type="spellStart"/>
-            <w:r>
-              <w:rPr>
-                <w:rFonts w:ascii="Times New Roman" w:hAnsi="Times New Roman" w:cs="Times New Roman"/>
-                <w:lang w:val="en-US"/>
-              </w:rPr>
-              <w:t>эл</w:t>
-            </w:r>
-            <w:proofErr w:type="spellEnd"/>
-            <w:r>
-              <w:rPr>
-                <w:rFonts w:ascii="Times New Roman" w:hAnsi="Times New Roman" w:cs="Times New Roman"/>
-                <w:lang w:val="en-US"/>
-              </w:rPr>
-              <w:t xml:space="preserve">. </w:t>
-            </w:r>
-            <w:proofErr w:type="spellStart"/>
-            <w:r>
-              <w:rPr>
-                <w:rFonts w:ascii="Times New Roman" w:hAnsi="Times New Roman" w:cs="Times New Roman"/>
-                <w:lang w:val="en-US"/>
-              </w:rPr>
-              <w:t>почта</w:t>
-            </w:r>
-            <w:proofErr w:type="spellEnd"/>
-            <w:r>
-              <w:rPr>
-                <w:rFonts w:ascii="Times New Roman" w:hAnsi="Times New Roman" w:cs="Times New Roman"/>
-                <w:lang w:val="en-US"/>
-              </w:rPr>
-              <w:t xml:space="preserve">: </w:t>
-            </w:r>
-            <w:proofErr w:type="gramStart"/>
-            <w:r>
-              <w:rPr>
-                <w:rFonts w:ascii="Times New Roman" w:hAnsi="Times New Roman" w:cs="Times New Roman"/>
-                <w:lang w:val="en-US"/>
-              </w:rPr>
-              <w:t xml:space="preserve">{{ </w:t>
-            </w:r>
-            <w:proofErr w:type="spellStart"/>
-            <w:r>
-              <w:rPr>
-                <w:rFonts w:ascii="Times New Roman" w:hAnsi="Times New Roman" w:cs="Times New Roman"/>
-                <w:lang w:val="en-US"/>
-              </w:rPr>
-              <w:t>seller</w:t>
-            </w:r>
-            <w:proofErr w:type="gramEnd"/>
-            <w:r>
-              <w:rPr>
-                <w:rFonts w:ascii="Times New Roman" w:hAnsi="Times New Roman" w:cs="Times New Roman"/>
-                <w:lang w:val="en-US"/>
-              </w:rPr>
-              <w:t>_email</w:t>
-            </w:r>
-            <w:proofErr w:type="spellEnd"/>
-            <w:r>
-              <w:rPr>
-                <w:rFonts w:ascii="Times New Roman" w:hAnsi="Times New Roman" w:cs="Times New Roman"/>
-                <w:lang w:val="en-US"/>
-              </w:rPr>
-              <w:t xml:space="preserve"> }}</w:t>
+            <w:r>
+              <w:rPr>
+                <w:rFonts w:ascii="Times New Roman" w:hAnsi="Times New Roman" w:cs="Times New Roman"/>
+                <w:lang w:val="en-US"/>
+              </w:rPr>
+              <w:t>р/с {{ seller_bank_account }}</w:t>
             </w:r>
           </w:p>
           <w:p>
@@ -4782,53 +3920,12 @@
                 <w:lang w:val="en-US"/>
               </w:rPr>
             </w:pPr>
-            <w:proofErr w:type="spellStart"/>
-            <w:r>
-              <w:rPr>
-                <w:rFonts w:ascii="Times New Roman" w:hAnsi="Times New Roman" w:cs="Times New Roman"/>
-                <w:lang w:val="en-US"/>
-              </w:rPr>
-              <w:t>тел</w:t>
-            </w:r>
-            <w:proofErr w:type="spellEnd"/>
-            <w:r>
-              <w:rPr>
-                <w:rFonts w:ascii="Times New Roman" w:hAnsi="Times New Roman" w:cs="Times New Roman"/>
-                <w:lang w:val="en-US"/>
-              </w:rPr>
-              <w:t xml:space="preserve">: </w:t>
-            </w:r>
-            <w:proofErr w:type="gramStart"/>
-            <w:r>
-              <w:rPr>
-                <w:rFonts w:ascii="Times New Roman" w:hAnsi="Times New Roman" w:cs="Times New Roman"/>
-                <w:lang w:val="en-US"/>
-              </w:rPr>
-              <w:t xml:space="preserve">{{ </w:t>
-            </w:r>
-            <w:proofErr w:type="spellStart"/>
-            <w:r>
-              <w:rPr>
-                <w:rFonts w:ascii="Times New Roman" w:hAnsi="Times New Roman" w:cs="Times New Roman"/>
-                <w:lang w:val="en-US"/>
-              </w:rPr>
-              <w:t>seller</w:t>
-            </w:r>
-            <w:proofErr w:type="gramEnd"/>
-            <w:r>
-              <w:rPr>
-                <w:rFonts w:ascii="Times New Roman" w:hAnsi="Times New Roman" w:cs="Times New Roman"/>
-                <w:lang w:val="en-US"/>
-              </w:rPr>
-              <w:t>_phone</w:t>
-            </w:r>
-            <w:proofErr w:type="spellEnd"/>
-            <w:r>
-              <w:rPr>
-                <w:rFonts w:ascii="Times New Roman" w:hAnsi="Times New Roman" w:cs="Times New Roman"/>
-                <w:lang w:val="en-US"/>
-              </w:rPr>
-              <w:t xml:space="preserve"> }}</w:t>
+            <w:r>
+              <w:rPr>
+                <w:rFonts w:ascii="Times New Roman" w:hAnsi="Times New Roman" w:cs="Times New Roman"/>
+                <w:lang w:val="en-US"/>
+              </w:rPr>
+              <w:t>{{ seller_bank_name }}</w:t>
             </w:r>
           </w:p>
           <w:p>
@@ -4844,256 +3941,7 @@
                 <w:rFonts w:ascii="Times New Roman" w:hAnsi="Times New Roman" w:cs="Times New Roman"/>
                 <w:lang w:val="en-US"/>
               </w:rPr>
-              <w:t xml:space="preserve">ОГРН </w:t>
-            </w:r>
-            <w:proofErr w:type="gramStart"/>
-            <w:r>
-              <w:rPr>
-                <w:rFonts w:ascii="Times New Roman" w:hAnsi="Times New Roman" w:cs="Times New Roman"/>
-                <w:lang w:val="en-US"/>
-              </w:rPr>
-              <w:t xml:space="preserve">{{ </w:t>
-            </w:r>
-            <w:proofErr w:type="spellStart"/>
-            <w:r>
-              <w:rPr>
-                <w:rFonts w:ascii="Times New Roman" w:hAnsi="Times New Roman" w:cs="Times New Roman"/>
-                <w:lang w:val="en-US"/>
-              </w:rPr>
-              <w:t>seller</w:t>
-            </w:r>
-            <w:proofErr w:type="gramEnd"/>
-            <w:r>
-              <w:rPr>
-                <w:rFonts w:ascii="Times New Roman" w:hAnsi="Times New Roman" w:cs="Times New Roman"/>
-                <w:lang w:val="en-US"/>
-              </w:rPr>
-              <w:t>_ogrn</w:t>
-            </w:r>
-            <w:proofErr w:type="spellEnd"/>
-            <w:r>
-              <w:rPr>
-                <w:rFonts w:ascii="Times New Roman" w:hAnsi="Times New Roman" w:cs="Times New Roman"/>
-                <w:lang w:val="en-US"/>
-              </w:rPr>
-              <w:t xml:space="preserve"> }}</w:t>
-            </w:r>
-          </w:p>
-          <w:p>
-            <w:pPr>
-              <w:pStyle w:val="ConsPlusNonformat"/>
-              <w:rPr>
-                <w:rFonts w:ascii="Times New Roman" w:hAnsi="Times New Roman" w:cs="Times New Roman"/>
-                <w:lang w:val="en-US"/>
-              </w:rPr>
-            </w:pPr>
-            <w:r>
-              <w:rPr>
-                <w:rFonts w:ascii="Times New Roman" w:hAnsi="Times New Roman" w:cs="Times New Roman"/>
-                <w:lang w:val="en-US"/>
-              </w:rPr>
-              <w:t xml:space="preserve">ИНН </w:t>
-            </w:r>
-            <w:proofErr w:type="gramStart"/>
-            <w:r>
-              <w:rPr>
-                <w:rFonts w:ascii="Times New Roman" w:hAnsi="Times New Roman" w:cs="Times New Roman"/>
-                <w:lang w:val="en-US"/>
-              </w:rPr>
-              <w:t xml:space="preserve">{{ </w:t>
-            </w:r>
-            <w:proofErr w:type="spellStart"/>
-            <w:r>
-              <w:rPr>
-                <w:rFonts w:ascii="Times New Roman" w:hAnsi="Times New Roman" w:cs="Times New Roman"/>
-                <w:lang w:val="en-US"/>
-              </w:rPr>
-              <w:t>seller</w:t>
-            </w:r>
-            <w:proofErr w:type="gramEnd"/>
-            <w:r>
-              <w:rPr>
-                <w:rFonts w:ascii="Times New Roman" w:hAnsi="Times New Roman" w:cs="Times New Roman"/>
-                <w:lang w:val="en-US"/>
-              </w:rPr>
-              <w:t>_inn</w:t>
-            </w:r>
-            <w:proofErr w:type="spellEnd"/>
-            <w:r>
-              <w:rPr>
-                <w:rFonts w:ascii="Times New Roman" w:hAnsi="Times New Roman" w:cs="Times New Roman"/>
-                <w:lang w:val="en-US"/>
-              </w:rPr>
-              <w:t xml:space="preserve"> }} КПП {{ </w:t>
-            </w:r>
-            <w:proofErr w:type="spellStart"/>
-            <w:r>
-              <w:rPr>
-                <w:rFonts w:ascii="Times New Roman" w:hAnsi="Times New Roman" w:cs="Times New Roman"/>
-                <w:lang w:val="en-US"/>
-              </w:rPr>
-              <w:t>seller_kpp</w:t>
-            </w:r>
-            <w:proofErr w:type="spellEnd"/>
-            <w:r>
-              <w:rPr>
-                <w:rFonts w:ascii="Times New Roman" w:hAnsi="Times New Roman" w:cs="Times New Roman"/>
-                <w:lang w:val="en-US"/>
-              </w:rPr>
-              <w:t xml:space="preserve"> }}</w:t>
-            </w:r>
-          </w:p>
-          <w:p>
-            <w:pPr>
-              <w:pStyle w:val="ConsPlusNonformat"/>
-              <w:rPr>
-                <w:rFonts w:ascii="Times New Roman" w:hAnsi="Times New Roman" w:cs="Times New Roman"/>
-                <w:lang w:val="en-US"/>
-              </w:rPr>
-            </w:pPr>
-            <w:r>
-              <w:rPr>
-                <w:rFonts w:ascii="Times New Roman" w:hAnsi="Times New Roman" w:cs="Times New Roman"/>
-                <w:lang w:val="en-US"/>
-              </w:rPr>
-              <w:t xml:space="preserve">р/с </w:t>
-            </w:r>
-            <w:proofErr w:type="gramStart"/>
-            <w:r>
-              <w:rPr>
-                <w:rFonts w:ascii="Times New Roman" w:hAnsi="Times New Roman" w:cs="Times New Roman"/>
-                <w:lang w:val="en-US"/>
-              </w:rPr>
-              <w:t xml:space="preserve">{{ </w:t>
-            </w:r>
-            <w:proofErr w:type="spellStart"/>
-            <w:r>
-              <w:rPr>
-                <w:rFonts w:ascii="Times New Roman" w:hAnsi="Times New Roman" w:cs="Times New Roman"/>
-                <w:lang w:val="en-US"/>
-              </w:rPr>
-              <w:t>seller</w:t>
-            </w:r>
-            <w:proofErr w:type="gramEnd"/>
-            <w:r>
-              <w:rPr>
-                <w:rFonts w:ascii="Times New Roman" w:hAnsi="Times New Roman" w:cs="Times New Roman"/>
-                <w:lang w:val="en-US"/>
-              </w:rPr>
-              <w:t>_bank_account</w:t>
-            </w:r>
-            <w:proofErr w:type="spellEnd"/>
-            <w:r>
-              <w:rPr>
-                <w:rFonts w:ascii="Times New Roman" w:hAnsi="Times New Roman" w:cs="Times New Roman"/>
-                <w:lang w:val="en-US"/>
-              </w:rPr>
-              <w:t xml:space="preserve"> }}</w:t>
-            </w:r>
-          </w:p>
-          <w:p>
-            <w:pPr>
-              <w:pStyle w:val="ConsPlusNonformat"/>
-              <w:rPr>
-                <w:rFonts w:ascii="Times New Roman" w:hAnsi="Times New Roman" w:cs="Times New Roman"/>
-                <w:lang w:val="en-US"/>
-              </w:rPr>
-            </w:pPr>
-            <w:proofErr w:type="gramStart"/>
-            <w:r>
-              <w:rPr>
-                <w:rFonts w:ascii="Times New Roman" w:hAnsi="Times New Roman" w:cs="Times New Roman"/>
-                <w:lang w:val="en-US"/>
-              </w:rPr>
-              <w:t xml:space="preserve">{{ </w:t>
-            </w:r>
-            <w:proofErr w:type="spellStart"/>
-            <w:r>
-              <w:rPr>
-                <w:rFonts w:ascii="Times New Roman" w:hAnsi="Times New Roman" w:cs="Times New Roman"/>
-                <w:lang w:val="en-US"/>
-              </w:rPr>
-              <w:t>seller</w:t>
-            </w:r>
-            <w:proofErr w:type="gramEnd"/>
-            <w:r>
-              <w:rPr>
-                <w:rFonts w:ascii="Times New Roman" w:hAnsi="Times New Roman" w:cs="Times New Roman"/>
-                <w:lang w:val="en-US"/>
-              </w:rPr>
-              <w:t>_bank_name</w:t>
-            </w:r>
-            <w:proofErr w:type="spellEnd"/>
-            <w:r>
-              <w:rPr>
-                <w:rFonts w:ascii="Times New Roman" w:hAnsi="Times New Roman" w:cs="Times New Roman"/>
-                <w:lang w:val="en-US"/>
-              </w:rPr>
-              <w:t xml:space="preserve"> }}</w:t>
-            </w:r>
-          </w:p>
-          <w:p>
-            <w:pPr>
-              <w:pStyle w:val="ConsPlusNonformat"/>
-              <w:rPr>
-                <w:rFonts w:ascii="Times New Roman" w:hAnsi="Times New Roman" w:cs="Times New Roman"/>
-                <w:lang w:val="en-US"/>
-              </w:rPr>
-            </w:pPr>
-            <w:r>
-              <w:rPr>
-                <w:rFonts w:ascii="Times New Roman" w:hAnsi="Times New Roman" w:cs="Times New Roman"/>
-                <w:lang w:val="en-US"/>
-              </w:rPr>
-              <w:t xml:space="preserve">БИК </w:t>
-            </w:r>
-            <w:proofErr w:type="gramStart"/>
-            <w:r>
-              <w:rPr>
-                <w:rFonts w:ascii="Times New Roman" w:hAnsi="Times New Roman" w:cs="Times New Roman"/>
-                <w:lang w:val="en-US"/>
-              </w:rPr>
-              <w:t xml:space="preserve">{{ </w:t>
-            </w:r>
-            <w:proofErr w:type="spellStart"/>
-            <w:r>
-              <w:rPr>
-                <w:rFonts w:ascii="Times New Roman" w:hAnsi="Times New Roman" w:cs="Times New Roman"/>
-                <w:lang w:val="en-US"/>
-              </w:rPr>
-              <w:t>seller</w:t>
-            </w:r>
-            <w:proofErr w:type="gramEnd"/>
-            <w:r>
-              <w:rPr>
-                <w:rFonts w:ascii="Times New Roman" w:hAnsi="Times New Roman" w:cs="Times New Roman"/>
-                <w:lang w:val="en-US"/>
-              </w:rPr>
-              <w:t>_bik</w:t>
-            </w:r>
-            <w:proofErr w:type="spellEnd"/>
-            <w:r>
-              <w:rPr>
-                <w:rFonts w:ascii="Times New Roman" w:hAnsi="Times New Roman" w:cs="Times New Roman"/>
-                <w:lang w:val="en-US"/>
-              </w:rPr>
-              <w:t xml:space="preserve"> }} к/с {{ </w:t>
-            </w:r>
-            <w:proofErr w:type="spellStart"/>
-            <w:r>
-              <w:rPr>
-                <w:rFonts w:ascii="Times New Roman" w:hAnsi="Times New Roman" w:cs="Times New Roman"/>
-                <w:lang w:val="en-US"/>
-              </w:rPr>
-              <w:t>seller_corr_account</w:t>
-            </w:r>
-            <w:proofErr w:type="spellEnd"/>
-            <w:r>
-              <w:rPr>
-                <w:rFonts w:ascii="Times New Roman" w:hAnsi="Times New Roman" w:cs="Times New Roman"/>
-                <w:lang w:val="en-US"/>
-              </w:rPr>
-              <w:t xml:space="preserve"> }}</w:t>
+              <w:t>БИК {{ seller_bik }} к/с {{ seller_corr_account }}</w:t>
             </w:r>
           </w:p>
           <w:p>
@@ -5136,23 +3984,7 @@
                 <w:rFonts w:ascii="Times New Roman" w:hAnsi="Times New Roman" w:cs="Times New Roman"/>
                 <w:lang w:val="en-US"/>
               </w:rPr>
-              <w:t xml:space="preserve">{% if </w:t>
-            </w:r>
-            <w:proofErr w:type="spellStart"/>
-            <w:r>
-              <w:rPr>
-                <w:rFonts w:ascii="Times New Roman" w:hAnsi="Times New Roman" w:cs="Times New Roman"/>
-                <w:lang w:val="en-US"/>
-              </w:rPr>
-              <w:t>buyer_type</w:t>
-            </w:r>
-            <w:proofErr w:type="spellEnd"/>
-            <w:r>
-              <w:rPr>
-                <w:rFonts w:ascii="Times New Roman" w:hAnsi="Times New Roman" w:cs="Times New Roman"/>
-                <w:lang w:val="en-US"/>
-              </w:rPr>
-              <w:t xml:space="preserve"> </w:t>
+              <w:t xml:space="preserve">{% if buyer_type </w:t>
             </w:r>
             <w:r>
               <w:rPr>
@@ -5161,7 +3993,6 @@
               </w:rPr>
               <w:t>== ‘person’</w:t>
             </w:r>
-            <w:proofErr w:type="gramStart"/>
             <w:r>
               <w:rPr>
                 <w:rFonts w:ascii="Times New Roman" w:hAnsi="Times New Roman" w:cs="Times New Roman"/>
@@ -5176,9 +4007,86 @@
                 <w:bCs/>
                 <w:lang w:val="en-US"/>
               </w:rPr>
-              <w:t>{</w:t>
-            </w:r>
-            <w:proofErr w:type="gramEnd"/>
+              <w:t>{{ buyer_last_name }} {{ buyer_first_name }} {{ buyer_middle_name }}</w:t>
+            </w:r>
+            <w:r>
+              <w:rPr>
+                <w:rFonts w:ascii="Times New Roman" w:hAnsi="Times New Roman" w:cs="Times New Roman"/>
+                <w:lang w:val="en-US"/>
+              </w:rPr>
+              <w:t xml:space="preserve">, </w:t>
+            </w:r>
+            <w:r>
+              <w:rPr>
+                <w:rFonts w:ascii="Times New Roman" w:hAnsi="Times New Roman" w:cs="Times New Roman"/>
+                <w:lang w:val="en-US"/>
+              </w:rPr>
+              <w:t>{{ buyer_birth_date }} г.р.</w:t>
+            </w:r>
+          </w:p>
+          <w:p>
+            <w:pPr>
+              <w:pStyle w:val="ConsPlusNonformat"/>
+              <w:rPr>
+                <w:rFonts w:ascii="Times New Roman" w:hAnsi="Times New Roman" w:cs="Times New Roman"/>
+                <w:lang w:val="en-US"/>
+              </w:rPr>
+            </w:pPr>
+            <w:r>
+              <w:rPr>
+                <w:rFonts w:ascii="Times New Roman" w:hAnsi="Times New Roman" w:cs="Times New Roman"/>
+                <w:lang w:val="en-US"/>
+              </w:rPr>
+              <w:t>Паспорт РФ {{ buyer_licence_number }} выдан {{ buyer_issue_date }} {{ buyer_issue_organization }}</w:t>
+            </w:r>
+          </w:p>
+          <w:p>
+            <w:pPr>
+              <w:pStyle w:val="ConsPlusNonformat"/>
+              <w:rPr>
+                <w:rFonts w:ascii="Times New Roman" w:hAnsi="Times New Roman" w:cs="Times New Roman"/>
+                <w:lang w:val="en-US"/>
+              </w:rPr>
+            </w:pPr>
+            <w:r>
+              <w:rPr>
+                <w:rFonts w:ascii="Times New Roman" w:hAnsi="Times New Roman" w:cs="Times New Roman"/>
+                <w:lang w:val="en-US"/>
+              </w:rPr>
+              <w:t>Зарегистрирован: {{ buyer_full_address }}</w:t>
+            </w:r>
+          </w:p>
+          <w:p>
+            <w:pPr>
+              <w:pStyle w:val="ConsPlusNonformat"/>
+              <w:rPr>
+                <w:rFonts w:ascii="Times New Roman" w:hAnsi="Times New Roman" w:cs="Times New Roman"/>
+                <w:lang w:val="en-US"/>
+              </w:rPr>
+            </w:pPr>
+            <w:r>
+              <w:rPr>
+                <w:rFonts w:ascii="Times New Roman" w:hAnsi="Times New Roman" w:cs="Times New Roman"/>
+                <w:lang w:val="en-US"/>
+              </w:rPr>
+              <w:t>ИНН: {{ buyer_inn }}</w:t>
+            </w:r>
+          </w:p>
+          <w:p>
+            <w:pPr>
+              <w:pStyle w:val="ConsPlusNonformat"/>
+              <w:rPr>
+                <w:rFonts w:ascii="Times New Roman" w:hAnsi="Times New Roman" w:cs="Times New Roman"/>
+                <w:lang w:val="en-US"/>
+              </w:rPr>
+            </w:pPr>
+            <w:r>
+              <w:rPr>
+                <w:rFonts w:ascii="Times New Roman" w:hAnsi="Times New Roman" w:cs="Times New Roman"/>
+                <w:lang w:val="en-US"/>
+              </w:rPr>
+              <w:t>{% elif buyer_type in ["external_company", "internal_company"] %}</w:t>
+            </w:r>
             <w:r>
               <w:rPr>
                 <w:rFonts w:ascii="Times New Roman" w:hAnsi="Times New Roman" w:cs="Times New Roman"/>
@@ -5186,113 +4094,7 @@
                 <w:bCs/>
                 <w:lang w:val="en-US"/>
               </w:rPr>
-              <w:t xml:space="preserve">{ </w:t>
-            </w:r>
-            <w:proofErr w:type="spellStart"/>
-            <w:r>
-              <w:rPr>
-                <w:rFonts w:ascii="Times New Roman" w:hAnsi="Times New Roman" w:cs="Times New Roman"/>
-                <w:b/>
-                <w:bCs/>
-                <w:lang w:val="en-US"/>
-              </w:rPr>
-              <w:t>buyer_last_name</w:t>
-            </w:r>
-            <w:proofErr w:type="spellEnd"/>
-            <w:r>
-              <w:rPr>
-                <w:rFonts w:ascii="Times New Roman" w:hAnsi="Times New Roman" w:cs="Times New Roman"/>
-                <w:b/>
-                <w:bCs/>
-                <w:lang w:val="en-US"/>
-              </w:rPr>
-              <w:t xml:space="preserve"> }} {{ </w:t>
-            </w:r>
-            <w:proofErr w:type="spellStart"/>
-            <w:r>
-              <w:rPr>
-                <w:rFonts w:ascii="Times New Roman" w:hAnsi="Times New Roman" w:cs="Times New Roman"/>
-                <w:b/>
-                <w:bCs/>
-                <w:lang w:val="en-US"/>
-              </w:rPr>
-              <w:t>buyer_first_name</w:t>
-            </w:r>
-            <w:proofErr w:type="spellEnd"/>
-            <w:r>
-              <w:rPr>
-                <w:rFonts w:ascii="Times New Roman" w:hAnsi="Times New Roman" w:cs="Times New Roman"/>
-                <w:b/>
-                <w:bCs/>
-                <w:lang w:val="en-US"/>
-              </w:rPr>
-              <w:t xml:space="preserve"> }} {{ </w:t>
-            </w:r>
-            <w:proofErr w:type="spellStart"/>
-            <w:r>
-              <w:rPr>
-                <w:rFonts w:ascii="Times New Roman" w:hAnsi="Times New Roman" w:cs="Times New Roman"/>
-                <w:b/>
-                <w:bCs/>
-                <w:lang w:val="en-US"/>
-              </w:rPr>
-              <w:t>buyer_middle_name</w:t>
-            </w:r>
-            <w:proofErr w:type="spellEnd"/>
-            <w:r>
-              <w:rPr>
-                <w:rFonts w:ascii="Times New Roman" w:hAnsi="Times New Roman" w:cs="Times New Roman"/>
-                <w:b/>
-                <w:bCs/>
-                <w:lang w:val="en-US"/>
-              </w:rPr>
-              <w:t xml:space="preserve"> }}</w:t>
-            </w:r>
-            <w:r>
-              <w:rPr>
-                <w:rFonts w:ascii="Times New Roman" w:hAnsi="Times New Roman" w:cs="Times New Roman"/>
-                <w:lang w:val="en-US"/>
-              </w:rPr>
-              <w:t xml:space="preserve">, </w:t>
-            </w:r>
-            <w:r>
-              <w:rPr>
-                <w:rFonts w:ascii="Times New Roman" w:hAnsi="Times New Roman" w:cs="Times New Roman"/>
-                <w:lang w:val="en-US"/>
-              </w:rPr>
-              <w:t xml:space="preserve">{{ </w:t>
-            </w:r>
-            <w:proofErr w:type="spellStart"/>
-            <w:r>
-              <w:rPr>
-                <w:rFonts w:ascii="Times New Roman" w:hAnsi="Times New Roman" w:cs="Times New Roman"/>
-                <w:lang w:val="en-US"/>
-              </w:rPr>
-              <w:t>buyer_birth_date</w:t>
-            </w:r>
-            <w:proofErr w:type="spellEnd"/>
-            <w:r>
-              <w:rPr>
-                <w:rFonts w:ascii="Times New Roman" w:hAnsi="Times New Roman" w:cs="Times New Roman"/>
-                <w:lang w:val="en-US"/>
-              </w:rPr>
-              <w:t xml:space="preserve"> }} </w:t>
-            </w:r>
-            <w:proofErr w:type="spellStart"/>
-            <w:r>
-              <w:rPr>
-                <w:rFonts w:ascii="Times New Roman" w:hAnsi="Times New Roman" w:cs="Times New Roman"/>
-                <w:lang w:val="en-US"/>
-              </w:rPr>
-              <w:t>г.р</w:t>
-            </w:r>
-            <w:proofErr w:type="spellEnd"/>
-            <w:r>
-              <w:rPr>
-                <w:rFonts w:ascii="Times New Roman" w:hAnsi="Times New Roman" w:cs="Times New Roman"/>
-                <w:lang w:val="en-US"/>
-              </w:rPr>
-              <w:t>.</w:t>
+              <w:t>{{ buyer_name }}</w:t>
             </w:r>
           </w:p>
           <w:p>
@@ -5303,101 +4105,12 @@
                 <w:lang w:val="en-US"/>
               </w:rPr>
             </w:pPr>
-            <w:proofErr w:type="spellStart"/>
-            <w:r>
-              <w:rPr>
-                <w:rFonts w:ascii="Times New Roman" w:hAnsi="Times New Roman" w:cs="Times New Roman"/>
-                <w:lang w:val="en-US"/>
-              </w:rPr>
-              <w:t>Паспорт</w:t>
-            </w:r>
-            <w:proofErr w:type="spellEnd"/>
-            <w:r>
-              <w:rPr>
-                <w:rFonts w:ascii="Times New Roman" w:hAnsi="Times New Roman" w:cs="Times New Roman"/>
-                <w:lang w:val="en-US"/>
-              </w:rPr>
-              <w:t xml:space="preserve"> РФ </w:t>
-            </w:r>
-            <w:proofErr w:type="gramStart"/>
-            <w:r>
-              <w:rPr>
-                <w:rFonts w:ascii="Times New Roman" w:hAnsi="Times New Roman" w:cs="Times New Roman"/>
-                <w:lang w:val="en-US"/>
-              </w:rPr>
-              <w:t xml:space="preserve">{{ </w:t>
-            </w:r>
-            <w:proofErr w:type="spellStart"/>
-            <w:r>
-              <w:rPr>
-                <w:rFonts w:ascii="Times New Roman" w:hAnsi="Times New Roman" w:cs="Times New Roman"/>
-                <w:lang w:val="en-US"/>
-              </w:rPr>
-              <w:t>buyer</w:t>
-            </w:r>
-            <w:proofErr w:type="gramEnd"/>
-            <w:r>
-              <w:rPr>
-                <w:rFonts w:ascii="Times New Roman" w:hAnsi="Times New Roman" w:cs="Times New Roman"/>
-                <w:lang w:val="en-US"/>
-              </w:rPr>
-              <w:t>_licence_number</w:t>
-            </w:r>
-            <w:proofErr w:type="spellEnd"/>
-            <w:r>
-              <w:rPr>
-                <w:rFonts w:ascii="Times New Roman" w:hAnsi="Times New Roman" w:cs="Times New Roman"/>
-                <w:lang w:val="en-US"/>
-              </w:rPr>
-              <w:t xml:space="preserve"> }} </w:t>
-            </w:r>
-            <w:proofErr w:type="spellStart"/>
-            <w:r>
-              <w:rPr>
-                <w:rFonts w:ascii="Times New Roman" w:hAnsi="Times New Roman" w:cs="Times New Roman"/>
-                <w:lang w:val="en-US"/>
-              </w:rPr>
-              <w:t>выдан</w:t>
-            </w:r>
-            <w:proofErr w:type="spellEnd"/>
-            <w:r>
-              <w:rPr>
-                <w:rFonts w:ascii="Times New Roman" w:hAnsi="Times New Roman" w:cs="Times New Roman"/>
-                <w:lang w:val="en-US"/>
-              </w:rPr>
-              <w:t xml:space="preserve"> {{ </w:t>
-            </w:r>
-            <w:proofErr w:type="spellStart"/>
-            <w:r>
-              <w:rPr>
-                <w:rFonts w:ascii="Times New Roman" w:hAnsi="Times New Roman" w:cs="Times New Roman"/>
-                <w:lang w:val="en-US"/>
-              </w:rPr>
-              <w:t>buyer_issue_date</w:t>
-            </w:r>
-            <w:proofErr w:type="spellEnd"/>
-            <w:r>
-              <w:rPr>
-                <w:rFonts w:ascii="Times New Roman" w:hAnsi="Times New Roman" w:cs="Times New Roman"/>
-                <w:lang w:val="en-US"/>
-              </w:rPr>
-              <w:t xml:space="preserve"> }} {{ </w:t>
-            </w:r>
-            <w:proofErr w:type="spellStart"/>
-            <w:r>
-              <w:rPr>
-                <w:rFonts w:ascii="Times New Roman" w:hAnsi="Times New Roman" w:cs="Times New Roman"/>
-                <w:lang w:val="en-US"/>
-              </w:rPr>
-              <w:t>buyer_issue_organization</w:t>
-            </w:r>
-            <w:proofErr w:type="spellEnd"/>
-            <w:r>
-              <w:rPr>
-                <w:rFonts w:ascii="Times New Roman" w:hAnsi="Times New Roman" w:cs="Times New Roman"/>
-                <w:lang w:val="en-US"/>
-              </w:rPr>
-              <w:t xml:space="preserve"> }}</w:t>
+            <w:r>
+              <w:rPr>
+                <w:rFonts w:ascii="Times New Roman" w:hAnsi="Times New Roman" w:cs="Times New Roman"/>
+                <w:lang w:val="en-US"/>
+              </w:rPr>
+              <w:t>Юр. адрес: {{ buyer_legal_address }}</w:t>
             </w:r>
           </w:p>
           <w:p>
@@ -5408,53 +4121,12 @@
                 <w:lang w:val="en-US"/>
               </w:rPr>
             </w:pPr>
-            <w:proofErr w:type="spellStart"/>
-            <w:r>
-              <w:rPr>
-                <w:rFonts w:ascii="Times New Roman" w:hAnsi="Times New Roman" w:cs="Times New Roman"/>
-                <w:lang w:val="en-US"/>
-              </w:rPr>
-              <w:t>Зарегистрирован</w:t>
-            </w:r>
-            <w:proofErr w:type="spellEnd"/>
-            <w:r>
-              <w:rPr>
-                <w:rFonts w:ascii="Times New Roman" w:hAnsi="Times New Roman" w:cs="Times New Roman"/>
-                <w:lang w:val="en-US"/>
-              </w:rPr>
-              <w:t xml:space="preserve">: </w:t>
-            </w:r>
-            <w:proofErr w:type="gramStart"/>
-            <w:r>
-              <w:rPr>
-                <w:rFonts w:ascii="Times New Roman" w:hAnsi="Times New Roman" w:cs="Times New Roman"/>
-                <w:lang w:val="en-US"/>
-              </w:rPr>
-              <w:t xml:space="preserve">{{ </w:t>
-            </w:r>
-            <w:proofErr w:type="spellStart"/>
-            <w:r>
-              <w:rPr>
-                <w:rFonts w:ascii="Times New Roman" w:hAnsi="Times New Roman" w:cs="Times New Roman"/>
-                <w:lang w:val="en-US"/>
-              </w:rPr>
-              <w:t>buyer</w:t>
-            </w:r>
-            <w:proofErr w:type="gramEnd"/>
-            <w:r>
-              <w:rPr>
-                <w:rFonts w:ascii="Times New Roman" w:hAnsi="Times New Roman" w:cs="Times New Roman"/>
-                <w:lang w:val="en-US"/>
-              </w:rPr>
-              <w:t>_full_address</w:t>
-            </w:r>
-            <w:proofErr w:type="spellEnd"/>
-            <w:r>
-              <w:rPr>
-                <w:rFonts w:ascii="Times New Roman" w:hAnsi="Times New Roman" w:cs="Times New Roman"/>
-                <w:lang w:val="en-US"/>
-              </w:rPr>
-              <w:t xml:space="preserve"> }}</w:t>
+            <w:r>
+              <w:rPr>
+                <w:rFonts w:ascii="Times New Roman" w:hAnsi="Times New Roman" w:cs="Times New Roman"/>
+                <w:lang w:val="en-US"/>
+              </w:rPr>
+              <w:t>эл. почта: {{ buyer_email }}</w:t>
             </w:r>
           </w:p>
           <w:p>
@@ -5470,39 +4142,7 @@
                 <w:rFonts w:ascii="Times New Roman" w:hAnsi="Times New Roman" w:cs="Times New Roman"/>
                 <w:lang w:val="en-US"/>
               </w:rPr>
-              <w:t xml:space="preserve">ИНН: </w:t>
-            </w:r>
-            <w:proofErr w:type="gramStart"/>
-            <w:r>
-              <w:rPr>
-                <w:rFonts w:ascii="Times New Roman" w:hAnsi="Times New Roman" w:cs="Times New Roman"/>
-                <w:lang w:val="en-US"/>
-              </w:rPr>
-              <w:t xml:space="preserve">{{ </w:t>
-            </w:r>
-            <w:proofErr w:type="spellStart"/>
-            <w:r>
-              <w:rPr>
-                <w:rFonts w:ascii="Times New Roman" w:hAnsi="Times New Roman" w:cs="Times New Roman"/>
-                <w:lang w:val="en-US"/>
-              </w:rPr>
-              <w:t>buyer</w:t>
-            </w:r>
-            <w:proofErr w:type="gramEnd"/>
-            <w:r>
-              <w:rPr>
-                <w:rFonts w:ascii="Times New Roman" w:hAnsi="Times New Roman" w:cs="Times New Roman"/>
-                <w:lang w:val="en-US"/>
-              </w:rPr>
-              <w:t>_inn</w:t>
-            </w:r>
-            <w:proofErr w:type="spellEnd"/>
-            <w:r>
-              <w:rPr>
-                <w:rFonts w:ascii="Times New Roman" w:hAnsi="Times New Roman" w:cs="Times New Roman"/>
-                <w:lang w:val="en-US"/>
-              </w:rPr>
-              <w:t xml:space="preserve"> }}</w:t>
+              <w:t>тел: {{ buyer_phone }}</w:t>
             </w:r>
           </w:p>
           <w:p>
@@ -5518,118 +4158,7 @@
                 <w:rFonts w:ascii="Times New Roman" w:hAnsi="Times New Roman" w:cs="Times New Roman"/>
                 <w:lang w:val="en-US"/>
               </w:rPr>
-              <w:t xml:space="preserve">{% </w:t>
-            </w:r>
-            <w:proofErr w:type="spellStart"/>
-            <w:r>
-              <w:rPr>
-                <w:rFonts w:ascii="Times New Roman" w:hAnsi="Times New Roman" w:cs="Times New Roman"/>
-                <w:lang w:val="en-US"/>
-              </w:rPr>
-              <w:t>elif</w:t>
-            </w:r>
-            <w:proofErr w:type="spellEnd"/>
-            <w:r>
-              <w:rPr>
-                <w:rFonts w:ascii="Times New Roman" w:hAnsi="Times New Roman" w:cs="Times New Roman"/>
-                <w:lang w:val="en-US"/>
-              </w:rPr>
-              <w:t xml:space="preserve"> </w:t>
-            </w:r>
-            <w:proofErr w:type="spellStart"/>
-            <w:r>
-              <w:rPr>
-                <w:rFonts w:ascii="Times New Roman" w:hAnsi="Times New Roman" w:cs="Times New Roman"/>
-                <w:lang w:val="en-US"/>
-              </w:rPr>
-              <w:t>buyer_type</w:t>
-            </w:r>
-            <w:proofErr w:type="spellEnd"/>
-            <w:r>
-              <w:rPr>
-                <w:rFonts w:ascii="Times New Roman" w:hAnsi="Times New Roman" w:cs="Times New Roman"/>
-                <w:lang w:val="en-US"/>
-              </w:rPr>
-              <w:t xml:space="preserve"> in ["</w:t>
-            </w:r>
-            <w:proofErr w:type="spellStart"/>
-            <w:r>
-              <w:rPr>
-                <w:rFonts w:ascii="Times New Roman" w:hAnsi="Times New Roman" w:cs="Times New Roman"/>
-                <w:lang w:val="en-US"/>
-              </w:rPr>
-              <w:t>external_company</w:t>
-            </w:r>
-            <w:proofErr w:type="spellEnd"/>
-            <w:r>
-              <w:rPr>
-                <w:rFonts w:ascii="Times New Roman" w:hAnsi="Times New Roman" w:cs="Times New Roman"/>
-                <w:lang w:val="en-US"/>
-              </w:rPr>
-              <w:t>", "</w:t>
-            </w:r>
-            <w:proofErr w:type="spellStart"/>
-            <w:r>
-              <w:rPr>
-                <w:rFonts w:ascii="Times New Roman" w:hAnsi="Times New Roman" w:cs="Times New Roman"/>
-                <w:lang w:val="en-US"/>
-              </w:rPr>
-              <w:t>internal_company</w:t>
-            </w:r>
-            <w:proofErr w:type="spellEnd"/>
-            <w:r>
-              <w:rPr>
-                <w:rFonts w:ascii="Times New Roman" w:hAnsi="Times New Roman" w:cs="Times New Roman"/>
-                <w:lang w:val="en-US"/>
-              </w:rPr>
-              <w:t xml:space="preserve">"] </w:t>
-            </w:r>
-            <w:proofErr w:type="gramStart"/>
-            <w:r>
-              <w:rPr>
-                <w:rFonts w:ascii="Times New Roman" w:hAnsi="Times New Roman" w:cs="Times New Roman"/>
-                <w:lang w:val="en-US"/>
-              </w:rPr>
-              <w:t>%}</w:t>
-            </w:r>
-            <w:r>
-              <w:rPr>
-                <w:rFonts w:ascii="Times New Roman" w:hAnsi="Times New Roman" w:cs="Times New Roman"/>
-                <w:b/>
-                <w:bCs/>
-                <w:lang w:val="en-US"/>
-              </w:rPr>
-              <w:t>{</w:t>
-            </w:r>
-            <w:proofErr w:type="gramEnd"/>
-            <w:r>
-              <w:rPr>
-                <w:rFonts w:ascii="Times New Roman" w:hAnsi="Times New Roman" w:cs="Times New Roman"/>
-                <w:b/>
-                <w:bCs/>
-                <w:lang w:val="en-US"/>
-              </w:rPr>
-              <w:t xml:space="preserve">{ </w:t>
-            </w:r>
-            <w:proofErr w:type="spellStart"/>
-            <w:r>
-              <w:rPr>
-                <w:rFonts w:ascii="Times New Roman" w:hAnsi="Times New Roman" w:cs="Times New Roman"/>
-                <w:b/>
-                <w:bCs/>
-                <w:lang w:val="en-US"/>
-              </w:rPr>
-              <w:t>buyer_name</w:t>
-            </w:r>
-            <w:proofErr w:type="spellEnd"/>
-            <w:r>
-              <w:rPr>
-                <w:rFonts w:ascii="Times New Roman" w:hAnsi="Times New Roman" w:cs="Times New Roman"/>
-                <w:b/>
-                <w:bCs/>
-                <w:lang w:val="en-US"/>
-              </w:rPr>
-              <w:t xml:space="preserve"> }}</w:t>
+              <w:t>ОГРН {{ buyer_ogrn }}</w:t>
             </w:r>
           </w:p>
           <w:p>
@@ -5640,69 +4169,12 @@
                 <w:lang w:val="en-US"/>
               </w:rPr>
             </w:pPr>
-            <w:proofErr w:type="spellStart"/>
-            <w:r>
-              <w:rPr>
-                <w:rFonts w:ascii="Times New Roman" w:hAnsi="Times New Roman" w:cs="Times New Roman"/>
-                <w:lang w:val="en-US"/>
-              </w:rPr>
-              <w:t>Юр</w:t>
-            </w:r>
-            <w:proofErr w:type="spellEnd"/>
-            <w:r>
-              <w:rPr>
-                <w:rFonts w:ascii="Times New Roman" w:hAnsi="Times New Roman" w:cs="Times New Roman"/>
-                <w:lang w:val="en-US"/>
-              </w:rPr>
-              <w:t xml:space="preserve">. </w:t>
-            </w:r>
-            <w:proofErr w:type="spellStart"/>
-            <w:r>
-              <w:rPr>
-                <w:rFonts w:ascii="Times New Roman" w:hAnsi="Times New Roman" w:cs="Times New Roman"/>
-                <w:lang w:val="en-US"/>
-              </w:rPr>
-              <w:t>адрес</w:t>
-            </w:r>
-            <w:proofErr w:type="spellEnd"/>
-            <w:r>
-              <w:rPr>
-                <w:rFonts w:ascii="Times New Roman" w:hAnsi="Times New Roman" w:cs="Times New Roman"/>
-                <w:lang w:val="en-US"/>
-              </w:rPr>
-              <w:t xml:space="preserve">: </w:t>
-            </w:r>
-            <w:proofErr w:type="gramStart"/>
-            <w:r>
-              <w:rPr>
-                <w:rFonts w:ascii="Times New Roman" w:hAnsi="Times New Roman" w:cs="Times New Roman"/>
-                <w:lang w:val="en-US"/>
-              </w:rPr>
-              <w:t xml:space="preserve">{{ </w:t>
-            </w:r>
-            <w:proofErr w:type="spellStart"/>
-            <w:r>
-              <w:rPr>
-                <w:rFonts w:ascii="Times New Roman" w:hAnsi="Times New Roman" w:cs="Times New Roman"/>
-                <w:lang w:val="en-US"/>
-              </w:rPr>
-              <w:t>buyer</w:t>
-            </w:r>
-            <w:proofErr w:type="gramEnd"/>
-            <w:r>
-              <w:rPr>
-                <w:rFonts w:ascii="Times New Roman" w:hAnsi="Times New Roman" w:cs="Times New Roman"/>
-                <w:lang w:val="en-US"/>
-              </w:rPr>
-              <w:t>_legal_address</w:t>
-            </w:r>
-            <w:proofErr w:type="spellEnd"/>
-            <w:r>
-              <w:rPr>
-                <w:rFonts w:ascii="Times New Roman" w:hAnsi="Times New Roman" w:cs="Times New Roman"/>
-                <w:lang w:val="en-US"/>
-              </w:rPr>
-              <w:t xml:space="preserve"> }}</w:t>
+            <w:r>
+              <w:rPr>
+                <w:rFonts w:ascii="Times New Roman" w:hAnsi="Times New Roman" w:cs="Times New Roman"/>
+                <w:lang w:val="en-US"/>
+              </w:rPr>
+              <w:t>ИНН {{ buyer_inn }} КПП {{ buyer_kpp }}</w:t>
             </w:r>
           </w:p>
           <w:p>
@@ -5713,69 +4185,12 @@
                 <w:lang w:val="en-US"/>
               </w:rPr>
             </w:pPr>
-            <w:proofErr w:type="spellStart"/>
-            <w:r>
-              <w:rPr>
-                <w:rFonts w:ascii="Times New Roman" w:hAnsi="Times New Roman" w:cs="Times New Roman"/>
-                <w:lang w:val="en-US"/>
-              </w:rPr>
-              <w:t>эл</w:t>
-            </w:r>
-            <w:proofErr w:type="spellEnd"/>
-            <w:r>
-              <w:rPr>
-                <w:rFonts w:ascii="Times New Roman" w:hAnsi="Times New Roman" w:cs="Times New Roman"/>
-                <w:lang w:val="en-US"/>
-              </w:rPr>
-              <w:t xml:space="preserve">. </w:t>
-            </w:r>
-            <w:proofErr w:type="spellStart"/>
-            <w:r>
-              <w:rPr>
-                <w:rFonts w:ascii="Times New Roman" w:hAnsi="Times New Roman" w:cs="Times New Roman"/>
-                <w:lang w:val="en-US"/>
-              </w:rPr>
-              <w:t>почта</w:t>
-            </w:r>
-            <w:proofErr w:type="spellEnd"/>
-            <w:r>
-              <w:rPr>
-                <w:rFonts w:ascii="Times New Roman" w:hAnsi="Times New Roman" w:cs="Times New Roman"/>
-                <w:lang w:val="en-US"/>
-              </w:rPr>
-              <w:t xml:space="preserve">: </w:t>
-            </w:r>
-            <w:proofErr w:type="gramStart"/>
-            <w:r>
-              <w:rPr>
-                <w:rFonts w:ascii="Times New Roman" w:hAnsi="Times New Roman" w:cs="Times New Roman"/>
-                <w:lang w:val="en-US"/>
-              </w:rPr>
-              <w:t xml:space="preserve">{{ </w:t>
-            </w:r>
-            <w:proofErr w:type="spellStart"/>
-            <w:r>
-              <w:rPr>
-                <w:rFonts w:ascii="Times New Roman" w:hAnsi="Times New Roman" w:cs="Times New Roman"/>
-                <w:lang w:val="en-US"/>
-              </w:rPr>
-              <w:t>buyer</w:t>
-            </w:r>
-            <w:proofErr w:type="gramEnd"/>
-            <w:r>
-              <w:rPr>
-                <w:rFonts w:ascii="Times New Roman" w:hAnsi="Times New Roman" w:cs="Times New Roman"/>
-                <w:lang w:val="en-US"/>
-              </w:rPr>
-              <w:t>_email</w:t>
-            </w:r>
-            <w:proofErr w:type="spellEnd"/>
-            <w:r>
-              <w:rPr>
-                <w:rFonts w:ascii="Times New Roman" w:hAnsi="Times New Roman" w:cs="Times New Roman"/>
-                <w:lang w:val="en-US"/>
-              </w:rPr>
-              <w:t xml:space="preserve"> }}</w:t>
+            <w:r>
+              <w:rPr>
+                <w:rFonts w:ascii="Times New Roman" w:hAnsi="Times New Roman" w:cs="Times New Roman"/>
+                <w:lang w:val="en-US"/>
+              </w:rPr>
+              <w:t>р/с {{ buyer_bank_account }}</w:t>
             </w:r>
           </w:p>
           <w:p>
@@ -5786,53 +4201,12 @@
                 <w:lang w:val="en-US"/>
               </w:rPr>
             </w:pPr>
-            <w:proofErr w:type="spellStart"/>
-            <w:r>
-              <w:rPr>
-                <w:rFonts w:ascii="Times New Roman" w:hAnsi="Times New Roman" w:cs="Times New Roman"/>
-                <w:lang w:val="en-US"/>
-              </w:rPr>
-              <w:t>тел</w:t>
-            </w:r>
-            <w:proofErr w:type="spellEnd"/>
-            <w:r>
-              <w:rPr>
-                <w:rFonts w:ascii="Times New Roman" w:hAnsi="Times New Roman" w:cs="Times New Roman"/>
-                <w:lang w:val="en-US"/>
-              </w:rPr>
-              <w:t xml:space="preserve">: </w:t>
-            </w:r>
-            <w:proofErr w:type="gramStart"/>
-            <w:r>
-              <w:rPr>
-                <w:rFonts w:ascii="Times New Roman" w:hAnsi="Times New Roman" w:cs="Times New Roman"/>
-                <w:lang w:val="en-US"/>
-              </w:rPr>
-              <w:t xml:space="preserve">{{ </w:t>
-            </w:r>
-            <w:proofErr w:type="spellStart"/>
-            <w:r>
-              <w:rPr>
-                <w:rFonts w:ascii="Times New Roman" w:hAnsi="Times New Roman" w:cs="Times New Roman"/>
-                <w:lang w:val="en-US"/>
-              </w:rPr>
-              <w:t>buyer</w:t>
-            </w:r>
-            <w:proofErr w:type="gramEnd"/>
-            <w:r>
-              <w:rPr>
-                <w:rFonts w:ascii="Times New Roman" w:hAnsi="Times New Roman" w:cs="Times New Roman"/>
-                <w:lang w:val="en-US"/>
-              </w:rPr>
-              <w:t>_phone</w:t>
-            </w:r>
-            <w:proofErr w:type="spellEnd"/>
-            <w:r>
-              <w:rPr>
-                <w:rFonts w:ascii="Times New Roman" w:hAnsi="Times New Roman" w:cs="Times New Roman"/>
-                <w:lang w:val="en-US"/>
-              </w:rPr>
-              <w:t xml:space="preserve"> }}</w:t>
+            <w:r>
+              <w:rPr>
+                <w:rFonts w:ascii="Times New Roman" w:hAnsi="Times New Roman" w:cs="Times New Roman"/>
+                <w:lang w:val="en-US"/>
+              </w:rPr>
+              <w:t>{{ buyer_bank_name }}</w:t>
             </w:r>
           </w:p>
           <w:p>
@@ -5848,256 +4222,7 @@
                 <w:rFonts w:ascii="Times New Roman" w:hAnsi="Times New Roman" w:cs="Times New Roman"/>
                 <w:lang w:val="en-US"/>
               </w:rPr>
-              <w:t xml:space="preserve">ОГРН </w:t>
-            </w:r>
-            <w:proofErr w:type="gramStart"/>
-            <w:r>
-              <w:rPr>
-                <w:rFonts w:ascii="Times New Roman" w:hAnsi="Times New Roman" w:cs="Times New Roman"/>
-                <w:lang w:val="en-US"/>
-              </w:rPr>
-              <w:t xml:space="preserve">{{ </w:t>
-            </w:r>
-            <w:proofErr w:type="spellStart"/>
-            <w:r>
-              <w:rPr>
-                <w:rFonts w:ascii="Times New Roman" w:hAnsi="Times New Roman" w:cs="Times New Roman"/>
-                <w:lang w:val="en-US"/>
-              </w:rPr>
-              <w:t>buyer</w:t>
-            </w:r>
-            <w:proofErr w:type="gramEnd"/>
-            <w:r>
-              <w:rPr>
-                <w:rFonts w:ascii="Times New Roman" w:hAnsi="Times New Roman" w:cs="Times New Roman"/>
-                <w:lang w:val="en-US"/>
-              </w:rPr>
-              <w:t>_ogrn</w:t>
-            </w:r>
-            <w:proofErr w:type="spellEnd"/>
-            <w:r>
-              <w:rPr>
-                <w:rFonts w:ascii="Times New Roman" w:hAnsi="Times New Roman" w:cs="Times New Roman"/>
-                <w:lang w:val="en-US"/>
-              </w:rPr>
-              <w:t xml:space="preserve"> }}</w:t>
-            </w:r>
-          </w:p>
-          <w:p>
-            <w:pPr>
-              <w:pStyle w:val="ConsPlusNonformat"/>
-              <w:rPr>
-                <w:rFonts w:ascii="Times New Roman" w:hAnsi="Times New Roman" w:cs="Times New Roman"/>
-                <w:lang w:val="en-US"/>
-              </w:rPr>
-            </w:pPr>
-            <w:r>
-              <w:rPr>
-                <w:rFonts w:ascii="Times New Roman" w:hAnsi="Times New Roman" w:cs="Times New Roman"/>
-                <w:lang w:val="en-US"/>
-              </w:rPr>
-              <w:t xml:space="preserve">ИНН </w:t>
-            </w:r>
-            <w:proofErr w:type="gramStart"/>
-            <w:r>
-              <w:rPr>
-                <w:rFonts w:ascii="Times New Roman" w:hAnsi="Times New Roman" w:cs="Times New Roman"/>
-                <w:lang w:val="en-US"/>
-              </w:rPr>
-              <w:t xml:space="preserve">{{ </w:t>
-            </w:r>
-            <w:proofErr w:type="spellStart"/>
-            <w:r>
-              <w:rPr>
-                <w:rFonts w:ascii="Times New Roman" w:hAnsi="Times New Roman" w:cs="Times New Roman"/>
-                <w:lang w:val="en-US"/>
-              </w:rPr>
-              <w:t>buyer</w:t>
-            </w:r>
-            <w:proofErr w:type="gramEnd"/>
-            <w:r>
-              <w:rPr>
-                <w:rFonts w:ascii="Times New Roman" w:hAnsi="Times New Roman" w:cs="Times New Roman"/>
-                <w:lang w:val="en-US"/>
-              </w:rPr>
-              <w:t>_inn</w:t>
-            </w:r>
-            <w:proofErr w:type="spellEnd"/>
-            <w:r>
-              <w:rPr>
-                <w:rFonts w:ascii="Times New Roman" w:hAnsi="Times New Roman" w:cs="Times New Roman"/>
-                <w:lang w:val="en-US"/>
-              </w:rPr>
-              <w:t xml:space="preserve"> }} КПП {{ </w:t>
-            </w:r>
-            <w:proofErr w:type="spellStart"/>
-            <w:r>
-              <w:rPr>
-                <w:rFonts w:ascii="Times New Roman" w:hAnsi="Times New Roman" w:cs="Times New Roman"/>
-                <w:lang w:val="en-US"/>
-              </w:rPr>
-              <w:t>buyer_kpp</w:t>
-            </w:r>
-            <w:proofErr w:type="spellEnd"/>
-            <w:r>
-              <w:rPr>
-                <w:rFonts w:ascii="Times New Roman" w:hAnsi="Times New Roman" w:cs="Times New Roman"/>
-                <w:lang w:val="en-US"/>
-              </w:rPr>
-              <w:t xml:space="preserve"> }}</w:t>
-            </w:r>
-          </w:p>
-          <w:p>
-            <w:pPr>
-              <w:pStyle w:val="ConsPlusNonformat"/>
-              <w:rPr>
-                <w:rFonts w:ascii="Times New Roman" w:hAnsi="Times New Roman" w:cs="Times New Roman"/>
-                <w:lang w:val="en-US"/>
-              </w:rPr>
-            </w:pPr>
-            <w:r>
-              <w:rPr>
-                <w:rFonts w:ascii="Times New Roman" w:hAnsi="Times New Roman" w:cs="Times New Roman"/>
-                <w:lang w:val="en-US"/>
-              </w:rPr>
-              <w:t xml:space="preserve">р/с </w:t>
-            </w:r>
-            <w:proofErr w:type="gramStart"/>
-            <w:r>
-              <w:rPr>
-                <w:rFonts w:ascii="Times New Roman" w:hAnsi="Times New Roman" w:cs="Times New Roman"/>
-                <w:lang w:val="en-US"/>
-              </w:rPr>
-              <w:t xml:space="preserve">{{ </w:t>
-            </w:r>
-            <w:proofErr w:type="spellStart"/>
-            <w:r>
-              <w:rPr>
-                <w:rFonts w:ascii="Times New Roman" w:hAnsi="Times New Roman" w:cs="Times New Roman"/>
-                <w:lang w:val="en-US"/>
-              </w:rPr>
-              <w:t>buyer</w:t>
-            </w:r>
-            <w:proofErr w:type="gramEnd"/>
-            <w:r>
-              <w:rPr>
-                <w:rFonts w:ascii="Times New Roman" w:hAnsi="Times New Roman" w:cs="Times New Roman"/>
-                <w:lang w:val="en-US"/>
-              </w:rPr>
-              <w:t>_bank_account</w:t>
-            </w:r>
-            <w:proofErr w:type="spellEnd"/>
-            <w:r>
-              <w:rPr>
-                <w:rFonts w:ascii="Times New Roman" w:hAnsi="Times New Roman" w:cs="Times New Roman"/>
-                <w:lang w:val="en-US"/>
-              </w:rPr>
-              <w:t xml:space="preserve"> }}</w:t>
-            </w:r>
-          </w:p>
-          <w:p>
-            <w:pPr>
-              <w:pStyle w:val="ConsPlusNonformat"/>
-              <w:rPr>
-                <w:rFonts w:ascii="Times New Roman" w:hAnsi="Times New Roman" w:cs="Times New Roman"/>
-                <w:lang w:val="en-US"/>
-              </w:rPr>
-            </w:pPr>
-            <w:proofErr w:type="gramStart"/>
-            <w:r>
-              <w:rPr>
-                <w:rFonts w:ascii="Times New Roman" w:hAnsi="Times New Roman" w:cs="Times New Roman"/>
-                <w:lang w:val="en-US"/>
-              </w:rPr>
-              <w:t xml:space="preserve">{{ </w:t>
-            </w:r>
-            <w:proofErr w:type="spellStart"/>
-            <w:r>
-              <w:rPr>
-                <w:rFonts w:ascii="Times New Roman" w:hAnsi="Times New Roman" w:cs="Times New Roman"/>
-                <w:lang w:val="en-US"/>
-              </w:rPr>
-              <w:t>buyer</w:t>
-            </w:r>
-            <w:proofErr w:type="gramEnd"/>
-            <w:r>
-              <w:rPr>
-                <w:rFonts w:ascii="Times New Roman" w:hAnsi="Times New Roman" w:cs="Times New Roman"/>
-                <w:lang w:val="en-US"/>
-              </w:rPr>
-              <w:t>_bank_name</w:t>
-            </w:r>
-            <w:proofErr w:type="spellEnd"/>
-            <w:r>
-              <w:rPr>
-                <w:rFonts w:ascii="Times New Roman" w:hAnsi="Times New Roman" w:cs="Times New Roman"/>
-                <w:lang w:val="en-US"/>
-              </w:rPr>
-              <w:t xml:space="preserve"> }}</w:t>
-            </w:r>
-          </w:p>
-          <w:p>
-            <w:pPr>
-              <w:pStyle w:val="ConsPlusNonformat"/>
-              <w:rPr>
-                <w:rFonts w:ascii="Times New Roman" w:hAnsi="Times New Roman" w:cs="Times New Roman"/>
-                <w:lang w:val="en-US"/>
-              </w:rPr>
-            </w:pPr>
-            <w:r>
-              <w:rPr>
-                <w:rFonts w:ascii="Times New Roman" w:hAnsi="Times New Roman" w:cs="Times New Roman"/>
-                <w:lang w:val="en-US"/>
-              </w:rPr>
-              <w:t xml:space="preserve">БИК </w:t>
-            </w:r>
-            <w:proofErr w:type="gramStart"/>
-            <w:r>
-              <w:rPr>
-                <w:rFonts w:ascii="Times New Roman" w:hAnsi="Times New Roman" w:cs="Times New Roman"/>
-                <w:lang w:val="en-US"/>
-              </w:rPr>
-              <w:t xml:space="preserve">{{ </w:t>
-            </w:r>
-            <w:proofErr w:type="spellStart"/>
-            <w:r>
-              <w:rPr>
-                <w:rFonts w:ascii="Times New Roman" w:hAnsi="Times New Roman" w:cs="Times New Roman"/>
-                <w:lang w:val="en-US"/>
-              </w:rPr>
-              <w:t>buyer</w:t>
-            </w:r>
-            <w:proofErr w:type="gramEnd"/>
-            <w:r>
-              <w:rPr>
-                <w:rFonts w:ascii="Times New Roman" w:hAnsi="Times New Roman" w:cs="Times New Roman"/>
-                <w:lang w:val="en-US"/>
-              </w:rPr>
-              <w:t>_bik</w:t>
-            </w:r>
-            <w:proofErr w:type="spellEnd"/>
-            <w:r>
-              <w:rPr>
-                <w:rFonts w:ascii="Times New Roman" w:hAnsi="Times New Roman" w:cs="Times New Roman"/>
-                <w:lang w:val="en-US"/>
-              </w:rPr>
-              <w:t xml:space="preserve"> }} к/с {{ </w:t>
-            </w:r>
-            <w:proofErr w:type="spellStart"/>
-            <w:r>
-              <w:rPr>
-                <w:rFonts w:ascii="Times New Roman" w:hAnsi="Times New Roman" w:cs="Times New Roman"/>
-                <w:lang w:val="en-US"/>
-              </w:rPr>
-              <w:t>buyer_corr_account</w:t>
-            </w:r>
-            <w:proofErr w:type="spellEnd"/>
-            <w:r>
-              <w:rPr>
-                <w:rFonts w:ascii="Times New Roman" w:hAnsi="Times New Roman" w:cs="Times New Roman"/>
-                <w:lang w:val="en-US"/>
-              </w:rPr>
-              <w:t xml:space="preserve"> }}</w:t>
+              <w:t>БИК {{ buyer_bik }} к/с {{ buyer_corr_account }}</w:t>
             </w:r>
           </w:p>
           <w:p>
@@ -6160,81 +4285,21 @@
                 <w:rFonts w:ascii="Times New Roman" w:hAnsi="Times New Roman" w:cs="Times New Roman"/>
                 <w:lang w:val="en-US"/>
               </w:rPr>
-              <w:t xml:space="preserve">{% if </w:t>
-            </w:r>
-            <w:proofErr w:type="spellStart"/>
-            <w:r>
-              <w:rPr>
-                <w:rFonts w:ascii="Times New Roman" w:hAnsi="Times New Roman" w:cs="Times New Roman"/>
-                <w:lang w:val="en-US"/>
-              </w:rPr>
-              <w:t>seller_type</w:t>
-            </w:r>
-            <w:proofErr w:type="spellEnd"/>
-            <w:r>
-              <w:rPr>
-                <w:rFonts w:ascii="Times New Roman" w:hAnsi="Times New Roman" w:cs="Times New Roman"/>
-                <w:lang w:val="en-US"/>
-              </w:rPr>
-              <w:t xml:space="preserve"> in ['</w:t>
-            </w:r>
-            <w:proofErr w:type="spellStart"/>
-            <w:r>
-              <w:rPr>
-                <w:rFonts w:ascii="Times New Roman" w:hAnsi="Times New Roman" w:cs="Times New Roman"/>
-                <w:lang w:val="en-US"/>
-              </w:rPr>
-              <w:t>internal_company</w:t>
-            </w:r>
-            <w:proofErr w:type="spellEnd"/>
-            <w:r>
-              <w:rPr>
-                <w:rFonts w:ascii="Times New Roman" w:hAnsi="Times New Roman" w:cs="Times New Roman"/>
-                <w:lang w:val="en-US"/>
-              </w:rPr>
-              <w:t>', '</w:t>
-            </w:r>
-            <w:proofErr w:type="spellStart"/>
-            <w:r>
-              <w:rPr>
-                <w:rFonts w:ascii="Times New Roman" w:hAnsi="Times New Roman" w:cs="Times New Roman"/>
-                <w:lang w:val="en-US"/>
-              </w:rPr>
-              <w:t>external_company</w:t>
-            </w:r>
-            <w:proofErr w:type="spellEnd"/>
-            <w:r>
-              <w:rPr>
-                <w:rFonts w:ascii="Times New Roman" w:hAnsi="Times New Roman" w:cs="Times New Roman"/>
-                <w:lang w:val="en-US"/>
-              </w:rPr>
-              <w:t xml:space="preserve">'] </w:t>
-            </w:r>
-            <w:proofErr w:type="gramStart"/>
-            <w:r>
-              <w:rPr>
-                <w:rFonts w:ascii="Times New Roman" w:hAnsi="Times New Roman" w:cs="Times New Roman"/>
-                <w:lang w:val="en-US"/>
-              </w:rPr>
-              <w:t>%}{</w:t>
-            </w:r>
-            <w:proofErr w:type="gramEnd"/>
-            <w:r>
-              <w:rPr>
-                <w:rFonts w:ascii="Times New Roman" w:hAnsi="Times New Roman" w:cs="Times New Roman"/>
-                <w:lang w:val="en-US"/>
-              </w:rPr>
-              <w:t>{</w:t>
-            </w:r>
-            <w:proofErr w:type="spellStart"/>
-            <w:r>
-              <w:rPr>
-                <w:rFonts w:ascii="Times New Roman" w:hAnsi="Times New Roman" w:cs="Times New Roman"/>
-                <w:lang w:val="en-US"/>
-              </w:rPr>
-              <w:t>seller_director_position</w:t>
-            </w:r>
-            <w:proofErr w:type="spellEnd"/>
+              <w:t>{% if seller_type in ['internal_company', 'external_company'] %}{{</w:t>
+            </w:r>
+            <w:r>
+              <w:rPr>
+                <w:lang w:val="en-US"/>
+              </w:rPr>
+              <w:t xml:space="preserve"> </w:t>
+            </w:r>
+            <w:r>
+              <w:rPr>
+                <w:rFonts w:ascii="Times New Roman" w:hAnsi="Times New Roman" w:cs="Times New Roman"/>
+                <w:lang w:val="en-US"/>
+              </w:rPr>
+              <w:t>seller_shorten_director_position</w:t>
+            </w:r>
           </w:p>
           <w:p>
             <w:pPr>
@@ -6244,21 +4309,12 @@
                 <w:rFonts w:ascii="Times New Roman" w:hAnsi="Times New Roman" w:cs="Times New Roman"/>
               </w:rPr>
             </w:pPr>
-            <w:proofErr w:type="gramStart"/>
-            <w:r>
-              <w:rPr>
-                <w:rFonts w:ascii="Times New Roman" w:hAnsi="Times New Roman" w:cs="Times New Roman"/>
-                <w:lang w:val="en-US"/>
-              </w:rPr>
-              <w:t>}}{</w:t>
-            </w:r>
-            <w:proofErr w:type="gramEnd"/>
-            <w:r>
-              <w:rPr>
-                <w:rFonts w:ascii="Times New Roman" w:hAnsi="Times New Roman" w:cs="Times New Roman"/>
-                <w:lang w:val="en-US"/>
-              </w:rPr>
-              <w:t xml:space="preserve">% endif %} </w:t>
+            <w:r>
+              <w:rPr>
+                <w:rFonts w:ascii="Times New Roman" w:hAnsi="Times New Roman" w:cs="Times New Roman"/>
+                <w:lang w:val="en-US"/>
+              </w:rPr>
+              <w:t xml:space="preserve">}}{% endif %} </w:t>
             </w:r>
             <w:r>
               <w:rPr>
@@ -6272,23 +4328,7 @@
                 <w:rFonts w:ascii="Times New Roman" w:hAnsi="Times New Roman" w:cs="Times New Roman"/>
                 <w:lang w:val="en-US"/>
               </w:rPr>
-              <w:t>{{</w:t>
-            </w:r>
-            <w:proofErr w:type="spellStart"/>
-            <w:r>
-              <w:rPr>
-                <w:rFonts w:ascii="Times New Roman" w:hAnsi="Times New Roman" w:cs="Times New Roman"/>
-                <w:lang w:val="en-US"/>
-              </w:rPr>
-              <w:t>seller_initials</w:t>
-            </w:r>
-            <w:proofErr w:type="spellEnd"/>
-            <w:r>
-              <w:rPr>
-                <w:rFonts w:ascii="Times New Roman" w:hAnsi="Times New Roman" w:cs="Times New Roman"/>
-                <w:lang w:val="en-US"/>
-              </w:rPr>
-              <w:t>}}</w:t>
+              <w:t>{{seller_initials}}</w:t>
             </w:r>
             <w:r>
               <w:rPr>
@@ -6334,81 +4374,21 @@
                 <w:rFonts w:ascii="Times New Roman" w:hAnsi="Times New Roman" w:cs="Times New Roman"/>
                 <w:lang w:val="en-US"/>
               </w:rPr>
-              <w:t xml:space="preserve">{% if </w:t>
-            </w:r>
-            <w:proofErr w:type="spellStart"/>
-            <w:r>
-              <w:rPr>
-                <w:rFonts w:ascii="Times New Roman" w:hAnsi="Times New Roman" w:cs="Times New Roman"/>
-                <w:lang w:val="en-US"/>
-              </w:rPr>
-              <w:t>buyer_type</w:t>
-            </w:r>
-            <w:proofErr w:type="spellEnd"/>
-            <w:r>
-              <w:rPr>
-                <w:rFonts w:ascii="Times New Roman" w:hAnsi="Times New Roman" w:cs="Times New Roman"/>
-                <w:lang w:val="en-US"/>
-              </w:rPr>
-              <w:t xml:space="preserve"> in ['</w:t>
-            </w:r>
-            <w:proofErr w:type="spellStart"/>
-            <w:r>
-              <w:rPr>
-                <w:rFonts w:ascii="Times New Roman" w:hAnsi="Times New Roman" w:cs="Times New Roman"/>
-                <w:lang w:val="en-US"/>
-              </w:rPr>
-              <w:t>internal_company</w:t>
-            </w:r>
-            <w:proofErr w:type="spellEnd"/>
-            <w:r>
-              <w:rPr>
-                <w:rFonts w:ascii="Times New Roman" w:hAnsi="Times New Roman" w:cs="Times New Roman"/>
-                <w:lang w:val="en-US"/>
-              </w:rPr>
-              <w:t>', '</w:t>
-            </w:r>
-            <w:proofErr w:type="spellStart"/>
-            <w:r>
-              <w:rPr>
-                <w:rFonts w:ascii="Times New Roman" w:hAnsi="Times New Roman" w:cs="Times New Roman"/>
-                <w:lang w:val="en-US"/>
-              </w:rPr>
-              <w:t>external_company</w:t>
-            </w:r>
-            <w:proofErr w:type="spellEnd"/>
-            <w:r>
-              <w:rPr>
-                <w:rFonts w:ascii="Times New Roman" w:hAnsi="Times New Roman" w:cs="Times New Roman"/>
-                <w:lang w:val="en-US"/>
-              </w:rPr>
-              <w:t xml:space="preserve">'] </w:t>
-            </w:r>
-            <w:proofErr w:type="gramStart"/>
-            <w:r>
-              <w:rPr>
-                <w:rFonts w:ascii="Times New Roman" w:hAnsi="Times New Roman" w:cs="Times New Roman"/>
-                <w:lang w:val="en-US"/>
-              </w:rPr>
-              <w:t>%}{</w:t>
-            </w:r>
-            <w:proofErr w:type="gramEnd"/>
-            <w:r>
-              <w:rPr>
-                <w:rFonts w:ascii="Times New Roman" w:hAnsi="Times New Roman" w:cs="Times New Roman"/>
-                <w:lang w:val="en-US"/>
-              </w:rPr>
-              <w:t>{</w:t>
-            </w:r>
-            <w:proofErr w:type="spellStart"/>
-            <w:r>
-              <w:rPr>
-                <w:rFonts w:ascii="Times New Roman" w:hAnsi="Times New Roman" w:cs="Times New Roman"/>
-                <w:lang w:val="en-US"/>
-              </w:rPr>
-              <w:t>buyer_director_position</w:t>
-            </w:r>
-            <w:proofErr w:type="spellEnd"/>
+              <w:t>{% if buyer_type in ['internal_company', 'external_company'] %}{{</w:t>
+            </w:r>
+            <w:r>
+              <w:rPr>
+                <w:lang w:val="en-US"/>
+              </w:rPr>
+              <w:t xml:space="preserve"> </w:t>
+            </w:r>
+            <w:r>
+              <w:rPr>
+                <w:rFonts w:ascii="Times New Roman" w:hAnsi="Times New Roman" w:cs="Times New Roman"/>
+                <w:lang w:val="en-US"/>
+              </w:rPr>
+              <w:t>buyer_shorten_director_position</w:t>
+            </w:r>
           </w:p>
           <w:p>
             <w:pPr>
@@ -6419,21 +4399,12 @@
                 <w:lang w:val="en-US"/>
               </w:rPr>
             </w:pPr>
-            <w:proofErr w:type="gramStart"/>
-            <w:r>
-              <w:rPr>
-                <w:rFonts w:ascii="Times New Roman" w:hAnsi="Times New Roman" w:cs="Times New Roman"/>
-                <w:lang w:val="en-US"/>
-              </w:rPr>
-              <w:t>}}{</w:t>
-            </w:r>
-            <w:proofErr w:type="gramEnd"/>
-            <w:r>
-              <w:rPr>
-                <w:rFonts w:ascii="Times New Roman" w:hAnsi="Times New Roman" w:cs="Times New Roman"/>
-                <w:lang w:val="en-US"/>
-              </w:rPr>
-              <w:t xml:space="preserve">% endif %} </w:t>
+            <w:r>
+              <w:rPr>
+                <w:rFonts w:ascii="Times New Roman" w:hAnsi="Times New Roman" w:cs="Times New Roman"/>
+                <w:lang w:val="en-US"/>
+              </w:rPr>
+              <w:t xml:space="preserve">}}{% endif %} </w:t>
             </w:r>
             <w:r>
               <w:rPr>
@@ -6447,23 +4418,7 @@
                 <w:rFonts w:ascii="Times New Roman" w:hAnsi="Times New Roman" w:cs="Times New Roman"/>
                 <w:lang w:val="en-US"/>
               </w:rPr>
-              <w:t>{{</w:t>
-            </w:r>
-            <w:proofErr w:type="spellStart"/>
-            <w:r>
-              <w:rPr>
-                <w:rFonts w:ascii="Times New Roman" w:hAnsi="Times New Roman" w:cs="Times New Roman"/>
-                <w:lang w:val="en-US"/>
-              </w:rPr>
-              <w:t>buyer_initials</w:t>
-            </w:r>
-            <w:proofErr w:type="spellEnd"/>
-            <w:r>
-              <w:rPr>
-                <w:rFonts w:ascii="Times New Roman" w:hAnsi="Times New Roman" w:cs="Times New Roman"/>
-                <w:lang w:val="en-US"/>
-              </w:rPr>
-              <w:t>}}</w:t>
+              <w:t>{{buyer_initials}}</w:t>
             </w:r>
             <w:r>
               <w:rPr>
@@ -6505,23 +4460,7 @@
                 <w:sz w:val="18"/>
                 <w:szCs w:val="18"/>
               </w:rPr>
-              <w:t xml:space="preserve">                          (</w:t>
-            </w:r>
-            <w:proofErr w:type="gramStart"/>
-            <w:r>
-              <w:rPr>
-                <w:sz w:val="18"/>
-                <w:szCs w:val="18"/>
-              </w:rPr>
-              <w:t xml:space="preserve">Подпись)   </w:t>
-            </w:r>
-            <w:proofErr w:type="gramEnd"/>
-            <w:r>
-              <w:rPr>
-                <w:sz w:val="18"/>
-                <w:szCs w:val="18"/>
-              </w:rPr>
-              <w:t xml:space="preserve">             (Ф.И.О)</w:t>
+              <w:t xml:space="preserve">                          (Подпись)                (Ф.И.О)</w:t>
             </w:r>
           </w:p>
         </w:tc>
@@ -6549,23 +4488,7 @@
                 <w:sz w:val="18"/>
                 <w:szCs w:val="18"/>
               </w:rPr>
-              <w:t xml:space="preserve">                          (</w:t>
-            </w:r>
-            <w:proofErr w:type="gramStart"/>
-            <w:r>
-              <w:rPr>
-                <w:sz w:val="18"/>
-                <w:szCs w:val="18"/>
-              </w:rPr>
-              <w:t xml:space="preserve">Подпись)   </w:t>
-            </w:r>
-            <w:proofErr w:type="gramEnd"/>
-            <w:r>
-              <w:rPr>
-                <w:sz w:val="18"/>
-                <w:szCs w:val="18"/>
-              </w:rPr>
-              <w:t xml:space="preserve">             (Ф.И.О)</w:t>
+              <w:t xml:space="preserve">                          (Подпись)                (Ф.И.О)</w:t>
             </w:r>
           </w:p>
         </w:tc>
@@ -6921,30 +4844,14 @@
           <w:sz w:val="20"/>
           <w:szCs w:val="20"/>
         </w:rPr>
-        <w:t xml:space="preserve">    </w:t>
-      </w:r>
-      <w:proofErr w:type="gramStart"/>
-      <w:r>
-        <w:rPr>
-          <w:sz w:val="20"/>
-          <w:szCs w:val="20"/>
-        </w:rPr>
-        <w:t xml:space="preserve">   </w:t>
-      </w:r>
-      <w:r>
-        <w:rPr>
-          <w:sz w:val="20"/>
-          <w:szCs w:val="20"/>
-        </w:rPr>
-        <w:t>{</w:t>
-      </w:r>
-      <w:proofErr w:type="gramEnd"/>
-      <w:r>
-        <w:rPr>
-          <w:sz w:val="20"/>
-          <w:szCs w:val="20"/>
-        </w:rPr>
-        <w:t>{</w:t>
+        <w:t xml:space="preserve">       </w:t>
+      </w:r>
+      <w:r>
+        <w:rPr>
+          <w:sz w:val="20"/>
+          <w:szCs w:val="20"/>
+        </w:rPr>
+        <w:t>{{</w:t>
       </w:r>
       <w:r>
         <w:rPr>
@@ -7536,7 +5443,6 @@
         </w:rPr>
         <w:t xml:space="preserve">, {% </w:t>
       </w:r>
-      <w:proofErr w:type="spellStart"/>
       <w:r>
         <w:rPr>
           <w:bCs/>
@@ -7546,7 +5452,6 @@
         </w:rPr>
         <w:t>elif</w:t>
       </w:r>
-      <w:proofErr w:type="spellEnd"/>
       <w:r>
         <w:rPr>
           <w:bCs/>
@@ -7807,7 +5712,6 @@
         </w:rPr>
         <w:t>(</w:t>
       </w:r>
-      <w:proofErr w:type="spellStart"/>
       <w:r>
         <w:rPr>
           <w:bCs/>
@@ -7816,7 +5720,6 @@
         </w:rPr>
         <w:t>ая</w:t>
       </w:r>
-      <w:proofErr w:type="spellEnd"/>
       <w:r>
         <w:rPr>
           <w:bCs/>
@@ -7966,67 +5869,7 @@
           <w:szCs w:val="20"/>
           <w:lang w:val="en-US"/>
         </w:rPr>
-        <w:t xml:space="preserve">{% if </w:t>
-      </w:r>
-      <w:proofErr w:type="spellStart"/>
-      <w:r>
-        <w:rPr>
-          <w:bCs/>
-          <w:sz w:val="20"/>
-          <w:szCs w:val="20"/>
-          <w:lang w:val="en-US"/>
-        </w:rPr>
-        <w:t>buyer_type</w:t>
-      </w:r>
-      <w:proofErr w:type="spellEnd"/>
-      <w:r>
-        <w:rPr>
-          <w:bCs/>
-          <w:sz w:val="20"/>
-          <w:szCs w:val="20"/>
-          <w:lang w:val="en-US"/>
-        </w:rPr>
-        <w:t xml:space="preserve"> in ['</w:t>
-      </w:r>
-      <w:proofErr w:type="spellStart"/>
-      <w:r>
-        <w:rPr>
-          <w:bCs/>
-          <w:sz w:val="20"/>
-          <w:szCs w:val="20"/>
-          <w:lang w:val="en-US"/>
-        </w:rPr>
-        <w:t>internal_company</w:t>
-      </w:r>
-      <w:proofErr w:type="spellEnd"/>
-      <w:r>
-        <w:rPr>
-          <w:bCs/>
-          <w:sz w:val="20"/>
-          <w:szCs w:val="20"/>
-          <w:lang w:val="en-US"/>
-        </w:rPr>
-        <w:t>', '</w:t>
-      </w:r>
-      <w:proofErr w:type="spellStart"/>
-      <w:r>
-        <w:rPr>
-          <w:bCs/>
-          <w:sz w:val="20"/>
-          <w:szCs w:val="20"/>
-          <w:lang w:val="en-US"/>
-        </w:rPr>
-        <w:t>external_company</w:t>
-      </w:r>
-      <w:proofErr w:type="spellEnd"/>
-      <w:r>
-        <w:rPr>
-          <w:bCs/>
-          <w:sz w:val="20"/>
-          <w:szCs w:val="20"/>
-          <w:lang w:val="en-US"/>
-        </w:rPr>
-        <w:t>'] %}</w:t>
+        <w:t>{% if buyer_type in ['internal_company', 'external_company'] %}</w:t>
       </w:r>
       <w:r>
         <w:rPr>
@@ -8103,27 +5946,7 @@
           <w:szCs w:val="20"/>
           <w:lang w:val="en-US"/>
         </w:rPr>
-        <w:t xml:space="preserve">«{{ </w:t>
-      </w:r>
-      <w:proofErr w:type="spellStart"/>
-      <w:r>
-        <w:rPr>
-          <w:b/>
-          <w:sz w:val="20"/>
-          <w:szCs w:val="20"/>
-          <w:lang w:val="en-US"/>
-        </w:rPr>
-        <w:t>buyer_short_name</w:t>
-      </w:r>
-      <w:proofErr w:type="spellEnd"/>
-      <w:r>
-        <w:rPr>
-          <w:b/>
-          <w:sz w:val="20"/>
-          <w:szCs w:val="20"/>
-          <w:lang w:val="en-US"/>
-        </w:rPr>
-        <w:t xml:space="preserve"> }}»</w:t>
+        <w:t>«{{ buyer_short_name }}»</w:t>
       </w:r>
       <w:r>
         <w:rPr>
@@ -8270,7 +6093,6 @@
         </w:rPr>
         <w:t xml:space="preserve"> {{ </w:t>
       </w:r>
-      <w:proofErr w:type="spellStart"/>
       <w:r>
         <w:rPr>
           <w:bCs/>
@@ -8287,17 +6109,7 @@
           <w:szCs w:val="20"/>
           <w:lang w:val="en-US"/>
         </w:rPr>
-        <w:t>buyer_director_name</w:t>
-      </w:r>
-      <w:proofErr w:type="spellEnd"/>
-      <w:r>
-        <w:rPr>
-          <w:bCs/>
-          <w:sz w:val="20"/>
-          <w:szCs w:val="20"/>
-          <w:lang w:val="en-US"/>
-        </w:rPr>
-        <w:t xml:space="preserve"> }}, </w:t>
+        <w:t xml:space="preserve">buyer_director_name }}, </w:t>
       </w:r>
       <w:r>
         <w:rPr>
@@ -8365,47 +6177,7 @@
           <w:szCs w:val="20"/>
           <w:lang w:val="en-US"/>
         </w:rPr>
-        <w:t xml:space="preserve">, {% </w:t>
-      </w:r>
-      <w:proofErr w:type="spellStart"/>
-      <w:r>
-        <w:rPr>
-          <w:bCs/>
-          <w:sz w:val="20"/>
-          <w:szCs w:val="20"/>
-          <w:lang w:val="en-US"/>
-        </w:rPr>
-        <w:t>elif</w:t>
-      </w:r>
-      <w:proofErr w:type="spellEnd"/>
-      <w:r>
-        <w:rPr>
-          <w:bCs/>
-          <w:sz w:val="20"/>
-          <w:szCs w:val="20"/>
-          <w:lang w:val="en-US"/>
-        </w:rPr>
-        <w:t xml:space="preserve"> </w:t>
-      </w:r>
-      <w:proofErr w:type="spellStart"/>
-      <w:r>
-        <w:rPr>
-          <w:bCs/>
-          <w:sz w:val="20"/>
-          <w:szCs w:val="20"/>
-          <w:lang w:val="en-US"/>
-        </w:rPr>
-        <w:t>buyer_type</w:t>
-      </w:r>
-      <w:proofErr w:type="spellEnd"/>
-      <w:r>
-        <w:rPr>
-          <w:bCs/>
-          <w:sz w:val="20"/>
-          <w:szCs w:val="20"/>
-          <w:lang w:val="en-US"/>
-        </w:rPr>
-        <w:t xml:space="preserve"> </w:t>
+        <w:t xml:space="preserve">, {% elif buyer_type </w:t>
       </w:r>
       <w:r>
         <w:rPr>
@@ -8432,67 +6204,7 @@
           <w:szCs w:val="20"/>
           <w:lang w:val="en-US"/>
         </w:rPr>
-        <w:t xml:space="preserve">{{ </w:t>
-      </w:r>
-      <w:proofErr w:type="spellStart"/>
-      <w:r>
-        <w:rPr>
-          <w:b/>
-          <w:sz w:val="20"/>
-          <w:szCs w:val="20"/>
-          <w:lang w:val="en-US"/>
-        </w:rPr>
-        <w:t>buyer_last_name</w:t>
-      </w:r>
-      <w:proofErr w:type="spellEnd"/>
-      <w:r>
-        <w:rPr>
-          <w:b/>
-          <w:sz w:val="20"/>
-          <w:szCs w:val="20"/>
-          <w:lang w:val="en-US"/>
-        </w:rPr>
-        <w:t xml:space="preserve"> }} {{ </w:t>
-      </w:r>
-      <w:proofErr w:type="spellStart"/>
-      <w:r>
-        <w:rPr>
-          <w:b/>
-          <w:sz w:val="20"/>
-          <w:szCs w:val="20"/>
-          <w:lang w:val="en-US"/>
-        </w:rPr>
-        <w:t>buyer_first_name</w:t>
-      </w:r>
-      <w:proofErr w:type="spellEnd"/>
-      <w:r>
-        <w:rPr>
-          <w:b/>
-          <w:sz w:val="20"/>
-          <w:szCs w:val="20"/>
-          <w:lang w:val="en-US"/>
-        </w:rPr>
-        <w:t xml:space="preserve"> }} {{ </w:t>
-      </w:r>
-      <w:proofErr w:type="spellStart"/>
-      <w:r>
-        <w:rPr>
-          <w:b/>
-          <w:sz w:val="20"/>
-          <w:szCs w:val="20"/>
-          <w:lang w:val="en-US"/>
-        </w:rPr>
-        <w:t>buyer_middle_name</w:t>
-      </w:r>
-      <w:proofErr w:type="spellEnd"/>
-      <w:r>
-        <w:rPr>
-          <w:b/>
-          <w:sz w:val="20"/>
-          <w:szCs w:val="20"/>
-          <w:lang w:val="en-US"/>
-        </w:rPr>
-        <w:t xml:space="preserve"> }}</w:t>
+        <w:t>{{ buyer_last_name }} {{ buyer_first_name }} {{ buyer_middle_name }}</w:t>
       </w:r>
       <w:r>
         <w:rPr>
@@ -8520,7 +6232,6 @@
         </w:rPr>
         <w:t>(</w:t>
       </w:r>
-      <w:proofErr w:type="spellStart"/>
       <w:r>
         <w:rPr>
           <w:bCs/>
@@ -8529,7 +6240,6 @@
         </w:rPr>
         <w:t>ая</w:t>
       </w:r>
-      <w:proofErr w:type="spellEnd"/>
       <w:r>
         <w:rPr>
           <w:bCs/>
@@ -9055,25 +6765,7 @@
                 <w:szCs w:val="20"/>
                 <w:lang w:val="en-US"/>
               </w:rPr>
-              <w:t>{{</w:t>
-            </w:r>
-            <w:proofErr w:type="spellStart"/>
-            <w:r>
-              <w:rPr>
-                <w:sz w:val="20"/>
-                <w:szCs w:val="20"/>
-                <w:lang w:val="en-US"/>
-              </w:rPr>
-              <w:t>make_model</w:t>
-            </w:r>
-            <w:proofErr w:type="spellEnd"/>
-            <w:r>
-              <w:rPr>
-                <w:sz w:val="20"/>
-                <w:szCs w:val="20"/>
-                <w:lang w:val="en-US"/>
-              </w:rPr>
-              <w:t>}}</w:t>
+              <w:t>{{make_model}}</w:t>
             </w:r>
           </w:p>
         </w:tc>
@@ -9674,97 +7366,7 @@
                 <w:szCs w:val="20"/>
                 <w:lang w:val="en-US"/>
               </w:rPr>
-              <w:t xml:space="preserve">{% if </w:t>
-            </w:r>
-            <w:proofErr w:type="spellStart"/>
-            <w:r>
-              <w:rPr>
-                <w:sz w:val="20"/>
-                <w:szCs w:val="20"/>
-                <w:lang w:val="en-US"/>
-              </w:rPr>
-              <w:t>pts_id</w:t>
-            </w:r>
-            <w:proofErr w:type="spellEnd"/>
-            <w:r>
-              <w:rPr>
-                <w:sz w:val="20"/>
-                <w:szCs w:val="20"/>
-                <w:lang w:val="en-US"/>
-              </w:rPr>
-              <w:t xml:space="preserve"> </w:t>
-            </w:r>
-            <w:proofErr w:type="gramStart"/>
-            <w:r>
-              <w:rPr>
-                <w:sz w:val="20"/>
-                <w:szCs w:val="20"/>
-                <w:lang w:val="en-US"/>
-              </w:rPr>
-              <w:t>%}{</w:t>
-            </w:r>
-            <w:proofErr w:type="gramEnd"/>
-            <w:r>
-              <w:rPr>
-                <w:sz w:val="20"/>
-                <w:szCs w:val="20"/>
-                <w:lang w:val="en-US"/>
-              </w:rPr>
-              <w:t xml:space="preserve">{ </w:t>
-            </w:r>
-            <w:proofErr w:type="spellStart"/>
-            <w:r>
-              <w:rPr>
-                <w:sz w:val="20"/>
-                <w:szCs w:val="20"/>
-                <w:lang w:val="en-US"/>
-              </w:rPr>
-              <w:t>pts_id</w:t>
-            </w:r>
-            <w:proofErr w:type="spellEnd"/>
-            <w:r>
-              <w:rPr>
-                <w:sz w:val="20"/>
-                <w:szCs w:val="20"/>
-                <w:lang w:val="en-US"/>
-              </w:rPr>
-              <w:t xml:space="preserve"> }}{% endif %}{% if </w:t>
-            </w:r>
-            <w:proofErr w:type="spellStart"/>
-            <w:r>
-              <w:rPr>
-                <w:sz w:val="20"/>
-                <w:szCs w:val="20"/>
-                <w:lang w:val="en-US"/>
-              </w:rPr>
-              <w:t>pts_date</w:t>
-            </w:r>
-            <w:proofErr w:type="spellEnd"/>
-            <w:r>
-              <w:rPr>
-                <w:sz w:val="20"/>
-                <w:szCs w:val="20"/>
-                <w:lang w:val="en-US"/>
-              </w:rPr>
-              <w:t xml:space="preserve"> and </w:t>
-            </w:r>
-            <w:proofErr w:type="spellStart"/>
-            <w:r>
-              <w:rPr>
-                <w:sz w:val="20"/>
-                <w:szCs w:val="20"/>
-                <w:lang w:val="en-US"/>
-              </w:rPr>
-              <w:t>pts_id</w:t>
-            </w:r>
-            <w:proofErr w:type="spellEnd"/>
-            <w:r>
-              <w:rPr>
-                <w:sz w:val="20"/>
-                <w:szCs w:val="20"/>
-                <w:lang w:val="en-US"/>
-              </w:rPr>
-              <w:t xml:space="preserve"> %} </w:t>
+              <w:t xml:space="preserve">{% if pts_id %}{{ pts_id }}{% endif %}{% if pts_date and pts_id %} </w:t>
             </w:r>
             <w:r>
               <w:rPr>
@@ -9779,43 +7381,7 @@
                 <w:szCs w:val="20"/>
                 <w:lang w:val="en-US"/>
               </w:rPr>
-              <w:t xml:space="preserve"> {{ </w:t>
-            </w:r>
-            <w:proofErr w:type="spellStart"/>
-            <w:r>
-              <w:rPr>
-                <w:sz w:val="20"/>
-                <w:szCs w:val="20"/>
-                <w:lang w:val="en-US"/>
-              </w:rPr>
-              <w:t>pts_date</w:t>
-            </w:r>
-            <w:proofErr w:type="spellEnd"/>
-            <w:r>
-              <w:rPr>
-                <w:sz w:val="20"/>
-                <w:szCs w:val="20"/>
-                <w:lang w:val="en-US"/>
-              </w:rPr>
-              <w:t xml:space="preserve"> }}{% endif %}{% if not </w:t>
-            </w:r>
-            <w:proofErr w:type="spellStart"/>
-            <w:r>
-              <w:rPr>
-                <w:sz w:val="20"/>
-                <w:szCs w:val="20"/>
-                <w:lang w:val="en-US"/>
-              </w:rPr>
-              <w:t>pts_id</w:t>
-            </w:r>
-            <w:proofErr w:type="spellEnd"/>
-            <w:r>
-              <w:rPr>
-                <w:sz w:val="20"/>
-                <w:szCs w:val="20"/>
-                <w:lang w:val="en-US"/>
-              </w:rPr>
-              <w:t xml:space="preserve"> %}</w:t>
+              <w:t xml:space="preserve"> {{ pts_date }}{% endif %}{% if not pts_id %}</w:t>
             </w:r>
             <w:r>
               <w:rPr>
@@ -9905,25 +7471,7 @@
                 <w:szCs w:val="20"/>
                 <w:lang w:val="en-US"/>
               </w:rPr>
-              <w:t xml:space="preserve">{% if sts_id </w:t>
-            </w:r>
-            <w:proofErr w:type="gramStart"/>
-            <w:r>
-              <w:rPr>
-                <w:sz w:val="20"/>
-                <w:szCs w:val="20"/>
-                <w:lang w:val="en-US"/>
-              </w:rPr>
-              <w:t>%}{</w:t>
-            </w:r>
-            <w:proofErr w:type="gramEnd"/>
-            <w:r>
-              <w:rPr>
-                <w:sz w:val="20"/>
-                <w:szCs w:val="20"/>
-                <w:lang w:val="en-US"/>
-              </w:rPr>
-              <w:t xml:space="preserve">{ sts_id }}{% endif %}{% if sts_date and sts_id %} </w:t>
+              <w:t xml:space="preserve">{% if sts_id %}{{ sts_id }}{% endif %}{% if sts_date and sts_id %} </w:t>
             </w:r>
             <w:r>
               <w:rPr>
@@ -10028,52 +7576,7 @@
                 <w:szCs w:val="20"/>
                 <w:lang w:val="en-US"/>
               </w:rPr>
-              <w:t xml:space="preserve">{% if </w:t>
-            </w:r>
-            <w:proofErr w:type="spellStart"/>
-            <w:r>
-              <w:rPr>
-                <w:sz w:val="20"/>
-                <w:szCs w:val="20"/>
-                <w:lang w:val="en-US"/>
-              </w:rPr>
-              <w:t>reg_number</w:t>
-            </w:r>
-            <w:proofErr w:type="spellEnd"/>
-            <w:r>
-              <w:rPr>
-                <w:sz w:val="20"/>
-                <w:szCs w:val="20"/>
-                <w:lang w:val="en-US"/>
-              </w:rPr>
-              <w:t xml:space="preserve"> </w:t>
-            </w:r>
-            <w:proofErr w:type="gramStart"/>
-            <w:r>
-              <w:rPr>
-                <w:sz w:val="20"/>
-                <w:szCs w:val="20"/>
-                <w:lang w:val="en-US"/>
-              </w:rPr>
-              <w:t>%}{</w:t>
-            </w:r>
-            <w:proofErr w:type="gramEnd"/>
-            <w:r>
-              <w:rPr>
-                <w:sz w:val="20"/>
-                <w:szCs w:val="20"/>
-                <w:lang w:val="en-US"/>
-              </w:rPr>
-              <w:t>{</w:t>
-            </w:r>
-            <w:proofErr w:type="spellStart"/>
-            <w:r>
-              <w:rPr>
-                <w:sz w:val="20"/>
-                <w:szCs w:val="20"/>
-                <w:lang w:val="en-US"/>
-              </w:rPr>
-              <w:t>reg</w:t>
+              <w:t>{% if reg_number %}{{reg</w:t>
             </w:r>
             <w:r>
               <w:rPr>
@@ -10091,16 +7594,7 @@
                 <w:szCs w:val="20"/>
                 <w:lang w:val="en-US"/>
               </w:rPr>
-              <w:t>number</w:t>
-            </w:r>
-            <w:proofErr w:type="spellEnd"/>
-            <w:r>
-              <w:rPr>
-                <w:sz w:val="20"/>
-                <w:szCs w:val="20"/>
-                <w:lang w:val="en-US"/>
-              </w:rPr>
-              <w:t>}}{% else %}</w:t>
+              <w:t>number}}{% else %}</w:t>
             </w:r>
             <w:r>
               <w:rPr>
@@ -10507,23 +8001,7 @@
                 <w:rFonts w:ascii="Times New Roman" w:hAnsi="Times New Roman" w:cs="Times New Roman"/>
                 <w:lang w:val="en-US"/>
               </w:rPr>
-              <w:t xml:space="preserve">{% if </w:t>
-            </w:r>
-            <w:proofErr w:type="spellStart"/>
-            <w:r>
-              <w:rPr>
-                <w:rFonts w:ascii="Times New Roman" w:hAnsi="Times New Roman" w:cs="Times New Roman"/>
-                <w:lang w:val="en-US"/>
-              </w:rPr>
-              <w:t>seller_type</w:t>
-            </w:r>
-            <w:proofErr w:type="spellEnd"/>
-            <w:r>
-              <w:rPr>
-                <w:rFonts w:ascii="Times New Roman" w:hAnsi="Times New Roman" w:cs="Times New Roman"/>
-                <w:lang w:val="en-US"/>
-              </w:rPr>
-              <w:t xml:space="preserve"> </w:t>
+              <w:t xml:space="preserve">{% if seller_type </w:t>
             </w:r>
             <w:r>
               <w:rPr>
@@ -10532,7 +8010,6 @@
               </w:rPr>
               <w:t>== ‘person’</w:t>
             </w:r>
-            <w:proofErr w:type="gramStart"/>
             <w:r>
               <w:rPr>
                 <w:rFonts w:ascii="Times New Roman" w:hAnsi="Times New Roman" w:cs="Times New Roman"/>
@@ -10547,9 +8024,86 @@
                 <w:bCs/>
                 <w:lang w:val="en-US"/>
               </w:rPr>
-              <w:t>{</w:t>
-            </w:r>
-            <w:proofErr w:type="gramEnd"/>
+              <w:t>{{ seller_last_name }} {{ seller_first_name }} {{ seller_middle_name }}</w:t>
+            </w:r>
+            <w:r>
+              <w:rPr>
+                <w:rFonts w:ascii="Times New Roman" w:hAnsi="Times New Roman" w:cs="Times New Roman"/>
+                <w:lang w:val="en-US"/>
+              </w:rPr>
+              <w:t xml:space="preserve">, </w:t>
+            </w:r>
+            <w:r>
+              <w:rPr>
+                <w:rFonts w:ascii="Times New Roman" w:hAnsi="Times New Roman" w:cs="Times New Roman"/>
+                <w:lang w:val="en-US"/>
+              </w:rPr>
+              <w:t>{{ seller_birth_date }} г.р.</w:t>
+            </w:r>
+          </w:p>
+          <w:p>
+            <w:pPr>
+              <w:pStyle w:val="ConsPlusNonformat"/>
+              <w:rPr>
+                <w:rFonts w:ascii="Times New Roman" w:hAnsi="Times New Roman" w:cs="Times New Roman"/>
+                <w:lang w:val="en-US"/>
+              </w:rPr>
+            </w:pPr>
+            <w:r>
+              <w:rPr>
+                <w:rFonts w:ascii="Times New Roman" w:hAnsi="Times New Roman" w:cs="Times New Roman"/>
+                <w:lang w:val="en-US"/>
+              </w:rPr>
+              <w:t>Паспорт РФ {{ seller_licence_number }} выдан {{ seller_issue_date }} {{ seller_issue_organization }}</w:t>
+            </w:r>
+          </w:p>
+          <w:p>
+            <w:pPr>
+              <w:pStyle w:val="ConsPlusNonformat"/>
+              <w:rPr>
+                <w:rFonts w:ascii="Times New Roman" w:hAnsi="Times New Roman" w:cs="Times New Roman"/>
+                <w:lang w:val="en-US"/>
+              </w:rPr>
+            </w:pPr>
+            <w:r>
+              <w:rPr>
+                <w:rFonts w:ascii="Times New Roman" w:hAnsi="Times New Roman" w:cs="Times New Roman"/>
+                <w:lang w:val="en-US"/>
+              </w:rPr>
+              <w:t>Зарегистрирован: {{ seller_full_address }}</w:t>
+            </w:r>
+          </w:p>
+          <w:p>
+            <w:pPr>
+              <w:pStyle w:val="ConsPlusNonformat"/>
+              <w:rPr>
+                <w:rFonts w:ascii="Times New Roman" w:hAnsi="Times New Roman" w:cs="Times New Roman"/>
+                <w:lang w:val="en-US"/>
+              </w:rPr>
+            </w:pPr>
+            <w:r>
+              <w:rPr>
+                <w:rFonts w:ascii="Times New Roman" w:hAnsi="Times New Roman" w:cs="Times New Roman"/>
+                <w:lang w:val="en-US"/>
+              </w:rPr>
+              <w:t>ИНН: {{ seller_inn }}</w:t>
+            </w:r>
+          </w:p>
+          <w:p>
+            <w:pPr>
+              <w:pStyle w:val="ConsPlusNonformat"/>
+              <w:rPr>
+                <w:rFonts w:ascii="Times New Roman" w:hAnsi="Times New Roman" w:cs="Times New Roman"/>
+                <w:lang w:val="en-US"/>
+              </w:rPr>
+            </w:pPr>
+            <w:r>
+              <w:rPr>
+                <w:rFonts w:ascii="Times New Roman" w:hAnsi="Times New Roman" w:cs="Times New Roman"/>
+                <w:lang w:val="en-US"/>
+              </w:rPr>
+              <w:t>{% elif seller_type in ["external_company", "internal_company"] %}</w:t>
+            </w:r>
             <w:r>
               <w:rPr>
                 <w:rFonts w:ascii="Times New Roman" w:hAnsi="Times New Roman" w:cs="Times New Roman"/>
@@ -10557,113 +8111,7 @@
                 <w:bCs/>
                 <w:lang w:val="en-US"/>
               </w:rPr>
-              <w:t xml:space="preserve">{ </w:t>
-            </w:r>
-            <w:proofErr w:type="spellStart"/>
-            <w:r>
-              <w:rPr>
-                <w:rFonts w:ascii="Times New Roman" w:hAnsi="Times New Roman" w:cs="Times New Roman"/>
-                <w:b/>
-                <w:bCs/>
-                <w:lang w:val="en-US"/>
-              </w:rPr>
-              <w:t>seller_last_name</w:t>
-            </w:r>
-            <w:proofErr w:type="spellEnd"/>
-            <w:r>
-              <w:rPr>
-                <w:rFonts w:ascii="Times New Roman" w:hAnsi="Times New Roman" w:cs="Times New Roman"/>
-                <w:b/>
-                <w:bCs/>
-                <w:lang w:val="en-US"/>
-              </w:rPr>
-              <w:t xml:space="preserve"> }} {{ </w:t>
-            </w:r>
-            <w:proofErr w:type="spellStart"/>
-            <w:r>
-              <w:rPr>
-                <w:rFonts w:ascii="Times New Roman" w:hAnsi="Times New Roman" w:cs="Times New Roman"/>
-                <w:b/>
-                <w:bCs/>
-                <w:lang w:val="en-US"/>
-              </w:rPr>
-              <w:t>seller_first_name</w:t>
-            </w:r>
-            <w:proofErr w:type="spellEnd"/>
-            <w:r>
-              <w:rPr>
-                <w:rFonts w:ascii="Times New Roman" w:hAnsi="Times New Roman" w:cs="Times New Roman"/>
-                <w:b/>
-                <w:bCs/>
-                <w:lang w:val="en-US"/>
-              </w:rPr>
-              <w:t xml:space="preserve"> }} {{ </w:t>
-            </w:r>
-            <w:proofErr w:type="spellStart"/>
-            <w:r>
-              <w:rPr>
-                <w:rFonts w:ascii="Times New Roman" w:hAnsi="Times New Roman" w:cs="Times New Roman"/>
-                <w:b/>
-                <w:bCs/>
-                <w:lang w:val="en-US"/>
-              </w:rPr>
-              <w:t>seller_middle_name</w:t>
-            </w:r>
-            <w:proofErr w:type="spellEnd"/>
-            <w:r>
-              <w:rPr>
-                <w:rFonts w:ascii="Times New Roman" w:hAnsi="Times New Roman" w:cs="Times New Roman"/>
-                <w:b/>
-                <w:bCs/>
-                <w:lang w:val="en-US"/>
-              </w:rPr>
-              <w:t xml:space="preserve"> }}</w:t>
-            </w:r>
-            <w:r>
-              <w:rPr>
-                <w:rFonts w:ascii="Times New Roman" w:hAnsi="Times New Roman" w:cs="Times New Roman"/>
-                <w:lang w:val="en-US"/>
-              </w:rPr>
-              <w:t xml:space="preserve">, </w:t>
-            </w:r>
-            <w:r>
-              <w:rPr>
-                <w:rFonts w:ascii="Times New Roman" w:hAnsi="Times New Roman" w:cs="Times New Roman"/>
-                <w:lang w:val="en-US"/>
-              </w:rPr>
-              <w:t xml:space="preserve">{{ </w:t>
-            </w:r>
-            <w:proofErr w:type="spellStart"/>
-            <w:r>
-              <w:rPr>
-                <w:rFonts w:ascii="Times New Roman" w:hAnsi="Times New Roman" w:cs="Times New Roman"/>
-                <w:lang w:val="en-US"/>
-              </w:rPr>
-              <w:t>seller_birth_date</w:t>
-            </w:r>
-            <w:proofErr w:type="spellEnd"/>
-            <w:r>
-              <w:rPr>
-                <w:rFonts w:ascii="Times New Roman" w:hAnsi="Times New Roman" w:cs="Times New Roman"/>
-                <w:lang w:val="en-US"/>
-              </w:rPr>
-              <w:t xml:space="preserve"> }} </w:t>
-            </w:r>
-            <w:proofErr w:type="spellStart"/>
-            <w:r>
-              <w:rPr>
-                <w:rFonts w:ascii="Times New Roman" w:hAnsi="Times New Roman" w:cs="Times New Roman"/>
-                <w:lang w:val="en-US"/>
-              </w:rPr>
-              <w:t>г.р</w:t>
-            </w:r>
-            <w:proofErr w:type="spellEnd"/>
-            <w:r>
-              <w:rPr>
-                <w:rFonts w:ascii="Times New Roman" w:hAnsi="Times New Roman" w:cs="Times New Roman"/>
-                <w:lang w:val="en-US"/>
-              </w:rPr>
-              <w:t>.</w:t>
+              <w:t>{{ seller_name }}</w:t>
             </w:r>
           </w:p>
           <w:p>
@@ -10674,101 +8122,12 @@
                 <w:lang w:val="en-US"/>
               </w:rPr>
             </w:pPr>
-            <w:proofErr w:type="spellStart"/>
-            <w:r>
-              <w:rPr>
-                <w:rFonts w:ascii="Times New Roman" w:hAnsi="Times New Roman" w:cs="Times New Roman"/>
-                <w:lang w:val="en-US"/>
-              </w:rPr>
-              <w:t>Паспорт</w:t>
-            </w:r>
-            <w:proofErr w:type="spellEnd"/>
-            <w:r>
-              <w:rPr>
-                <w:rFonts w:ascii="Times New Roman" w:hAnsi="Times New Roman" w:cs="Times New Roman"/>
-                <w:lang w:val="en-US"/>
-              </w:rPr>
-              <w:t xml:space="preserve"> РФ </w:t>
-            </w:r>
-            <w:proofErr w:type="gramStart"/>
-            <w:r>
-              <w:rPr>
-                <w:rFonts w:ascii="Times New Roman" w:hAnsi="Times New Roman" w:cs="Times New Roman"/>
-                <w:lang w:val="en-US"/>
-              </w:rPr>
-              <w:t xml:space="preserve">{{ </w:t>
-            </w:r>
-            <w:proofErr w:type="spellStart"/>
-            <w:r>
-              <w:rPr>
-                <w:rFonts w:ascii="Times New Roman" w:hAnsi="Times New Roman" w:cs="Times New Roman"/>
-                <w:lang w:val="en-US"/>
-              </w:rPr>
-              <w:t>seller</w:t>
-            </w:r>
-            <w:proofErr w:type="gramEnd"/>
-            <w:r>
-              <w:rPr>
-                <w:rFonts w:ascii="Times New Roman" w:hAnsi="Times New Roman" w:cs="Times New Roman"/>
-                <w:lang w:val="en-US"/>
-              </w:rPr>
-              <w:t>_licence_number</w:t>
-            </w:r>
-            <w:proofErr w:type="spellEnd"/>
-            <w:r>
-              <w:rPr>
-                <w:rFonts w:ascii="Times New Roman" w:hAnsi="Times New Roman" w:cs="Times New Roman"/>
-                <w:lang w:val="en-US"/>
-              </w:rPr>
-              <w:t xml:space="preserve"> }} </w:t>
-            </w:r>
-            <w:proofErr w:type="spellStart"/>
-            <w:r>
-              <w:rPr>
-                <w:rFonts w:ascii="Times New Roman" w:hAnsi="Times New Roman" w:cs="Times New Roman"/>
-                <w:lang w:val="en-US"/>
-              </w:rPr>
-              <w:t>выдан</w:t>
-            </w:r>
-            <w:proofErr w:type="spellEnd"/>
-            <w:r>
-              <w:rPr>
-                <w:rFonts w:ascii="Times New Roman" w:hAnsi="Times New Roman" w:cs="Times New Roman"/>
-                <w:lang w:val="en-US"/>
-              </w:rPr>
-              <w:t xml:space="preserve"> {{ </w:t>
-            </w:r>
-            <w:proofErr w:type="spellStart"/>
-            <w:r>
-              <w:rPr>
-                <w:rFonts w:ascii="Times New Roman" w:hAnsi="Times New Roman" w:cs="Times New Roman"/>
-                <w:lang w:val="en-US"/>
-              </w:rPr>
-              <w:t>seller_issue_date</w:t>
-            </w:r>
-            <w:proofErr w:type="spellEnd"/>
-            <w:r>
-              <w:rPr>
-                <w:rFonts w:ascii="Times New Roman" w:hAnsi="Times New Roman" w:cs="Times New Roman"/>
-                <w:lang w:val="en-US"/>
-              </w:rPr>
-              <w:t xml:space="preserve"> }} {{ </w:t>
-            </w:r>
-            <w:proofErr w:type="spellStart"/>
-            <w:r>
-              <w:rPr>
-                <w:rFonts w:ascii="Times New Roman" w:hAnsi="Times New Roman" w:cs="Times New Roman"/>
-                <w:lang w:val="en-US"/>
-              </w:rPr>
-              <w:t>seller_issue_organization</w:t>
-            </w:r>
-            <w:proofErr w:type="spellEnd"/>
-            <w:r>
-              <w:rPr>
-                <w:rFonts w:ascii="Times New Roman" w:hAnsi="Times New Roman" w:cs="Times New Roman"/>
-                <w:lang w:val="en-US"/>
-              </w:rPr>
-              <w:t xml:space="preserve"> }}</w:t>
+            <w:r>
+              <w:rPr>
+                <w:rFonts w:ascii="Times New Roman" w:hAnsi="Times New Roman" w:cs="Times New Roman"/>
+                <w:lang w:val="en-US"/>
+              </w:rPr>
+              <w:t>Юр. адрес: {{ seller_legal_address }}</w:t>
             </w:r>
           </w:p>
           <w:p>
@@ -10779,53 +8138,12 @@
                 <w:lang w:val="en-US"/>
               </w:rPr>
             </w:pPr>
-            <w:proofErr w:type="spellStart"/>
-            <w:r>
-              <w:rPr>
-                <w:rFonts w:ascii="Times New Roman" w:hAnsi="Times New Roman" w:cs="Times New Roman"/>
-                <w:lang w:val="en-US"/>
-              </w:rPr>
-              <w:t>Зарегистрирован</w:t>
-            </w:r>
-            <w:proofErr w:type="spellEnd"/>
-            <w:r>
-              <w:rPr>
-                <w:rFonts w:ascii="Times New Roman" w:hAnsi="Times New Roman" w:cs="Times New Roman"/>
-                <w:lang w:val="en-US"/>
-              </w:rPr>
-              <w:t xml:space="preserve">: </w:t>
-            </w:r>
-            <w:proofErr w:type="gramStart"/>
-            <w:r>
-              <w:rPr>
-                <w:rFonts w:ascii="Times New Roman" w:hAnsi="Times New Roman" w:cs="Times New Roman"/>
-                <w:lang w:val="en-US"/>
-              </w:rPr>
-              <w:t xml:space="preserve">{{ </w:t>
-            </w:r>
-            <w:proofErr w:type="spellStart"/>
-            <w:r>
-              <w:rPr>
-                <w:rFonts w:ascii="Times New Roman" w:hAnsi="Times New Roman" w:cs="Times New Roman"/>
-                <w:lang w:val="en-US"/>
-              </w:rPr>
-              <w:t>seller</w:t>
-            </w:r>
-            <w:proofErr w:type="gramEnd"/>
-            <w:r>
-              <w:rPr>
-                <w:rFonts w:ascii="Times New Roman" w:hAnsi="Times New Roman" w:cs="Times New Roman"/>
-                <w:lang w:val="en-US"/>
-              </w:rPr>
-              <w:t>_full_address</w:t>
-            </w:r>
-            <w:proofErr w:type="spellEnd"/>
-            <w:r>
-              <w:rPr>
-                <w:rFonts w:ascii="Times New Roman" w:hAnsi="Times New Roman" w:cs="Times New Roman"/>
-                <w:lang w:val="en-US"/>
-              </w:rPr>
-              <w:t xml:space="preserve"> }}</w:t>
+            <w:r>
+              <w:rPr>
+                <w:rFonts w:ascii="Times New Roman" w:hAnsi="Times New Roman" w:cs="Times New Roman"/>
+                <w:lang w:val="en-US"/>
+              </w:rPr>
+              <w:t>эл. почта: {{ seller_email }}</w:t>
             </w:r>
           </w:p>
           <w:p>
@@ -10841,39 +8159,7 @@
                 <w:rFonts w:ascii="Times New Roman" w:hAnsi="Times New Roman" w:cs="Times New Roman"/>
                 <w:lang w:val="en-US"/>
               </w:rPr>
-              <w:t xml:space="preserve">ИНН: </w:t>
-            </w:r>
-            <w:proofErr w:type="gramStart"/>
-            <w:r>
-              <w:rPr>
-                <w:rFonts w:ascii="Times New Roman" w:hAnsi="Times New Roman" w:cs="Times New Roman"/>
-                <w:lang w:val="en-US"/>
-              </w:rPr>
-              <w:t xml:space="preserve">{{ </w:t>
-            </w:r>
-            <w:proofErr w:type="spellStart"/>
-            <w:r>
-              <w:rPr>
-                <w:rFonts w:ascii="Times New Roman" w:hAnsi="Times New Roman" w:cs="Times New Roman"/>
-                <w:lang w:val="en-US"/>
-              </w:rPr>
-              <w:t>seller</w:t>
-            </w:r>
-            <w:proofErr w:type="gramEnd"/>
-            <w:r>
-              <w:rPr>
-                <w:rFonts w:ascii="Times New Roman" w:hAnsi="Times New Roman" w:cs="Times New Roman"/>
-                <w:lang w:val="en-US"/>
-              </w:rPr>
-              <w:t>_inn</w:t>
-            </w:r>
-            <w:proofErr w:type="spellEnd"/>
-            <w:r>
-              <w:rPr>
-                <w:rFonts w:ascii="Times New Roman" w:hAnsi="Times New Roman" w:cs="Times New Roman"/>
-                <w:lang w:val="en-US"/>
-              </w:rPr>
-              <w:t xml:space="preserve"> }}</w:t>
+              <w:t>тел: {{ seller_phone }}</w:t>
             </w:r>
           </w:p>
           <w:p>
@@ -10889,118 +8175,8 @@
                 <w:rFonts w:ascii="Times New Roman" w:hAnsi="Times New Roman" w:cs="Times New Roman"/>
                 <w:lang w:val="en-US"/>
               </w:rPr>
-              <w:t xml:space="preserve">{% </w:t>
-            </w:r>
-            <w:proofErr w:type="spellStart"/>
-            <w:r>
-              <w:rPr>
-                <w:rFonts w:ascii="Times New Roman" w:hAnsi="Times New Roman" w:cs="Times New Roman"/>
-                <w:lang w:val="en-US"/>
-              </w:rPr>
-              <w:t>elif</w:t>
-            </w:r>
-            <w:proofErr w:type="spellEnd"/>
-            <w:r>
-              <w:rPr>
-                <w:rFonts w:ascii="Times New Roman" w:hAnsi="Times New Roman" w:cs="Times New Roman"/>
-                <w:lang w:val="en-US"/>
-              </w:rPr>
-              <w:t xml:space="preserve"> </w:t>
-            </w:r>
-            <w:proofErr w:type="spellStart"/>
-            <w:r>
-              <w:rPr>
-                <w:rFonts w:ascii="Times New Roman" w:hAnsi="Times New Roman" w:cs="Times New Roman"/>
-                <w:lang w:val="en-US"/>
-              </w:rPr>
-              <w:t>seller_type</w:t>
-            </w:r>
-            <w:proofErr w:type="spellEnd"/>
-            <w:r>
-              <w:rPr>
-                <w:rFonts w:ascii="Times New Roman" w:hAnsi="Times New Roman" w:cs="Times New Roman"/>
-                <w:lang w:val="en-US"/>
-              </w:rPr>
-              <w:t xml:space="preserve"> in ["</w:t>
-            </w:r>
-            <w:proofErr w:type="spellStart"/>
-            <w:r>
-              <w:rPr>
-                <w:rFonts w:ascii="Times New Roman" w:hAnsi="Times New Roman" w:cs="Times New Roman"/>
-                <w:lang w:val="en-US"/>
-              </w:rPr>
-              <w:t>external_company</w:t>
-            </w:r>
-            <w:proofErr w:type="spellEnd"/>
-            <w:r>
-              <w:rPr>
-                <w:rFonts w:ascii="Times New Roman" w:hAnsi="Times New Roman" w:cs="Times New Roman"/>
-                <w:lang w:val="en-US"/>
-              </w:rPr>
-              <w:t>", "</w:t>
-            </w:r>
-            <w:proofErr w:type="spellStart"/>
-            <w:r>
-              <w:rPr>
-                <w:rFonts w:ascii="Times New Roman" w:hAnsi="Times New Roman" w:cs="Times New Roman"/>
-                <w:lang w:val="en-US"/>
-              </w:rPr>
-              <w:t>internal_company</w:t>
-            </w:r>
-            <w:proofErr w:type="spellEnd"/>
-            <w:r>
-              <w:rPr>
-                <w:rFonts w:ascii="Times New Roman" w:hAnsi="Times New Roman" w:cs="Times New Roman"/>
-                <w:lang w:val="en-US"/>
-              </w:rPr>
-              <w:t xml:space="preserve">"] </w:t>
-            </w:r>
-            <w:proofErr w:type="gramStart"/>
-            <w:r>
-              <w:rPr>
-                <w:rFonts w:ascii="Times New Roman" w:hAnsi="Times New Roman" w:cs="Times New Roman"/>
-                <w:lang w:val="en-US"/>
-              </w:rPr>
-              <w:t>%}</w:t>
-            </w:r>
-            <w:r>
-              <w:rPr>
-                <w:rFonts w:ascii="Times New Roman" w:hAnsi="Times New Roman" w:cs="Times New Roman"/>
-                <w:b/>
-                <w:bCs/>
-                <w:lang w:val="en-US"/>
-              </w:rPr>
-              <w:t>{</w:t>
-            </w:r>
-            <w:proofErr w:type="gramEnd"/>
-            <w:r>
-              <w:rPr>
-                <w:rFonts w:ascii="Times New Roman" w:hAnsi="Times New Roman" w:cs="Times New Roman"/>
-                <w:b/>
-                <w:bCs/>
-                <w:lang w:val="en-US"/>
-              </w:rPr>
-              <w:t xml:space="preserve">{ </w:t>
-            </w:r>
-            <w:proofErr w:type="spellStart"/>
-            <w:r>
-              <w:rPr>
-                <w:rFonts w:ascii="Times New Roman" w:hAnsi="Times New Roman" w:cs="Times New Roman"/>
-                <w:b/>
-                <w:bCs/>
-                <w:lang w:val="en-US"/>
-              </w:rPr>
-              <w:t>seller_name</w:t>
-            </w:r>
-            <w:proofErr w:type="spellEnd"/>
-            <w:r>
-              <w:rPr>
-                <w:rFonts w:ascii="Times New Roman" w:hAnsi="Times New Roman" w:cs="Times New Roman"/>
-                <w:b/>
-                <w:bCs/>
-                <w:lang w:val="en-US"/>
-              </w:rPr>
-              <w:t xml:space="preserve"> }}</w:t>
+              <w:lastRenderedPageBreak/>
+              <w:t>ОГРН {{ seller_ogrn }}</w:t>
             </w:r>
           </w:p>
           <w:p>
@@ -11011,69 +8187,12 @@
                 <w:lang w:val="en-US"/>
               </w:rPr>
             </w:pPr>
-            <w:proofErr w:type="spellStart"/>
-            <w:r>
-              <w:rPr>
-                <w:rFonts w:ascii="Times New Roman" w:hAnsi="Times New Roman" w:cs="Times New Roman"/>
-                <w:lang w:val="en-US"/>
-              </w:rPr>
-              <w:t>Юр</w:t>
-            </w:r>
-            <w:proofErr w:type="spellEnd"/>
-            <w:r>
-              <w:rPr>
-                <w:rFonts w:ascii="Times New Roman" w:hAnsi="Times New Roman" w:cs="Times New Roman"/>
-                <w:lang w:val="en-US"/>
-              </w:rPr>
-              <w:t xml:space="preserve">. </w:t>
-            </w:r>
-            <w:proofErr w:type="spellStart"/>
-            <w:r>
-              <w:rPr>
-                <w:rFonts w:ascii="Times New Roman" w:hAnsi="Times New Roman" w:cs="Times New Roman"/>
-                <w:lang w:val="en-US"/>
-              </w:rPr>
-              <w:t>адрес</w:t>
-            </w:r>
-            <w:proofErr w:type="spellEnd"/>
-            <w:r>
-              <w:rPr>
-                <w:rFonts w:ascii="Times New Roman" w:hAnsi="Times New Roman" w:cs="Times New Roman"/>
-                <w:lang w:val="en-US"/>
-              </w:rPr>
-              <w:t xml:space="preserve">: </w:t>
-            </w:r>
-            <w:proofErr w:type="gramStart"/>
-            <w:r>
-              <w:rPr>
-                <w:rFonts w:ascii="Times New Roman" w:hAnsi="Times New Roman" w:cs="Times New Roman"/>
-                <w:lang w:val="en-US"/>
-              </w:rPr>
-              <w:t xml:space="preserve">{{ </w:t>
-            </w:r>
-            <w:proofErr w:type="spellStart"/>
-            <w:r>
-              <w:rPr>
-                <w:rFonts w:ascii="Times New Roman" w:hAnsi="Times New Roman" w:cs="Times New Roman"/>
-                <w:lang w:val="en-US"/>
-              </w:rPr>
-              <w:t>seller</w:t>
-            </w:r>
-            <w:proofErr w:type="gramEnd"/>
-            <w:r>
-              <w:rPr>
-                <w:rFonts w:ascii="Times New Roman" w:hAnsi="Times New Roman" w:cs="Times New Roman"/>
-                <w:lang w:val="en-US"/>
-              </w:rPr>
-              <w:t>_legal_address</w:t>
-            </w:r>
-            <w:proofErr w:type="spellEnd"/>
-            <w:r>
-              <w:rPr>
-                <w:rFonts w:ascii="Times New Roman" w:hAnsi="Times New Roman" w:cs="Times New Roman"/>
-                <w:lang w:val="en-US"/>
-              </w:rPr>
-              <w:t xml:space="preserve"> }}</w:t>
+            <w:r>
+              <w:rPr>
+                <w:rFonts w:ascii="Times New Roman" w:hAnsi="Times New Roman" w:cs="Times New Roman"/>
+                <w:lang w:val="en-US"/>
+              </w:rPr>
+              <w:t>ИНН {{ seller_inn }} КПП {{ seller_kpp }}</w:t>
             </w:r>
           </w:p>
           <w:p>
@@ -11084,69 +8203,12 @@
                 <w:lang w:val="en-US"/>
               </w:rPr>
             </w:pPr>
-            <w:proofErr w:type="spellStart"/>
-            <w:r>
-              <w:rPr>
-                <w:rFonts w:ascii="Times New Roman" w:hAnsi="Times New Roman" w:cs="Times New Roman"/>
-                <w:lang w:val="en-US"/>
-              </w:rPr>
-              <w:t>эл</w:t>
-            </w:r>
-            <w:proofErr w:type="spellEnd"/>
-            <w:r>
-              <w:rPr>
-                <w:rFonts w:ascii="Times New Roman" w:hAnsi="Times New Roman" w:cs="Times New Roman"/>
-                <w:lang w:val="en-US"/>
-              </w:rPr>
-              <w:t xml:space="preserve">. </w:t>
-            </w:r>
-            <w:proofErr w:type="spellStart"/>
-            <w:r>
-              <w:rPr>
-                <w:rFonts w:ascii="Times New Roman" w:hAnsi="Times New Roman" w:cs="Times New Roman"/>
-                <w:lang w:val="en-US"/>
-              </w:rPr>
-              <w:t>почта</w:t>
-            </w:r>
-            <w:proofErr w:type="spellEnd"/>
-            <w:r>
-              <w:rPr>
-                <w:rFonts w:ascii="Times New Roman" w:hAnsi="Times New Roman" w:cs="Times New Roman"/>
-                <w:lang w:val="en-US"/>
-              </w:rPr>
-              <w:t xml:space="preserve">: </w:t>
-            </w:r>
-            <w:proofErr w:type="gramStart"/>
-            <w:r>
-              <w:rPr>
-                <w:rFonts w:ascii="Times New Roman" w:hAnsi="Times New Roman" w:cs="Times New Roman"/>
-                <w:lang w:val="en-US"/>
-              </w:rPr>
-              <w:t xml:space="preserve">{{ </w:t>
-            </w:r>
-            <w:proofErr w:type="spellStart"/>
-            <w:r>
-              <w:rPr>
-                <w:rFonts w:ascii="Times New Roman" w:hAnsi="Times New Roman" w:cs="Times New Roman"/>
-                <w:lang w:val="en-US"/>
-              </w:rPr>
-              <w:t>seller</w:t>
-            </w:r>
-            <w:proofErr w:type="gramEnd"/>
-            <w:r>
-              <w:rPr>
-                <w:rFonts w:ascii="Times New Roman" w:hAnsi="Times New Roman" w:cs="Times New Roman"/>
-                <w:lang w:val="en-US"/>
-              </w:rPr>
-              <w:t>_email</w:t>
-            </w:r>
-            <w:proofErr w:type="spellEnd"/>
-            <w:r>
-              <w:rPr>
-                <w:rFonts w:ascii="Times New Roman" w:hAnsi="Times New Roman" w:cs="Times New Roman"/>
-                <w:lang w:val="en-US"/>
-              </w:rPr>
-              <w:t xml:space="preserve"> }}</w:t>
+            <w:r>
+              <w:rPr>
+                <w:rFonts w:ascii="Times New Roman" w:hAnsi="Times New Roman" w:cs="Times New Roman"/>
+                <w:lang w:val="en-US"/>
+              </w:rPr>
+              <w:t>р/с {{ seller_bank_account }}</w:t>
             </w:r>
           </w:p>
           <w:p>
@@ -11157,53 +8219,12 @@
                 <w:lang w:val="en-US"/>
               </w:rPr>
             </w:pPr>
-            <w:proofErr w:type="spellStart"/>
-            <w:r>
-              <w:rPr>
-                <w:rFonts w:ascii="Times New Roman" w:hAnsi="Times New Roman" w:cs="Times New Roman"/>
-                <w:lang w:val="en-US"/>
-              </w:rPr>
-              <w:t>тел</w:t>
-            </w:r>
-            <w:proofErr w:type="spellEnd"/>
-            <w:r>
-              <w:rPr>
-                <w:rFonts w:ascii="Times New Roman" w:hAnsi="Times New Roman" w:cs="Times New Roman"/>
-                <w:lang w:val="en-US"/>
-              </w:rPr>
-              <w:t xml:space="preserve">: </w:t>
-            </w:r>
-            <w:proofErr w:type="gramStart"/>
-            <w:r>
-              <w:rPr>
-                <w:rFonts w:ascii="Times New Roman" w:hAnsi="Times New Roman" w:cs="Times New Roman"/>
-                <w:lang w:val="en-US"/>
-              </w:rPr>
-              <w:t xml:space="preserve">{{ </w:t>
-            </w:r>
-            <w:proofErr w:type="spellStart"/>
-            <w:r>
-              <w:rPr>
-                <w:rFonts w:ascii="Times New Roman" w:hAnsi="Times New Roman" w:cs="Times New Roman"/>
-                <w:lang w:val="en-US"/>
-              </w:rPr>
-              <w:t>seller</w:t>
-            </w:r>
-            <w:proofErr w:type="gramEnd"/>
-            <w:r>
-              <w:rPr>
-                <w:rFonts w:ascii="Times New Roman" w:hAnsi="Times New Roman" w:cs="Times New Roman"/>
-                <w:lang w:val="en-US"/>
-              </w:rPr>
-              <w:t>_phone</w:t>
-            </w:r>
-            <w:proofErr w:type="spellEnd"/>
-            <w:r>
-              <w:rPr>
-                <w:rFonts w:ascii="Times New Roman" w:hAnsi="Times New Roman" w:cs="Times New Roman"/>
-                <w:lang w:val="en-US"/>
-              </w:rPr>
-              <w:t xml:space="preserve"> }}</w:t>
+            <w:r>
+              <w:rPr>
+                <w:rFonts w:ascii="Times New Roman" w:hAnsi="Times New Roman" w:cs="Times New Roman"/>
+                <w:lang w:val="en-US"/>
+              </w:rPr>
+              <w:t>{{ seller_bank_name }}</w:t>
             </w:r>
           </w:p>
           <w:p>
@@ -11219,257 +8240,7 @@
                 <w:rFonts w:ascii="Times New Roman" w:hAnsi="Times New Roman" w:cs="Times New Roman"/>
                 <w:lang w:val="en-US"/>
               </w:rPr>
-              <w:lastRenderedPageBreak/>
-              <w:t xml:space="preserve">ОГРН </w:t>
-            </w:r>
-            <w:proofErr w:type="gramStart"/>
-            <w:r>
-              <w:rPr>
-                <w:rFonts w:ascii="Times New Roman" w:hAnsi="Times New Roman" w:cs="Times New Roman"/>
-                <w:lang w:val="en-US"/>
-              </w:rPr>
-              <w:t xml:space="preserve">{{ </w:t>
-            </w:r>
-            <w:proofErr w:type="spellStart"/>
-            <w:r>
-              <w:rPr>
-                <w:rFonts w:ascii="Times New Roman" w:hAnsi="Times New Roman" w:cs="Times New Roman"/>
-                <w:lang w:val="en-US"/>
-              </w:rPr>
-              <w:t>seller</w:t>
-            </w:r>
-            <w:proofErr w:type="gramEnd"/>
-            <w:r>
-              <w:rPr>
-                <w:rFonts w:ascii="Times New Roman" w:hAnsi="Times New Roman" w:cs="Times New Roman"/>
-                <w:lang w:val="en-US"/>
-              </w:rPr>
-              <w:t>_ogrn</w:t>
-            </w:r>
-            <w:proofErr w:type="spellEnd"/>
-            <w:r>
-              <w:rPr>
-                <w:rFonts w:ascii="Times New Roman" w:hAnsi="Times New Roman" w:cs="Times New Roman"/>
-                <w:lang w:val="en-US"/>
-              </w:rPr>
-              <w:t xml:space="preserve"> }}</w:t>
-            </w:r>
-          </w:p>
-          <w:p>
-            <w:pPr>
-              <w:pStyle w:val="ConsPlusNonformat"/>
-              <w:rPr>
-                <w:rFonts w:ascii="Times New Roman" w:hAnsi="Times New Roman" w:cs="Times New Roman"/>
-                <w:lang w:val="en-US"/>
-              </w:rPr>
-            </w:pPr>
-            <w:r>
-              <w:rPr>
-                <w:rFonts w:ascii="Times New Roman" w:hAnsi="Times New Roman" w:cs="Times New Roman"/>
-                <w:lang w:val="en-US"/>
-              </w:rPr>
-              <w:t xml:space="preserve">ИНН </w:t>
-            </w:r>
-            <w:proofErr w:type="gramStart"/>
-            <w:r>
-              <w:rPr>
-                <w:rFonts w:ascii="Times New Roman" w:hAnsi="Times New Roman" w:cs="Times New Roman"/>
-                <w:lang w:val="en-US"/>
-              </w:rPr>
-              <w:t xml:space="preserve">{{ </w:t>
-            </w:r>
-            <w:proofErr w:type="spellStart"/>
-            <w:r>
-              <w:rPr>
-                <w:rFonts w:ascii="Times New Roman" w:hAnsi="Times New Roman" w:cs="Times New Roman"/>
-                <w:lang w:val="en-US"/>
-              </w:rPr>
-              <w:t>seller</w:t>
-            </w:r>
-            <w:proofErr w:type="gramEnd"/>
-            <w:r>
-              <w:rPr>
-                <w:rFonts w:ascii="Times New Roman" w:hAnsi="Times New Roman" w:cs="Times New Roman"/>
-                <w:lang w:val="en-US"/>
-              </w:rPr>
-              <w:t>_inn</w:t>
-            </w:r>
-            <w:proofErr w:type="spellEnd"/>
-            <w:r>
-              <w:rPr>
-                <w:rFonts w:ascii="Times New Roman" w:hAnsi="Times New Roman" w:cs="Times New Roman"/>
-                <w:lang w:val="en-US"/>
-              </w:rPr>
-              <w:t xml:space="preserve"> }} КПП {{ </w:t>
-            </w:r>
-            <w:proofErr w:type="spellStart"/>
-            <w:r>
-              <w:rPr>
-                <w:rFonts w:ascii="Times New Roman" w:hAnsi="Times New Roman" w:cs="Times New Roman"/>
-                <w:lang w:val="en-US"/>
-              </w:rPr>
-              <w:t>seller_kpp</w:t>
-            </w:r>
-            <w:proofErr w:type="spellEnd"/>
-            <w:r>
-              <w:rPr>
-                <w:rFonts w:ascii="Times New Roman" w:hAnsi="Times New Roman" w:cs="Times New Roman"/>
-                <w:lang w:val="en-US"/>
-              </w:rPr>
-              <w:t xml:space="preserve"> }}</w:t>
-            </w:r>
-          </w:p>
-          <w:p>
-            <w:pPr>
-              <w:pStyle w:val="ConsPlusNonformat"/>
-              <w:rPr>
-                <w:rFonts w:ascii="Times New Roman" w:hAnsi="Times New Roman" w:cs="Times New Roman"/>
-                <w:lang w:val="en-US"/>
-              </w:rPr>
-            </w:pPr>
-            <w:r>
-              <w:rPr>
-                <w:rFonts w:ascii="Times New Roman" w:hAnsi="Times New Roman" w:cs="Times New Roman"/>
-                <w:lang w:val="en-US"/>
-              </w:rPr>
-              <w:t xml:space="preserve">р/с </w:t>
-            </w:r>
-            <w:proofErr w:type="gramStart"/>
-            <w:r>
-              <w:rPr>
-                <w:rFonts w:ascii="Times New Roman" w:hAnsi="Times New Roman" w:cs="Times New Roman"/>
-                <w:lang w:val="en-US"/>
-              </w:rPr>
-              <w:t xml:space="preserve">{{ </w:t>
-            </w:r>
-            <w:proofErr w:type="spellStart"/>
-            <w:r>
-              <w:rPr>
-                <w:rFonts w:ascii="Times New Roman" w:hAnsi="Times New Roman" w:cs="Times New Roman"/>
-                <w:lang w:val="en-US"/>
-              </w:rPr>
-              <w:t>seller</w:t>
-            </w:r>
-            <w:proofErr w:type="gramEnd"/>
-            <w:r>
-              <w:rPr>
-                <w:rFonts w:ascii="Times New Roman" w:hAnsi="Times New Roman" w:cs="Times New Roman"/>
-                <w:lang w:val="en-US"/>
-              </w:rPr>
-              <w:t>_bank_account</w:t>
-            </w:r>
-            <w:proofErr w:type="spellEnd"/>
-            <w:r>
-              <w:rPr>
-                <w:rFonts w:ascii="Times New Roman" w:hAnsi="Times New Roman" w:cs="Times New Roman"/>
-                <w:lang w:val="en-US"/>
-              </w:rPr>
-              <w:t xml:space="preserve"> }}</w:t>
-            </w:r>
-          </w:p>
-          <w:p>
-            <w:pPr>
-              <w:pStyle w:val="ConsPlusNonformat"/>
-              <w:rPr>
-                <w:rFonts w:ascii="Times New Roman" w:hAnsi="Times New Roman" w:cs="Times New Roman"/>
-                <w:lang w:val="en-US"/>
-              </w:rPr>
-            </w:pPr>
-            <w:proofErr w:type="gramStart"/>
-            <w:r>
-              <w:rPr>
-                <w:rFonts w:ascii="Times New Roman" w:hAnsi="Times New Roman" w:cs="Times New Roman"/>
-                <w:lang w:val="en-US"/>
-              </w:rPr>
-              <w:t xml:space="preserve">{{ </w:t>
-            </w:r>
-            <w:proofErr w:type="spellStart"/>
-            <w:r>
-              <w:rPr>
-                <w:rFonts w:ascii="Times New Roman" w:hAnsi="Times New Roman" w:cs="Times New Roman"/>
-                <w:lang w:val="en-US"/>
-              </w:rPr>
-              <w:t>seller</w:t>
-            </w:r>
-            <w:proofErr w:type="gramEnd"/>
-            <w:r>
-              <w:rPr>
-                <w:rFonts w:ascii="Times New Roman" w:hAnsi="Times New Roman" w:cs="Times New Roman"/>
-                <w:lang w:val="en-US"/>
-              </w:rPr>
-              <w:t>_bank_name</w:t>
-            </w:r>
-            <w:proofErr w:type="spellEnd"/>
-            <w:r>
-              <w:rPr>
-                <w:rFonts w:ascii="Times New Roman" w:hAnsi="Times New Roman" w:cs="Times New Roman"/>
-                <w:lang w:val="en-US"/>
-              </w:rPr>
-              <w:t xml:space="preserve"> }}</w:t>
-            </w:r>
-          </w:p>
-          <w:p>
-            <w:pPr>
-              <w:pStyle w:val="ConsPlusNonformat"/>
-              <w:rPr>
-                <w:rFonts w:ascii="Times New Roman" w:hAnsi="Times New Roman" w:cs="Times New Roman"/>
-                <w:lang w:val="en-US"/>
-              </w:rPr>
-            </w:pPr>
-            <w:r>
-              <w:rPr>
-                <w:rFonts w:ascii="Times New Roman" w:hAnsi="Times New Roman" w:cs="Times New Roman"/>
-                <w:lang w:val="en-US"/>
-              </w:rPr>
-              <w:t xml:space="preserve">БИК </w:t>
-            </w:r>
-            <w:proofErr w:type="gramStart"/>
-            <w:r>
-              <w:rPr>
-                <w:rFonts w:ascii="Times New Roman" w:hAnsi="Times New Roman" w:cs="Times New Roman"/>
-                <w:lang w:val="en-US"/>
-              </w:rPr>
-              <w:t xml:space="preserve">{{ </w:t>
-            </w:r>
-            <w:proofErr w:type="spellStart"/>
-            <w:r>
-              <w:rPr>
-                <w:rFonts w:ascii="Times New Roman" w:hAnsi="Times New Roman" w:cs="Times New Roman"/>
-                <w:lang w:val="en-US"/>
-              </w:rPr>
-              <w:t>seller</w:t>
-            </w:r>
-            <w:proofErr w:type="gramEnd"/>
-            <w:r>
-              <w:rPr>
-                <w:rFonts w:ascii="Times New Roman" w:hAnsi="Times New Roman" w:cs="Times New Roman"/>
-                <w:lang w:val="en-US"/>
-              </w:rPr>
-              <w:t>_bik</w:t>
-            </w:r>
-            <w:proofErr w:type="spellEnd"/>
-            <w:r>
-              <w:rPr>
-                <w:rFonts w:ascii="Times New Roman" w:hAnsi="Times New Roman" w:cs="Times New Roman"/>
-                <w:lang w:val="en-US"/>
-              </w:rPr>
-              <w:t xml:space="preserve"> }} к/с {{ </w:t>
-            </w:r>
-            <w:proofErr w:type="spellStart"/>
-            <w:r>
-              <w:rPr>
-                <w:rFonts w:ascii="Times New Roman" w:hAnsi="Times New Roman" w:cs="Times New Roman"/>
-                <w:lang w:val="en-US"/>
-              </w:rPr>
-              <w:t>seller_corr_account</w:t>
-            </w:r>
-            <w:proofErr w:type="spellEnd"/>
-            <w:r>
-              <w:rPr>
-                <w:rFonts w:ascii="Times New Roman" w:hAnsi="Times New Roman" w:cs="Times New Roman"/>
-                <w:lang w:val="en-US"/>
-              </w:rPr>
-              <w:t xml:space="preserve"> }}</w:t>
+              <w:t>БИК {{ seller_bik }} к/с {{ seller_corr_account }}</w:t>
             </w:r>
           </w:p>
           <w:p>
@@ -11513,23 +8284,7 @@
                 <w:lang w:val="en-US"/>
               </w:rPr>
               <w:lastRenderedPageBreak/>
-              <w:t xml:space="preserve">{% if </w:t>
-            </w:r>
-            <w:proofErr w:type="spellStart"/>
-            <w:r>
-              <w:rPr>
-                <w:rFonts w:ascii="Times New Roman" w:hAnsi="Times New Roman" w:cs="Times New Roman"/>
-                <w:lang w:val="en-US"/>
-              </w:rPr>
-              <w:t>buyer_type</w:t>
-            </w:r>
-            <w:proofErr w:type="spellEnd"/>
-            <w:r>
-              <w:rPr>
-                <w:rFonts w:ascii="Times New Roman" w:hAnsi="Times New Roman" w:cs="Times New Roman"/>
-                <w:lang w:val="en-US"/>
-              </w:rPr>
-              <w:t xml:space="preserve"> </w:t>
+              <w:t xml:space="preserve">{% if buyer_type </w:t>
             </w:r>
             <w:r>
               <w:rPr>
@@ -11538,7 +8293,6 @@
               </w:rPr>
               <w:t>== ‘person’</w:t>
             </w:r>
-            <w:proofErr w:type="gramStart"/>
             <w:r>
               <w:rPr>
                 <w:rFonts w:ascii="Times New Roman" w:hAnsi="Times New Roman" w:cs="Times New Roman"/>
@@ -11553,9 +8307,15 @@
                 <w:bCs/>
                 <w:lang w:val="en-US"/>
               </w:rPr>
-              <w:t>{</w:t>
-            </w:r>
-            <w:proofErr w:type="gramEnd"/>
+              <w:t>{{ buyer_last_name }} {{ buyer_first_name }} {{ buyer_middle_name }}</w:t>
+            </w:r>
+            <w:r>
+              <w:rPr>
+                <w:rFonts w:ascii="Times New Roman" w:hAnsi="Times New Roman" w:cs="Times New Roman"/>
+                <w:lang w:val="en-US"/>
+              </w:rPr>
+              <w:t>,</w:t>
+            </w:r>
             <w:r>
               <w:rPr>
                 <w:rFonts w:ascii="Times New Roman" w:hAnsi="Times New Roman" w:cs="Times New Roman"/>
@@ -11563,9 +8323,79 @@
                 <w:bCs/>
                 <w:lang w:val="en-US"/>
               </w:rPr>
-              <w:t xml:space="preserve">{ </w:t>
-            </w:r>
-            <w:proofErr w:type="spellStart"/>
+              <w:t xml:space="preserve"> </w:t>
+            </w:r>
+            <w:r>
+              <w:rPr>
+                <w:rFonts w:ascii="Times New Roman" w:hAnsi="Times New Roman" w:cs="Times New Roman"/>
+                <w:lang w:val="en-US"/>
+              </w:rPr>
+              <w:t>{{ buyer_birth_date }} г.р.</w:t>
+            </w:r>
+          </w:p>
+          <w:p>
+            <w:pPr>
+              <w:pStyle w:val="ConsPlusNonformat"/>
+              <w:rPr>
+                <w:rFonts w:ascii="Times New Roman" w:hAnsi="Times New Roman" w:cs="Times New Roman"/>
+                <w:lang w:val="en-US"/>
+              </w:rPr>
+            </w:pPr>
+            <w:r>
+              <w:rPr>
+                <w:rFonts w:ascii="Times New Roman" w:hAnsi="Times New Roman" w:cs="Times New Roman"/>
+                <w:lang w:val="en-US"/>
+              </w:rPr>
+              <w:t>Паспорт РФ {{ buyer_licence_number }} выдан {{ buyer_issue_date }} {{ buyer_issue_organization }}</w:t>
+            </w:r>
+          </w:p>
+          <w:p>
+            <w:pPr>
+              <w:pStyle w:val="ConsPlusNonformat"/>
+              <w:rPr>
+                <w:rFonts w:ascii="Times New Roman" w:hAnsi="Times New Roman" w:cs="Times New Roman"/>
+                <w:lang w:val="en-US"/>
+              </w:rPr>
+            </w:pPr>
+            <w:r>
+              <w:rPr>
+                <w:rFonts w:ascii="Times New Roman" w:hAnsi="Times New Roman" w:cs="Times New Roman"/>
+                <w:lang w:val="en-US"/>
+              </w:rPr>
+              <w:t>Зарегистрирован: {{ buyer_full_address }}</w:t>
+            </w:r>
+          </w:p>
+          <w:p>
+            <w:pPr>
+              <w:pStyle w:val="ConsPlusNonformat"/>
+              <w:rPr>
+                <w:rFonts w:ascii="Times New Roman" w:hAnsi="Times New Roman" w:cs="Times New Roman"/>
+                <w:lang w:val="en-US"/>
+              </w:rPr>
+            </w:pPr>
+            <w:r>
+              <w:rPr>
+                <w:rFonts w:ascii="Times New Roman" w:hAnsi="Times New Roman" w:cs="Times New Roman"/>
+                <w:lang w:val="en-US"/>
+              </w:rPr>
+              <w:t>ИНН: {{ buyer_inn }}</w:t>
+            </w:r>
+          </w:p>
+          <w:p>
+            <w:pPr>
+              <w:pStyle w:val="ConsPlusNonformat"/>
+              <w:rPr>
+                <w:rFonts w:ascii="Times New Roman" w:hAnsi="Times New Roman" w:cs="Times New Roman"/>
+                <w:lang w:val="en-US"/>
+              </w:rPr>
+            </w:pPr>
+            <w:r>
+              <w:rPr>
+                <w:rFonts w:ascii="Times New Roman" w:hAnsi="Times New Roman" w:cs="Times New Roman"/>
+                <w:lang w:val="en-US"/>
+              </w:rPr>
+              <w:t>{% elif buyer_type in ["external_company", "internal_company"] %}</w:t>
+            </w:r>
             <w:r>
               <w:rPr>
                 <w:rFonts w:ascii="Times New Roman" w:hAnsi="Times New Roman" w:cs="Times New Roman"/>
@@ -11573,112 +8403,7 @@
                 <w:bCs/>
                 <w:lang w:val="en-US"/>
               </w:rPr>
-              <w:t>buyer_last_name</w:t>
-            </w:r>
-            <w:proofErr w:type="spellEnd"/>
-            <w:r>
-              <w:rPr>
-                <w:rFonts w:ascii="Times New Roman" w:hAnsi="Times New Roman" w:cs="Times New Roman"/>
-                <w:b/>
-                <w:bCs/>
-                <w:lang w:val="en-US"/>
-              </w:rPr>
-              <w:t xml:space="preserve"> }} {{ </w:t>
-            </w:r>
-            <w:proofErr w:type="spellStart"/>
-            <w:r>
-              <w:rPr>
-                <w:rFonts w:ascii="Times New Roman" w:hAnsi="Times New Roman" w:cs="Times New Roman"/>
-                <w:b/>
-                <w:bCs/>
-                <w:lang w:val="en-US"/>
-              </w:rPr>
-              <w:t>buyer_first_name</w:t>
-            </w:r>
-            <w:proofErr w:type="spellEnd"/>
-            <w:r>
-              <w:rPr>
-                <w:rFonts w:ascii="Times New Roman" w:hAnsi="Times New Roman" w:cs="Times New Roman"/>
-                <w:b/>
-                <w:bCs/>
-                <w:lang w:val="en-US"/>
-              </w:rPr>
-              <w:t xml:space="preserve"> }} {{ </w:t>
-            </w:r>
-            <w:proofErr w:type="spellStart"/>
-            <w:r>
-              <w:rPr>
-                <w:rFonts w:ascii="Times New Roman" w:hAnsi="Times New Roman" w:cs="Times New Roman"/>
-                <w:b/>
-                <w:bCs/>
-                <w:lang w:val="en-US"/>
-              </w:rPr>
-              <w:t>buyer_middle_name</w:t>
-            </w:r>
-            <w:proofErr w:type="spellEnd"/>
-            <w:r>
-              <w:rPr>
-                <w:rFonts w:ascii="Times New Roman" w:hAnsi="Times New Roman" w:cs="Times New Roman"/>
-                <w:b/>
-                <w:bCs/>
-                <w:lang w:val="en-US"/>
-              </w:rPr>
-              <w:t xml:space="preserve"> }}</w:t>
-            </w:r>
-            <w:r>
-              <w:rPr>
-                <w:rFonts w:ascii="Times New Roman" w:hAnsi="Times New Roman" w:cs="Times New Roman"/>
-                <w:lang w:val="en-US"/>
-              </w:rPr>
-              <w:t>,</w:t>
-            </w:r>
-            <w:r>
-              <w:rPr>
-                <w:rFonts w:ascii="Times New Roman" w:hAnsi="Times New Roman" w:cs="Times New Roman"/>
-                <w:b/>
-                <w:bCs/>
-                <w:lang w:val="en-US"/>
-              </w:rPr>
-              <w:t xml:space="preserve"> </w:t>
-            </w:r>
-            <w:r>
-              <w:rPr>
-                <w:rFonts w:ascii="Times New Roman" w:hAnsi="Times New Roman" w:cs="Times New Roman"/>
-                <w:lang w:val="en-US"/>
-              </w:rPr>
-              <w:t xml:space="preserve">{{ </w:t>
-            </w:r>
-            <w:proofErr w:type="spellStart"/>
-            <w:r>
-              <w:rPr>
-                <w:rFonts w:ascii="Times New Roman" w:hAnsi="Times New Roman" w:cs="Times New Roman"/>
-                <w:lang w:val="en-US"/>
-              </w:rPr>
-              <w:t>buyer_birth_date</w:t>
-            </w:r>
-            <w:proofErr w:type="spellEnd"/>
-            <w:r>
-              <w:rPr>
-                <w:rFonts w:ascii="Times New Roman" w:hAnsi="Times New Roman" w:cs="Times New Roman"/>
-                <w:lang w:val="en-US"/>
-              </w:rPr>
-              <w:t xml:space="preserve"> }} </w:t>
-            </w:r>
-            <w:proofErr w:type="spellStart"/>
-            <w:r>
-              <w:rPr>
-                <w:rFonts w:ascii="Times New Roman" w:hAnsi="Times New Roman" w:cs="Times New Roman"/>
-                <w:lang w:val="en-US"/>
-              </w:rPr>
-              <w:t>г.р</w:t>
-            </w:r>
-            <w:proofErr w:type="spellEnd"/>
-            <w:r>
-              <w:rPr>
-                <w:rFonts w:ascii="Times New Roman" w:hAnsi="Times New Roman" w:cs="Times New Roman"/>
-                <w:lang w:val="en-US"/>
-              </w:rPr>
-              <w:t>.</w:t>
+              <w:t>{{ buyer_name }}</w:t>
             </w:r>
           </w:p>
           <w:p>
@@ -11689,101 +8414,12 @@
                 <w:lang w:val="en-US"/>
               </w:rPr>
             </w:pPr>
-            <w:proofErr w:type="spellStart"/>
-            <w:r>
-              <w:rPr>
-                <w:rFonts w:ascii="Times New Roman" w:hAnsi="Times New Roman" w:cs="Times New Roman"/>
-                <w:lang w:val="en-US"/>
-              </w:rPr>
-              <w:t>Паспорт</w:t>
-            </w:r>
-            <w:proofErr w:type="spellEnd"/>
-            <w:r>
-              <w:rPr>
-                <w:rFonts w:ascii="Times New Roman" w:hAnsi="Times New Roman" w:cs="Times New Roman"/>
-                <w:lang w:val="en-US"/>
-              </w:rPr>
-              <w:t xml:space="preserve"> РФ </w:t>
-            </w:r>
-            <w:proofErr w:type="gramStart"/>
-            <w:r>
-              <w:rPr>
-                <w:rFonts w:ascii="Times New Roman" w:hAnsi="Times New Roman" w:cs="Times New Roman"/>
-                <w:lang w:val="en-US"/>
-              </w:rPr>
-              <w:t xml:space="preserve">{{ </w:t>
-            </w:r>
-            <w:proofErr w:type="spellStart"/>
-            <w:r>
-              <w:rPr>
-                <w:rFonts w:ascii="Times New Roman" w:hAnsi="Times New Roman" w:cs="Times New Roman"/>
-                <w:lang w:val="en-US"/>
-              </w:rPr>
-              <w:t>buyer</w:t>
-            </w:r>
-            <w:proofErr w:type="gramEnd"/>
-            <w:r>
-              <w:rPr>
-                <w:rFonts w:ascii="Times New Roman" w:hAnsi="Times New Roman" w:cs="Times New Roman"/>
-                <w:lang w:val="en-US"/>
-              </w:rPr>
-              <w:t>_licence_number</w:t>
-            </w:r>
-            <w:proofErr w:type="spellEnd"/>
-            <w:r>
-              <w:rPr>
-                <w:rFonts w:ascii="Times New Roman" w:hAnsi="Times New Roman" w:cs="Times New Roman"/>
-                <w:lang w:val="en-US"/>
-              </w:rPr>
-              <w:t xml:space="preserve"> }} </w:t>
-            </w:r>
-            <w:proofErr w:type="spellStart"/>
-            <w:r>
-              <w:rPr>
-                <w:rFonts w:ascii="Times New Roman" w:hAnsi="Times New Roman" w:cs="Times New Roman"/>
-                <w:lang w:val="en-US"/>
-              </w:rPr>
-              <w:t>выдан</w:t>
-            </w:r>
-            <w:proofErr w:type="spellEnd"/>
-            <w:r>
-              <w:rPr>
-                <w:rFonts w:ascii="Times New Roman" w:hAnsi="Times New Roman" w:cs="Times New Roman"/>
-                <w:lang w:val="en-US"/>
-              </w:rPr>
-              <w:t xml:space="preserve"> {{ </w:t>
-            </w:r>
-            <w:proofErr w:type="spellStart"/>
-            <w:r>
-              <w:rPr>
-                <w:rFonts w:ascii="Times New Roman" w:hAnsi="Times New Roman" w:cs="Times New Roman"/>
-                <w:lang w:val="en-US"/>
-              </w:rPr>
-              <w:t>buyer_issue_date</w:t>
-            </w:r>
-            <w:proofErr w:type="spellEnd"/>
-            <w:r>
-              <w:rPr>
-                <w:rFonts w:ascii="Times New Roman" w:hAnsi="Times New Roman" w:cs="Times New Roman"/>
-                <w:lang w:val="en-US"/>
-              </w:rPr>
-              <w:t xml:space="preserve"> }} {{ </w:t>
-            </w:r>
-            <w:proofErr w:type="spellStart"/>
-            <w:r>
-              <w:rPr>
-                <w:rFonts w:ascii="Times New Roman" w:hAnsi="Times New Roman" w:cs="Times New Roman"/>
-                <w:lang w:val="en-US"/>
-              </w:rPr>
-              <w:t>buyer_issue_organization</w:t>
-            </w:r>
-            <w:proofErr w:type="spellEnd"/>
-            <w:r>
-              <w:rPr>
-                <w:rFonts w:ascii="Times New Roman" w:hAnsi="Times New Roman" w:cs="Times New Roman"/>
-                <w:lang w:val="en-US"/>
-              </w:rPr>
-              <w:t xml:space="preserve"> }}</w:t>
+            <w:r>
+              <w:rPr>
+                <w:rFonts w:ascii="Times New Roman" w:hAnsi="Times New Roman" w:cs="Times New Roman"/>
+                <w:lang w:val="en-US"/>
+              </w:rPr>
+              <w:t>Юр. адрес: {{ buyer_legal_address }}</w:t>
             </w:r>
           </w:p>
           <w:p>
@@ -11794,53 +8430,12 @@
                 <w:lang w:val="en-US"/>
               </w:rPr>
             </w:pPr>
-            <w:proofErr w:type="spellStart"/>
-            <w:r>
-              <w:rPr>
-                <w:rFonts w:ascii="Times New Roman" w:hAnsi="Times New Roman" w:cs="Times New Roman"/>
-                <w:lang w:val="en-US"/>
-              </w:rPr>
-              <w:t>Зарегистрирован</w:t>
-            </w:r>
-            <w:proofErr w:type="spellEnd"/>
-            <w:r>
-              <w:rPr>
-                <w:rFonts w:ascii="Times New Roman" w:hAnsi="Times New Roman" w:cs="Times New Roman"/>
-                <w:lang w:val="en-US"/>
-              </w:rPr>
-              <w:t xml:space="preserve">: </w:t>
-            </w:r>
-            <w:proofErr w:type="gramStart"/>
-            <w:r>
-              <w:rPr>
-                <w:rFonts w:ascii="Times New Roman" w:hAnsi="Times New Roman" w:cs="Times New Roman"/>
-                <w:lang w:val="en-US"/>
-              </w:rPr>
-              <w:t xml:space="preserve">{{ </w:t>
-            </w:r>
-            <w:proofErr w:type="spellStart"/>
-            <w:r>
-              <w:rPr>
-                <w:rFonts w:ascii="Times New Roman" w:hAnsi="Times New Roman" w:cs="Times New Roman"/>
-                <w:lang w:val="en-US"/>
-              </w:rPr>
-              <w:t>buyer</w:t>
-            </w:r>
-            <w:proofErr w:type="gramEnd"/>
-            <w:r>
-              <w:rPr>
-                <w:rFonts w:ascii="Times New Roman" w:hAnsi="Times New Roman" w:cs="Times New Roman"/>
-                <w:lang w:val="en-US"/>
-              </w:rPr>
-              <w:t>_full_address</w:t>
-            </w:r>
-            <w:proofErr w:type="spellEnd"/>
-            <w:r>
-              <w:rPr>
-                <w:rFonts w:ascii="Times New Roman" w:hAnsi="Times New Roman" w:cs="Times New Roman"/>
-                <w:lang w:val="en-US"/>
-              </w:rPr>
-              <w:t xml:space="preserve"> }}</w:t>
+            <w:r>
+              <w:rPr>
+                <w:rFonts w:ascii="Times New Roman" w:hAnsi="Times New Roman" w:cs="Times New Roman"/>
+                <w:lang w:val="en-US"/>
+              </w:rPr>
+              <w:t>эл. почта: {{ buyer_email }}</w:t>
             </w:r>
           </w:p>
           <w:p>
@@ -11856,39 +8451,7 @@
                 <w:rFonts w:ascii="Times New Roman" w:hAnsi="Times New Roman" w:cs="Times New Roman"/>
                 <w:lang w:val="en-US"/>
               </w:rPr>
-              <w:t xml:space="preserve">ИНН: </w:t>
-            </w:r>
-            <w:proofErr w:type="gramStart"/>
-            <w:r>
-              <w:rPr>
-                <w:rFonts w:ascii="Times New Roman" w:hAnsi="Times New Roman" w:cs="Times New Roman"/>
-                <w:lang w:val="en-US"/>
-              </w:rPr>
-              <w:t xml:space="preserve">{{ </w:t>
-            </w:r>
-            <w:proofErr w:type="spellStart"/>
-            <w:r>
-              <w:rPr>
-                <w:rFonts w:ascii="Times New Roman" w:hAnsi="Times New Roman" w:cs="Times New Roman"/>
-                <w:lang w:val="en-US"/>
-              </w:rPr>
-              <w:t>buyer</w:t>
-            </w:r>
-            <w:proofErr w:type="gramEnd"/>
-            <w:r>
-              <w:rPr>
-                <w:rFonts w:ascii="Times New Roman" w:hAnsi="Times New Roman" w:cs="Times New Roman"/>
-                <w:lang w:val="en-US"/>
-              </w:rPr>
-              <w:t>_inn</w:t>
-            </w:r>
-            <w:proofErr w:type="spellEnd"/>
-            <w:r>
-              <w:rPr>
-                <w:rFonts w:ascii="Times New Roman" w:hAnsi="Times New Roman" w:cs="Times New Roman"/>
-                <w:lang w:val="en-US"/>
-              </w:rPr>
-              <w:t xml:space="preserve"> }}</w:t>
+              <w:t>тел: {{ buyer_phone }}</w:t>
             </w:r>
           </w:p>
           <w:p>
@@ -11904,118 +8467,8 @@
                 <w:rFonts w:ascii="Times New Roman" w:hAnsi="Times New Roman" w:cs="Times New Roman"/>
                 <w:lang w:val="en-US"/>
               </w:rPr>
-              <w:t xml:space="preserve">{% </w:t>
-            </w:r>
-            <w:proofErr w:type="spellStart"/>
-            <w:r>
-              <w:rPr>
-                <w:rFonts w:ascii="Times New Roman" w:hAnsi="Times New Roman" w:cs="Times New Roman"/>
-                <w:lang w:val="en-US"/>
-              </w:rPr>
-              <w:t>elif</w:t>
-            </w:r>
-            <w:proofErr w:type="spellEnd"/>
-            <w:r>
-              <w:rPr>
-                <w:rFonts w:ascii="Times New Roman" w:hAnsi="Times New Roman" w:cs="Times New Roman"/>
-                <w:lang w:val="en-US"/>
-              </w:rPr>
-              <w:t xml:space="preserve"> </w:t>
-            </w:r>
-            <w:proofErr w:type="spellStart"/>
-            <w:r>
-              <w:rPr>
-                <w:rFonts w:ascii="Times New Roman" w:hAnsi="Times New Roman" w:cs="Times New Roman"/>
-                <w:lang w:val="en-US"/>
-              </w:rPr>
-              <w:t>buyer_type</w:t>
-            </w:r>
-            <w:proofErr w:type="spellEnd"/>
-            <w:r>
-              <w:rPr>
-                <w:rFonts w:ascii="Times New Roman" w:hAnsi="Times New Roman" w:cs="Times New Roman"/>
-                <w:lang w:val="en-US"/>
-              </w:rPr>
-              <w:t xml:space="preserve"> in ["</w:t>
-            </w:r>
-            <w:proofErr w:type="spellStart"/>
-            <w:r>
-              <w:rPr>
-                <w:rFonts w:ascii="Times New Roman" w:hAnsi="Times New Roman" w:cs="Times New Roman"/>
-                <w:lang w:val="en-US"/>
-              </w:rPr>
-              <w:t>external_company</w:t>
-            </w:r>
-            <w:proofErr w:type="spellEnd"/>
-            <w:r>
-              <w:rPr>
-                <w:rFonts w:ascii="Times New Roman" w:hAnsi="Times New Roman" w:cs="Times New Roman"/>
-                <w:lang w:val="en-US"/>
-              </w:rPr>
-              <w:t>", "</w:t>
-            </w:r>
-            <w:proofErr w:type="spellStart"/>
-            <w:r>
-              <w:rPr>
-                <w:rFonts w:ascii="Times New Roman" w:hAnsi="Times New Roman" w:cs="Times New Roman"/>
-                <w:lang w:val="en-US"/>
-              </w:rPr>
-              <w:t>internal_company</w:t>
-            </w:r>
-            <w:proofErr w:type="spellEnd"/>
-            <w:r>
-              <w:rPr>
-                <w:rFonts w:ascii="Times New Roman" w:hAnsi="Times New Roman" w:cs="Times New Roman"/>
-                <w:lang w:val="en-US"/>
-              </w:rPr>
-              <w:t xml:space="preserve">"] </w:t>
-            </w:r>
-            <w:proofErr w:type="gramStart"/>
-            <w:r>
-              <w:rPr>
-                <w:rFonts w:ascii="Times New Roman" w:hAnsi="Times New Roman" w:cs="Times New Roman"/>
-                <w:lang w:val="en-US"/>
-              </w:rPr>
-              <w:t>%}</w:t>
-            </w:r>
-            <w:r>
-              <w:rPr>
-                <w:rFonts w:ascii="Times New Roman" w:hAnsi="Times New Roman" w:cs="Times New Roman"/>
-                <w:b/>
-                <w:bCs/>
-                <w:lang w:val="en-US"/>
-              </w:rPr>
-              <w:t>{</w:t>
-            </w:r>
-            <w:proofErr w:type="gramEnd"/>
-            <w:r>
-              <w:rPr>
-                <w:rFonts w:ascii="Times New Roman" w:hAnsi="Times New Roman" w:cs="Times New Roman"/>
-                <w:b/>
-                <w:bCs/>
-                <w:lang w:val="en-US"/>
-              </w:rPr>
-              <w:t xml:space="preserve">{ </w:t>
-            </w:r>
-            <w:proofErr w:type="spellStart"/>
-            <w:r>
-              <w:rPr>
-                <w:rFonts w:ascii="Times New Roman" w:hAnsi="Times New Roman" w:cs="Times New Roman"/>
-                <w:b/>
-                <w:bCs/>
-                <w:lang w:val="en-US"/>
-              </w:rPr>
-              <w:t>buyer_name</w:t>
-            </w:r>
-            <w:proofErr w:type="spellEnd"/>
-            <w:r>
-              <w:rPr>
-                <w:rFonts w:ascii="Times New Roman" w:hAnsi="Times New Roman" w:cs="Times New Roman"/>
-                <w:b/>
-                <w:bCs/>
-                <w:lang w:val="en-US"/>
-              </w:rPr>
-              <w:t xml:space="preserve"> }}</w:t>
+              <w:lastRenderedPageBreak/>
+              <w:t>ОГРН {{ buyer_ogrn }}</w:t>
             </w:r>
           </w:p>
           <w:p>
@@ -12026,69 +8479,12 @@
                 <w:lang w:val="en-US"/>
               </w:rPr>
             </w:pPr>
-            <w:proofErr w:type="spellStart"/>
-            <w:r>
-              <w:rPr>
-                <w:rFonts w:ascii="Times New Roman" w:hAnsi="Times New Roman" w:cs="Times New Roman"/>
-                <w:lang w:val="en-US"/>
-              </w:rPr>
-              <w:t>Юр</w:t>
-            </w:r>
-            <w:proofErr w:type="spellEnd"/>
-            <w:r>
-              <w:rPr>
-                <w:rFonts w:ascii="Times New Roman" w:hAnsi="Times New Roman" w:cs="Times New Roman"/>
-                <w:lang w:val="en-US"/>
-              </w:rPr>
-              <w:t xml:space="preserve">. </w:t>
-            </w:r>
-            <w:proofErr w:type="spellStart"/>
-            <w:r>
-              <w:rPr>
-                <w:rFonts w:ascii="Times New Roman" w:hAnsi="Times New Roman" w:cs="Times New Roman"/>
-                <w:lang w:val="en-US"/>
-              </w:rPr>
-              <w:t>адрес</w:t>
-            </w:r>
-            <w:proofErr w:type="spellEnd"/>
-            <w:r>
-              <w:rPr>
-                <w:rFonts w:ascii="Times New Roman" w:hAnsi="Times New Roman" w:cs="Times New Roman"/>
-                <w:lang w:val="en-US"/>
-              </w:rPr>
-              <w:t xml:space="preserve">: </w:t>
-            </w:r>
-            <w:proofErr w:type="gramStart"/>
-            <w:r>
-              <w:rPr>
-                <w:rFonts w:ascii="Times New Roman" w:hAnsi="Times New Roman" w:cs="Times New Roman"/>
-                <w:lang w:val="en-US"/>
-              </w:rPr>
-              <w:t xml:space="preserve">{{ </w:t>
-            </w:r>
-            <w:proofErr w:type="spellStart"/>
-            <w:r>
-              <w:rPr>
-                <w:rFonts w:ascii="Times New Roman" w:hAnsi="Times New Roman" w:cs="Times New Roman"/>
-                <w:lang w:val="en-US"/>
-              </w:rPr>
-              <w:t>buyer</w:t>
-            </w:r>
-            <w:proofErr w:type="gramEnd"/>
-            <w:r>
-              <w:rPr>
-                <w:rFonts w:ascii="Times New Roman" w:hAnsi="Times New Roman" w:cs="Times New Roman"/>
-                <w:lang w:val="en-US"/>
-              </w:rPr>
-              <w:t>_legal_address</w:t>
-            </w:r>
-            <w:proofErr w:type="spellEnd"/>
-            <w:r>
-              <w:rPr>
-                <w:rFonts w:ascii="Times New Roman" w:hAnsi="Times New Roman" w:cs="Times New Roman"/>
-                <w:lang w:val="en-US"/>
-              </w:rPr>
-              <w:t xml:space="preserve"> }}</w:t>
+            <w:r>
+              <w:rPr>
+                <w:rFonts w:ascii="Times New Roman" w:hAnsi="Times New Roman" w:cs="Times New Roman"/>
+                <w:lang w:val="en-US"/>
+              </w:rPr>
+              <w:t>ИНН {{ buyer_inn }} КПП {{ buyer_kpp }}</w:t>
             </w:r>
           </w:p>
           <w:p>
@@ -12099,69 +8495,12 @@
                 <w:lang w:val="en-US"/>
               </w:rPr>
             </w:pPr>
-            <w:proofErr w:type="spellStart"/>
-            <w:r>
-              <w:rPr>
-                <w:rFonts w:ascii="Times New Roman" w:hAnsi="Times New Roman" w:cs="Times New Roman"/>
-                <w:lang w:val="en-US"/>
-              </w:rPr>
-              <w:t>эл</w:t>
-            </w:r>
-            <w:proofErr w:type="spellEnd"/>
-            <w:r>
-              <w:rPr>
-                <w:rFonts w:ascii="Times New Roman" w:hAnsi="Times New Roman" w:cs="Times New Roman"/>
-                <w:lang w:val="en-US"/>
-              </w:rPr>
-              <w:t xml:space="preserve">. </w:t>
-            </w:r>
-            <w:proofErr w:type="spellStart"/>
-            <w:r>
-              <w:rPr>
-                <w:rFonts w:ascii="Times New Roman" w:hAnsi="Times New Roman" w:cs="Times New Roman"/>
-                <w:lang w:val="en-US"/>
-              </w:rPr>
-              <w:t>почта</w:t>
-            </w:r>
-            <w:proofErr w:type="spellEnd"/>
-            <w:r>
-              <w:rPr>
-                <w:rFonts w:ascii="Times New Roman" w:hAnsi="Times New Roman" w:cs="Times New Roman"/>
-                <w:lang w:val="en-US"/>
-              </w:rPr>
-              <w:t xml:space="preserve">: </w:t>
-            </w:r>
-            <w:proofErr w:type="gramStart"/>
-            <w:r>
-              <w:rPr>
-                <w:rFonts w:ascii="Times New Roman" w:hAnsi="Times New Roman" w:cs="Times New Roman"/>
-                <w:lang w:val="en-US"/>
-              </w:rPr>
-              <w:t xml:space="preserve">{{ </w:t>
-            </w:r>
-            <w:proofErr w:type="spellStart"/>
-            <w:r>
-              <w:rPr>
-                <w:rFonts w:ascii="Times New Roman" w:hAnsi="Times New Roman" w:cs="Times New Roman"/>
-                <w:lang w:val="en-US"/>
-              </w:rPr>
-              <w:t>buyer</w:t>
-            </w:r>
-            <w:proofErr w:type="gramEnd"/>
-            <w:r>
-              <w:rPr>
-                <w:rFonts w:ascii="Times New Roman" w:hAnsi="Times New Roman" w:cs="Times New Roman"/>
-                <w:lang w:val="en-US"/>
-              </w:rPr>
-              <w:t>_email</w:t>
-            </w:r>
-            <w:proofErr w:type="spellEnd"/>
-            <w:r>
-              <w:rPr>
-                <w:rFonts w:ascii="Times New Roman" w:hAnsi="Times New Roman" w:cs="Times New Roman"/>
-                <w:lang w:val="en-US"/>
-              </w:rPr>
-              <w:t xml:space="preserve"> }}</w:t>
+            <w:r>
+              <w:rPr>
+                <w:rFonts w:ascii="Times New Roman" w:hAnsi="Times New Roman" w:cs="Times New Roman"/>
+                <w:lang w:val="en-US"/>
+              </w:rPr>
+              <w:t>р/с {{ buyer_bank_account }}</w:t>
             </w:r>
           </w:p>
           <w:p>
@@ -12172,53 +8511,12 @@
                 <w:lang w:val="en-US"/>
               </w:rPr>
             </w:pPr>
-            <w:proofErr w:type="spellStart"/>
-            <w:r>
-              <w:rPr>
-                <w:rFonts w:ascii="Times New Roman" w:hAnsi="Times New Roman" w:cs="Times New Roman"/>
-                <w:lang w:val="en-US"/>
-              </w:rPr>
-              <w:t>тел</w:t>
-            </w:r>
-            <w:proofErr w:type="spellEnd"/>
-            <w:r>
-              <w:rPr>
-                <w:rFonts w:ascii="Times New Roman" w:hAnsi="Times New Roman" w:cs="Times New Roman"/>
-                <w:lang w:val="en-US"/>
-              </w:rPr>
-              <w:t xml:space="preserve">: </w:t>
-            </w:r>
-            <w:proofErr w:type="gramStart"/>
-            <w:r>
-              <w:rPr>
-                <w:rFonts w:ascii="Times New Roman" w:hAnsi="Times New Roman" w:cs="Times New Roman"/>
-                <w:lang w:val="en-US"/>
-              </w:rPr>
-              <w:t xml:space="preserve">{{ </w:t>
-            </w:r>
-            <w:proofErr w:type="spellStart"/>
-            <w:r>
-              <w:rPr>
-                <w:rFonts w:ascii="Times New Roman" w:hAnsi="Times New Roman" w:cs="Times New Roman"/>
-                <w:lang w:val="en-US"/>
-              </w:rPr>
-              <w:t>buyer</w:t>
-            </w:r>
-            <w:proofErr w:type="gramEnd"/>
-            <w:r>
-              <w:rPr>
-                <w:rFonts w:ascii="Times New Roman" w:hAnsi="Times New Roman" w:cs="Times New Roman"/>
-                <w:lang w:val="en-US"/>
-              </w:rPr>
-              <w:t>_phone</w:t>
-            </w:r>
-            <w:proofErr w:type="spellEnd"/>
-            <w:r>
-              <w:rPr>
-                <w:rFonts w:ascii="Times New Roman" w:hAnsi="Times New Roman" w:cs="Times New Roman"/>
-                <w:lang w:val="en-US"/>
-              </w:rPr>
-              <w:t xml:space="preserve"> }}</w:t>
+            <w:r>
+              <w:rPr>
+                <w:rFonts w:ascii="Times New Roman" w:hAnsi="Times New Roman" w:cs="Times New Roman"/>
+                <w:lang w:val="en-US"/>
+              </w:rPr>
+              <w:t>{{ buyer_bank_name }}</w:t>
             </w:r>
           </w:p>
           <w:p>
@@ -12234,257 +8532,7 @@
                 <w:rFonts w:ascii="Times New Roman" w:hAnsi="Times New Roman" w:cs="Times New Roman"/>
                 <w:lang w:val="en-US"/>
               </w:rPr>
-              <w:lastRenderedPageBreak/>
-              <w:t xml:space="preserve">ОГРН </w:t>
-            </w:r>
-            <w:proofErr w:type="gramStart"/>
-            <w:r>
-              <w:rPr>
-                <w:rFonts w:ascii="Times New Roman" w:hAnsi="Times New Roman" w:cs="Times New Roman"/>
-                <w:lang w:val="en-US"/>
-              </w:rPr>
-              <w:t xml:space="preserve">{{ </w:t>
-            </w:r>
-            <w:proofErr w:type="spellStart"/>
-            <w:r>
-              <w:rPr>
-                <w:rFonts w:ascii="Times New Roman" w:hAnsi="Times New Roman" w:cs="Times New Roman"/>
-                <w:lang w:val="en-US"/>
-              </w:rPr>
-              <w:t>buyer</w:t>
-            </w:r>
-            <w:proofErr w:type="gramEnd"/>
-            <w:r>
-              <w:rPr>
-                <w:rFonts w:ascii="Times New Roman" w:hAnsi="Times New Roman" w:cs="Times New Roman"/>
-                <w:lang w:val="en-US"/>
-              </w:rPr>
-              <w:t>_ogrn</w:t>
-            </w:r>
-            <w:proofErr w:type="spellEnd"/>
-            <w:r>
-              <w:rPr>
-                <w:rFonts w:ascii="Times New Roman" w:hAnsi="Times New Roman" w:cs="Times New Roman"/>
-                <w:lang w:val="en-US"/>
-              </w:rPr>
-              <w:t xml:space="preserve"> }}</w:t>
-            </w:r>
-          </w:p>
-          <w:p>
-            <w:pPr>
-              <w:pStyle w:val="ConsPlusNonformat"/>
-              <w:rPr>
-                <w:rFonts w:ascii="Times New Roman" w:hAnsi="Times New Roman" w:cs="Times New Roman"/>
-                <w:lang w:val="en-US"/>
-              </w:rPr>
-            </w:pPr>
-            <w:r>
-              <w:rPr>
-                <w:rFonts w:ascii="Times New Roman" w:hAnsi="Times New Roman" w:cs="Times New Roman"/>
-                <w:lang w:val="en-US"/>
-              </w:rPr>
-              <w:t xml:space="preserve">ИНН </w:t>
-            </w:r>
-            <w:proofErr w:type="gramStart"/>
-            <w:r>
-              <w:rPr>
-                <w:rFonts w:ascii="Times New Roman" w:hAnsi="Times New Roman" w:cs="Times New Roman"/>
-                <w:lang w:val="en-US"/>
-              </w:rPr>
-              <w:t xml:space="preserve">{{ </w:t>
-            </w:r>
-            <w:proofErr w:type="spellStart"/>
-            <w:r>
-              <w:rPr>
-                <w:rFonts w:ascii="Times New Roman" w:hAnsi="Times New Roman" w:cs="Times New Roman"/>
-                <w:lang w:val="en-US"/>
-              </w:rPr>
-              <w:t>buyer</w:t>
-            </w:r>
-            <w:proofErr w:type="gramEnd"/>
-            <w:r>
-              <w:rPr>
-                <w:rFonts w:ascii="Times New Roman" w:hAnsi="Times New Roman" w:cs="Times New Roman"/>
-                <w:lang w:val="en-US"/>
-              </w:rPr>
-              <w:t>_inn</w:t>
-            </w:r>
-            <w:proofErr w:type="spellEnd"/>
-            <w:r>
-              <w:rPr>
-                <w:rFonts w:ascii="Times New Roman" w:hAnsi="Times New Roman" w:cs="Times New Roman"/>
-                <w:lang w:val="en-US"/>
-              </w:rPr>
-              <w:t xml:space="preserve"> }} КПП {{ </w:t>
-            </w:r>
-            <w:proofErr w:type="spellStart"/>
-            <w:r>
-              <w:rPr>
-                <w:rFonts w:ascii="Times New Roman" w:hAnsi="Times New Roman" w:cs="Times New Roman"/>
-                <w:lang w:val="en-US"/>
-              </w:rPr>
-              <w:t>buyer_kpp</w:t>
-            </w:r>
-            <w:proofErr w:type="spellEnd"/>
-            <w:r>
-              <w:rPr>
-                <w:rFonts w:ascii="Times New Roman" w:hAnsi="Times New Roman" w:cs="Times New Roman"/>
-                <w:lang w:val="en-US"/>
-              </w:rPr>
-              <w:t xml:space="preserve"> }}</w:t>
-            </w:r>
-          </w:p>
-          <w:p>
-            <w:pPr>
-              <w:pStyle w:val="ConsPlusNonformat"/>
-              <w:rPr>
-                <w:rFonts w:ascii="Times New Roman" w:hAnsi="Times New Roman" w:cs="Times New Roman"/>
-                <w:lang w:val="en-US"/>
-              </w:rPr>
-            </w:pPr>
-            <w:r>
-              <w:rPr>
-                <w:rFonts w:ascii="Times New Roman" w:hAnsi="Times New Roman" w:cs="Times New Roman"/>
-                <w:lang w:val="en-US"/>
-              </w:rPr>
-              <w:t xml:space="preserve">р/с </w:t>
-            </w:r>
-            <w:proofErr w:type="gramStart"/>
-            <w:r>
-              <w:rPr>
-                <w:rFonts w:ascii="Times New Roman" w:hAnsi="Times New Roman" w:cs="Times New Roman"/>
-                <w:lang w:val="en-US"/>
-              </w:rPr>
-              <w:t xml:space="preserve">{{ </w:t>
-            </w:r>
-            <w:proofErr w:type="spellStart"/>
-            <w:r>
-              <w:rPr>
-                <w:rFonts w:ascii="Times New Roman" w:hAnsi="Times New Roman" w:cs="Times New Roman"/>
-                <w:lang w:val="en-US"/>
-              </w:rPr>
-              <w:t>buyer</w:t>
-            </w:r>
-            <w:proofErr w:type="gramEnd"/>
-            <w:r>
-              <w:rPr>
-                <w:rFonts w:ascii="Times New Roman" w:hAnsi="Times New Roman" w:cs="Times New Roman"/>
-                <w:lang w:val="en-US"/>
-              </w:rPr>
-              <w:t>_bank_account</w:t>
-            </w:r>
-            <w:proofErr w:type="spellEnd"/>
-            <w:r>
-              <w:rPr>
-                <w:rFonts w:ascii="Times New Roman" w:hAnsi="Times New Roman" w:cs="Times New Roman"/>
-                <w:lang w:val="en-US"/>
-              </w:rPr>
-              <w:t xml:space="preserve"> }}</w:t>
-            </w:r>
-          </w:p>
-          <w:p>
-            <w:pPr>
-              <w:pStyle w:val="ConsPlusNonformat"/>
-              <w:rPr>
-                <w:rFonts w:ascii="Times New Roman" w:hAnsi="Times New Roman" w:cs="Times New Roman"/>
-                <w:lang w:val="en-US"/>
-              </w:rPr>
-            </w:pPr>
-            <w:proofErr w:type="gramStart"/>
-            <w:r>
-              <w:rPr>
-                <w:rFonts w:ascii="Times New Roman" w:hAnsi="Times New Roman" w:cs="Times New Roman"/>
-                <w:lang w:val="en-US"/>
-              </w:rPr>
-              <w:t xml:space="preserve">{{ </w:t>
-            </w:r>
-            <w:proofErr w:type="spellStart"/>
-            <w:r>
-              <w:rPr>
-                <w:rFonts w:ascii="Times New Roman" w:hAnsi="Times New Roman" w:cs="Times New Roman"/>
-                <w:lang w:val="en-US"/>
-              </w:rPr>
-              <w:t>buyer</w:t>
-            </w:r>
-            <w:proofErr w:type="gramEnd"/>
-            <w:r>
-              <w:rPr>
-                <w:rFonts w:ascii="Times New Roman" w:hAnsi="Times New Roman" w:cs="Times New Roman"/>
-                <w:lang w:val="en-US"/>
-              </w:rPr>
-              <w:t>_bank_name</w:t>
-            </w:r>
-            <w:proofErr w:type="spellEnd"/>
-            <w:r>
-              <w:rPr>
-                <w:rFonts w:ascii="Times New Roman" w:hAnsi="Times New Roman" w:cs="Times New Roman"/>
-                <w:lang w:val="en-US"/>
-              </w:rPr>
-              <w:t xml:space="preserve"> }}</w:t>
-            </w:r>
-          </w:p>
-          <w:p>
-            <w:pPr>
-              <w:pStyle w:val="ConsPlusNonformat"/>
-              <w:rPr>
-                <w:rFonts w:ascii="Times New Roman" w:hAnsi="Times New Roman" w:cs="Times New Roman"/>
-                <w:lang w:val="en-US"/>
-              </w:rPr>
-            </w:pPr>
-            <w:r>
-              <w:rPr>
-                <w:rFonts w:ascii="Times New Roman" w:hAnsi="Times New Roman" w:cs="Times New Roman"/>
-                <w:lang w:val="en-US"/>
-              </w:rPr>
-              <w:t xml:space="preserve">БИК </w:t>
-            </w:r>
-            <w:proofErr w:type="gramStart"/>
-            <w:r>
-              <w:rPr>
-                <w:rFonts w:ascii="Times New Roman" w:hAnsi="Times New Roman" w:cs="Times New Roman"/>
-                <w:lang w:val="en-US"/>
-              </w:rPr>
-              <w:t xml:space="preserve">{{ </w:t>
-            </w:r>
-            <w:proofErr w:type="spellStart"/>
-            <w:r>
-              <w:rPr>
-                <w:rFonts w:ascii="Times New Roman" w:hAnsi="Times New Roman" w:cs="Times New Roman"/>
-                <w:lang w:val="en-US"/>
-              </w:rPr>
-              <w:t>buyer</w:t>
-            </w:r>
-            <w:proofErr w:type="gramEnd"/>
-            <w:r>
-              <w:rPr>
-                <w:rFonts w:ascii="Times New Roman" w:hAnsi="Times New Roman" w:cs="Times New Roman"/>
-                <w:lang w:val="en-US"/>
-              </w:rPr>
-              <w:t>_bik</w:t>
-            </w:r>
-            <w:proofErr w:type="spellEnd"/>
-            <w:r>
-              <w:rPr>
-                <w:rFonts w:ascii="Times New Roman" w:hAnsi="Times New Roman" w:cs="Times New Roman"/>
-                <w:lang w:val="en-US"/>
-              </w:rPr>
-              <w:t xml:space="preserve"> }} к/с {{ </w:t>
-            </w:r>
-            <w:proofErr w:type="spellStart"/>
-            <w:r>
-              <w:rPr>
-                <w:rFonts w:ascii="Times New Roman" w:hAnsi="Times New Roman" w:cs="Times New Roman"/>
-                <w:lang w:val="en-US"/>
-              </w:rPr>
-              <w:t>buyer_corr_account</w:t>
-            </w:r>
-            <w:proofErr w:type="spellEnd"/>
-            <w:r>
-              <w:rPr>
-                <w:rFonts w:ascii="Times New Roman" w:hAnsi="Times New Roman" w:cs="Times New Roman"/>
-                <w:lang w:val="en-US"/>
-              </w:rPr>
-              <w:t xml:space="preserve"> }}</w:t>
+              <w:t>БИК {{ buyer_bik }} к/с {{ buyer_corr_account }}</w:t>
             </w:r>
           </w:p>
           <w:p>
@@ -12547,81 +8595,22 @@
                 <w:rFonts w:ascii="Times New Roman" w:hAnsi="Times New Roman" w:cs="Times New Roman"/>
                 <w:lang w:val="en-US"/>
               </w:rPr>
-              <w:t xml:space="preserve">{% if </w:t>
-            </w:r>
-            <w:proofErr w:type="spellStart"/>
-            <w:r>
-              <w:rPr>
-                <w:rFonts w:ascii="Times New Roman" w:hAnsi="Times New Roman" w:cs="Times New Roman"/>
-                <w:lang w:val="en-US"/>
-              </w:rPr>
-              <w:t>seller_type</w:t>
-            </w:r>
-            <w:proofErr w:type="spellEnd"/>
-            <w:r>
-              <w:rPr>
-                <w:rFonts w:ascii="Times New Roman" w:hAnsi="Times New Roman" w:cs="Times New Roman"/>
-                <w:lang w:val="en-US"/>
-              </w:rPr>
-              <w:t xml:space="preserve"> in ['</w:t>
-            </w:r>
-            <w:proofErr w:type="spellStart"/>
-            <w:r>
-              <w:rPr>
-                <w:rFonts w:ascii="Times New Roman" w:hAnsi="Times New Roman" w:cs="Times New Roman"/>
-                <w:lang w:val="en-US"/>
-              </w:rPr>
-              <w:t>internal_company</w:t>
-            </w:r>
-            <w:proofErr w:type="spellEnd"/>
-            <w:r>
-              <w:rPr>
-                <w:rFonts w:ascii="Times New Roman" w:hAnsi="Times New Roman" w:cs="Times New Roman"/>
-                <w:lang w:val="en-US"/>
-              </w:rPr>
-              <w:t>', '</w:t>
-            </w:r>
-            <w:proofErr w:type="spellStart"/>
-            <w:r>
-              <w:rPr>
-                <w:rFonts w:ascii="Times New Roman" w:hAnsi="Times New Roman" w:cs="Times New Roman"/>
-                <w:lang w:val="en-US"/>
-              </w:rPr>
-              <w:t>external_company</w:t>
-            </w:r>
-            <w:proofErr w:type="spellEnd"/>
-            <w:r>
-              <w:rPr>
-                <w:rFonts w:ascii="Times New Roman" w:hAnsi="Times New Roman" w:cs="Times New Roman"/>
-                <w:lang w:val="en-US"/>
-              </w:rPr>
-              <w:t xml:space="preserve">'] </w:t>
-            </w:r>
-            <w:proofErr w:type="gramStart"/>
-            <w:r>
-              <w:rPr>
-                <w:rFonts w:ascii="Times New Roman" w:hAnsi="Times New Roman" w:cs="Times New Roman"/>
-                <w:lang w:val="en-US"/>
-              </w:rPr>
-              <w:t>%}{</w:t>
-            </w:r>
-            <w:proofErr w:type="gramEnd"/>
-            <w:r>
-              <w:rPr>
-                <w:rFonts w:ascii="Times New Roman" w:hAnsi="Times New Roman" w:cs="Times New Roman"/>
-                <w:lang w:val="en-US"/>
-              </w:rPr>
-              <w:t>{</w:t>
-            </w:r>
-            <w:proofErr w:type="spellStart"/>
-            <w:r>
-              <w:rPr>
-                <w:rFonts w:ascii="Times New Roman" w:hAnsi="Times New Roman" w:cs="Times New Roman"/>
-                <w:lang w:val="en-US"/>
-              </w:rPr>
-              <w:t>seller_director_position</w:t>
-            </w:r>
-            <w:proofErr w:type="spellEnd"/>
+              <w:t>{% if seller_type in ['internal_company', 'external_company'] %}{{</w:t>
+            </w:r>
+            <w:r>
+              <w:rPr>
+                <w:rFonts w:ascii="Times New Roman" w:hAnsi="Times New Roman" w:cs="Times New Roman"/>
+                <w:lang w:val="en-US"/>
+              </w:rPr>
+              <w:t xml:space="preserve"> </w:t>
+            </w:r>
+            <w:r>
+              <w:rPr>
+                <w:rFonts w:ascii="Times New Roman" w:hAnsi="Times New Roman" w:cs="Times New Roman"/>
+                <w:lang w:val="en-US"/>
+              </w:rPr>
+              <w:t>seller_shorten_director_position</w:t>
+            </w:r>
           </w:p>
           <w:p>
             <w:pPr>
@@ -12632,21 +8621,12 @@
                 <w:lang w:val="en-US"/>
               </w:rPr>
             </w:pPr>
-            <w:proofErr w:type="gramStart"/>
-            <w:r>
-              <w:rPr>
-                <w:rFonts w:ascii="Times New Roman" w:hAnsi="Times New Roman" w:cs="Times New Roman"/>
-                <w:lang w:val="en-US"/>
-              </w:rPr>
-              <w:t>}}{</w:t>
-            </w:r>
-            <w:proofErr w:type="gramEnd"/>
-            <w:r>
-              <w:rPr>
-                <w:rFonts w:ascii="Times New Roman" w:hAnsi="Times New Roman" w:cs="Times New Roman"/>
-                <w:lang w:val="en-US"/>
-              </w:rPr>
-              <w:t xml:space="preserve">% endif %} </w:t>
+            <w:r>
+              <w:rPr>
+                <w:rFonts w:ascii="Times New Roman" w:hAnsi="Times New Roman" w:cs="Times New Roman"/>
+                <w:lang w:val="en-US"/>
+              </w:rPr>
+              <w:t xml:space="preserve">}}{% endif %} </w:t>
             </w:r>
             <w:r>
               <w:rPr>
@@ -12660,23 +8640,7 @@
                 <w:rFonts w:ascii="Times New Roman" w:hAnsi="Times New Roman" w:cs="Times New Roman"/>
                 <w:lang w:val="en-US"/>
               </w:rPr>
-              <w:t>{{</w:t>
-            </w:r>
-            <w:proofErr w:type="spellStart"/>
-            <w:r>
-              <w:rPr>
-                <w:rFonts w:ascii="Times New Roman" w:hAnsi="Times New Roman" w:cs="Times New Roman"/>
-                <w:lang w:val="en-US"/>
-              </w:rPr>
-              <w:t>seller_initials</w:t>
-            </w:r>
-            <w:proofErr w:type="spellEnd"/>
-            <w:r>
-              <w:rPr>
-                <w:rFonts w:ascii="Times New Roman" w:hAnsi="Times New Roman" w:cs="Times New Roman"/>
-                <w:lang w:val="en-US"/>
-              </w:rPr>
-              <w:t>}}</w:t>
+              <w:t>{{seller_initials}}</w:t>
             </w:r>
             <w:r>
               <w:rPr>
@@ -12722,81 +8686,22 @@
                 <w:rFonts w:ascii="Times New Roman" w:hAnsi="Times New Roman" w:cs="Times New Roman"/>
                 <w:lang w:val="en-US"/>
               </w:rPr>
-              <w:t xml:space="preserve">{% if </w:t>
-            </w:r>
-            <w:proofErr w:type="spellStart"/>
-            <w:r>
-              <w:rPr>
-                <w:rFonts w:ascii="Times New Roman" w:hAnsi="Times New Roman" w:cs="Times New Roman"/>
-                <w:lang w:val="en-US"/>
-              </w:rPr>
-              <w:t>buyer_type</w:t>
-            </w:r>
-            <w:proofErr w:type="spellEnd"/>
-            <w:r>
-              <w:rPr>
-                <w:rFonts w:ascii="Times New Roman" w:hAnsi="Times New Roman" w:cs="Times New Roman"/>
-                <w:lang w:val="en-US"/>
-              </w:rPr>
-              <w:t xml:space="preserve"> in ['</w:t>
-            </w:r>
-            <w:proofErr w:type="spellStart"/>
-            <w:r>
-              <w:rPr>
-                <w:rFonts w:ascii="Times New Roman" w:hAnsi="Times New Roman" w:cs="Times New Roman"/>
-                <w:lang w:val="en-US"/>
-              </w:rPr>
-              <w:t>internal_company</w:t>
-            </w:r>
-            <w:proofErr w:type="spellEnd"/>
-            <w:r>
-              <w:rPr>
-                <w:rFonts w:ascii="Times New Roman" w:hAnsi="Times New Roman" w:cs="Times New Roman"/>
-                <w:lang w:val="en-US"/>
-              </w:rPr>
-              <w:t>', '</w:t>
-            </w:r>
-            <w:proofErr w:type="spellStart"/>
-            <w:r>
-              <w:rPr>
-                <w:rFonts w:ascii="Times New Roman" w:hAnsi="Times New Roman" w:cs="Times New Roman"/>
-                <w:lang w:val="en-US"/>
-              </w:rPr>
-              <w:t>external_company</w:t>
-            </w:r>
-            <w:proofErr w:type="spellEnd"/>
-            <w:r>
-              <w:rPr>
-                <w:rFonts w:ascii="Times New Roman" w:hAnsi="Times New Roman" w:cs="Times New Roman"/>
-                <w:lang w:val="en-US"/>
-              </w:rPr>
-              <w:t xml:space="preserve">'] </w:t>
-            </w:r>
-            <w:proofErr w:type="gramStart"/>
-            <w:r>
-              <w:rPr>
-                <w:rFonts w:ascii="Times New Roman" w:hAnsi="Times New Roman" w:cs="Times New Roman"/>
-                <w:lang w:val="en-US"/>
-              </w:rPr>
-              <w:t>%}{</w:t>
-            </w:r>
-            <w:proofErr w:type="gramEnd"/>
-            <w:r>
-              <w:rPr>
-                <w:rFonts w:ascii="Times New Roman" w:hAnsi="Times New Roman" w:cs="Times New Roman"/>
-                <w:lang w:val="en-US"/>
-              </w:rPr>
-              <w:t>{</w:t>
-            </w:r>
-            <w:proofErr w:type="spellStart"/>
-            <w:r>
-              <w:rPr>
-                <w:rFonts w:ascii="Times New Roman" w:hAnsi="Times New Roman" w:cs="Times New Roman"/>
-                <w:lang w:val="en-US"/>
-              </w:rPr>
-              <w:t>buyer_director_position</w:t>
-            </w:r>
-            <w:proofErr w:type="spellEnd"/>
+              <w:t>{% if buyer_type in ['internal_company', 'external_company'] %}{{</w:t>
+            </w:r>
+            <w:r>
+              <w:rPr>
+                <w:rFonts w:ascii="Times New Roman" w:hAnsi="Times New Roman" w:cs="Times New Roman"/>
+                <w:lang w:val="en-US"/>
+              </w:rPr>
+              <w:t xml:space="preserve"> </w:t>
+            </w:r>
+            <w:r>
+              <w:rPr>
+                <w:rFonts w:ascii="Times New Roman" w:hAnsi="Times New Roman" w:cs="Times New Roman"/>
+                <w:lang w:val="en-US"/>
+              </w:rPr>
+              <w:t>buyer_shorten_director_position</w:t>
+            </w:r>
           </w:p>
           <w:p>
             <w:pPr>
@@ -12807,21 +8712,12 @@
                 <w:lang w:val="en-US"/>
               </w:rPr>
             </w:pPr>
-            <w:proofErr w:type="gramStart"/>
-            <w:r>
-              <w:rPr>
-                <w:rFonts w:ascii="Times New Roman" w:hAnsi="Times New Roman" w:cs="Times New Roman"/>
-                <w:lang w:val="en-US"/>
-              </w:rPr>
-              <w:t>}}{</w:t>
-            </w:r>
-            <w:proofErr w:type="gramEnd"/>
-            <w:r>
-              <w:rPr>
-                <w:rFonts w:ascii="Times New Roman" w:hAnsi="Times New Roman" w:cs="Times New Roman"/>
-                <w:lang w:val="en-US"/>
-              </w:rPr>
-              <w:t xml:space="preserve">% endif %} </w:t>
+            <w:r>
+              <w:rPr>
+                <w:rFonts w:ascii="Times New Roman" w:hAnsi="Times New Roman" w:cs="Times New Roman"/>
+                <w:lang w:val="en-US"/>
+              </w:rPr>
+              <w:t xml:space="preserve">}}{% endif %} </w:t>
             </w:r>
             <w:r>
               <w:rPr>
@@ -12835,23 +8731,7 @@
                 <w:rFonts w:ascii="Times New Roman" w:hAnsi="Times New Roman" w:cs="Times New Roman"/>
                 <w:lang w:val="en-US"/>
               </w:rPr>
-              <w:t>{{</w:t>
-            </w:r>
-            <w:proofErr w:type="spellStart"/>
-            <w:r>
-              <w:rPr>
-                <w:rFonts w:ascii="Times New Roman" w:hAnsi="Times New Roman" w:cs="Times New Roman"/>
-                <w:lang w:val="en-US"/>
-              </w:rPr>
-              <w:t>buyer_initials</w:t>
-            </w:r>
-            <w:proofErr w:type="spellEnd"/>
-            <w:r>
-              <w:rPr>
-                <w:rFonts w:ascii="Times New Roman" w:hAnsi="Times New Roman" w:cs="Times New Roman"/>
-                <w:lang w:val="en-US"/>
-              </w:rPr>
-              <w:t>}}</w:t>
+              <w:t>{{buyer_initials}}</w:t>
             </w:r>
             <w:r>
               <w:rPr>
@@ -12892,23 +8772,7 @@
                 <w:sz w:val="18"/>
                 <w:szCs w:val="18"/>
               </w:rPr>
-              <w:t xml:space="preserve">                          (</w:t>
-            </w:r>
-            <w:proofErr w:type="gramStart"/>
-            <w:r>
-              <w:rPr>
-                <w:sz w:val="18"/>
-                <w:szCs w:val="18"/>
-              </w:rPr>
-              <w:t xml:space="preserve">Подпись)   </w:t>
-            </w:r>
-            <w:proofErr w:type="gramEnd"/>
-            <w:r>
-              <w:rPr>
-                <w:sz w:val="18"/>
-                <w:szCs w:val="18"/>
-              </w:rPr>
-              <w:t xml:space="preserve">             (Ф.И.О)</w:t>
+              <w:t xml:space="preserve">                          (Подпись)                (Ф.И.О)</w:t>
             </w:r>
           </w:p>
         </w:tc>
@@ -12937,23 +8801,7 @@
                 <w:sz w:val="18"/>
                 <w:szCs w:val="18"/>
               </w:rPr>
-              <w:t xml:space="preserve">                          (</w:t>
-            </w:r>
-            <w:proofErr w:type="gramStart"/>
-            <w:r>
-              <w:rPr>
-                <w:sz w:val="18"/>
-                <w:szCs w:val="18"/>
-              </w:rPr>
-              <w:t xml:space="preserve">Подпись)   </w:t>
-            </w:r>
-            <w:proofErr w:type="gramEnd"/>
-            <w:r>
-              <w:rPr>
-                <w:sz w:val="18"/>
-                <w:szCs w:val="18"/>
-              </w:rPr>
-              <w:t xml:space="preserve">             (Ф.И.О)</w:t>
+              <w:t xml:space="preserve">                          (Подпись)                (Ф.И.О)</w:t>
             </w:r>
           </w:p>
         </w:tc>
@@ -13680,7 +9528,6 @@
   <w:style w:type="character" w:default="1" w:styleId="a0">
     <w:name w:val="Default Paragraph Font"/>
     <w:uiPriority w:val="1"/>
-    <w:semiHidden/>
     <w:unhideWhenUsed/>
   </w:style>
   <w:style w:type="table" w:default="1" w:styleId="a1">
